--- a/downloads/teacher/ai-2-week-32.docx
+++ b/downloads/teacher/ai-2-week-32.docx
@@ -3271,6 +3271,396 @@
         <w:t>Retain the Transparent Book Recommender’s schema, constraints, score, tie rule and acceptance table as its build specification.</w:t>
       </w:r>
     </w:p>
+    <w:p>
+      <w:pPr>
+        <w:pStyle w:val="Heading1"/>
+      </w:pPr>
+      <w:r>
+        <w:t>07. Prepare, teach and assess</w:t>
+      </w:r>
+    </w:p>
+    <w:p>
+      <w:r>
+        <w:t>Teaching target: Define a small application purpose</w:t>
+      </w:r>
+    </w:p>
+    <w:p>
+      <w:r>
+        <w:t>Prepare the labelled worked-case picture, the matching workbook, fictional input cards and a place for individual responses. No paid AI account is required for the paper reasoning activities.</w:t>
+      </w:r>
+    </w:p>
+    <w:tbl>
+      <w:tblPr>
+        <w:tblStyle w:val="LightShading-Accent1"/>
+        <w:tblW w:type="auto" w:w="0"/>
+        <w:tblLook w:firstColumn="1" w:firstRow="1" w:lastColumn="0" w:lastRow="0" w:noHBand="0" w:noVBand="1" w:val="04A0"/>
+      </w:tblPr>
+      <w:tblGrid>
+        <w:gridCol w:w="3408"/>
+        <w:gridCol w:w="3408"/>
+        <w:gridCol w:w="3408"/>
+      </w:tblGrid>
+      <w:tr>
+        <w:trPr>
+          <w:tblHeader/>
+        </w:trPr>
+        <w:tc>
+          <w:tcPr>
+            <w:tcW w:type="dxa" w:w="3408"/>
+          </w:tcPr>
+          <w:p>
+            <w:r>
+              <w:t>Session</w:t>
+            </w:r>
+          </w:p>
+        </w:tc>
+        <w:tc>
+          <w:tcPr>
+            <w:tcW w:type="dxa" w:w="3408"/>
+          </w:tcPr>
+          <w:p>
+            <w:r>
+              <w:t>Plan</w:t>
+            </w:r>
+          </w:p>
+        </w:tc>
+        <w:tc>
+          <w:tcPr>
+            <w:tcW w:type="dxa" w:w="3408"/>
+          </w:tcPr>
+          <w:p>
+            <w:r>
+              <w:t>Resources</w:t>
+            </w:r>
+          </w:p>
+        </w:tc>
+      </w:tr>
+      <w:tr>
+        <w:tc>
+          <w:tcPr>
+            <w:tcW w:type="dxa" w:w="3408"/>
+          </w:tcPr>
+          <w:p>
+            <w:r>
+              <w:t>Session 1 · Understand · 45 min</w:t>
+            </w:r>
+          </w:p>
+        </w:tc>
+        <w:tc>
+          <w:tcPr>
+            <w:tcW w:type="dxa" w:w="3408"/>
+          </w:tcPr>
+          <w:p>
+            <w:r>
+              <w:t>0–7: recall and prerequisite; 7–15: inspect the concrete case and predict; 15–30: teacher models the worked trace; 30–40: learners explain a step using the text and visual; 40–45: check the core idea.</w:t>
+            </w:r>
+          </w:p>
+        </w:tc>
+        <w:tc>
+          <w:tcPr>
+            <w:tcW w:type="dxa" w:w="3408"/>
+          </w:tcPr>
+          <w:p>
+            <w:r>
+              <w:t>Sections 1–6; record the brief recall in the workbook.</w:t>
+            </w:r>
+          </w:p>
+        </w:tc>
+      </w:tr>
+      <w:tr>
+        <w:tc>
+          <w:tcPr>
+            <w:tcW w:type="dxa" w:w="3408"/>
+          </w:tcPr>
+          <w:p>
+            <w:r>
+              <w:t>Session 2 · Practise · 45 min</w:t>
+            </w:r>
+          </w:p>
+        </w:tc>
+        <w:tc>
+          <w:tcPr>
+            <w:tcW w:type="dxa" w:w="3408"/>
+          </w:tcPr>
+          <w:p>
+            <w:r>
+              <w:t>0–5: retrieve the procedure; 5–15: W2 completion practice; 15–23: explain and check with a partner; 23–30: each learner answers the misconception check; 30–40: targeted reteaching or a harder variation; 40–45: prepare the investigation.</w:t>
+            </w:r>
+          </w:p>
+        </w:tc>
+        <w:tc>
+          <w:tcPr>
+            <w:tcW w:type="dxa" w:w="3408"/>
+          </w:tcPr>
+          <w:p>
+            <w:r>
+              <w:t>Sections 7–10; use the matching workbook W2 and misconception check.</w:t>
+            </w:r>
+          </w:p>
+        </w:tc>
+      </w:tr>
+      <w:tr>
+        <w:tc>
+          <w:tcPr>
+            <w:tcW w:type="dxa" w:w="3408"/>
+          </w:tcPr>
+          <w:p>
+            <w:r>
+              <w:t>Session 3 · Investigate and transfer · 45 min</w:t>
+            </w:r>
+          </w:p>
+        </w:tc>
+        <w:tc>
+          <w:tcPr>
+            <w:tcW w:type="dxa" w:w="3408"/>
+          </w:tcPr>
+          <w:p>
+            <w:r>
+              <w:t>0–5: retrieve the decision rule; 5–20: investigate or trace; 20–30: start the independent case; 30–38: connect the project; 38–43: act on feedback; 43–45: plan the return check.</w:t>
+            </w:r>
+          </w:p>
+        </w:tc>
+        <w:tc>
+          <w:tcPr>
+            <w:tcW w:type="dxa" w:w="3408"/>
+          </w:tcPr>
+          <w:p>
+            <w:r>
+              <w:t>Sections 9 and 11–14. Give extra time to finish the full task set; use Section 15 when the week includes a coding lab.</w:t>
+            </w:r>
+          </w:p>
+        </w:tc>
+      </w:tr>
+    </w:tbl>
+    <w:p>
+      <w:r>
+        <w:t>Before class, solve the supported practice: Give a tie case for A and B with score 8 each and valid durations.</w:t>
+      </w:r>
+    </w:p>
+    <w:p>
+      <w:r>
+        <w:t>Reasoned practice answer: With both eligible, choose A alphabetically regardless of input order.</w:t>
+      </w:r>
+    </w:p>
+    <w:p>
+      <w:r>
+        <w:t>Check every learner before discussion: Use the worked case for Planning the application. Proposed explanation: “A successful run proves the conclusion”. Decide whether this explanation is supported. Point to the step or supplied fact that decides; explain your repair if needed.</w:t>
+      </w:r>
+    </w:p>
+    <w:p>
+      <w:r>
+        <w:t>Misconception repair: The scope is a rule-based prototype using fictional ratings. It does not demonstrate personalized learning impact or a trained AI model. A clear non-goal protects students from building an untestable or overly broad project.</w:t>
+      </w:r>
+    </w:p>
+    <w:p>
+      <w:r>
+        <w:t>Support: read the exact case aloud, enlarge the labelled picture, supply input cards and model only the first deciding step. Accept a spoken explanation or drawing; retain the reasoning goal.</w:t>
+      </w:r>
+    </w:p>
+    <w:p>
+      <w:r>
+        <w:t>Extension: Reduce the limit from 8 to 5. Require a prediction and a reason before comparing. Expected result: Return no eligible item. Reason: All three valid rows take more than five minutes.</w:t>
+      </w:r>
+    </w:p>
+    <w:p>
+      <w:r>
+        <w:t>Independent assessment: withhold the reserved answer until the learner has attempted the new case. Record support separately from correctness.</w:t>
+      </w:r>
+    </w:p>
+    <w:tbl>
+      <w:tblPr>
+        <w:tblStyle w:val="LightShading-Accent1"/>
+        <w:tblW w:type="auto" w:w="0"/>
+        <w:tblLook w:firstColumn="1" w:firstRow="1" w:lastColumn="0" w:lastRow="0" w:noHBand="0" w:noVBand="1" w:val="04A0"/>
+      </w:tblPr>
+      <w:tblGrid>
+        <w:gridCol w:w="2556"/>
+        <w:gridCol w:w="2556"/>
+        <w:gridCol w:w="2556"/>
+        <w:gridCol w:w="2556"/>
+      </w:tblGrid>
+      <w:tr>
+        <w:trPr>
+          <w:tblHeader/>
+        </w:trPr>
+        <w:tc>
+          <w:tcPr>
+            <w:tcW w:type="dxa" w:w="2556"/>
+          </w:tcPr>
+          <w:p>
+            <w:r>
+              <w:t>Criterion</w:t>
+            </w:r>
+          </w:p>
+        </w:tc>
+        <w:tc>
+          <w:tcPr>
+            <w:tcW w:type="dxa" w:w="2556"/>
+          </w:tcPr>
+          <w:p>
+            <w:r>
+              <w:t>Not yet</w:t>
+            </w:r>
+          </w:p>
+        </w:tc>
+        <w:tc>
+          <w:tcPr>
+            <w:tcW w:type="dxa" w:w="2556"/>
+          </w:tcPr>
+          <w:p>
+            <w:r>
+              <w:t>With support</w:t>
+            </w:r>
+          </w:p>
+        </w:tc>
+        <w:tc>
+          <w:tcPr>
+            <w:tcW w:type="dxa" w:w="2556"/>
+          </w:tcPr>
+          <w:p>
+            <w:r>
+              <w:t>Independent</w:t>
+            </w:r>
+          </w:p>
+        </w:tc>
+      </w:tr>
+      <w:tr>
+        <w:tc>
+          <w:tcPr>
+            <w:tcW w:type="dxa" w:w="2556"/>
+          </w:tcPr>
+          <w:p>
+            <w:r>
+              <w:t>Explanation</w:t>
+            </w:r>
+          </w:p>
+        </w:tc>
+        <w:tc>
+          <w:tcPr>
+            <w:tcW w:type="dxa" w:w="2556"/>
+          </w:tcPr>
+          <w:p>
+            <w:r>
+              <w:t>Names an answer without a deciding fact</w:t>
+            </w:r>
+          </w:p>
+        </w:tc>
+        <w:tc>
+          <w:tcPr>
+            <w:tcW w:type="dxa" w:w="2556"/>
+          </w:tcPr>
+          <w:p>
+            <w:r>
+              <w:t>Uses a hint to link fact and decision</w:t>
+            </w:r>
+          </w:p>
+        </w:tc>
+        <w:tc>
+          <w:tcPr>
+            <w:tcW w:type="dxa" w:w="2556"/>
+          </w:tcPr>
+          <w:p>
+            <w:r>
+              <w:t>Explains the deciding fact in own words</w:t>
+            </w:r>
+          </w:p>
+        </w:tc>
+      </w:tr>
+      <w:tr>
+        <w:tc>
+          <w:tcPr>
+            <w:tcW w:type="dxa" w:w="2556"/>
+          </w:tcPr>
+          <w:p>
+            <w:r>
+              <w:t>Trace or test</w:t>
+            </w:r>
+          </w:p>
+        </w:tc>
+        <w:tc>
+          <w:tcPr>
+            <w:tcW w:type="dxa" w:w="2556"/>
+          </w:tcPr>
+          <w:p>
+            <w:r>
+              <w:t>Cannot connect input and result</w:t>
+            </w:r>
+          </w:p>
+        </w:tc>
+        <w:tc>
+          <w:tcPr>
+            <w:tcW w:type="dxa" w:w="2556"/>
+          </w:tcPr>
+          <w:p>
+            <w:r>
+              <w:t>Completes steps with prompts</w:t>
+            </w:r>
+          </w:p>
+        </w:tc>
+        <w:tc>
+          <w:tcPr>
+            <w:tcW w:type="dxa" w:w="2556"/>
+          </w:tcPr>
+          <w:p>
+            <w:r>
+              <w:t>Traces or tests a changed case accurately</w:t>
+            </w:r>
+          </w:p>
+        </w:tc>
+      </w:tr>
+      <w:tr>
+        <w:tc>
+          <w:tcPr>
+            <w:tcW w:type="dxa" w:w="2556"/>
+          </w:tcPr>
+          <w:p>
+            <w:r>
+              <w:t>Limits and revision</w:t>
+            </w:r>
+          </w:p>
+        </w:tc>
+        <w:tc>
+          <w:tcPr>
+            <w:tcW w:type="dxa" w:w="2556"/>
+          </w:tcPr>
+          <w:p>
+            <w:r>
+              <w:t>Claims more than evidence supports</w:t>
+            </w:r>
+          </w:p>
+        </w:tc>
+        <w:tc>
+          <w:tcPr>
+            <w:tcW w:type="dxa" w:w="2556"/>
+          </w:tcPr>
+          <w:p>
+            <w:r>
+              <w:t>Names a limit after a prompt</w:t>
+            </w:r>
+          </w:p>
+        </w:tc>
+        <w:tc>
+          <w:tcPr>
+            <w:tcW w:type="dxa" w:w="2556"/>
+          </w:tcPr>
+          <w:p>
+            <w:r>
+              <w:t>States a defensible limit and useful next test</w:t>
+            </w:r>
+          </w:p>
+        </w:tc>
+      </w:tr>
+    </w:tbl>
+    <w:p>
+      <w:r>
+        <w:t>Project checkpoint: Present and defend. Demonstrate the system, explain one failure and justify the next improvement with evidence.</w:t>
+      </w:r>
+    </w:p>
+    <w:p>
+      <w:r>
+        <w:t>Use the weekly teacher answer for topic-specific reasoning. A saved progress tick is an activity record; judge mastery from the learner’s explanation and evidence.</w:t>
+      </w:r>
+    </w:p>
     <w:sectPr>
       <w:pgSz w:w="12240" w:h="15840"/>
       <w:pgMar w:top="936" w:right="1008" w:bottom="936" w:left="1008" w:header="720" w:footer="720" w:gutter="0"/>

--- a/downloads/teacher/ai-2-week-32.docx
+++ b/downloads/teacher/ai-2-week-32.docx
@@ -3661,6 +3661,39 @@
         <w:t>Use the weekly teacher answer for topic-specific reasoning. A saved progress tick is an activity record; judge mastery from the learner’s explanation and evidence.</w:t>
       </w:r>
     </w:p>
+    <w:p>
+      <w:pPr>
+        <w:pStyle w:val="Heading1"/>
+      </w:pPr>
+      <w:r>
+        <w:t>08. Use feedback, labs and repair paths</w:t>
+      </w:r>
+    </w:p>
+    <w:p>
+      <w:r>
+        <w:t>Use the two formative questions as supported practice, not as independent mastery scores. Discuss the deciding evidence rather than accepting a guessed selection.</w:t>
+      </w:r>
+    </w:p>
+    <w:p>
+      <w:r>
+        <w:t>The feedback comes from the reviewed public worked case. Do not reveal the separately reserved independent teacher answer until the learner has attempted that case.</w:t>
+      </w:r>
+    </w:p>
+    <w:p>
+      <w:r>
+        <w:t>Ask students to predict before running code. Preserve errors and actual outputs; collect a changed test and an explanation. The branch-boundary and indexing lessons deliberately include failure cases.</w:t>
+      </w:r>
+    </w:p>
+    <w:p>
+      <w:r>
+        <w:t>Use the earlier worked-explanation links to address a specific missing building block, then return to the current question. Adapt this suggestion after observing the learner; it is not an automatic diagnosis.</w:t>
+      </w:r>
+    </w:p>
+    <w:p>
+      <w:r>
+        <w:t>Collect the completed-work portfolio as evidence. Record support separately from correctness, and assess explanation, trace/test and limitations. Progress ticks and quiz selections alone do not establish mastery.</w:t>
+      </w:r>
+    </w:p>
     <w:sectPr>
       <w:pgSz w:w="12240" w:h="15840"/>
       <w:pgMar w:top="936" w:right="1008" w:bottom="936" w:left="1008" w:header="720" w:footer="720" w:gutter="0"/>

--- a/downloads/teacher/ai-2-week-32.docx
+++ b/downloads/teacher/ai-2-week-32.docx
@@ -29,6 +29,11 @@
       </w:r>
     </w:p>
     <w:p>
+      <w:r>
+        <w:t>Prepare Project Problem and Success Test: check the target, prerequisites, resources and adaptable teaching schedule.</w:t>
+      </w:r>
+    </w:p>
+    <w:p>
       <w:pPr>
         <w:pStyle w:val="Heading3"/>
       </w:pPr>
@@ -37,7 +42,13 @@
       </w:r>
     </w:p>
     <w:p>
-      <w:r>
+      <w:pPr>
+        <w:spacing w:line="336" w:lineRule="auto" w:after="180"/>
+      </w:pPr>
+      <w:r>
+        <w:rPr>
+          <w:b w:val="0"/>
+        </w:rPr>
         <w:t>Primary target: Define a small application purpose</w:t>
       </w:r>
     </w:p>
@@ -185,8 +196,49 @@
       </w:tr>
     </w:tbl>
     <w:p>
-      <w:r>
-        <w:t>This is a starting allocation of 135 minutes, not a validated duration. Preserve all named topics. Schedule extra time for connected examples, the full investigation, independent cases and project building. Repeated copies of a case share one recorded attempt; they are not new evidence.</w:t>
+      <w:pPr>
+        <w:spacing w:line="336" w:lineRule="auto" w:after="180"/>
+      </w:pPr>
+      <w:r>
+        <w:rPr>
+          <w:b w:val="0"/>
+        </w:rPr>
+        <w:t xml:space="preserve">This is a starting allocation of 135 minutes, not a validated duration. Preserve all named topics. Schedule extra time for connected examples, the full </w:t>
+      </w:r>
+      <w:r>
+        <w:rPr>
+          <w:b/>
+        </w:rPr>
+        <w:t>investigation</w:t>
+      </w:r>
+      <w:r>
+        <w:rPr>
+          <w:b w:val="0"/>
+        </w:rPr>
+        <w:t>, independent cases and project building.</w:t>
+      </w:r>
+    </w:p>
+    <w:p>
+      <w:pPr>
+        <w:spacing w:line="336" w:lineRule="auto" w:after="180"/>
+      </w:pPr>
+      <w:r>
+        <w:rPr>
+          <w:b w:val="0"/>
+        </w:rPr>
+        <w:t xml:space="preserve">Repeated copies of a case share one recorded attempt; they are not new </w:t>
+      </w:r>
+      <w:r>
+        <w:rPr>
+          <w:b/>
+        </w:rPr>
+        <w:t>evidence</w:t>
+      </w:r>
+      <w:r>
+        <w:rPr>
+          <w:b w:val="0"/>
+        </w:rPr>
+        <w:t>.</w:t>
       </w:r>
     </w:p>
     <w:p>
@@ -206,18 +258,83 @@
       </w:r>
     </w:p>
     <w:p>
-      <w:r>
+      <w:pPr>
+        <w:spacing w:line="336" w:lineRule="auto" w:after="180"/>
+      </w:pPr>
+      <w:r>
+        <w:rPr>
+          <w:b w:val="0"/>
+        </w:rPr>
         <w:t>Without opening the old lesson, explain one key idea from Permissions and Human Review. Give an example and a mistake that the idea helps you avoid.</w:t>
       </w:r>
     </w:p>
     <w:p>
-      <w:r>
-        <w:t>Look for: Explain the mechanism and terminology of least privilege and tool scopes</w:t>
-      </w:r>
-    </w:p>
-    <w:p>
-      <w:r>
-        <w:t>Reference example, not the only acceptable wording: Teacher explanation: Least privilege grants only capabilities required by the task. Tool access should include resource and operation scope, not merely a broad tool name. A reporting assistant may lookup public rooms but may not write records, send messages or read teacher notes. Check actor, operation and resource before executing a proposed call.</w:t>
+      <w:pPr>
+        <w:spacing w:line="336" w:lineRule="auto" w:after="180"/>
+      </w:pPr>
+      <w:r>
+        <w:rPr>
+          <w:b w:val="0"/>
+        </w:rPr>
+        <w:t xml:space="preserve">Look for: Explain the </w:t>
+      </w:r>
+      <w:r>
+        <w:rPr>
+          <w:b/>
+        </w:rPr>
+        <w:t>mechanism</w:t>
+      </w:r>
+      <w:r>
+        <w:rPr>
+          <w:b w:val="0"/>
+        </w:rPr>
+        <w:t xml:space="preserve"> and terminology of least privilege and tool </w:t>
+      </w:r>
+      <w:r>
+        <w:rPr>
+          <w:b/>
+        </w:rPr>
+        <w:t>scope</w:t>
+      </w:r>
+      <w:r>
+        <w:rPr>
+          <w:b w:val="0"/>
+        </w:rPr>
+        <w:t>s</w:t>
+      </w:r>
+    </w:p>
+    <w:p>
+      <w:pPr>
+        <w:spacing w:line="336" w:lineRule="auto" w:after="180"/>
+      </w:pPr>
+      <w:r>
+        <w:rPr>
+          <w:b w:val="0"/>
+        </w:rPr>
+        <w:t xml:space="preserve">Reference example, not the only acceptable wording: Teacher explanation: Least privilege grants only capabilities required by the task. Tool access should include resource and operation </w:t>
+      </w:r>
+      <w:r>
+        <w:rPr>
+          <w:b/>
+        </w:rPr>
+        <w:t>scope</w:t>
+      </w:r>
+      <w:r>
+        <w:rPr>
+          <w:b w:val="0"/>
+        </w:rPr>
+        <w:t>, not merely a broad tool name.</w:t>
+      </w:r>
+    </w:p>
+    <w:p>
+      <w:pPr>
+        <w:spacing w:line="336" w:lineRule="auto" w:after="180"/>
+      </w:pPr>
+      <w:r>
+        <w:rPr>
+          <w:b w:val="0"/>
+        </w:rPr>
+        <w:t>A reporting assistant may lookup public rooms but may not write records, send messages or read teacher notes. Check actor, operation and resource before executing a proposed call.</w:t>
       </w:r>
     </w:p>
     <w:p>
@@ -229,18 +346,71 @@
       </w:r>
     </w:p>
     <w:p>
-      <w:r>
-        <w:t>Without opening the old lesson, explain one key idea from Evidence and Sources. Give an example and a mistake that the idea helps you avoid.</w:t>
-      </w:r>
-    </w:p>
-    <w:p>
-      <w:r>
-        <w:t>Look for: Explain the mechanism and terminology of claim support and citation evaluation</w:t>
-      </w:r>
-    </w:p>
-    <w:p>
-      <w:r>
-        <w:t>Reference example, not the only acceptable wording: Teacher explanation: Citation evaluation checks source existence, exact passage support and coverage of answer claims. A real citation can still be irrelevant. For this classroom rubric count a claim as supported only when its cited passage entails it. Separately count correct citation links. Use the number of factual claims as the support denominator.</w:t>
+      <w:pPr>
+        <w:spacing w:line="336" w:lineRule="auto" w:after="180"/>
+      </w:pPr>
+      <w:r>
+        <w:rPr>
+          <w:b w:val="0"/>
+        </w:rPr>
+        <w:t xml:space="preserve">Without opening the old lesson, explain one key idea from </w:t>
+      </w:r>
+      <w:r>
+        <w:rPr>
+          <w:b/>
+        </w:rPr>
+        <w:t>Evidence</w:t>
+      </w:r>
+      <w:r>
+        <w:rPr>
+          <w:b w:val="0"/>
+        </w:rPr>
+        <w:t xml:space="preserve"> and Sources. Give an example and a mistake that the idea helps you avoid.</w:t>
+      </w:r>
+    </w:p>
+    <w:p>
+      <w:pPr>
+        <w:spacing w:line="336" w:lineRule="auto" w:after="180"/>
+      </w:pPr>
+      <w:r>
+        <w:rPr>
+          <w:b w:val="0"/>
+        </w:rPr>
+        <w:t xml:space="preserve">Look for: Explain the </w:t>
+      </w:r>
+      <w:r>
+        <w:rPr>
+          <w:b/>
+        </w:rPr>
+        <w:t>mechanism</w:t>
+      </w:r>
+      <w:r>
+        <w:rPr>
+          <w:b w:val="0"/>
+        </w:rPr>
+        <w:t xml:space="preserve"> and terminology of claim support and citation evaluation</w:t>
+      </w:r>
+    </w:p>
+    <w:p>
+      <w:pPr>
+        <w:spacing w:line="336" w:lineRule="auto" w:after="180"/>
+      </w:pPr>
+      <w:r>
+        <w:rPr>
+          <w:b w:val="0"/>
+        </w:rPr>
+        <w:t>Reference example, not the only acceptable wording: Teacher explanation: Citation evaluation checks source existence, exact passage support and coverage of answer claims. A real citation can still be irrelevant.</w:t>
+      </w:r>
+    </w:p>
+    <w:p>
+      <w:pPr>
+        <w:spacing w:line="336" w:lineRule="auto" w:after="180"/>
+      </w:pPr>
+      <w:r>
+        <w:rPr>
+          <w:b w:val="0"/>
+        </w:rPr>
+        <w:t>For this classroom rubric count a claim as supported only when its cited passage entails it. Separately count correct citation links. Use the number of factual claims as the support denominator.</w:t>
       </w:r>
     </w:p>
     <w:p>
@@ -252,22 +422,134 @@
       </w:r>
     </w:p>
     <w:p>
-      <w:r>
-        <w:t>Without opening the old lesson, explain one key idea from Image and Voice Pipelines. Give an example and a mistake that the idea helps you avoid.</w:t>
-      </w:r>
-    </w:p>
-    <w:p>
-      <w:r>
-        <w:t>Look for: Explain the mechanism and terminology of speech pipelines and multimodal evidence</w:t>
-      </w:r>
-    </w:p>
-    <w:p>
-      <w:r>
-        <w:t>Reference example, not the only acceptable wording: Teacher explanation: A multimodal pipeline may transcribe speech, inspect an image and generate a response. Errors at one stage can propagate even when later stages run correctly. Track source modality, segment/time references, transcription, interpretation and final claims separately. Compare conflicting evidence without assuming one modality always wins. Ask for clarification when the task needs unresolved information.</w:t>
-      </w:r>
-    </w:p>
-    <w:p>
-      <w:r>
+      <w:pPr>
+        <w:spacing w:line="336" w:lineRule="auto" w:after="180"/>
+      </w:pPr>
+      <w:r>
+        <w:rPr>
+          <w:b w:val="0"/>
+        </w:rPr>
+        <w:t xml:space="preserve">Without opening the old lesson, explain one key idea from Image and Voice </w:t>
+      </w:r>
+      <w:r>
+        <w:rPr>
+          <w:b/>
+        </w:rPr>
+        <w:t>Pipeline</w:t>
+      </w:r>
+      <w:r>
+        <w:rPr>
+          <w:b w:val="0"/>
+        </w:rPr>
+        <w:t>s. Give an example and a mistake that the idea helps you avoid.</w:t>
+      </w:r>
+    </w:p>
+    <w:p>
+      <w:pPr>
+        <w:spacing w:line="336" w:lineRule="auto" w:after="180"/>
+      </w:pPr>
+      <w:r>
+        <w:rPr>
+          <w:b w:val="0"/>
+        </w:rPr>
+        <w:t xml:space="preserve">Look for: Explain the </w:t>
+      </w:r>
+      <w:r>
+        <w:rPr>
+          <w:b/>
+        </w:rPr>
+        <w:t>mechanism</w:t>
+      </w:r>
+      <w:r>
+        <w:rPr>
+          <w:b w:val="0"/>
+        </w:rPr>
+        <w:t xml:space="preserve"> and terminology of speech </w:t>
+      </w:r>
+      <w:r>
+        <w:rPr>
+          <w:b/>
+        </w:rPr>
+        <w:t>pipeline</w:t>
+      </w:r>
+      <w:r>
+        <w:rPr>
+          <w:b w:val="0"/>
+        </w:rPr>
+        <w:t xml:space="preserve">s and multimodal </w:t>
+      </w:r>
+      <w:r>
+        <w:rPr>
+          <w:b/>
+        </w:rPr>
+        <w:t>evidence</w:t>
+      </w:r>
+    </w:p>
+    <w:p>
+      <w:pPr>
+        <w:spacing w:line="336" w:lineRule="auto" w:after="180"/>
+      </w:pPr>
+      <w:r>
+        <w:rPr>
+          <w:b w:val="0"/>
+        </w:rPr>
+        <w:t xml:space="preserve">Reference example, not the only acceptable wording: Teacher explanation: A multimodal </w:t>
+      </w:r>
+      <w:r>
+        <w:rPr>
+          <w:b/>
+        </w:rPr>
+        <w:t>pipeline</w:t>
+      </w:r>
+      <w:r>
+        <w:rPr>
+          <w:b w:val="0"/>
+        </w:rPr>
+        <w:t xml:space="preserve"> may transcribe speech, inspect an image and generate a response.</w:t>
+      </w:r>
+    </w:p>
+    <w:p>
+      <w:pPr>
+        <w:spacing w:line="336" w:lineRule="auto" w:after="180"/>
+      </w:pPr>
+      <w:r>
+        <w:rPr>
+          <w:b w:val="0"/>
+        </w:rPr>
+        <w:t>Errors at one stage can propagate even when later stages run correctly. Track source modality, segment/time references, transcription, interpretation and final claims separately.</w:t>
+      </w:r>
+    </w:p>
+    <w:p>
+      <w:pPr>
+        <w:spacing w:line="336" w:lineRule="auto" w:after="180"/>
+      </w:pPr>
+      <w:r>
+        <w:rPr>
+          <w:b w:val="0"/>
+        </w:rPr>
+        <w:t xml:space="preserve">Compare conflicting </w:t>
+      </w:r>
+      <w:r>
+        <w:rPr>
+          <w:b/>
+        </w:rPr>
+        <w:t>evidence</w:t>
+      </w:r>
+      <w:r>
+        <w:rPr>
+          <w:b w:val="0"/>
+        </w:rPr>
+        <w:t xml:space="preserve"> without assuming one modality always wins. Ask for clarification when the task needs unresolved information.</w:t>
+      </w:r>
+    </w:p>
+    <w:p>
+      <w:pPr>
+        <w:spacing w:line="336" w:lineRule="auto" w:after="180"/>
+      </w:pPr>
+      <w:r>
+        <w:rPr>
+          <w:b w:val="0"/>
+        </w:rPr>
         <w:t>Use the student module and workbook section with this exact week title. The worked case, independent question and answers below form one aligned lesson sequence.</w:t>
       </w:r>
     </w:p>
@@ -280,8 +562,26 @@
       </w:r>
     </w:p>
     <w:p>
-      <w:r>
-        <w:t>Specify three acceptance tests for a recommender: a normal match, a tied score and no qualifying book. Include expected behaviour before implementation.</w:t>
+      <w:pPr>
+        <w:spacing w:line="336" w:lineRule="auto" w:after="180"/>
+      </w:pPr>
+      <w:r>
+        <w:rPr>
+          <w:b w:val="0"/>
+        </w:rPr>
+        <w:t xml:space="preserve">Specify three </w:t>
+      </w:r>
+      <w:r>
+        <w:rPr>
+          <w:b/>
+        </w:rPr>
+        <w:t>acceptance test</w:t>
+      </w:r>
+      <w:r>
+        <w:rPr>
+          <w:b w:val="0"/>
+        </w:rPr>
+        <w:t>s for a recommender: a normal match, a tied score and no qualifying book. Include expected behaviour before implementation.</w:t>
       </w:r>
     </w:p>
     <w:p>
@@ -293,7 +593,13 @@
       </w:r>
     </w:p>
     <w:p>
-      <w:r>
+      <w:pPr>
+        <w:spacing w:line="336" w:lineRule="auto" w:after="180"/>
+      </w:pPr>
+      <w:r>
+        <w:rPr>
+          <w:b w:val="0"/>
+        </w:rPr>
         <w:t>Week 32: Project Problem and Success Test</w:t>
       </w:r>
     </w:p>
@@ -430,12 +736,38 @@
       </w:r>
     </w:p>
     <w:p>
-      <w:r>
+      <w:pPr>
+        <w:spacing w:line="336" w:lineRule="auto" w:after="180"/>
+      </w:pPr>
+      <w:r>
+        <w:rPr>
+          <w:b w:val="0"/>
+        </w:rPr>
         <w:t>Use the supplied scenario, student illustrations and blank paper. For numeric work, offer counters or a calculator after learners show the setup. Fictional records are supplied; personal data and paid accounts are unnecessary.</w:t>
       </w:r>
     </w:p>
     <w:p>
-      <w:r>
+      <w:pPr>
+        <w:pStyle w:val="Heading3"/>
+      </w:pPr>
+      <w:r>
+        <w:t>Alternative compact allocation</w:t>
+      </w:r>
+    </w:p>
+    <w:p>
+      <w:r>
+        <w:t>This compact option is not the full-week schedule. Use the main teaching cycle and allow extra sessions for the investigation, independent work and project.</w:t>
+      </w:r>
+    </w:p>
+    <w:p>
+      <w:pPr>
+        <w:spacing w:line="336" w:lineRule="auto" w:after="180"/>
+        <w:shd w:fill="F1F6F8"/>
+      </w:pPr>
+      <w:r>
+        <w:rPr>
+          <w:b w:val="0"/>
+        </w:rPr>
         <w:t>Allow 80 minutes: recall 8; explanation 12; worked demonstration 15; guided practice 20; independent assessment 15; project and reflection 10. Extend the lab into a second session when needed.</w:t>
       </w:r>
     </w:p>
@@ -448,8 +780,48 @@
       </w:r>
     </w:p>
     <w:p>
-      <w:r>
-        <w:t>Teach Week 31 as a two-session investigation using fictional data. Plan a fictional activity chooser for a teacher-supervised 20-minute session. It will validate a small local dataset, exclude over-limit items, rank eligible items using 2 * fun + learning and break ties alphabetically. It will explain the result for human review. It will not book, message or collect personal student profiles. Assess the three stated outcomes through the independent task, not by copying the worked result.</w:t>
+      <w:pPr>
+        <w:spacing w:line="336" w:lineRule="auto" w:after="180"/>
+      </w:pPr>
+      <w:r>
+        <w:rPr>
+          <w:b w:val="0"/>
+        </w:rPr>
+        <w:t xml:space="preserve">Teach Week 31 as a two-session </w:t>
+      </w:r>
+      <w:r>
+        <w:rPr>
+          <w:b/>
+        </w:rPr>
+        <w:t>investigation</w:t>
+      </w:r>
+      <w:r>
+        <w:rPr>
+          <w:b w:val="0"/>
+        </w:rPr>
+        <w:t xml:space="preserve"> using fictional data. Plan a fictional activity chooser for a teacher-supervised 20-minute session.</w:t>
+      </w:r>
+    </w:p>
+    <w:p>
+      <w:pPr>
+        <w:spacing w:line="336" w:lineRule="auto" w:after="180"/>
+      </w:pPr>
+      <w:r>
+        <w:rPr>
+          <w:b w:val="0"/>
+        </w:rPr>
+        <w:t>It will validate a small local dataset, exclude over-limit items, rank eligible items using 2 * fun + learning and break ties alphabetically. It will explain the result for human review.</w:t>
+      </w:r>
+    </w:p>
+    <w:p>
+      <w:pPr>
+        <w:spacing w:line="336" w:lineRule="auto" w:after="180"/>
+      </w:pPr>
+      <w:r>
+        <w:rPr>
+          <w:b w:val="0"/>
+        </w:rPr>
+        <w:t>It will not book, message or collect personal student profiles. Assess the three stated outcomes through the independent task, not by copying the worked result.</w:t>
       </w:r>
     </w:p>
     <w:p>
@@ -461,23 +833,71 @@
       </w:r>
     </w:p>
     <w:p>
-      <w:r>
-        <w:t>Otherwise it would silently violate the stated requirement.</w:t>
-      </w:r>
-    </w:p>
-    <w:p>
-      <w:r>
+      <w:pPr>
+        <w:spacing w:line="336" w:lineRule="auto" w:after="180"/>
+      </w:pPr>
+      <w:r>
+        <w:rPr>
+          <w:b w:val="0"/>
+        </w:rPr>
+        <w:t xml:space="preserve">Otherwise it would silently violate the stated </w:t>
+      </w:r>
+      <w:r>
+        <w:rPr>
+          <w:b/>
+        </w:rPr>
+        <w:t>requirement</w:t>
+      </w:r>
+      <w:r>
+        <w:rPr>
+          <w:b w:val="0"/>
+        </w:rPr>
+        <w:t>.</w:t>
+      </w:r>
+    </w:p>
+    <w:p>
+      <w:pPr>
+        <w:spacing w:line="336" w:lineRule="auto" w:after="180"/>
+      </w:pPr>
+      <w:r>
+        <w:rPr>
+          <w:b w:val="0"/>
+        </w:rPr>
         <w:t>Python 3 editor with a fresh local practice file</w:t>
       </w:r>
     </w:p>
     <w:p>
-      <w:r>
+      <w:pPr>
+        <w:spacing w:line="336" w:lineRule="auto" w:after="180"/>
+      </w:pPr>
+      <w:r>
+        <w:rPr>
+          <w:b w:val="0"/>
+        </w:rPr>
         <w:t>Paper trace table and the student workbook</w:t>
       </w:r>
     </w:p>
     <w:p>
-      <w:r>
-        <w:t>Fictional input records from this lesson; no real student identifiers</w:t>
+      <w:pPr>
+        <w:spacing w:line="336" w:lineRule="auto" w:after="180"/>
+      </w:pPr>
+      <w:r>
+        <w:rPr>
+          <w:b w:val="0"/>
+        </w:rPr>
+        <w:t xml:space="preserve">Fictional </w:t>
+      </w:r>
+      <w:r>
+        <w:rPr>
+          <w:b/>
+        </w:rPr>
+        <w:t>input</w:t>
+      </w:r>
+      <w:r>
+        <w:rPr>
+          <w:b w:val="0"/>
+        </w:rPr>
+        <w:t xml:space="preserve"> records from this lesson; no real student identifiers</w:t>
       </w:r>
     </w:p>
     <w:p>
@@ -489,8 +909,49 @@
       </w:r>
     </w:p>
     <w:p>
-      <w:r>
-        <w:t>Teach Week 30 as a two-session investigation using fictional data. Investigate the fictional question: among supplied sessions with valid duration records, what is the mean duration? Inputs are 10, 0, 20, None and -2 minutes. Our schema accepts exact integers 0 through 60. The wording deliberately limits the answer to accepted records. Assess the three stated outcomes through the independent task, not by copying the worked result.</w:t>
+      <w:pPr>
+        <w:spacing w:line="336" w:lineRule="auto" w:after="180"/>
+      </w:pPr>
+      <w:r>
+        <w:rPr>
+          <w:b w:val="0"/>
+        </w:rPr>
+        <w:t xml:space="preserve">Teach Week 30 as a two-session </w:t>
+      </w:r>
+      <w:r>
+        <w:rPr>
+          <w:b/>
+        </w:rPr>
+        <w:t>investigation</w:t>
+      </w:r>
+      <w:r>
+        <w:rPr>
+          <w:b w:val="0"/>
+        </w:rPr>
+        <w:t xml:space="preserve"> using fictional data. Investigate the fictional question: among supplied sessions with valid duration records, what is the mean duration? </w:t>
+      </w:r>
+      <w:r>
+        <w:rPr>
+          <w:b/>
+        </w:rPr>
+        <w:t>Input</w:t>
+      </w:r>
+      <w:r>
+        <w:rPr>
+          <w:b w:val="0"/>
+        </w:rPr>
+        <w:t>s are 10, 0, 20, None and -2 minutes.</w:t>
+      </w:r>
+    </w:p>
+    <w:p>
+      <w:pPr>
+        <w:spacing w:line="336" w:lineRule="auto" w:after="180"/>
+      </w:pPr>
+      <w:r>
+        <w:rPr>
+          <w:b w:val="0"/>
+        </w:rPr>
+        <w:t>Our schema accepts exact integers 0 through 60. The wording deliberately limits the answer to accepted records. Assess the three stated outcomes through the independent task, not by copying the worked result.</w:t>
       </w:r>
     </w:p>
     <w:p>
@@ -502,23 +963,59 @@
       </w:r>
     </w:p>
     <w:p>
-      <w:r>
+      <w:pPr>
+        <w:spacing w:line="336" w:lineRule="auto" w:after="180"/>
+      </w:pPr>
+      <w:r>
+        <w:rPr>
+          <w:b w:val="0"/>
+        </w:rPr>
         <w:t>Record the rejection and reason; preserve the raw value for authorized review.</w:t>
       </w:r>
     </w:p>
     <w:p>
-      <w:r>
+      <w:pPr>
+        <w:spacing w:line="336" w:lineRule="auto" w:after="180"/>
+      </w:pPr>
+      <w:r>
+        <w:rPr>
+          <w:b w:val="0"/>
+        </w:rPr>
         <w:t>Python 3 editor with a fresh local practice file</w:t>
       </w:r>
     </w:p>
     <w:p>
-      <w:r>
+      <w:pPr>
+        <w:spacing w:line="336" w:lineRule="auto" w:after="180"/>
+      </w:pPr>
+      <w:r>
+        <w:rPr>
+          <w:b w:val="0"/>
+        </w:rPr>
         <w:t>Paper trace table and the student workbook</w:t>
       </w:r>
     </w:p>
     <w:p>
-      <w:r>
-        <w:t>Fictional input records from this lesson; no real student identifiers</w:t>
+      <w:pPr>
+        <w:spacing w:line="336" w:lineRule="auto" w:after="180"/>
+      </w:pPr>
+      <w:r>
+        <w:rPr>
+          <w:b w:val="0"/>
+        </w:rPr>
+        <w:t xml:space="preserve">Fictional </w:t>
+      </w:r>
+      <w:r>
+        <w:rPr>
+          <w:b/>
+        </w:rPr>
+        <w:t>input</w:t>
+      </w:r>
+      <w:r>
+        <w:rPr>
+          <w:b w:val="0"/>
+        </w:rPr>
+        <w:t xml:space="preserve"> records from this lesson; no real student identifiers</w:t>
       </w:r>
     </w:p>
     <w:p>
@@ -530,12 +1027,36 @@
       </w:r>
     </w:p>
     <w:p>
-      <w:r>
-        <w:t>By the end, I can plan a recommender with acceptance tests before writing its selection code.</w:t>
-      </w:r>
-    </w:p>
-    <w:p>
-      <w:r>
+      <w:pPr>
+        <w:spacing w:line="336" w:lineRule="auto" w:after="180"/>
+      </w:pPr>
+      <w:r>
+        <w:rPr>
+          <w:b w:val="0"/>
+        </w:rPr>
+        <w:t xml:space="preserve">By the end, I can plan a recommender with </w:t>
+      </w:r>
+      <w:r>
+        <w:rPr>
+          <w:b/>
+        </w:rPr>
+        <w:t>acceptance test</w:t>
+      </w:r>
+      <w:r>
+        <w:rPr>
+          <w:b w:val="0"/>
+        </w:rPr>
+        <w:t>s before writing its selection code.</w:t>
+      </w:r>
+    </w:p>
+    <w:p>
+      <w:pPr>
+        <w:spacing w:line="336" w:lineRule="auto" w:after="180"/>
+      </w:pPr>
+      <w:r>
+        <w:rPr>
+          <w:b w:val="0"/>
+        </w:rPr>
         <w:t>This added worked case illustrates the week’s main idea. Retain all original and connected topics; schedule its practice within the teaching cycle.</w:t>
       </w:r>
     </w:p>
@@ -548,61 +1069,215 @@
       </w:r>
     </w:p>
     <w:p>
+      <w:r>
+        <w:t>Model Project Problem and Success Test using the supplied case, labelled mechanism and reasoning. Make the scope of each conclusion explicit.</w:t>
+      </w:r>
+    </w:p>
+    <w:p>
+      <w:pPr>
+        <w:spacing w:line="336" w:lineRule="auto" w:after="180"/>
+      </w:pPr>
+      <w:r>
+        <w:rPr>
+          <w:b/>
+        </w:rPr>
+        <w:t>Input</w:t>
+      </w:r>
+      <w:r>
+        <w:rPr>
+          <w:b w:val="0"/>
+        </w:rPr>
+        <w:t xml:space="preserve"> → </w:t>
+      </w:r>
+      <w:r>
+        <w:rPr>
+          <w:b/>
+        </w:rPr>
+        <w:t>Process</w:t>
+      </w:r>
+      <w:r>
+        <w:rPr>
+          <w:b w:val="0"/>
+        </w:rPr>
+        <w:t xml:space="preserve"> → </w:t>
+      </w:r>
+      <w:r>
+        <w:rPr>
+          <w:b/>
+        </w:rPr>
+        <w:t>Output</w:t>
+      </w:r>
+    </w:p>
+    <w:p>
+      <w:pPr>
+        <w:spacing w:line="336" w:lineRule="auto" w:after="180"/>
+      </w:pPr>
+      <w:r>
+        <w:rPr>
+          <w:b w:val="0"/>
+        </w:rPr>
+        <w:t>Trace the information. At each stage, ask what changed and how you could test it.</w:t>
+      </w:r>
+    </w:p>
+    <w:p>
+      <w:pPr>
+        <w:spacing w:line="336" w:lineRule="auto" w:after="180"/>
+      </w:pPr>
+      <w:r>
+        <w:rPr>
+          <w:b w:val="0"/>
+        </w:rPr>
+        <w:t>Which stage could fail even when the other two are correct? Explain:</w:t>
+      </w:r>
+    </w:p>
+    <w:p>
+      <w:pPr>
+        <w:spacing w:line="336" w:lineRule="auto" w:after="180"/>
+      </w:pPr>
+      <w:r>
+        <w:rPr>
+          <w:b w:val="0"/>
+        </w:rPr>
+        <w:t xml:space="preserve">Predict first. Then check each step. A correct answer without visible reasoning is incomplete </w:t>
+      </w:r>
+      <w:r>
+        <w:rPr>
+          <w:b/>
+        </w:rPr>
+        <w:t>evidence</w:t>
+      </w:r>
+      <w:r>
+        <w:rPr>
+          <w:b w:val="0"/>
+        </w:rPr>
+        <w:t>.</w:t>
+      </w:r>
+    </w:p>
+    <w:p>
+      <w:pPr>
+        <w:spacing w:line="336" w:lineRule="auto" w:after="180"/>
+        <w:shd w:fill="F4F9FC"/>
+      </w:pPr>
+      <w:r>
+        <w:rPr>
+          <w:b w:val="0"/>
+        </w:rPr>
+        <w:t>1. Need: help a reader choose from 12 classroom books.</w:t>
+      </w:r>
+    </w:p>
+    <w:p>
+      <w:pPr>
+        <w:spacing w:line="336" w:lineRule="auto" w:after="180"/>
+        <w:shd w:fill="F4F9FC"/>
+      </w:pPr>
+      <w:r>
+        <w:rPr>
+          <w:b w:val="0"/>
+        </w:rPr>
+        <w:t xml:space="preserve">2. </w:t>
+      </w:r>
+      <w:r>
+        <w:rPr>
+          <w:b/>
+        </w:rPr>
+        <w:t>Requirement</w:t>
+      </w:r>
+      <w:r>
+        <w:rPr>
+          <w:b w:val="0"/>
+        </w:rPr>
+        <w:t>s: use stated preferences; show score; protect privacy.</w:t>
+      </w:r>
+    </w:p>
+    <w:p>
+      <w:pPr>
+        <w:spacing w:line="336" w:lineRule="auto" w:after="180"/>
+        <w:shd w:fill="F4F9FC"/>
+      </w:pPr>
+      <w:r>
+        <w:rPr>
+          <w:b w:val="0"/>
+        </w:rPr>
+        <w:t xml:space="preserve">3. Tests: correct arithmetic; unsuitable hard constraint removed; explanation names </w:t>
+      </w:r>
+      <w:r>
+        <w:rPr>
+          <w:b/>
+        </w:rPr>
+        <w:t>evidence</w:t>
+      </w:r>
+      <w:r>
+        <w:rPr>
+          <w:b w:val="0"/>
+        </w:rPr>
+        <w:t>.</w:t>
+      </w:r>
+    </w:p>
+    <w:p>
+      <w:pPr>
+        <w:spacing w:line="336" w:lineRule="auto" w:after="180"/>
+        <w:shd w:fill="F4F9FC"/>
+      </w:pPr>
+      <w:r>
+        <w:rPr>
+          <w:b w:val="0"/>
+        </w:rPr>
+        <w:t xml:space="preserve">4. Out of </w:t>
+      </w:r>
+      <w:r>
+        <w:rPr>
+          <w:b/>
+        </w:rPr>
+        <w:t>scope</w:t>
+      </w:r>
+      <w:r>
+        <w:rPr>
+          <w:b w:val="0"/>
+        </w:rPr>
+        <w:t>: claiming the objectively ‘best’ book or storing private history.</w:t>
+      </w:r>
+    </w:p>
+    <w:p>
+      <w:pPr>
+        <w:spacing w:line="336" w:lineRule="auto" w:after="180"/>
+      </w:pPr>
+      <w:r>
+        <w:rPr>
+          <w:b w:val="0"/>
+        </w:rPr>
+        <w:t>Recalculate, retrace, or restate the reasoning in your own representation:</w:t>
+      </w:r>
+    </w:p>
+    <w:p>
+      <w:pPr>
+        <w:spacing w:line="336" w:lineRule="auto" w:after="180"/>
+        <w:shd w:fill="F5F1FB"/>
+      </w:pPr>
+      <w:r>
+        <w:rPr>
+          <w:b w:val="0"/>
+        </w:rPr>
+        <w:t xml:space="preserve">CHECK Did the </w:t>
+      </w:r>
+      <w:r>
+        <w:rPr>
+          <w:b/>
+        </w:rPr>
+        <w:t>evidence</w:t>
+      </w:r>
+      <w:r>
+        <w:rPr>
+          <w:b w:val="0"/>
+        </w:rPr>
+        <w:t xml:space="preserve"> answer the exact question? Did the total, path, or source record stay consistent?</w:t>
+      </w:r>
+    </w:p>
+    <w:p>
       <w:pPr>
         <w:pStyle w:val="Heading3"/>
       </w:pPr>
       <w:r>
-        <w:t>Explain the mechanism</w:t>
-      </w:r>
-    </w:p>
-    <w:p>
-      <w:r>
-        <w:t>Input → Process → Output</w:t>
-      </w:r>
-    </w:p>
-    <w:p>
-      <w:r>
-        <w:t>Trace the information. At each stage, ask what changed and how you could test it.</w:t>
-      </w:r>
-    </w:p>
-    <w:p>
-      <w:r>
-        <w:t>Which stage could fail even when the other two are correct? Explain:</w:t>
-      </w:r>
-    </w:p>
-    <w:p>
-      <w:r>
-        <w:t>Predict first. Then check each step. A correct answer without visible reasoning is incomplete evidence.</w:t>
-      </w:r>
-    </w:p>
-    <w:p>
-      <w:r>
-        <w:t>1. Need: help a reader choose from 12 classroom books.</w:t>
-      </w:r>
-    </w:p>
-    <w:p>
-      <w:r>
-        <w:t>2. Requirements: use stated preferences; show score; protect privacy.</w:t>
-      </w:r>
-    </w:p>
-    <w:p>
-      <w:r>
-        <w:t>3. Tests: correct arithmetic; unsuitable hard constraint removed; explanation names evidence.</w:t>
-      </w:r>
-    </w:p>
-    <w:p>
-      <w:r>
-        <w:t>4. Out of scope: claiming the objectively ‘best’ book or storing private history.</w:t>
-      </w:r>
-    </w:p>
-    <w:p>
-      <w:r>
-        <w:t>Recalculate, retrace, or restate the reasoning in your own representation:</w:t>
-      </w:r>
-    </w:p>
-    <w:p>
-      <w:r>
-        <w:t>CHECK Did the evidence answer the exact question? Did the total, path, or source record stay consistent?</w:t>
+        <w:t>Concrete teaching case</w:t>
       </w:r>
     </w:p>
     <w:p>
@@ -610,29 +1285,78 @@
         <w:pStyle w:val="Heading3"/>
       </w:pPr>
       <w:r>
-        <w:t>Concrete teaching case</w:t>
-      </w:r>
-    </w:p>
-    <w:p>
-      <w:r>
+        <w:t>The teaching case</w:t>
+      </w:r>
+    </w:p>
+    <w:p>
+      <w:pPr>
+        <w:spacing w:line="336" w:lineRule="auto" w:after="180"/>
+        <w:shd w:fill="F1F6FC"/>
+      </w:pPr>
+      <w:r>
+        <w:rPr>
+          <w:b w:val="0"/>
+        </w:rPr>
         <w:t>A project recommends from ten approved books using genre and length.</w:t>
       </w:r>
     </w:p>
     <w:p>
-      <w:r>
-        <w:t>Define acceptance tests.</w:t>
-      </w:r>
-    </w:p>
-    <w:p>
       <w:pPr>
         <w:pStyle w:val="Heading3"/>
       </w:pPr>
       <w:r>
+        <w:t>The teaching case</w:t>
+      </w:r>
+    </w:p>
+    <w:p>
+      <w:pPr>
+        <w:spacing w:line="336" w:lineRule="auto" w:after="180"/>
+        <w:shd w:fill="F1F6FC"/>
+      </w:pPr>
+      <w:r>
+        <w:rPr>
+          <w:b w:val="0"/>
+        </w:rPr>
+        <w:t xml:space="preserve">Define </w:t>
+      </w:r>
+      <w:r>
+        <w:rPr>
+          <w:b/>
+        </w:rPr>
+        <w:t>acceptance test</w:t>
+      </w:r>
+      <w:r>
+        <w:rPr>
+          <w:b w:val="0"/>
+        </w:rPr>
+        <w:t>s.</w:t>
+      </w:r>
+    </w:p>
+    <w:p>
+      <w:pPr>
+        <w:pStyle w:val="Heading3"/>
+      </w:pPr>
+      <w:r>
         <w:t>Exact explanation to model</w:t>
       </w:r>
     </w:p>
     <w:p>
-      <w:r>
+      <w:pPr>
+        <w:pStyle w:val="Heading3"/>
+      </w:pPr>
+      <w:r>
+        <w:t>Why the result follows</w:t>
+      </w:r>
+    </w:p>
+    <w:p>
+      <w:pPr>
+        <w:spacing w:line="336" w:lineRule="auto" w:after="180"/>
+        <w:shd w:fill="F1F6FC"/>
+      </w:pPr>
+      <w:r>
+        <w:rPr>
+          <w:b w:val="0"/>
+        </w:rPr>
         <w:t>Verify book existence, hard constraints, correct scoring explanations, tie handling and no-match behaviour on predefined requests.</w:t>
       </w:r>
     </w:p>
@@ -645,13 +1369,87 @@
       </w:r>
     </w:p>
     <w:p>
-      <w:r>
-        <w:t>Plan a fictional activity chooser for a teacher-supervised 20-minute session. It will validate a small local dataset, exclude over-limit items, rank eligible items using 2 * fun + learning and break ties alphabetically. It will explain the result for human review. It will not book, message or collect personal student profiles.</w:t>
-      </w:r>
-    </w:p>
-    <w:p>
-      <w:r>
-        <w:t>Define fields name, minutes, fun and learning. Require a nonempty text name, integer minutes 0 through 60 and integer ratings 0 through 5. Reject duplicate names because the tie rule uses names as identifiers. Write cases before implementing so requirements do not drift to fit outputs.</w:t>
+      <w:pPr>
+        <w:pStyle w:val="Heading3"/>
+      </w:pPr>
+      <w:r>
+        <w:t>Explain the added worked example · 1</w:t>
+      </w:r>
+    </w:p>
+    <w:p>
+      <w:pPr>
+        <w:spacing w:line="336" w:lineRule="auto" w:after="180"/>
+      </w:pPr>
+      <w:r>
+        <w:rPr>
+          <w:b w:val="0"/>
+        </w:rPr>
+        <w:t>Plan a fictional activity chooser for a teacher-supervised 20-minute session. It will validate a small local dataset, exclude over-limit items, rank eligible items using 2 * fun + learning and break ties alphabetically.</w:t>
+      </w:r>
+    </w:p>
+    <w:p>
+      <w:pPr>
+        <w:spacing w:line="336" w:lineRule="auto" w:after="180"/>
+      </w:pPr>
+      <w:r>
+        <w:rPr>
+          <w:b w:val="0"/>
+        </w:rPr>
+        <w:t>It will explain the result for human review. It will not book, message or collect personal student profiles.</w:t>
+      </w:r>
+    </w:p>
+    <w:p>
+      <w:pPr>
+        <w:pStyle w:val="Heading3"/>
+      </w:pPr>
+      <w:r>
+        <w:t>Explain the added worked example · 2</w:t>
+      </w:r>
+    </w:p>
+    <w:p>
+      <w:pPr>
+        <w:spacing w:line="336" w:lineRule="auto" w:after="180"/>
+      </w:pPr>
+      <w:r>
+        <w:rPr>
+          <w:b w:val="0"/>
+        </w:rPr>
+        <w:t>Define fields name, minutes, fun and learning. Require a nonempty text name, integer minutes 0 through 60 and integer ratings 0 through 5. Reject duplicate names because the tie rule uses names as identifiers.</w:t>
+      </w:r>
+    </w:p>
+    <w:p>
+      <w:pPr>
+        <w:spacing w:line="336" w:lineRule="auto" w:after="180"/>
+      </w:pPr>
+      <w:r>
+        <w:rPr>
+          <w:b w:val="0"/>
+        </w:rPr>
+        <w:t xml:space="preserve">Write cases before implementing so </w:t>
+      </w:r>
+      <w:r>
+        <w:rPr>
+          <w:b/>
+        </w:rPr>
+        <w:t>requirement</w:t>
+      </w:r>
+      <w:r>
+        <w:rPr>
+          <w:b w:val="0"/>
+        </w:rPr>
+        <w:t xml:space="preserve">s do not drift to fit </w:t>
+      </w:r>
+      <w:r>
+        <w:rPr>
+          <w:b/>
+        </w:rPr>
+        <w:t>output</w:t>
+      </w:r>
+      <w:r>
+        <w:rPr>
+          <w:b w:val="0"/>
+        </w:rPr>
+        <w:t>s.</w:t>
       </w:r>
     </w:p>
     <w:p>
@@ -795,18 +1593,118 @@
       </w:r>
     </w:p>
     <w:p>
-      <w:r>
-        <w:t>Investigate the fictional question: among supplied sessions with valid duration records, what is the mean duration? Inputs are 10, 0, 20, None and -2 minutes. Our schema accepts exact integers 0 through 60. The wording deliberately limits the answer to accepted records.</w:t>
-      </w:r>
-    </w:p>
-    <w:p>
-      <w:r>
-        <w:t>The result is 3 accepted, 2 rejected, and mean 10.0 minutes. A reproducible report states the question, raw input version, schema, exclusion reasons, calculation and scope. Someone else should obtain the same result from the same inputs and rules.</w:t>
-      </w:r>
-    </w:p>
-    <w:p>
-      <w:r>
-        <w:t>Four accepted values total 60, so mean 15 minutes; still two rejected. Exit: Input records/version, schema, excluded rows and reasons, accepted count, calculation and code/configuration version.</w:t>
+      <w:pPr>
+        <w:spacing w:line="336" w:lineRule="auto" w:after="180"/>
+      </w:pPr>
+      <w:r>
+        <w:rPr>
+          <w:b w:val="0"/>
+        </w:rPr>
+        <w:t xml:space="preserve">Investigate the fictional question: among supplied sessions with valid duration records, what is the mean duration? </w:t>
+      </w:r>
+      <w:r>
+        <w:rPr>
+          <w:b/>
+        </w:rPr>
+        <w:t>Input</w:t>
+      </w:r>
+      <w:r>
+        <w:rPr>
+          <w:b w:val="0"/>
+        </w:rPr>
+        <w:t>s are 10, 0, 20, None and -2 minutes. Our schema accepts exact integers 0 through 60.</w:t>
+      </w:r>
+    </w:p>
+    <w:p>
+      <w:pPr>
+        <w:spacing w:line="336" w:lineRule="auto" w:after="180"/>
+      </w:pPr>
+      <w:r>
+        <w:rPr>
+          <w:b w:val="0"/>
+        </w:rPr>
+        <w:t>The wording deliberately limits the answer to accepted records.</w:t>
+      </w:r>
+    </w:p>
+    <w:p>
+      <w:pPr>
+        <w:spacing w:line="336" w:lineRule="auto" w:after="180"/>
+      </w:pPr>
+      <w:r>
+        <w:rPr>
+          <w:b w:val="0"/>
+        </w:rPr>
+        <w:t xml:space="preserve">The result is 3 accepted, 2 rejected, and mean 10.0 minutes. A reproducible report states the question, raw </w:t>
+      </w:r>
+      <w:r>
+        <w:rPr>
+          <w:b/>
+        </w:rPr>
+        <w:t>input</w:t>
+      </w:r>
+      <w:r>
+        <w:rPr>
+          <w:b w:val="0"/>
+        </w:rPr>
+        <w:t xml:space="preserve"> version, schema, exclusion reasons, calculation and </w:t>
+      </w:r>
+      <w:r>
+        <w:rPr>
+          <w:b/>
+        </w:rPr>
+        <w:t>scope</w:t>
+      </w:r>
+      <w:r>
+        <w:rPr>
+          <w:b w:val="0"/>
+        </w:rPr>
+        <w:t>.</w:t>
+      </w:r>
+    </w:p>
+    <w:p>
+      <w:pPr>
+        <w:spacing w:line="336" w:lineRule="auto" w:after="180"/>
+      </w:pPr>
+      <w:r>
+        <w:rPr>
+          <w:b w:val="0"/>
+        </w:rPr>
+        <w:t xml:space="preserve">Someone else should obtain the same result from the same </w:t>
+      </w:r>
+      <w:r>
+        <w:rPr>
+          <w:b/>
+        </w:rPr>
+        <w:t>input</w:t>
+      </w:r>
+      <w:r>
+        <w:rPr>
+          <w:b w:val="0"/>
+        </w:rPr>
+        <w:t>s and rules.</w:t>
+      </w:r>
+    </w:p>
+    <w:p>
+      <w:pPr>
+        <w:spacing w:line="336" w:lineRule="auto" w:after="180"/>
+      </w:pPr>
+      <w:r>
+        <w:rPr>
+          <w:b w:val="0"/>
+        </w:rPr>
+        <w:t xml:space="preserve">Four accepted values total 60, so mean 15 minutes; still two rejected. Exit: </w:t>
+      </w:r>
+      <w:r>
+        <w:rPr>
+          <w:b/>
+        </w:rPr>
+        <w:t>Input</w:t>
+      </w:r>
+      <w:r>
+        <w:rPr>
+          <w:b w:val="0"/>
+        </w:rPr>
+        <w:t xml:space="preserve"> records/version, schema, excluded rows and reasons, accepted count, calculation and code/configuration version.</w:t>
       </w:r>
     </w:p>
     <w:p>
@@ -818,8 +1716,37 @@
       </w:r>
     </w:p>
     <w:p>
-      <w:r>
-        <w:t>Use the complete worked example below before asking learners to complete W2. Reveal a small part, invite a prediction, then explain the deciding step. These teacher notes contain solutions; do not reveal the independent case answer during modelling.</w:t>
+      <w:pPr>
+        <w:spacing w:line="336" w:lineRule="auto" w:after="180"/>
+      </w:pPr>
+      <w:r>
+        <w:rPr>
+          <w:b w:val="0"/>
+        </w:rPr>
+        <w:t xml:space="preserve">Use the complete worked example below before asking learners to complete W2. Reveal a small part, invite a </w:t>
+      </w:r>
+      <w:r>
+        <w:rPr>
+          <w:b/>
+        </w:rPr>
+        <w:t>prediction</w:t>
+      </w:r>
+      <w:r>
+        <w:rPr>
+          <w:b w:val="0"/>
+        </w:rPr>
+        <w:t>, then explain the deciding step.</w:t>
+      </w:r>
+    </w:p>
+    <w:p>
+      <w:pPr>
+        <w:spacing w:line="336" w:lineRule="auto" w:after="180"/>
+      </w:pPr>
+      <w:r>
+        <w:rPr>
+          <w:b w:val="0"/>
+        </w:rPr>
+        <w:t>These teacher notes contain solutions; do not reveal the independent case answer during modelling.</w:t>
       </w:r>
     </w:p>
     <w:p>
@@ -963,7 +1890,13 @@
       </w:tr>
     </w:tbl>
     <w:p>
-      <w:r>
+      <w:pPr>
+        <w:spacing w:line="336" w:lineRule="auto" w:after="180"/>
+      </w:pPr>
+      <w:r>
+        <w:rPr>
+          <w:b w:val="0"/>
+        </w:rPr>
         <w:t>Use the diagram and verbal explanation together. Ask learners to match a sentence to a specific visual step; do not assign learners fixed visual or auditory learning styles.</w:t>
       </w:r>
     </w:p>
@@ -976,7 +1909,13 @@
       </w:r>
     </w:p>
     <w:p>
-      <w:r>
+      <w:pPr>
+        <w:spacing w:line="336" w:lineRule="auto" w:after="180"/>
+      </w:pPr>
+      <w:r>
+        <w:rPr>
+          <w:b w:val="0"/>
+        </w:rPr>
         <w:t>A fictional reading-break chooser needs a transparent contract.</w:t>
       </w:r>
     </w:p>
@@ -989,12 +1928,42 @@
       </w:r>
     </w:p>
     <w:p>
-      <w:r>
+      <w:pPr>
+        <w:pStyle w:val="Heading3"/>
+      </w:pPr>
+      <w:r>
+        <w:t>Supplied facts</w:t>
+      </w:r>
+    </w:p>
+    <w:p>
+      <w:pPr>
+        <w:spacing w:line="336" w:lineRule="auto" w:after="180"/>
+        <w:shd w:fill="F1F6FC"/>
+      </w:pPr>
+      <w:r>
+        <w:rPr>
+          <w:b w:val="0"/>
+        </w:rPr>
         <w:t>Items have id text, minutes integer 0–30, interest integer 0–5. Request limit is integer 0–30.</w:t>
       </w:r>
     </w:p>
     <w:p>
-      <w:r>
+      <w:pPr>
+        <w:pStyle w:val="Heading3"/>
+      </w:pPr>
+      <w:r>
+        <w:t>Supplied facts</w:t>
+      </w:r>
+    </w:p>
+    <w:p>
+      <w:pPr>
+        <w:spacing w:line="336" w:lineRule="auto" w:after="180"/>
+        <w:shd w:fill="F1F6FC"/>
+      </w:pPr>
+      <w:r>
+        <w:rPr>
+          <w:b w:val="0"/>
+        </w:rPr>
         <w:t>Eligible if minutes&lt;=limit; score=interest; highest wins; ties choose alphabetically smaller ID; invalid rows excluded and counted.</w:t>
       </w:r>
     </w:p>
@@ -1180,20 +2149,74 @@
       </w:r>
     </w:p>
     <w:p>
-      <w:r>
-        <w:t>Planning fixes what success means before code returns an answer. The duration boundary is including equality, and the tie policy prevents accidental list-order dependence. A complete output may include why other rows were excluded. Test expectations should come from the contract rather than copying the first program result.</w:t>
-      </w:r>
-    </w:p>
-    <w:p>
       <w:pPr>
         <w:pStyle w:val="Heading3"/>
       </w:pPr>
       <w:r>
+        <w:t>Why the result follows</w:t>
+      </w:r>
+    </w:p>
+    <w:p>
+      <w:pPr>
+        <w:spacing w:line="336" w:lineRule="auto" w:after="180"/>
+        <w:shd w:fill="F1F6FC"/>
+      </w:pPr>
+      <w:r>
+        <w:rPr>
+          <w:b w:val="0"/>
+        </w:rPr>
+        <w:t>Planning fixes what success means before code returns an answer. The duration boundary is including equality, and the tie policy prevents accidental list-order dependence.</w:t>
+      </w:r>
+    </w:p>
+    <w:p>
+      <w:pPr>
+        <w:spacing w:line="336" w:lineRule="auto" w:after="180"/>
+        <w:shd w:fill="F1F6FC"/>
+      </w:pPr>
+      <w:r>
+        <w:rPr>
+          <w:b w:val="0"/>
+        </w:rPr>
+        <w:t xml:space="preserve">A complete </w:t>
+      </w:r>
+      <w:r>
+        <w:rPr>
+          <w:b/>
+        </w:rPr>
+        <w:t>output</w:t>
+      </w:r>
+      <w:r>
+        <w:rPr>
+          <w:b w:val="0"/>
+        </w:rPr>
+        <w:t xml:space="preserve"> may include why other rows were excluded. Test expectations should come from the contract rather than copying the first program result.</w:t>
+      </w:r>
+    </w:p>
+    <w:p>
+      <w:pPr>
+        <w:pStyle w:val="Heading3"/>
+      </w:pPr>
+      <w:r>
         <w:t>What this example does not establish</w:t>
       </w:r>
     </w:p>
     <w:p>
-      <w:r>
+      <w:pPr>
+        <w:pStyle w:val="Heading3"/>
+      </w:pPr>
+      <w:r>
+        <w:t>Keep the stated limit</w:t>
+      </w:r>
+    </w:p>
+    <w:p>
+      <w:pPr>
+        <w:spacing w:line="336" w:lineRule="auto" w:after="180"/>
+        <w:shd w:fill="FFF5E6"/>
+      </w:pPr>
+      <w:r>
+        <w:rPr>
+          <w:b w:val="0"/>
+        </w:rPr>
         <w:t>The supplied interest scores are fictional; the specification does not establish genuine learner preferences.</w:t>
       </w:r>
     </w:p>
@@ -1206,17 +2229,68 @@
       </w:r>
     </w:p>
     <w:p>
-      <w:r>
+      <w:pPr>
+        <w:pStyle w:val="Heading3"/>
+      </w:pPr>
+      <w:r>
+        <w:t>Change one thing</w:t>
+      </w:r>
+    </w:p>
+    <w:p>
+      <w:pPr>
+        <w:spacing w:line="336" w:lineRule="auto" w:after="180"/>
+        <w:shd w:fill="F5F1FB"/>
+      </w:pPr>
+      <w:r>
+        <w:rPr>
+          <w:b w:val="0"/>
+        </w:rPr>
         <w:t>Change: Reduce the limit from 8 to 5.</w:t>
       </w:r>
     </w:p>
     <w:p>
-      <w:r>
-        <w:t>Prediction: Return no eligible item.</w:t>
-      </w:r>
-    </w:p>
-    <w:p>
-      <w:r>
+      <w:pPr>
+        <w:pStyle w:val="Heading3"/>
+      </w:pPr>
+      <w:r>
+        <w:t>Predicted result</w:t>
+      </w:r>
+    </w:p>
+    <w:p>
+      <w:pPr>
+        <w:spacing w:line="336" w:lineRule="auto" w:after="180"/>
+        <w:shd w:fill="F1F6FC"/>
+      </w:pPr>
+      <w:r>
+        <w:rPr>
+          <w:b/>
+        </w:rPr>
+        <w:t>Prediction</w:t>
+      </w:r>
+      <w:r>
+        <w:rPr>
+          <w:b w:val="0"/>
+        </w:rPr>
+        <w:t>: Return no eligible item.</w:t>
+      </w:r>
+    </w:p>
+    <w:p>
+      <w:pPr>
+        <w:pStyle w:val="Heading3"/>
+      </w:pPr>
+      <w:r>
+        <w:t>Why the result follows</w:t>
+      </w:r>
+    </w:p>
+    <w:p>
+      <w:pPr>
+        <w:spacing w:line="336" w:lineRule="auto" w:after="180"/>
+        <w:shd w:fill="F1F6FC"/>
+      </w:pPr>
+      <w:r>
+        <w:rPr>
+          <w:b w:val="0"/>
+        </w:rPr>
         <w:t>Reason: All three valid rows take more than five minutes.</w:t>
       </w:r>
     </w:p>
@@ -1229,8 +2303,57 @@
       </w:r>
     </w:p>
     <w:p>
-      <w:r>
-        <w:t>Cover the result. Ask learners to name the inputs and predict the next step. Uncover one step, connect the icon to the actual procedure, and explain its evidence. Then change the supplied condition and compare. The picture is a representation; it does not document execution of a real AI model.</w:t>
+      <w:pPr>
+        <w:pStyle w:val="Heading3"/>
+      </w:pPr>
+      <w:r>
+        <w:t>Ask while showing the picture · 3</w:t>
+      </w:r>
+    </w:p>
+    <w:p>
+      <w:pPr>
+        <w:spacing w:line="336" w:lineRule="auto" w:after="180"/>
+      </w:pPr>
+      <w:r>
+        <w:rPr>
+          <w:b w:val="0"/>
+        </w:rPr>
+        <w:t xml:space="preserve">Cover the result. Ask learners to name the </w:t>
+      </w:r>
+      <w:r>
+        <w:rPr>
+          <w:b/>
+        </w:rPr>
+        <w:t>input</w:t>
+      </w:r>
+      <w:r>
+        <w:rPr>
+          <w:b w:val="0"/>
+        </w:rPr>
+        <w:t xml:space="preserve">s and predict the next step. Uncover one step, connect the icon to the actual procedure, and explain its </w:t>
+      </w:r>
+      <w:r>
+        <w:rPr>
+          <w:b/>
+        </w:rPr>
+        <w:t>evidence</w:t>
+      </w:r>
+      <w:r>
+        <w:rPr>
+          <w:b w:val="0"/>
+        </w:rPr>
+        <w:t>. Then change the supplied condition and compare.</w:t>
+      </w:r>
+    </w:p>
+    <w:p>
+      <w:pPr>
+        <w:spacing w:line="336" w:lineRule="auto" w:after="180"/>
+      </w:pPr>
+      <w:r>
+        <w:rPr>
+          <w:b w:val="0"/>
+        </w:rPr>
+        <w:t>The picture is a representation; it does not document execution of a real AI model.</w:t>
       </w:r>
     </w:p>
     <w:p>
@@ -1242,11 +2365,16 @@
       </w:r>
     </w:p>
     <w:p>
+      <w:r>
+        <w:t>Demonstrate Project Problem and Success Test, reduce support deliberately and check individual reasoning before discussing answers.</w:t>
+      </w:r>
+    </w:p>
+    <w:p>
       <w:pPr>
         <w:pStyle w:val="Heading3"/>
       </w:pPr>
       <w:r>
-        <w:t>Demonstrate and guide practice</w:t>
+        <w:t>Board sequence</w:t>
       </w:r>
     </w:p>
     <w:p>
@@ -1254,26 +2382,102 @@
         <w:pStyle w:val="Heading3"/>
       </w:pPr>
       <w:r>
-        <w:t>Board sequence</w:t>
-      </w:r>
-    </w:p>
-    <w:p>
-      <w:r>
+        <w:t>1. Put the facts on the board</w:t>
+      </w:r>
+    </w:p>
+    <w:p>
+      <w:pPr>
+        <w:spacing w:line="336" w:lineRule="auto" w:after="180"/>
+        <w:shd w:fill="F4F9FC"/>
+      </w:pPr>
+      <w:r>
+        <w:rPr>
+          <w:b w:val="0"/>
+        </w:rPr>
         <w:t>Write the given facts: A project recommends from ten approved books using genre and length.</w:t>
       </w:r>
     </w:p>
     <w:p>
-      <w:r>
-        <w:t>Write the question to explain: Define acceptance tests.</w:t>
-      </w:r>
-    </w:p>
-    <w:p>
-      <w:r>
-        <w:t>Reveal after predictions: Verify book existence, hard constraints, correct scoring explanations, tie handling and no-match behaviour on predefined requests.</w:t>
-      </w:r>
-    </w:p>
-    <w:p>
-      <w:r>
+      <w:pPr>
+        <w:pStyle w:val="Heading3"/>
+      </w:pPr>
+      <w:r>
+        <w:t>2. State the decision to explain</w:t>
+      </w:r>
+    </w:p>
+    <w:p>
+      <w:pPr>
+        <w:spacing w:line="336" w:lineRule="auto" w:after="180"/>
+        <w:shd w:fill="F4F9FC"/>
+      </w:pPr>
+      <w:r>
+        <w:rPr>
+          <w:b w:val="0"/>
+        </w:rPr>
+        <w:t xml:space="preserve">Write the question to explain: Define </w:t>
+      </w:r>
+      <w:r>
+        <w:rPr>
+          <w:b/>
+        </w:rPr>
+        <w:t>acceptance test</w:t>
+      </w:r>
+      <w:r>
+        <w:rPr>
+          <w:b w:val="0"/>
+        </w:rPr>
+        <w:t>s.</w:t>
+      </w:r>
+    </w:p>
+    <w:p>
+      <w:pPr>
+        <w:pStyle w:val="Heading3"/>
+      </w:pPr>
+      <w:r>
+        <w:t>3. Reveal the worked reasoning</w:t>
+      </w:r>
+    </w:p>
+    <w:p>
+      <w:pPr>
+        <w:spacing w:line="336" w:lineRule="auto" w:after="180"/>
+        <w:shd w:fill="F1F6FC"/>
+      </w:pPr>
+      <w:r>
+        <w:rPr>
+          <w:b w:val="0"/>
+        </w:rPr>
+        <w:t xml:space="preserve">Reveal after </w:t>
+      </w:r>
+      <w:r>
+        <w:rPr>
+          <w:b/>
+        </w:rPr>
+        <w:t>prediction</w:t>
+      </w:r>
+      <w:r>
+        <w:rPr>
+          <w:b w:val="0"/>
+        </w:rPr>
+        <w:t>s: Verify book existence, hard constraints, correct scoring explanations, tie handling and no-match behaviour on predefined requests.</w:t>
+      </w:r>
+    </w:p>
+    <w:p>
+      <w:pPr>
+        <w:pStyle w:val="Heading3"/>
+      </w:pPr>
+      <w:r>
+        <w:t>Hold back the independent task</w:t>
+      </w:r>
+    </w:p>
+    <w:p>
+      <w:pPr>
+        <w:spacing w:line="336" w:lineRule="auto" w:after="180"/>
+        <w:shd w:fill="FFF5E6"/>
+      </w:pPr>
+      <w:r>
+        <w:rPr>
+          <w:b w:val="0"/>
+        </w:rPr>
         <w:t>Keep for an independent attempt: Define a testable goal for a book recommender serving readers who want short space books. Include a concrete success condition.</w:t>
       </w:r>
     </w:p>
@@ -1286,23 +2490,77 @@
       </w:r>
     </w:p>
     <w:p>
-      <w:r>
+      <w:pPr>
+        <w:pStyle w:val="Heading3"/>
+      </w:pPr>
+      <w:r>
+        <w:t>Ask the class</w:t>
+      </w:r>
+    </w:p>
+    <w:p>
+      <w:pPr>
+        <w:spacing w:line="336" w:lineRule="auto" w:after="180"/>
+        <w:shd w:fill="F5F1FB"/>
+      </w:pPr>
+      <w:r>
+        <w:rPr>
+          <w:b w:val="0"/>
+        </w:rPr>
         <w:t>Ask: Which facts are given, and which would we have to assume? Learners mark relevant details before discussing answers.</w:t>
       </w:r>
     </w:p>
     <w:p>
-      <w:r>
+      <w:pPr>
+        <w:pStyle w:val="Heading3"/>
+      </w:pPr>
+      <w:r>
+        <w:t>Language to model</w:t>
+      </w:r>
+    </w:p>
+    <w:p>
+      <w:pPr>
+        <w:spacing w:line="336" w:lineRule="auto" w:after="180"/>
+        <w:shd w:fill="F1F6F8"/>
+      </w:pPr>
+      <w:r>
+        <w:rPr>
+          <w:b w:val="0"/>
+        </w:rPr>
         <w:t>Say: Predict first. Show the rule, information path or calculation that would produce the result. A correct guess is not yet an explanation.</w:t>
       </w:r>
     </w:p>
     <w:p>
-      <w:r>
+      <w:pPr>
+        <w:spacing w:line="336" w:lineRule="auto" w:after="180"/>
+      </w:pPr>
+      <w:r>
+        <w:rPr>
+          <w:b w:val="0"/>
+        </w:rPr>
         <w:t>Reveal reasoning one step at a time. Explain why a tempting alternative fails. Write units and denominators for arithmetic, trace conditions for decisions, and identify supporting sources for claims.</w:t>
       </w:r>
     </w:p>
     <w:p>
-      <w:r>
-        <w:t>In pairs, one learner solves while the other checks evidence; exchange roles. Remove the worked answer before independent assessment.</w:t>
+      <w:pPr>
+        <w:spacing w:line="336" w:lineRule="auto" w:after="180"/>
+      </w:pPr>
+      <w:r>
+        <w:rPr>
+          <w:b w:val="0"/>
+        </w:rPr>
+        <w:t xml:space="preserve">In pairs, one learner solves while the other checks </w:t>
+      </w:r>
+      <w:r>
+        <w:rPr>
+          <w:b/>
+        </w:rPr>
+        <w:t>evidence</w:t>
+      </w:r>
+      <w:r>
+        <w:rPr>
+          <w:b w:val="0"/>
+        </w:rPr>
+        <w:t>; exchange roles. Remove the worked answer before independent assessment.</w:t>
       </w:r>
     </w:p>
     <w:p>
@@ -1314,8 +2572,49 @@
       </w:r>
     </w:p>
     <w:p>
-      <w:r>
-        <w:t>An otherwise valid 20-minute item qualifies; a 21-minute-only dataset yields no eligible option under limit 20. Exit: Examples: real student profiling, automatic booking or claims of proven learning benefit. They need separate evidence, permissions and scope.</w:t>
+      <w:pPr>
+        <w:spacing w:line="336" w:lineRule="auto" w:after="180"/>
+      </w:pPr>
+      <w:r>
+        <w:rPr>
+          <w:b w:val="0"/>
+        </w:rPr>
+        <w:t>An otherwise valid 20-minute item qualifies; a 21-minute-only dataset yields no eligible option under limit 20. Exit: Examples: real student profiling, automatic booking or claims of proven learning benefit.</w:t>
+      </w:r>
+    </w:p>
+    <w:p>
+      <w:pPr>
+        <w:spacing w:line="336" w:lineRule="auto" w:after="180"/>
+      </w:pPr>
+      <w:r>
+        <w:rPr>
+          <w:b w:val="0"/>
+        </w:rPr>
+        <w:t xml:space="preserve">They need separate </w:t>
+      </w:r>
+      <w:r>
+        <w:rPr>
+          <w:b/>
+        </w:rPr>
+        <w:t>evidence</w:t>
+      </w:r>
+      <w:r>
+        <w:rPr>
+          <w:b w:val="0"/>
+        </w:rPr>
+        <w:t xml:space="preserve">, permissions and </w:t>
+      </w:r>
+      <w:r>
+        <w:rPr>
+          <w:b/>
+        </w:rPr>
+        <w:t>scope</w:t>
+      </w:r>
+      <w:r>
+        <w:rPr>
+          <w:b w:val="0"/>
+        </w:rPr>
+        <w:t>.</w:t>
       </w:r>
     </w:p>
     <w:p>
@@ -1767,41 +3066,119 @@
       </w:r>
     </w:p>
     <w:p>
-      <w:r>
+      <w:pPr>
+        <w:pStyle w:val="Heading3"/>
+      </w:pPr>
+      <w:r>
+        <w:t>Completion practice</w:t>
+      </w:r>
+    </w:p>
+    <w:p>
+      <w:pPr>
+        <w:spacing w:line="336" w:lineRule="auto" w:after="180"/>
+        <w:shd w:fill="F5F1FB"/>
+      </w:pPr>
+      <w:r>
+        <w:rPr>
+          <w:b w:val="0"/>
+        </w:rPr>
         <w:t>Completion task: Give a tie case for A and B with score 8 each and valid durations.</w:t>
       </w:r>
     </w:p>
     <w:p>
-      <w:r>
-        <w:t>Teacher check: With both eligible, choose A alphabetically regardless of input order.</w:t>
-      </w:r>
-    </w:p>
-    <w:p>
-      <w:r>
-        <w:t>Start by identifying the given inputs together. Leave the intermediate steps blank. If needed, model one step, then withdraw that help on the next step. Move to a full trace only when the partial trace is understood. For partners, alternate explainer and checker; collect a response from every learner before discussion.</w:t>
-      </w:r>
-    </w:p>
-    <w:p>
       <w:pPr>
         <w:pStyle w:val="Heading3"/>
       </w:pPr>
       <w:r>
+        <w:t>Reasoning to listen for</w:t>
+      </w:r>
+    </w:p>
+    <w:p>
+      <w:pPr>
+        <w:spacing w:line="336" w:lineRule="auto" w:after="180"/>
+        <w:shd w:fill="F1F6FC"/>
+      </w:pPr>
+      <w:r>
+        <w:rPr>
+          <w:b w:val="0"/>
+        </w:rPr>
+        <w:t xml:space="preserve">Teacher check: With both eligible, choose A alphabetically regardless of </w:t>
+      </w:r>
+      <w:r>
+        <w:rPr>
+          <w:b/>
+        </w:rPr>
+        <w:t>input</w:t>
+      </w:r>
+      <w:r>
+        <w:rPr>
+          <w:b w:val="0"/>
+        </w:rPr>
+        <w:t xml:space="preserve"> order.</w:t>
+      </w:r>
+    </w:p>
+    <w:p>
+      <w:pPr>
+        <w:spacing w:line="336" w:lineRule="auto" w:after="180"/>
+      </w:pPr>
+      <w:r>
+        <w:rPr>
+          <w:b w:val="0"/>
+        </w:rPr>
+        <w:t xml:space="preserve">Start by identifying the given </w:t>
+      </w:r>
+      <w:r>
+        <w:rPr>
+          <w:b/>
+        </w:rPr>
+        <w:t>input</w:t>
+      </w:r>
+      <w:r>
+        <w:rPr>
+          <w:b w:val="0"/>
+        </w:rPr>
+        <w:t>s together. Leave the intermediate steps blank. If needed, model one step, then withdraw that help on the next step. Move to a full trace only when the partial trace is understood.</w:t>
+      </w:r>
+    </w:p>
+    <w:p>
+      <w:pPr>
+        <w:spacing w:line="336" w:lineRule="auto" w:after="180"/>
+      </w:pPr>
+      <w:r>
+        <w:rPr>
+          <w:b w:val="0"/>
+        </w:rPr>
+        <w:t>For partners, alternate explainer and checker; collect a response from every learner before discussion.</w:t>
+      </w:r>
+    </w:p>
+    <w:p>
+      <w:pPr>
+        <w:pStyle w:val="Heading3"/>
+      </w:pPr>
+      <w:r>
         <w:t>Individual reasoning check</w:t>
       </w:r>
     </w:p>
     <w:p>
-      <w:r>
-        <w:t>Use the worked case for Planning the application. Proposed explanation: “A successful run proves the conclusion”. Decide whether this explanation is supported. Point to the step or supplied fact that decides; explain your repair if needed.</w:t>
-      </w:r>
-    </w:p>
-    <w:p>
-      <w:r>
-        <w:t>Expected correction: The scope is a rule-based prototype using fictional ratings. It does not demonstrate personalized learning impact or a trained AI model. A clear non-goal protects students from building an untestable or overly broad project.</w:t>
-      </w:r>
-    </w:p>
-    <w:p>
-      <w:r>
-        <w:t>Collect explanations, not only yes/no votes. If a misunderstanding is common, re-model the relevant step for the class. If it affects a few learners, give a short targeted group explanation while others solve a more demanding variation.</w:t>
+      <w:pPr>
+        <w:spacing w:line="336" w:lineRule="auto" w:after="180"/>
+      </w:pPr>
+      <w:r>
+        <w:rPr>
+          <w:b w:val="0"/>
+        </w:rPr>
+        <w:t>Use the worked case for Planning the application. Proposed explanation: “A successful run proves the conclusion”. Decide whether this explanation is supported.</w:t>
+      </w:r>
+    </w:p>
+    <w:p>
+      <w:pPr>
+        <w:spacing w:line="336" w:lineRule="auto" w:after="180"/>
+      </w:pPr>
+      <w:r>
+        <w:rPr>
+          <w:b w:val="0"/>
+        </w:rPr>
+        <w:t>Point to the step or supplied fact that decides; explain your repair if needed.</w:t>
       </w:r>
     </w:p>
     <w:p>
@@ -1809,41 +3186,215 @@
         <w:pStyle w:val="Heading3"/>
       </w:pPr>
       <w:r>
+        <w:t>Expected repair</w:t>
+      </w:r>
+    </w:p>
+    <w:p>
+      <w:pPr>
+        <w:spacing w:line="336" w:lineRule="auto" w:after="180"/>
+        <w:shd w:fill="F1F6FC"/>
+      </w:pPr>
+      <w:r>
+        <w:rPr>
+          <w:b w:val="0"/>
+        </w:rPr>
+        <w:t xml:space="preserve">Expected correction: The </w:t>
+      </w:r>
+      <w:r>
+        <w:rPr>
+          <w:b/>
+        </w:rPr>
+        <w:t>scope</w:t>
+      </w:r>
+      <w:r>
+        <w:rPr>
+          <w:b w:val="0"/>
+        </w:rPr>
+        <w:t xml:space="preserve"> is a rule-based </w:t>
+      </w:r>
+      <w:r>
+        <w:rPr>
+          <w:b/>
+        </w:rPr>
+        <w:t>prototype</w:t>
+      </w:r>
+      <w:r>
+        <w:rPr>
+          <w:b w:val="0"/>
+        </w:rPr>
+        <w:t xml:space="preserve"> using fictional ratings. It does not demonstrate personalized learning impact or a trained AI model.</w:t>
+      </w:r>
+    </w:p>
+    <w:p>
+      <w:pPr>
+        <w:spacing w:line="336" w:lineRule="auto" w:after="180"/>
+        <w:shd w:fill="F1F6FC"/>
+      </w:pPr>
+      <w:r>
+        <w:rPr>
+          <w:b w:val="0"/>
+        </w:rPr>
+        <w:t xml:space="preserve">A clear </w:t>
+      </w:r>
+      <w:r>
+        <w:rPr>
+          <w:b/>
+        </w:rPr>
+        <w:t>non-goal</w:t>
+      </w:r>
+      <w:r>
+        <w:rPr>
+          <w:b w:val="0"/>
+        </w:rPr>
+        <w:t xml:space="preserve"> protects students from building an untestable or overly broad project.</w:t>
+      </w:r>
+    </w:p>
+    <w:p>
+      <w:pPr>
+        <w:spacing w:line="336" w:lineRule="auto" w:after="180"/>
+      </w:pPr>
+      <w:r>
+        <w:rPr>
+          <w:b w:val="0"/>
+        </w:rPr>
+        <w:t>Collect explanations, not only yes/no votes. If a misunderstanding is common, re-model the relevant step for the class.</w:t>
+      </w:r>
+    </w:p>
+    <w:p>
+      <w:pPr>
+        <w:spacing w:line="336" w:lineRule="auto" w:after="180"/>
+      </w:pPr>
+      <w:r>
+        <w:rPr>
+          <w:b w:val="0"/>
+        </w:rPr>
+        <w:t>If it affects a few learners, give a short targeted group explanation while others solve a more demanding variation.</w:t>
+      </w:r>
+    </w:p>
+    <w:p>
+      <w:pPr>
+        <w:pStyle w:val="Heading3"/>
+      </w:pPr>
+      <w:r>
         <w:t>Connected teaching cycle: A reproducible data investigation</w:t>
       </w:r>
     </w:p>
     <w:p>
-      <w:r>
+      <w:pPr>
+        <w:spacing w:line="336" w:lineRule="auto" w:after="180"/>
+      </w:pPr>
+      <w:r>
+        <w:rPr>
+          <w:b w:val="0"/>
+        </w:rPr>
         <w:t>Target: Write a reproducible data question</w:t>
       </w:r>
     </w:p>
     <w:p>
-      <w:r>
+      <w:pPr>
+        <w:spacing w:line="336" w:lineRule="auto" w:after="180"/>
+      </w:pPr>
+      <w:r>
+        <w:rPr>
+          <w:b w:val="0"/>
+        </w:rPr>
         <w:t>Reserve further sessions for this topic; the 135-minute primary plan does not absorb all added content.</w:t>
       </w:r>
     </w:p>
     <w:p>
-      <w:r>
+      <w:pPr>
+        <w:spacing w:line="336" w:lineRule="auto" w:after="180"/>
+      </w:pPr>
+      <w:r>
+        <w:rPr>
+          <w:b w:val="0"/>
+        </w:rPr>
         <w:t>Completion practice: Classify 0, None, -2 and 60 under the schema.</w:t>
       </w:r>
     </w:p>
     <w:p>
-      <w:r>
+      <w:pPr>
+        <w:pStyle w:val="Heading3"/>
+      </w:pPr>
+      <w:r>
+        <w:t>Reasoning to listen for</w:t>
+      </w:r>
+    </w:p>
+    <w:p>
+      <w:pPr>
+        <w:spacing w:line="336" w:lineRule="auto" w:after="180"/>
+        <w:shd w:fill="F1F6FC"/>
+      </w:pPr>
+      <w:r>
+        <w:rPr>
+          <w:b w:val="0"/>
+        </w:rPr>
         <w:t>Teacher check: 0 and 60 accepted; None missing/unknown and -2 out of range are rejected.</w:t>
       </w:r>
     </w:p>
     <w:p>
-      <w:r>
-        <w:t>Individual check: For A reproducible data investigation, use its worked case to evaluate this proposed explanation: “A successful run proves the conclusion”. Explain the deciding step.</w:t>
-      </w:r>
-    </w:p>
-    <w:p>
-      <w:r>
-        <w:t>Expected correction: Missing or invalid durations might belong to unusually long sessions. The accepted mean may therefore differ from the full group's mean. Do not make a causal claim from this descriptive investigation.</w:t>
-      </w:r>
-    </w:p>
-    <w:p>
-      <w:r>
+      <w:pPr>
+        <w:spacing w:line="336" w:lineRule="auto" w:after="180"/>
+      </w:pPr>
+      <w:r>
+        <w:rPr>
+          <w:b w:val="0"/>
+        </w:rPr>
+        <w:t xml:space="preserve">Individual check: For A reproducible data </w:t>
+      </w:r>
+      <w:r>
+        <w:rPr>
+          <w:b/>
+        </w:rPr>
+        <w:t>investigation</w:t>
+      </w:r>
+      <w:r>
+        <w:rPr>
+          <w:b w:val="0"/>
+        </w:rPr>
+        <w:t>, use its worked case to evaluate this proposed explanation: “A successful run proves the conclusion”. Explain the deciding step.</w:t>
+      </w:r>
+    </w:p>
+    <w:p>
+      <w:pPr>
+        <w:pStyle w:val="Heading3"/>
+      </w:pPr>
+      <w:r>
+        <w:t>Expected repair</w:t>
+      </w:r>
+    </w:p>
+    <w:p>
+      <w:pPr>
+        <w:spacing w:line="336" w:lineRule="auto" w:after="180"/>
+        <w:shd w:fill="F1F6FC"/>
+      </w:pPr>
+      <w:r>
+        <w:rPr>
+          <w:b w:val="0"/>
+        </w:rPr>
+        <w:t xml:space="preserve">Expected correction: Missing or invalid durations might belong to unusually long sessions. The accepted mean may therefore differ from the full group's mean. Do not make a causal claim from this descriptive </w:t>
+      </w:r>
+      <w:r>
+        <w:rPr>
+          <w:b/>
+        </w:rPr>
+        <w:t>investigation</w:t>
+      </w:r>
+      <w:r>
+        <w:rPr>
+          <w:b w:val="0"/>
+        </w:rPr>
+        <w:t>.</w:t>
+      </w:r>
+    </w:p>
+    <w:p>
+      <w:pPr>
+        <w:spacing w:line="336" w:lineRule="auto" w:after="180"/>
+      </w:pPr>
+      <w:r>
+        <w:rPr>
+          <w:b w:val="0"/>
+        </w:rPr>
         <w:t>Apply the same support, independent transfer and delayed-review decisions to the named connected-topic workbook tasks.</w:t>
       </w:r>
     </w:p>
@@ -1856,8 +3407,26 @@
       </w:r>
     </w:p>
     <w:p>
-      <w:r>
-        <w:t>Write an equality test and explain which requirement it checks.</w:t>
+      <w:pPr>
+        <w:spacing w:line="336" w:lineRule="auto" w:after="180"/>
+      </w:pPr>
+      <w:r>
+        <w:rPr>
+          <w:b w:val="0"/>
+        </w:rPr>
+        <w:t xml:space="preserve">Write an equality test and explain which </w:t>
+      </w:r>
+      <w:r>
+        <w:rPr>
+          <w:b/>
+        </w:rPr>
+        <w:t>requirement</w:t>
+      </w:r>
+      <w:r>
+        <w:rPr>
+          <w:b w:val="0"/>
+        </w:rPr>
+        <w:t xml:space="preserve"> it checks.</w:t>
       </w:r>
     </w:p>
     <w:p>
@@ -1869,18 +3438,60 @@
       </w:r>
     </w:p>
     <w:p>
-      <w:r>
+      <w:pPr>
+        <w:spacing w:line="336" w:lineRule="auto" w:after="180"/>
+      </w:pPr>
+      <w:r>
+        <w:rPr>
+          <w:b w:val="0"/>
+        </w:rPr>
         <w:t>Limit 8 with A taking 8 must include A; it checks that time eligibility uses &lt;= rather than &lt;.</w:t>
       </w:r>
     </w:p>
     <w:p>
-      <w:r>
+      <w:pPr>
+        <w:spacing w:line="336" w:lineRule="auto" w:after="180"/>
+      </w:pPr>
+      <w:r>
+        <w:rPr>
+          <w:b w:val="0"/>
+        </w:rPr>
         <w:t>Changed-case reasoning: Return no eligible item. All three valid rows take more than five minutes.</w:t>
       </w:r>
     </w:p>
     <w:p>
-      <w:r>
-        <w:t>Collect each learner’s explanation before discussion. Use the first missing connection between input, deciding step and result to choose support. This question is worked-case practice, not fresh mastery evidence.</w:t>
+      <w:pPr>
+        <w:spacing w:line="336" w:lineRule="auto" w:after="180"/>
+      </w:pPr>
+      <w:r>
+        <w:rPr>
+          <w:b w:val="0"/>
+        </w:rPr>
+        <w:t xml:space="preserve">Collect each learner’s explanation before discussion. Use the first missing connection between </w:t>
+      </w:r>
+      <w:r>
+        <w:rPr>
+          <w:b/>
+        </w:rPr>
+        <w:t>input</w:t>
+      </w:r>
+      <w:r>
+        <w:rPr>
+          <w:b w:val="0"/>
+        </w:rPr>
+        <w:t xml:space="preserve">, deciding step and result to choose support. This question is worked-case practice, not fresh mastery </w:t>
+      </w:r>
+      <w:r>
+        <w:rPr>
+          <w:b/>
+        </w:rPr>
+        <w:t>evidence</w:t>
+      </w:r>
+      <w:r>
+        <w:rPr>
+          <w:b w:val="0"/>
+        </w:rPr>
+        <w:t>.</w:t>
       </w:r>
     </w:p>
     <w:p>
@@ -1892,54 +3503,117 @@
       </w:r>
     </w:p>
     <w:p>
+      <w:r>
+        <w:t>Run the Project Problem and Success Test investigation and use the first unsupported step to choose a teaching response.</w:t>
+      </w:r>
+    </w:p>
+    <w:p>
+      <w:pPr>
+        <w:spacing w:line="336" w:lineRule="auto" w:after="180"/>
+      </w:pPr>
+      <w:r>
+        <w:rPr>
+          <w:b w:val="0"/>
+        </w:rPr>
+        <w:t>Words You Can Use to Reason</w:t>
+      </w:r>
+    </w:p>
+    <w:p>
+      <w:pPr>
+        <w:spacing w:line="336" w:lineRule="auto" w:after="180"/>
+      </w:pPr>
+      <w:r>
+        <w:rPr>
+          <w:b w:val="0"/>
+        </w:rPr>
+        <w:t>A definition matters when you can recognize the idea, use it, and contrast it with a near-miss.</w:t>
+      </w:r>
+    </w:p>
+    <w:p>
+      <w:pPr>
+        <w:spacing w:line="336" w:lineRule="auto" w:after="180"/>
+      </w:pPr>
+      <w:r>
+        <w:rPr>
+          <w:b w:val="0"/>
+        </w:rPr>
+        <w:t>Predict → Test → Record → Explain</w:t>
+      </w:r>
+    </w:p>
+    <w:p>
+      <w:pPr>
+        <w:spacing w:line="336" w:lineRule="auto" w:after="180"/>
+      </w:pPr>
+      <w:r>
+        <w:rPr>
+          <w:b w:val="0"/>
+        </w:rPr>
+        <w:t>Keep expected and actual results separate. Surprises are useful data when recorded honestly.</w:t>
+      </w:r>
+    </w:p>
+    <w:p>
+      <w:pPr>
+        <w:spacing w:line="336" w:lineRule="auto" w:after="180"/>
+      </w:pPr>
+      <w:r>
+        <w:rPr>
+          <w:b w:val="0"/>
+        </w:rPr>
+        <w:t>Interview a reader, write one need statement, define three measurable tests and two out-of-</w:t>
+      </w:r>
+      <w:r>
+        <w:rPr>
+          <w:b/>
+        </w:rPr>
+        <w:t>scope</w:t>
+      </w:r>
+      <w:r>
+        <w:rPr>
+          <w:b w:val="0"/>
+        </w:rPr>
+        <w:t xml:space="preserve"> items, then peer-review for testability.</w:t>
+      </w:r>
+    </w:p>
+    <w:p>
+      <w:pPr>
+        <w:spacing w:line="336" w:lineRule="auto" w:after="180"/>
+        <w:shd w:fill="F5F1FB"/>
+      </w:pPr>
+      <w:r>
+        <w:rPr>
+          <w:b w:val="0"/>
+        </w:rPr>
+        <w:t>What did the hardest test teach you that the normal test did not?</w:t>
+      </w:r>
+    </w:p>
+    <w:p>
       <w:pPr>
         <w:pStyle w:val="Heading3"/>
       </w:pPr>
       <w:r>
-        <w:t>Run the weekly evidence lab</w:t>
-      </w:r>
-    </w:p>
-    <w:p>
-      <w:r>
-        <w:t>Words You Can Use to Reason</w:t>
-      </w:r>
-    </w:p>
-    <w:p>
-      <w:r>
-        <w:t>A definition matters when you can recognize the idea, use it, and contrast it with a near-miss.</w:t>
-      </w:r>
-    </w:p>
-    <w:p>
-      <w:r>
-        <w:t>Predict → Test → Record → Explain</w:t>
-      </w:r>
-    </w:p>
-    <w:p>
-      <w:r>
-        <w:t>Keep expected and actual results separate. Surprises are useful data when recorded honestly.</w:t>
-      </w:r>
-    </w:p>
-    <w:p>
-      <w:r>
-        <w:t>Interview a reader, write one need statement, define three measurable tests and two out-of-scope items, then peer-review for testability.</w:t>
-      </w:r>
-    </w:p>
-    <w:p>
-      <w:r>
-        <w:t>What did the hardest test teach you that the normal test did not?</w:t>
-      </w:r>
-    </w:p>
-    <w:p>
-      <w:pPr>
-        <w:pStyle w:val="Heading3"/>
-      </w:pPr>
-      <w:r>
         <w:t>Make the lab runnable</w:t>
       </w:r>
     </w:p>
     <w:p>
-      <w:r>
-        <w:t>Use the concrete case as the shared normal case and the independent question as a second case. Each pair creates a boundary or missing-information case and predicts its result before testing. Keep the expected result separate from an observed mistake.</w:t>
+      <w:pPr>
+        <w:spacing w:line="336" w:lineRule="auto" w:after="180"/>
+      </w:pPr>
+      <w:r>
+        <w:rPr>
+          <w:b w:val="0"/>
+        </w:rPr>
+        <w:t>Use the concrete case as the shared normal case and the independent question as a second case. Each pair creates a boundary or missing-information case and predicts its result before testing.</w:t>
+      </w:r>
+    </w:p>
+    <w:p>
+      <w:pPr>
+        <w:spacing w:line="336" w:lineRule="auto" w:after="180"/>
+      </w:pPr>
+      <w:r>
+        <w:rPr>
+          <w:b w:val="0"/>
+        </w:rPr>
+        <w:t>Keep the expected result separate from an observed mistake.</w:t>
       </w:r>
     </w:p>
     <w:tbl>
@@ -2097,8 +3771,25 @@
       </w:r>
     </w:p>
     <w:p>
-      <w:r>
-        <w:t>For guessing, return to given facts and request a trace. For vocabulary without application, use one example and one non-example. For arithmetic errors, check the setup before the calculation. Finish with a different uncoached case before recording mastery.</w:t>
+      <w:pPr>
+        <w:spacing w:line="336" w:lineRule="auto" w:after="180"/>
+      </w:pPr>
+      <w:r>
+        <w:rPr>
+          <w:b w:val="0"/>
+        </w:rPr>
+        <w:t>For guessing, return to given facts and request a trace. For vocabulary without application, use one example and one non-example. For arithmetic errors, check the setup before the calculation.</w:t>
+      </w:r>
+    </w:p>
+    <w:p>
+      <w:pPr>
+        <w:spacing w:line="336" w:lineRule="auto" w:after="180"/>
+      </w:pPr>
+      <w:r>
+        <w:rPr>
+          <w:b w:val="0"/>
+        </w:rPr>
+        <w:t>Finish with a different uncoached case before recording mastery.</w:t>
       </w:r>
     </w:p>
     <w:p>
@@ -2110,18 +3801,165 @@
       </w:r>
     </w:p>
     <w:p>
-      <w:r>
-        <w:t>A successful run proves the conclusion: The scope is a rule-based prototype using fictional ratings. It does not demonstrate personalized learning impact or a trained AI model. A clear non-goal protects students from building an untestable or overly broad project.</w:t>
-      </w:r>
-    </w:p>
-    <w:p>
-      <w:r>
-        <w:t>Matching the example is enough: Require the new W4 case, explicit predictions and an explanation. Fresh retry: plan a 10-minute chooser with boundary 10/11, duplicate-name rejection and an empty-input case. Collect the plan before implementation.</w:t>
-      </w:r>
-    </w:p>
-    <w:p>
-      <w:r>
-        <w:t>A convenient shortcut preserves meaning: A requirement such as make a smart choice cannot be tested precisely. Replace it with a stated score, limit, tie rule and output explanation. If real feedback later changes the policy, record a versioned change rather than rewriting previous evidence.</w:t>
+      <w:pPr>
+        <w:spacing w:line="336" w:lineRule="auto" w:after="180"/>
+      </w:pPr>
+      <w:r>
+        <w:rPr>
+          <w:b w:val="0"/>
+        </w:rPr>
+        <w:t xml:space="preserve">A successful run proves the conclusion: The </w:t>
+      </w:r>
+      <w:r>
+        <w:rPr>
+          <w:b/>
+        </w:rPr>
+        <w:t>scope</w:t>
+      </w:r>
+      <w:r>
+        <w:rPr>
+          <w:b w:val="0"/>
+        </w:rPr>
+        <w:t xml:space="preserve"> is a rule-based </w:t>
+      </w:r>
+      <w:r>
+        <w:rPr>
+          <w:b/>
+        </w:rPr>
+        <w:t>prototype</w:t>
+      </w:r>
+      <w:r>
+        <w:rPr>
+          <w:b w:val="0"/>
+        </w:rPr>
+        <w:t xml:space="preserve"> using fictional ratings. It does not demonstrate personalized learning impact or a trained AI model.</w:t>
+      </w:r>
+    </w:p>
+    <w:p>
+      <w:pPr>
+        <w:spacing w:line="336" w:lineRule="auto" w:after="180"/>
+      </w:pPr>
+      <w:r>
+        <w:rPr>
+          <w:b w:val="0"/>
+        </w:rPr>
+        <w:t xml:space="preserve">A clear </w:t>
+      </w:r>
+      <w:r>
+        <w:rPr>
+          <w:b/>
+        </w:rPr>
+        <w:t>non-goal</w:t>
+      </w:r>
+      <w:r>
+        <w:rPr>
+          <w:b w:val="0"/>
+        </w:rPr>
+        <w:t xml:space="preserve"> protects students from building an untestable or overly broad project.</w:t>
+      </w:r>
+    </w:p>
+    <w:p>
+      <w:pPr>
+        <w:spacing w:line="336" w:lineRule="auto" w:after="180"/>
+      </w:pPr>
+      <w:r>
+        <w:rPr>
+          <w:b w:val="0"/>
+        </w:rPr>
+        <w:t xml:space="preserve">Matching the example is enough: Require the new W4 case, explicit </w:t>
+      </w:r>
+      <w:r>
+        <w:rPr>
+          <w:b/>
+        </w:rPr>
+        <w:t>prediction</w:t>
+      </w:r>
+      <w:r>
+        <w:rPr>
+          <w:b w:val="0"/>
+        </w:rPr>
+        <w:t>s and an explanation. Fresh retry: plan a 10-minute chooser with boundary 10/11, duplicate-name rejection and an empty-</w:t>
+      </w:r>
+      <w:r>
+        <w:rPr>
+          <w:b/>
+        </w:rPr>
+        <w:t>input</w:t>
+      </w:r>
+      <w:r>
+        <w:rPr>
+          <w:b w:val="0"/>
+        </w:rPr>
+        <w:t xml:space="preserve"> case.</w:t>
+      </w:r>
+    </w:p>
+    <w:p>
+      <w:pPr>
+        <w:spacing w:line="336" w:lineRule="auto" w:after="180"/>
+      </w:pPr>
+      <w:r>
+        <w:rPr>
+          <w:b w:val="0"/>
+        </w:rPr>
+        <w:t>Collect the plan before implementation.</w:t>
+      </w:r>
+    </w:p>
+    <w:p>
+      <w:pPr>
+        <w:spacing w:line="336" w:lineRule="auto" w:after="180"/>
+      </w:pPr>
+      <w:r>
+        <w:rPr>
+          <w:b w:val="0"/>
+        </w:rPr>
+        <w:t xml:space="preserve">A convenient shortcut preserves meaning: A </w:t>
+      </w:r>
+      <w:r>
+        <w:rPr>
+          <w:b/>
+        </w:rPr>
+        <w:t>requirement</w:t>
+      </w:r>
+      <w:r>
+        <w:rPr>
+          <w:b w:val="0"/>
+        </w:rPr>
+        <w:t xml:space="preserve"> such as make a smart choice cannot be tested precisely. Replace it with a stated score, limit, tie rule and </w:t>
+      </w:r>
+      <w:r>
+        <w:rPr>
+          <w:b/>
+        </w:rPr>
+        <w:t>output</w:t>
+      </w:r>
+      <w:r>
+        <w:rPr>
+          <w:b w:val="0"/>
+        </w:rPr>
+        <w:t xml:space="preserve"> explanation.</w:t>
+      </w:r>
+    </w:p>
+    <w:p>
+      <w:pPr>
+        <w:spacing w:line="336" w:lineRule="auto" w:after="180"/>
+      </w:pPr>
+      <w:r>
+        <w:rPr>
+          <w:b w:val="0"/>
+        </w:rPr>
+        <w:t xml:space="preserve">If real feedback later changes the policy, record a versioned change rather than rewriting previous </w:t>
+      </w:r>
+      <w:r>
+        <w:rPr>
+          <w:b/>
+        </w:rPr>
+        <w:t>evidence</w:t>
+      </w:r>
+      <w:r>
+        <w:rPr>
+          <w:b w:val="0"/>
+        </w:rPr>
+        <w:t>.</w:t>
       </w:r>
     </w:p>
     <w:p>
@@ -2133,18 +3971,82 @@
       </w:r>
     </w:p>
     <w:p>
-      <w:r>
-        <w:t>A successful run proves the conclusion: Missing or invalid durations might belong to unusually long sessions. The accepted mean may therefore differ from the full group's mean. Do not make a causal claim from this descriptive investigation.</w:t>
-      </w:r>
-    </w:p>
-    <w:p>
-      <w:r>
-        <w:t>Matching the example is enough: Require the new W4 case, explicit predictions and an explanation. Fresh retry: [5, None, 15, -1, 10] gives accepted [5,15,10], 2 rejected and mean 10, with coverage 3 of 5.</w:t>
-      </w:r>
-    </w:p>
-    <w:p>
-      <w:r>
-        <w:t>A convenient shortcut preserves meaning: Dividing the accepted total 30 by all five records gives 6 and answers no clear observed-duration question. Use the accepted count for this mean, disclose exclusions, and never describe it as the average for every supplied session.</w:t>
+      <w:pPr>
+        <w:spacing w:line="336" w:lineRule="auto" w:after="180"/>
+      </w:pPr>
+      <w:r>
+        <w:rPr>
+          <w:b w:val="0"/>
+        </w:rPr>
+        <w:t>A successful run proves the conclusion: Missing or invalid durations might belong to unusually long sessions. The accepted mean may therefore differ from the full group's mean.</w:t>
+      </w:r>
+    </w:p>
+    <w:p>
+      <w:pPr>
+        <w:spacing w:line="336" w:lineRule="auto" w:after="180"/>
+      </w:pPr>
+      <w:r>
+        <w:rPr>
+          <w:b w:val="0"/>
+        </w:rPr>
+        <w:t xml:space="preserve">Do not make a causal claim from this descriptive </w:t>
+      </w:r>
+      <w:r>
+        <w:rPr>
+          <w:b/>
+        </w:rPr>
+        <w:t>investigation</w:t>
+      </w:r>
+      <w:r>
+        <w:rPr>
+          <w:b w:val="0"/>
+        </w:rPr>
+        <w:t>.</w:t>
+      </w:r>
+    </w:p>
+    <w:p>
+      <w:pPr>
+        <w:spacing w:line="336" w:lineRule="auto" w:after="180"/>
+      </w:pPr>
+      <w:r>
+        <w:rPr>
+          <w:b w:val="0"/>
+        </w:rPr>
+        <w:t xml:space="preserve">Matching the example is enough: Require the new W4 case, explicit </w:t>
+      </w:r>
+      <w:r>
+        <w:rPr>
+          <w:b/>
+        </w:rPr>
+        <w:t>prediction</w:t>
+      </w:r>
+      <w:r>
+        <w:rPr>
+          <w:b w:val="0"/>
+        </w:rPr>
+        <w:t>s and an explanation. Fresh retry: [5, None, 15, -1, 10] gives accepted [5,15,10], 2 rejected and mean 10, with coverage 3 of 5.</w:t>
+      </w:r>
+    </w:p>
+    <w:p>
+      <w:pPr>
+        <w:spacing w:line="336" w:lineRule="auto" w:after="180"/>
+      </w:pPr>
+      <w:r>
+        <w:rPr>
+          <w:b w:val="0"/>
+        </w:rPr>
+        <w:t>A convenient shortcut preserves meaning: Dividing the accepted total 30 by all five records gives 6 and answers no clear observed-duration question.</w:t>
+      </w:r>
+    </w:p>
+    <w:p>
+      <w:pPr>
+        <w:spacing w:line="336" w:lineRule="auto" w:after="180"/>
+      </w:pPr>
+      <w:r>
+        <w:rPr>
+          <w:b w:val="0"/>
+        </w:rPr>
+        <w:t>Use the accepted count for this mean, disclose exclusions, and never describe it as the average for every supplied session.</w:t>
       </w:r>
     </w:p>
     <w:p>
@@ -2302,8 +4204,25 @@
       </w:tr>
     </w:tbl>
     <w:p>
-      <w:r>
-        <w:t>Offer an oral explanation, drawing, enlarged visual or fewer examples when that removes a reading/writing barrier. Keep the same reasoning goal. Stretch secure learners by changing a boundary or assumption and asking them to defend the effect, not simply by assigning more of the same questions.</w:t>
+      <w:pPr>
+        <w:spacing w:line="336" w:lineRule="auto" w:after="180"/>
+      </w:pPr>
+      <w:r>
+        <w:rPr>
+          <w:b w:val="0"/>
+        </w:rPr>
+        <w:t>Offer an oral explanation, drawing, enlarged visual or fewer examples when that removes a reading/writing barrier. Keep the same reasoning goal.</w:t>
+      </w:r>
+    </w:p>
+    <w:p>
+      <w:pPr>
+        <w:spacing w:line="336" w:lineRule="auto" w:after="180"/>
+      </w:pPr>
+      <w:r>
+        <w:rPr>
+          <w:b w:val="0"/>
+        </w:rPr>
+        <w:t>Stretch secure learners by changing a boundary or assumption and asking them to defend the effect, not simply by assigning more of the same questions.</w:t>
       </w:r>
     </w:p>
     <w:p>
@@ -2315,11 +4234,16 @@
       </w:r>
     </w:p>
     <w:p>
+      <w:r>
+        <w:t>Use the Project Problem and Success Test questions, teacher keys and criteria after the relevant attempts. Previously discussed cases are practice; protect the separately selected independent task.</w:t>
+      </w:r>
+    </w:p>
+    <w:p>
       <w:pPr>
         <w:pStyle w:val="Heading3"/>
       </w:pPr>
       <w:r>
-        <w:t>Assess and explain the answers</w:t>
+        <w:t>Worked case answer</w:t>
       </w:r>
     </w:p>
     <w:p>
@@ -2327,11 +4251,18 @@
         <w:pStyle w:val="Heading3"/>
       </w:pPr>
       <w:r>
-        <w:t>Worked case answer</w:t>
-      </w:r>
-    </w:p>
-    <w:p>
-      <w:r>
+        <w:t>Teacher key · Worked case answer</w:t>
+      </w:r>
+    </w:p>
+    <w:p>
+      <w:pPr>
+        <w:spacing w:line="336" w:lineRule="auto" w:after="180"/>
+        <w:shd w:fill="F1F6FC"/>
+      </w:pPr>
+      <w:r>
+        <w:rPr>
+          <w:b w:val="0"/>
+        </w:rPr>
         <w:t>Verify book existence, hard constraints, correct scoring explanations, tie handling and no-match behaviour on predefined requests.</w:t>
       </w:r>
     </w:p>
@@ -2344,7 +4275,22 @@
       </w:r>
     </w:p>
     <w:p>
-      <w:r>
+      <w:pPr>
+        <w:pStyle w:val="Heading3"/>
+      </w:pPr>
+      <w:r>
+        <w:t>Independent question · withhold the key</w:t>
+      </w:r>
+    </w:p>
+    <w:p>
+      <w:pPr>
+        <w:spacing w:line="336" w:lineRule="auto" w:after="180"/>
+        <w:shd w:fill="F5F1FB"/>
+      </w:pPr>
+      <w:r>
+        <w:rPr>
+          <w:b w:val="0"/>
+        </w:rPr>
         <w:t>Define a testable goal for a book recommender serving readers who want short space books. Include a concrete success condition.</w:t>
       </w:r>
     </w:p>
@@ -2357,7 +4303,22 @@
       </w:r>
     </w:p>
     <w:p>
-      <w:r>
+      <w:pPr>
+        <w:pStyle w:val="Heading3"/>
+      </w:pPr>
+      <w:r>
+        <w:t>Teacher key · Expected independent answer</w:t>
+      </w:r>
+    </w:p>
+    <w:p>
+      <w:pPr>
+        <w:spacing w:line="336" w:lineRule="auto" w:after="180"/>
+        <w:shd w:fill="F1F6FC"/>
+      </w:pPr>
+      <w:r>
+        <w:rPr>
+          <w:b w:val="0"/>
+        </w:rPr>
         <w:t>On supplied test preferences, recommend a space book within the stated page limit and explain the matching fields. Include a no-match fallback. Other clear measurable criteria are valid.</w:t>
       </w:r>
     </w:p>
@@ -2596,8 +4557,25 @@
       </w:tr>
     </w:tbl>
     <w:p>
-      <w:r>
-        <w:t>Use 6/8 as a classroom checkpoint, with 2 required for both Result and Reasoning. This is a proposed teaching rule, not a validated certification threshold. Do not count a coached answer as independent mastery; correct unsafe or unsupported claims regardless of total.</w:t>
+      <w:pPr>
+        <w:spacing w:line="336" w:lineRule="auto" w:after="180"/>
+      </w:pPr>
+      <w:r>
+        <w:rPr>
+          <w:b w:val="0"/>
+        </w:rPr>
+        <w:t>Use 6/8 as a classroom checkpoint, with 2 required for both Result and Reasoning. This is a proposed teaching rule, not a validated certification threshold.</w:t>
+      </w:r>
+    </w:p>
+    <w:p>
+      <w:pPr>
+        <w:spacing w:line="336" w:lineRule="auto" w:after="180"/>
+      </w:pPr>
+      <w:r>
+        <w:rPr>
+          <w:b w:val="0"/>
+        </w:rPr>
+        <w:t>Do not count a coached answer as independent mastery; correct unsafe or unsupported claims regardless of total.</w:t>
       </w:r>
     </w:p>
     <w:p>
@@ -2609,8 +4587,26 @@
       </w:r>
     </w:p>
     <w:p>
-      <w:r>
-        <w:t>Ask the learner to find the evidence that challenges this claim: “Make it smart is a measurable success test.” Keep the first attempt and an uncoached retry separate.</w:t>
+      <w:pPr>
+        <w:spacing w:line="336" w:lineRule="auto" w:after="180"/>
+      </w:pPr>
+      <w:r>
+        <w:rPr>
+          <w:b w:val="0"/>
+        </w:rPr>
+        <w:t xml:space="preserve">Ask the learner to find the </w:t>
+      </w:r>
+      <w:r>
+        <w:rPr>
+          <w:b/>
+        </w:rPr>
+        <w:t>evidence</w:t>
+      </w:r>
+      <w:r>
+        <w:rPr>
+          <w:b w:val="0"/>
+        </w:rPr>
+        <w:t xml:space="preserve"> that challenges this claim: “Make it smart is a measurable success test.” Keep the first attempt and an uncoached retry separate.</w:t>
       </w:r>
     </w:p>
     <w:p>
@@ -2622,15 +4618,42 @@
       </w:r>
     </w:p>
     <w:p>
-      <w:r>
-        <w:t>For a normal request, return an existing eligible highest-scoring book with traceable score; for a tie, apply the declared tie policy; for no match, state none found without inventing a title. Exact fictional catalogue rows and requests must accompany each test.</w:t>
-      </w:r>
-    </w:p>
-    <w:p>
       <w:pPr>
         <w:pStyle w:val="Heading3"/>
       </w:pPr>
       <w:r>
+        <w:t>Teacher key · Original transfer answer</w:t>
+      </w:r>
+    </w:p>
+    <w:p>
+      <w:pPr>
+        <w:spacing w:line="336" w:lineRule="auto" w:after="180"/>
+        <w:shd w:fill="F1F6FC"/>
+      </w:pPr>
+      <w:r>
+        <w:rPr>
+          <w:b w:val="0"/>
+        </w:rPr>
+        <w:t>For a normal request, return an existing eligible highest-scoring book with traceable score; for a tie, apply the declared tie policy; for no match, state none found without inventing a title.</w:t>
+      </w:r>
+    </w:p>
+    <w:p>
+      <w:pPr>
+        <w:spacing w:line="336" w:lineRule="auto" w:after="180"/>
+        <w:shd w:fill="F1F6FC"/>
+      </w:pPr>
+      <w:r>
+        <w:rPr>
+          <w:b w:val="0"/>
+        </w:rPr>
+        <w:t>Exact fictional catalogue rows and requests must accompany each test.</w:t>
+      </w:r>
+    </w:p>
+    <w:p>
+      <w:pPr>
+        <w:pStyle w:val="Heading3"/>
+      </w:pPr>
+      <w:r>
         <w:t>Explanations for the additional workbook examples</w:t>
       </w:r>
     </w:p>
@@ -2643,12 +4666,42 @@
       </w:r>
     </w:p>
     <w:p>
-      <w:r>
+      <w:pPr>
+        <w:pStyle w:val="Heading3"/>
+      </w:pPr>
+      <w:r>
+        <w:t>Workbook question · W1</w:t>
+      </w:r>
+    </w:p>
+    <w:p>
+      <w:pPr>
+        <w:spacing w:line="336" w:lineRule="auto" w:after="180"/>
+        <w:shd w:fill="F5F1FB"/>
+      </w:pPr>
+      <w:r>
+        <w:rPr>
+          <w:b w:val="0"/>
+        </w:rPr>
         <w:t>State the purpose and decision owner of the worked chooser.</w:t>
       </w:r>
     </w:p>
     <w:p>
-      <w:r>
+      <w:pPr>
+        <w:pStyle w:val="Heading3"/>
+      </w:pPr>
+      <w:r>
+        <w:t>Teacher reasoning · W1</w:t>
+      </w:r>
+    </w:p>
+    <w:p>
+      <w:pPr>
+        <w:spacing w:line="336" w:lineRule="auto" w:after="180"/>
+        <w:shd w:fill="F1F6FC"/>
+      </w:pPr>
+      <w:r>
+        <w:rPr>
+          <w:b w:val="0"/>
+        </w:rPr>
         <w:t>Suggest a suitable eligible activity for a teacher-supervised session; the teacher reviews and decides.</w:t>
       </w:r>
     </w:p>
@@ -2661,35 +4714,146 @@
       </w:r>
     </w:p>
     <w:p>
-      <w:r>
+      <w:pPr>
+        <w:pStyle w:val="Heading3"/>
+      </w:pPr>
+      <w:r>
+        <w:t>Workbook question · W2</w:t>
+      </w:r>
+    </w:p>
+    <w:p>
+      <w:pPr>
+        <w:spacing w:line="336" w:lineRule="auto" w:after="180"/>
+        <w:shd w:fill="F5F1FB"/>
+      </w:pPr>
+      <w:r>
+        <w:rPr>
+          <w:b w:val="0"/>
+        </w:rPr>
         <w:t>Give a tie case for A and B with score 8 each and valid durations.</w:t>
       </w:r>
     </w:p>
     <w:p>
-      <w:r>
-        <w:t>With both eligible, choose A alphabetically regardless of input order.</w:t>
-      </w:r>
-    </w:p>
-    <w:p>
-      <w:r>
-        <w:t>Choose two individually valid records with unique names A and B, scores 8 each and durations within the limit. Both survive validation and filtering, then tie on score. The name rule selects A in either order. Require actual record fields so the proposed test can be reproduced, rather than accepting an unexplained winner name.</w:t>
-      </w:r>
-    </w:p>
-    <w:p>
       <w:pPr>
         <w:pStyle w:val="Heading3"/>
       </w:pPr>
       <w:r>
+        <w:t>Teacher reasoning · W2</w:t>
+      </w:r>
+    </w:p>
+    <w:p>
+      <w:pPr>
+        <w:spacing w:line="336" w:lineRule="auto" w:after="180"/>
+        <w:shd w:fill="F1F6FC"/>
+      </w:pPr>
+      <w:r>
+        <w:rPr>
+          <w:b w:val="0"/>
+        </w:rPr>
+        <w:t xml:space="preserve">With both eligible, choose A alphabetically regardless of </w:t>
+      </w:r>
+      <w:r>
+        <w:rPr>
+          <w:b/>
+        </w:rPr>
+        <w:t>input</w:t>
+      </w:r>
+      <w:r>
+        <w:rPr>
+          <w:b w:val="0"/>
+        </w:rPr>
+        <w:t xml:space="preserve"> order.</w:t>
+      </w:r>
+    </w:p>
+    <w:p>
+      <w:pPr>
+        <w:pStyle w:val="Heading3"/>
+      </w:pPr>
+      <w:r>
+        <w:t>Teacher reasoning · W2</w:t>
+      </w:r>
+    </w:p>
+    <w:p>
+      <w:pPr>
+        <w:spacing w:line="336" w:lineRule="auto" w:after="180"/>
+        <w:shd w:fill="F1F6FC"/>
+      </w:pPr>
+      <w:r>
+        <w:rPr>
+          <w:b w:val="0"/>
+        </w:rPr>
+        <w:t>Choose two individually valid records with unique names A and B, scores 8 each and durations within the limit. Both survive validation and filtering, then tie on score. The name rule selects A in either order.</w:t>
+      </w:r>
+    </w:p>
+    <w:p>
+      <w:pPr>
+        <w:spacing w:line="336" w:lineRule="auto" w:after="180"/>
+        <w:shd w:fill="F1F6FC"/>
+      </w:pPr>
+      <w:r>
+        <w:rPr>
+          <w:b w:val="0"/>
+        </w:rPr>
+        <w:t>Require actual record fields so the proposed test can be reproduced, rather than accepting an unexplained winner name.</w:t>
+      </w:r>
+    </w:p>
+    <w:p>
+      <w:pPr>
+        <w:pStyle w:val="Heading3"/>
+      </w:pPr>
+      <w:r>
         <w:t>W3 Repair vague scope</w:t>
       </w:r>
     </w:p>
     <w:p>
-      <w:r>
-        <w:t>Replace the requirement always choose the best activity with a checkable one.</w:t>
-      </w:r>
-    </w:p>
-    <w:p>
-      <w:r>
+      <w:pPr>
+        <w:pStyle w:val="Heading3"/>
+      </w:pPr>
+      <w:r>
+        <w:t>Workbook question · W3</w:t>
+      </w:r>
+    </w:p>
+    <w:p>
+      <w:pPr>
+        <w:spacing w:line="336" w:lineRule="auto" w:after="180"/>
+        <w:shd w:fill="F5F1FB"/>
+      </w:pPr>
+      <w:r>
+        <w:rPr>
+          <w:b w:val="0"/>
+        </w:rPr>
+        <w:t xml:space="preserve">Replace the </w:t>
+      </w:r>
+      <w:r>
+        <w:rPr>
+          <w:b/>
+        </w:rPr>
+        <w:t>requirement</w:t>
+      </w:r>
+      <w:r>
+        <w:rPr>
+          <w:b w:val="0"/>
+        </w:rPr>
+        <w:t xml:space="preserve"> always choose the best activity with a checkable one.</w:t>
+      </w:r>
+    </w:p>
+    <w:p>
+      <w:pPr>
+        <w:pStyle w:val="Heading3"/>
+      </w:pPr>
+      <w:r>
+        <w:t>Teacher reasoning · W3</w:t>
+      </w:r>
+    </w:p>
+    <w:p>
+      <w:pPr>
+        <w:spacing w:line="336" w:lineRule="auto" w:after="180"/>
+        <w:shd w:fill="F1F6FC"/>
+      </w:pPr>
+      <w:r>
+        <w:rPr>
+          <w:b w:val="0"/>
+        </w:rPr>
         <w:t>Choose the highest 2 * fun + learning score among valid items within the limit, using alphabetical ties; return no eligible option if none qualify.</w:t>
       </w:r>
     </w:p>
@@ -2702,12 +4866,66 @@
       </w:r>
     </w:p>
     <w:p>
-      <w:r>
-        <w:t>Plan a 15-minute fictional club chooser. Specify schema, score, duration limit, tie rule, invalid-data behavior, output and three acceptance cases.</w:t>
-      </w:r>
-    </w:p>
-    <w:p>
-      <w:r>
+      <w:pPr>
+        <w:pStyle w:val="Heading3"/>
+      </w:pPr>
+      <w:r>
+        <w:t>Workbook question · W4</w:t>
+      </w:r>
+    </w:p>
+    <w:p>
+      <w:pPr>
+        <w:spacing w:line="336" w:lineRule="auto" w:after="180"/>
+        <w:shd w:fill="F5F1FB"/>
+      </w:pPr>
+      <w:r>
+        <w:rPr>
+          <w:b w:val="0"/>
+        </w:rPr>
+        <w:t xml:space="preserve">Plan a 15-minute fictional club chooser. Specify schema, score, duration limit, tie rule, invalid-data behavior, </w:t>
+      </w:r>
+      <w:r>
+        <w:rPr>
+          <w:b/>
+        </w:rPr>
+        <w:t>output</w:t>
+      </w:r>
+      <w:r>
+        <w:rPr>
+          <w:b w:val="0"/>
+        </w:rPr>
+        <w:t xml:space="preserve"> and three </w:t>
+      </w:r>
+      <w:r>
+        <w:rPr>
+          <w:b/>
+        </w:rPr>
+        <w:t>acceptance case</w:t>
+      </w:r>
+      <w:r>
+        <w:rPr>
+          <w:b w:val="0"/>
+        </w:rPr>
+        <w:t>s.</w:t>
+      </w:r>
+    </w:p>
+    <w:p>
+      <w:pPr>
+        <w:pStyle w:val="Heading3"/>
+      </w:pPr>
+      <w:r>
+        <w:t>Teacher reasoning · W4</w:t>
+      </w:r>
+    </w:p>
+    <w:p>
+      <w:pPr>
+        <w:spacing w:line="336" w:lineRule="auto" w:after="180"/>
+        <w:shd w:fill="F1F6FC"/>
+      </w:pPr>
+      <w:r>
+        <w:rPr>
+          <w:b w:val="0"/>
+        </w:rPr>
         <w:t>Retain the stated schema and scoring or justify an explicit alternative. Require boundary 15/16, tie/order and no-match cases with expected results, rejection reasons and human review.</w:t>
       </w:r>
     </w:p>
@@ -2720,30 +4938,121 @@
       </w:r>
     </w:p>
     <w:p>
-      <w:r>
-        <w:t>Name two capabilities excluded from this prototype and explain why.</w:t>
-      </w:r>
-    </w:p>
-    <w:p>
-      <w:r>
-        <w:t>Examples: real student profiling, automatic booking or claims of proven learning benefit. They need separate evidence, permissions and scope.</w:t>
-      </w:r>
-    </w:p>
-    <w:p>
       <w:pPr>
         <w:pStyle w:val="Heading3"/>
       </w:pPr>
       <w:r>
+        <w:t>Workbook question · W5</w:t>
+      </w:r>
+    </w:p>
+    <w:p>
+      <w:pPr>
+        <w:spacing w:line="336" w:lineRule="auto" w:after="180"/>
+        <w:shd w:fill="F5F1FB"/>
+      </w:pPr>
+      <w:r>
+        <w:rPr>
+          <w:b w:val="0"/>
+        </w:rPr>
+        <w:t xml:space="preserve">Name two capabilities excluded from this </w:t>
+      </w:r>
+      <w:r>
+        <w:rPr>
+          <w:b/>
+        </w:rPr>
+        <w:t>prototype</w:t>
+      </w:r>
+      <w:r>
+        <w:rPr>
+          <w:b w:val="0"/>
+        </w:rPr>
+        <w:t xml:space="preserve"> and explain why.</w:t>
+      </w:r>
+    </w:p>
+    <w:p>
+      <w:pPr>
+        <w:pStyle w:val="Heading3"/>
+      </w:pPr>
+      <w:r>
+        <w:t>Teacher reasoning · W5</w:t>
+      </w:r>
+    </w:p>
+    <w:p>
+      <w:pPr>
+        <w:spacing w:line="336" w:lineRule="auto" w:after="180"/>
+        <w:shd w:fill="F1F6FC"/>
+      </w:pPr>
+      <w:r>
+        <w:rPr>
+          <w:b w:val="0"/>
+        </w:rPr>
+        <w:t xml:space="preserve">Examples: real student profiling, automatic booking or claims of proven learning benefit. They need separate </w:t>
+      </w:r>
+      <w:r>
+        <w:rPr>
+          <w:b/>
+        </w:rPr>
+        <w:t>evidence</w:t>
+      </w:r>
+      <w:r>
+        <w:rPr>
+          <w:b w:val="0"/>
+        </w:rPr>
+        <w:t xml:space="preserve">, permissions and </w:t>
+      </w:r>
+      <w:r>
+        <w:rPr>
+          <w:b/>
+        </w:rPr>
+        <w:t>scope</w:t>
+      </w:r>
+      <w:r>
+        <w:rPr>
+          <w:b w:val="0"/>
+        </w:rPr>
+        <w:t>.</w:t>
+      </w:r>
+    </w:p>
+    <w:p>
+      <w:pPr>
+        <w:pStyle w:val="Heading3"/>
+      </w:pPr>
+      <w:r>
         <w:t>A reproducible data investigation — W1 State the question</w:t>
       </w:r>
     </w:p>
     <w:p>
-      <w:r>
-        <w:t>Write the worked investigation question so its population of records is clear.</w:t>
-      </w:r>
-    </w:p>
-    <w:p>
-      <w:r>
+      <w:pPr>
+        <w:spacing w:line="336" w:lineRule="auto" w:after="180"/>
+      </w:pPr>
+      <w:r>
+        <w:rPr>
+          <w:b w:val="0"/>
+        </w:rPr>
+        <w:t xml:space="preserve">Write the worked </w:t>
+      </w:r>
+      <w:r>
+        <w:rPr>
+          <w:b/>
+        </w:rPr>
+        <w:t>investigation</w:t>
+      </w:r>
+      <w:r>
+        <w:rPr>
+          <w:b w:val="0"/>
+        </w:rPr>
+        <w:t xml:space="preserve"> question so its population of records is clear.</w:t>
+      </w:r>
+    </w:p>
+    <w:p>
+      <w:pPr>
+        <w:spacing w:line="336" w:lineRule="auto" w:after="180"/>
+        <w:shd w:fill="F5F1FB"/>
+      </w:pPr>
+      <w:r>
+        <w:rPr>
+          <w:b w:val="0"/>
+        </w:rPr>
         <w:t>What is the mean duration among supplied sessions with valid integer minutes from 0 through 60?</w:t>
       </w:r>
     </w:p>
@@ -2756,12 +5065,24 @@
       </w:r>
     </w:p>
     <w:p>
-      <w:r>
+      <w:pPr>
+        <w:spacing w:line="336" w:lineRule="auto" w:after="180"/>
+      </w:pPr>
+      <w:r>
+        <w:rPr>
+          <w:b w:val="0"/>
+        </w:rPr>
         <w:t>Classify 0, None, -2 and 60 under the schema.</w:t>
       </w:r>
     </w:p>
     <w:p>
-      <w:r>
+      <w:pPr>
+        <w:spacing w:line="336" w:lineRule="auto" w:after="180"/>
+      </w:pPr>
+      <w:r>
+        <w:rPr>
+          <w:b w:val="0"/>
+        </w:rPr>
         <w:t>0 and 60 accepted; None missing/unknown and -2 out of range are rejected.</w:t>
       </w:r>
     </w:p>
@@ -2774,12 +5095,24 @@
       </w:r>
     </w:p>
     <w:p>
-      <w:r>
+      <w:pPr>
+        <w:spacing w:line="336" w:lineRule="auto" w:after="180"/>
+      </w:pPr>
+      <w:r>
+        <w:rPr>
+          <w:b w:val="0"/>
+        </w:rPr>
         <w:t>A report divides a valid total of 24 by six supplied rows, though only three are valid. Correct the valid-record mean.</w:t>
       </w:r>
     </w:p>
     <w:p>
-      <w:r>
+      <w:pPr>
+        <w:spacing w:line="336" w:lineRule="auto" w:after="180"/>
+      </w:pPr>
+      <w:r>
+        <w:rPr>
+          <w:b w:val="0"/>
+        </w:rPr>
         <w:t>24/3 = 8. Report 3 accepted and 3 rejected; do not use all six as the valid-record denominator.</w:t>
       </w:r>
     </w:p>
@@ -2792,12 +5125,36 @@
       </w:r>
     </w:p>
     <w:p>
-      <w:r>
-        <w:t>Analyze raw durations [6, 12, None, 0, 70, 18] with the same schema. Report question, accepted list, rejections, mean and one limitation.</w:t>
-      </w:r>
-    </w:p>
-    <w:p>
-      <w:r>
+      <w:pPr>
+        <w:spacing w:line="336" w:lineRule="auto" w:after="180"/>
+      </w:pPr>
+      <w:r>
+        <w:rPr>
+          <w:b w:val="0"/>
+        </w:rPr>
+        <w:t xml:space="preserve">Analyze raw durations [6, 12, None, 0, 70, 18] with the same schema. Report question, accepted list, rejections, mean and one </w:t>
+      </w:r>
+      <w:r>
+        <w:rPr>
+          <w:b/>
+        </w:rPr>
+        <w:t>limitation</w:t>
+      </w:r>
+      <w:r>
+        <w:rPr>
+          <w:b w:val="0"/>
+        </w:rPr>
+        <w:t>.</w:t>
+      </w:r>
+    </w:p>
+    <w:p>
+      <w:pPr>
+        <w:spacing w:line="336" w:lineRule="auto" w:after="180"/>
+      </w:pPr>
+      <w:r>
+        <w:rPr>
+          <w:b w:val="0"/>
+        </w:rPr>
         <w:t>Accepted [6, 12, 0, 18], 2 rejected, total 36, mean 9. State 4 of 6 accepted; missing/invalid records may differ. Preserve the raw list and rules.</w:t>
       </w:r>
     </w:p>
@@ -2810,13 +5167,44 @@
       </w:r>
     </w:p>
     <w:p>
-      <w:r>
-        <w:t>A report gives only mean 9. What additional evidence lets a peer reproduce it?</w:t>
-      </w:r>
-    </w:p>
-    <w:p>
-      <w:r>
-        <w:t>Input records/version, schema, excluded rows and reasons, accepted count, calculation and code/configuration version.</w:t>
+      <w:pPr>
+        <w:spacing w:line="336" w:lineRule="auto" w:after="180"/>
+        <w:shd w:fill="F5F1FB"/>
+      </w:pPr>
+      <w:r>
+        <w:rPr>
+          <w:b w:val="0"/>
+        </w:rPr>
+        <w:t xml:space="preserve">A report gives only mean 9. What additional </w:t>
+      </w:r>
+      <w:r>
+        <w:rPr>
+          <w:b/>
+        </w:rPr>
+        <w:t>evidence</w:t>
+      </w:r>
+      <w:r>
+        <w:rPr>
+          <w:b w:val="0"/>
+        </w:rPr>
+        <w:t xml:space="preserve"> lets a peer reproduce it?</w:t>
+      </w:r>
+    </w:p>
+    <w:p>
+      <w:pPr>
+        <w:spacing w:line="336" w:lineRule="auto" w:after="180"/>
+      </w:pPr>
+      <w:r>
+        <w:rPr>
+          <w:b/>
+        </w:rPr>
+        <w:t>Input</w:t>
+      </w:r>
+      <w:r>
+        <w:rPr>
+          <w:b w:val="0"/>
+        </w:rPr>
+        <w:t xml:space="preserve"> records/version, schema, excluded rows and reasons, accepted count, calculation and code/configuration version.</w:t>
       </w:r>
     </w:p>
     <w:p>
@@ -2828,20 +5216,74 @@
       </w:r>
     </w:p>
     <w:p>
-      <w:r>
-        <w:t>Selected case: Plan a 15-minute fictional club chooser. Specify schema, score, duration limit, tie rule, invalid-data behavior, output and three acceptance cases.</w:t>
-      </w:r>
-    </w:p>
-    <w:p>
       <w:pPr>
         <w:pStyle w:val="Heading3"/>
       </w:pPr>
       <w:r>
+        <w:t>Independent question · withhold the key</w:t>
+      </w:r>
+    </w:p>
+    <w:p>
+      <w:pPr>
+        <w:spacing w:line="336" w:lineRule="auto" w:after="180"/>
+        <w:shd w:fill="F5F1FB"/>
+      </w:pPr>
+      <w:r>
+        <w:rPr>
+          <w:b w:val="0"/>
+        </w:rPr>
+        <w:t xml:space="preserve">Selected case: Plan a 15-minute fictional club chooser. Specify schema, score, duration limit, tie rule, invalid-data behavior, </w:t>
+      </w:r>
+      <w:r>
+        <w:rPr>
+          <w:b/>
+        </w:rPr>
+        <w:t>output</w:t>
+      </w:r>
+      <w:r>
+        <w:rPr>
+          <w:b w:val="0"/>
+        </w:rPr>
+        <w:t xml:space="preserve"> and three </w:t>
+      </w:r>
+      <w:r>
+        <w:rPr>
+          <w:b/>
+        </w:rPr>
+        <w:t>acceptance case</w:t>
+      </w:r>
+      <w:r>
+        <w:rPr>
+          <w:b w:val="0"/>
+        </w:rPr>
+        <w:t>s.</w:t>
+      </w:r>
+    </w:p>
+    <w:p>
+      <w:pPr>
+        <w:pStyle w:val="Heading3"/>
+      </w:pPr>
+      <w:r>
         <w:t>Selected case answer</w:t>
       </w:r>
     </w:p>
     <w:p>
-      <w:r>
+      <w:pPr>
+        <w:pStyle w:val="Heading3"/>
+      </w:pPr>
+      <w:r>
+        <w:t>Teacher key · Selected case answer</w:t>
+      </w:r>
+    </w:p>
+    <w:p>
+      <w:pPr>
+        <w:spacing w:line="336" w:lineRule="auto" w:after="180"/>
+        <w:shd w:fill="F1F6FC"/>
+      </w:pPr>
+      <w:r>
+        <w:rPr>
+          <w:b w:val="0"/>
+        </w:rPr>
         <w:t>Retain the stated schema and scoring or justify an explicit alternative. Require boundary 15/16, tie/order and no-match cases with expected results, rejection reasons and human review.</w:t>
       </w:r>
     </w:p>
@@ -2948,21 +5390,77 @@
       </w:tr>
     </w:tbl>
     <w:p>
-      <w:r>
-        <w:t>Record each dimension as not yet, with support, or independent. Accept a valid alternative procedure with a defensible trace. Do not penalise an honestly recorded model failure if the learner correctly explains its evidence and limits.</w:t>
-      </w:r>
-    </w:p>
-    <w:p>
       <w:pPr>
         <w:pStyle w:val="Heading3"/>
       </w:pPr>
       <w:r>
+        <w:t>Teacher key · Selected case answer</w:t>
+      </w:r>
+    </w:p>
+    <w:p>
+      <w:pPr>
+        <w:spacing w:line="336" w:lineRule="auto" w:after="180"/>
+        <w:shd w:fill="F1F6FC"/>
+      </w:pPr>
+      <w:r>
+        <w:rPr>
+          <w:b w:val="0"/>
+        </w:rPr>
+        <w:t>Record each dimension as not yet, with support, or independent. Accept a valid alternative procedure with a defensible trace.</w:t>
+      </w:r>
+    </w:p>
+    <w:p>
+      <w:pPr>
+        <w:spacing w:line="336" w:lineRule="auto" w:after="180"/>
+        <w:shd w:fill="F1F6FC"/>
+      </w:pPr>
+      <w:r>
+        <w:rPr>
+          <w:b w:val="0"/>
+        </w:rPr>
+        <w:t xml:space="preserve">Do not penalise an honestly recorded model failure if the learner correctly explains its </w:t>
+      </w:r>
+      <w:r>
+        <w:rPr>
+          <w:b/>
+        </w:rPr>
+        <w:t>evidence</w:t>
+      </w:r>
+      <w:r>
+        <w:rPr>
+          <w:b w:val="0"/>
+        </w:rPr>
+        <w:t xml:space="preserve"> and limits.</w:t>
+      </w:r>
+    </w:p>
+    <w:p>
+      <w:pPr>
+        <w:pStyle w:val="Heading3"/>
+      </w:pPr>
+      <w:r>
         <w:t>Feedback that the learner uses</w:t>
       </w:r>
     </w:p>
     <w:p>
-      <w:r>
-        <w:t>Name the earliest unsupported step and give one action to repair it. Have the learner make that repair now and explain why. Then assess the relevant skill on a fresh, fully specified case. Confirm it was not previously practised with feedback; solve and check the new case before assigning it. A follow-up design prompt is a starting brief, not automatically an equivalent test.</w:t>
+      <w:pPr>
+        <w:spacing w:line="336" w:lineRule="auto" w:after="180"/>
+      </w:pPr>
+      <w:r>
+        <w:rPr>
+          <w:b w:val="0"/>
+        </w:rPr>
+        <w:t>Name the earliest unsupported step and give one action to repair it. Have the learner make that repair now and explain why. Then assess the relevant skill on a fresh, fully specified case.</w:t>
+      </w:r>
+    </w:p>
+    <w:p>
+      <w:pPr>
+        <w:spacing w:line="336" w:lineRule="auto" w:after="180"/>
+      </w:pPr>
+      <w:r>
+        <w:rPr>
+          <w:b w:val="0"/>
+        </w:rPr>
+        <w:t>Confirm it was not previously practised with feedback; solve and check the new case before assigning it. A follow-up design prompt is a starting brief, not automatically an equivalent test.</w:t>
       </w:r>
     </w:p>
     <w:p>
@@ -2974,11 +5472,86 @@
       </w:r>
     </w:p>
     <w:p>
+      <w:r>
+        <w:t>Connect Project Problem and Success Test to Transparent Book Recommender, adapt support and plan a later changed-case check.</w:t>
+      </w:r>
+    </w:p>
+    <w:p>
       <w:pPr>
         <w:pStyle w:val="Heading3"/>
       </w:pPr>
       <w:r>
-        <w:t>Connect and extend learning</w:t>
+        <w:t>Transparent Book Recommender</w:t>
+      </w:r>
+    </w:p>
+    <w:p>
+      <w:pPr>
+        <w:spacing w:line="336" w:lineRule="auto" w:after="180"/>
+      </w:pPr>
+      <w:r>
+        <w:rPr>
+          <w:b w:val="0"/>
+        </w:rPr>
+        <w:t xml:space="preserve">Freeze the brief before building so later choices can be traced to </w:t>
+      </w:r>
+      <w:r>
+        <w:rPr>
+          <w:b/>
+        </w:rPr>
+        <w:t>requirement</w:t>
+      </w:r>
+      <w:r>
+        <w:rPr>
+          <w:b w:val="0"/>
+        </w:rPr>
+        <w:t>s.</w:t>
+      </w:r>
+    </w:p>
+    <w:p>
+      <w:pPr>
+        <w:spacing w:line="336" w:lineRule="auto" w:after="180"/>
+      </w:pPr>
+      <w:r>
+        <w:rPr>
+          <w:b w:val="0"/>
+        </w:rPr>
+        <w:t xml:space="preserve">Keep the decision, </w:t>
+      </w:r>
+      <w:r>
+        <w:rPr>
+          <w:b/>
+        </w:rPr>
+        <w:t>input</w:t>
+      </w:r>
+      <w:r>
+        <w:rPr>
+          <w:b w:val="0"/>
+        </w:rPr>
+        <w:t xml:space="preserve">, result, explanation and remaining </w:t>
+      </w:r>
+      <w:r>
+        <w:rPr>
+          <w:b/>
+        </w:rPr>
+        <w:t>limitation</w:t>
+      </w:r>
+      <w:r>
+        <w:rPr>
+          <w:b w:val="0"/>
+        </w:rPr>
+        <w:t xml:space="preserve"> in the project </w:t>
+      </w:r>
+      <w:r>
+        <w:rPr>
+          <w:b/>
+        </w:rPr>
+        <w:t>evidence</w:t>
+      </w:r>
+      <w:r>
+        <w:rPr>
+          <w:b w:val="0"/>
+        </w:rPr>
+        <w:t xml:space="preserve"> record. Retrieve this record next week rather than restarting the project.</w:t>
       </w:r>
     </w:p>
     <w:p>
@@ -2986,17 +5559,18 @@
         <w:pStyle w:val="Heading3"/>
       </w:pPr>
       <w:r>
-        <w:t>Transparent Book Recommender</w:t>
-      </w:r>
-    </w:p>
-    <w:p>
-      <w:r>
-        <w:t>Freeze the brief before building so later choices can be traced to requirements.</w:t>
-      </w:r>
-    </w:p>
-    <w:p>
-      <w:r>
-        <w:t>Keep the decision, input, result, explanation and remaining limitation in the project evidence record. Retrieve this record next week rather than restarting the project.</w:t>
+        <w:t>Support and stretch</w:t>
+      </w:r>
+    </w:p>
+    <w:p>
+      <w:pPr>
+        <w:spacing w:line="336" w:lineRule="auto" w:after="180"/>
+      </w:pPr>
+      <w:r>
+        <w:rPr>
+          <w:b w:val="0"/>
+        </w:rPr>
+        <w:t>Trace one record or condition at a time with counters and labelled columns. Stretch: introduce a tie, boundary or missing field and declare its handling policy before rerunning.</w:t>
       </w:r>
     </w:p>
     <w:p>
@@ -3004,12 +5578,30 @@
         <w:pStyle w:val="Heading3"/>
       </w:pPr>
       <w:r>
-        <w:t>Support and stretch</w:t>
-      </w:r>
-    </w:p>
-    <w:p>
-      <w:r>
-        <w:t>Trace one record or condition at a time with counters and labelled columns. Stretch: introduce a tie, boundary or missing field and declare its handling policy before rerunning.</w:t>
+        <w:t>Exit reflection</w:t>
+      </w:r>
+    </w:p>
+    <w:p>
+      <w:pPr>
+        <w:spacing w:line="336" w:lineRule="auto" w:after="180"/>
+      </w:pPr>
+      <w:r>
+        <w:rPr>
+          <w:b w:val="0"/>
+        </w:rPr>
+        <w:t xml:space="preserve">Ask for one decision the learner can now justify and one situation requiring more </w:t>
+      </w:r>
+      <w:r>
+        <w:rPr>
+          <w:b/>
+        </w:rPr>
+        <w:t>evidence</w:t>
+      </w:r>
+      <w:r>
+        <w:rPr>
+          <w:b w:val="0"/>
+        </w:rPr>
+        <w:t xml:space="preserve"> or human review. Confidence ratings are separate from correct independent performance.</w:t>
       </w:r>
     </w:p>
     <w:p>
@@ -3017,12 +5609,30 @@
         <w:pStyle w:val="Heading3"/>
       </w:pPr>
       <w:r>
-        <w:t>Exit reflection</w:t>
-      </w:r>
-    </w:p>
-    <w:p>
-      <w:r>
-        <w:t>Ask for one decision the learner can now justify and one situation requiring more evidence or human review. Confidence ratings are separate from correct independent performance.</w:t>
+        <w:t>Bridge to the next week</w:t>
+      </w:r>
+    </w:p>
+    <w:p>
+      <w:pPr>
+        <w:spacing w:line="336" w:lineRule="auto" w:after="180"/>
+      </w:pPr>
+      <w:r>
+        <w:rPr>
+          <w:b w:val="0"/>
+        </w:rPr>
+        <w:t xml:space="preserve">Next: Week 33: Build the Recommender. Retrieve today’s </w:t>
+      </w:r>
+      <w:r>
+        <w:rPr>
+          <w:b/>
+        </w:rPr>
+        <w:t>evidence</w:t>
+      </w:r>
+      <w:r>
+        <w:rPr>
+          <w:b w:val="0"/>
+        </w:rPr>
+        <w:t xml:space="preserve"> and identify what carries forward and what is new.</w:t>
       </w:r>
     </w:p>
     <w:p>
@@ -3030,12 +5640,147 @@
         <w:pStyle w:val="Heading3"/>
       </w:pPr>
       <w:r>
-        <w:t>Bridge to the next week</w:t>
-      </w:r>
-    </w:p>
-    <w:p>
-      <w:r>
-        <w:t>Next: Week 33: Build the Recommender. Retrieve today’s evidence and identify what carries forward and what is new.</w:t>
+        <w:t>Support and fresh reassessment</w:t>
+      </w:r>
+    </w:p>
+    <w:p>
+      <w:pPr>
+        <w:spacing w:line="336" w:lineRule="auto" w:after="180"/>
+      </w:pPr>
+      <w:r>
+        <w:rPr>
+          <w:b w:val="0"/>
+        </w:rPr>
+        <w:t xml:space="preserve">Use a one-page </w:t>
+      </w:r>
+      <w:r>
+        <w:rPr>
+          <w:b/>
+        </w:rPr>
+        <w:t>requirement</w:t>
+      </w:r>
+      <w:r>
+        <w:rPr>
+          <w:b w:val="0"/>
+        </w:rPr>
+        <w:t xml:space="preserve">s card. Extension: trace each </w:t>
+      </w:r>
+      <w:r>
+        <w:rPr>
+          <w:b/>
+        </w:rPr>
+        <w:t>requirement</w:t>
+      </w:r>
+      <w:r>
+        <w:rPr>
+          <w:b w:val="0"/>
+        </w:rPr>
+        <w:t xml:space="preserve"> to a specific </w:t>
+      </w:r>
+      <w:r>
+        <w:rPr>
+          <w:b/>
+        </w:rPr>
+        <w:t>acceptance case</w:t>
+      </w:r>
+      <w:r>
+        <w:rPr>
+          <w:b w:val="0"/>
+        </w:rPr>
+        <w:t xml:space="preserve"> and identify uncovered </w:t>
+      </w:r>
+      <w:r>
+        <w:rPr>
+          <w:b/>
+        </w:rPr>
+        <w:t>requirement</w:t>
+      </w:r>
+      <w:r>
+        <w:rPr>
+          <w:b w:val="0"/>
+        </w:rPr>
+        <w:t>s.</w:t>
+      </w:r>
+    </w:p>
+    <w:p>
+      <w:pPr>
+        <w:spacing w:line="336" w:lineRule="auto" w:after="180"/>
+      </w:pPr>
+      <w:r>
+        <w:rPr>
+          <w:b w:val="0"/>
+        </w:rPr>
+        <w:t xml:space="preserve">Independent W4 </w:t>
+      </w:r>
+      <w:r>
+        <w:rPr>
+          <w:b/>
+        </w:rPr>
+        <w:t>evidence</w:t>
+      </w:r>
+      <w:r>
+        <w:rPr>
+          <w:b w:val="0"/>
+        </w:rPr>
+        <w:t>: Retain the stated schema and scoring or justify an explicit alternative. Require boundary 15/16, tie/order and no-match cases with expected results, rejection reasons and human review.</w:t>
+      </w:r>
+    </w:p>
+    <w:p>
+      <w:pPr>
+        <w:spacing w:line="336" w:lineRule="auto" w:after="180"/>
+      </w:pPr>
+      <w:r>
+        <w:rPr>
+          <w:b w:val="0"/>
+        </w:rPr>
+        <w:t>Record whether the learner needed no help, a hint or explanation. Fresh retry: plan a 10-minute chooser with boundary 10/11, duplicate-name rejection and an empty-</w:t>
+      </w:r>
+      <w:r>
+        <w:rPr>
+          <w:b/>
+        </w:rPr>
+        <w:t>input</w:t>
+      </w:r>
+      <w:r>
+        <w:rPr>
+          <w:b w:val="0"/>
+        </w:rPr>
+        <w:t xml:space="preserve"> case. Collect the plan before implementation.</w:t>
+      </w:r>
+    </w:p>
+    <w:p>
+      <w:pPr>
+        <w:spacing w:line="336" w:lineRule="auto" w:after="180"/>
+      </w:pPr>
+      <w:r>
+        <w:rPr>
+          <w:b w:val="0"/>
+        </w:rPr>
+        <w:t xml:space="preserve">Next week: Building the data </w:t>
+      </w:r>
+      <w:r>
+        <w:rPr>
+          <w:b/>
+        </w:rPr>
+        <w:t>pipeline</w:t>
+      </w:r>
+      <w:r>
+        <w:rPr>
+          <w:b w:val="0"/>
+        </w:rPr>
+        <w:t xml:space="preserve">. Reuse this week's explicit contracts and </w:t>
+      </w:r>
+      <w:r>
+        <w:rPr>
+          <w:b/>
+        </w:rPr>
+        <w:t>evidence</w:t>
+      </w:r>
+      <w:r>
+        <w:rPr>
+          <w:b w:val="0"/>
+        </w:rPr>
+        <w:t>.</w:t>
       </w:r>
     </w:p>
     <w:p>
@@ -3043,22 +5788,76 @@
         <w:pStyle w:val="Heading3"/>
       </w:pPr>
       <w:r>
-        <w:t>Support and fresh reassessment</w:t>
-      </w:r>
-    </w:p>
-    <w:p>
-      <w:r>
-        <w:t>Use a one-page requirements card. Extension: trace each requirement to a specific acceptance case and identify uncovered requirements.</w:t>
-      </w:r>
-    </w:p>
-    <w:p>
-      <w:r>
-        <w:t>Independent W4 evidence: Retain the stated schema and scoring or justify an explicit alternative. Require boundary 15/16, tie/order and no-match cases with expected results, rejection reasons and human review. Record whether the learner needed no help, a hint or explanation. Fresh retry: plan a 10-minute chooser with boundary 10/11, duplicate-name rejection and an empty-input case. Collect the plan before implementation.</w:t>
-      </w:r>
-    </w:p>
-    <w:p>
-      <w:r>
-        <w:t>Next week: Building the data pipeline. Reuse this week's explicit contracts and evidence.</w:t>
+        <w:t>Readiness and reassessment for A reproducible data investigation</w:t>
+      </w:r>
+    </w:p>
+    <w:p>
+      <w:pPr>
+        <w:spacing w:line="336" w:lineRule="auto" w:after="180"/>
+      </w:pPr>
+      <w:r>
+        <w:rPr>
+          <w:b w:val="0"/>
+        </w:rPr>
+        <w:t xml:space="preserve">Provide an </w:t>
+      </w:r>
+      <w:r>
+        <w:rPr>
+          <w:b/>
+        </w:rPr>
+        <w:t>investigation</w:t>
+      </w:r>
+      <w:r>
+        <w:rPr>
+          <w:b w:val="0"/>
+        </w:rPr>
+        <w:t xml:space="preserve"> checklist with blank </w:t>
+      </w:r>
+      <w:r>
+        <w:rPr>
+          <w:b/>
+        </w:rPr>
+        <w:t>evidence</w:t>
+      </w:r>
+      <w:r>
+        <w:rPr>
+          <w:b w:val="0"/>
+        </w:rPr>
+        <w:t xml:space="preserve"> fields. Extension: compare median and mean of accepted values and explain what each hides.</w:t>
+      </w:r>
+    </w:p>
+    <w:p>
+      <w:pPr>
+        <w:spacing w:line="336" w:lineRule="auto" w:after="180"/>
+      </w:pPr>
+      <w:r>
+        <w:rPr>
+          <w:b w:val="0"/>
+        </w:rPr>
+        <w:t xml:space="preserve">Independent W4 </w:t>
+      </w:r>
+      <w:r>
+        <w:rPr>
+          <w:b/>
+        </w:rPr>
+        <w:t>evidence</w:t>
+      </w:r>
+      <w:r>
+        <w:rPr>
+          <w:b w:val="0"/>
+        </w:rPr>
+        <w:t>: Accepted [6, 12, 0, 18], 2 rejected, total 36, mean 9. State 4 of 6 accepted; missing/invalid records may differ. Preserve the raw list and rules.</w:t>
+      </w:r>
+    </w:p>
+    <w:p>
+      <w:pPr>
+        <w:spacing w:line="336" w:lineRule="auto" w:after="180"/>
+      </w:pPr>
+      <w:r>
+        <w:rPr>
+          <w:b w:val="0"/>
+        </w:rPr>
+        <w:t>Record whether the learner needed no help, a hint or explanation. Fresh retry: [5, None, 15, -1, 10] gives accepted [5,15,10], 2 rejected and mean 10, with coverage 3 of 5.</w:t>
       </w:r>
     </w:p>
     <w:p>
@@ -3066,35 +5865,40 @@
         <w:pStyle w:val="Heading3"/>
       </w:pPr>
       <w:r>
-        <w:t>Readiness and reassessment for A reproducible data investigation</w:t>
-      </w:r>
-    </w:p>
-    <w:p>
-      <w:r>
-        <w:t>Provide an investigation checklist with blank evidence fields. Extension: compare median and mean of accepted values and explain what each hides.</w:t>
-      </w:r>
-    </w:p>
-    <w:p>
-      <w:r>
-        <w:t>Independent W4 evidence: Accepted [6, 12, 0, 18], 2 rejected, total 36, mean 9. State 4 of 6 accepted; missing/invalid records may differ. Preserve the raw list and rules. Record whether the learner needed no help, a hint or explanation. Fresh retry: [5, None, 15, -1, 10] gives accepted [5,15,10], 2 rejected and mean 10, with coverage 3 of 5.</w:t>
-      </w:r>
-    </w:p>
-    <w:p>
-      <w:pPr>
-        <w:pStyle w:val="Heading3"/>
-      </w:pPr>
-      <w:r>
         <w:t>Plan the delayed return</w:t>
       </w:r>
     </w:p>
     <w:p>
-      <w:r>
+      <w:pPr>
+        <w:spacing w:line="336" w:lineRule="auto" w:after="180"/>
+      </w:pPr>
+      <w:r>
+        <w:rPr>
+          <w:b w:val="0"/>
+        </w:rPr>
         <w:t>Suggested return points in this level: ai-2/33, ai-2/35. Use actual classroom dates, adjusting for holidays and gaps. One, three and six teaching weeks are scheduling choices, not a claimed optimal spacing.</w:t>
       </w:r>
     </w:p>
     <w:p>
-      <w:r>
-        <w:t>At a delayed check, ask for the idea from memory and a changed application. Compare with the earlier independent response and record support used. For a new level, revisit the previous capstone before checking the new prerequisites.</w:t>
+      <w:pPr>
+        <w:spacing w:line="336" w:lineRule="auto" w:after="180"/>
+      </w:pPr>
+      <w:r>
+        <w:rPr>
+          <w:b w:val="0"/>
+        </w:rPr>
+        <w:t>At a delayed check, ask for the idea from memory and a changed application. Compare with the earlier independent response and record support used.</w:t>
+      </w:r>
+    </w:p>
+    <w:p>
+      <w:pPr>
+        <w:spacing w:line="336" w:lineRule="auto" w:after="180"/>
+      </w:pPr>
+      <w:r>
+        <w:rPr>
+          <w:b w:val="0"/>
+        </w:rPr>
+        <w:t>For a new level, revisit the previous capstone before checking the new prerequisites.</w:t>
       </w:r>
     </w:p>
     <w:tbl>
@@ -3254,8 +6058,26 @@
       </w:tr>
     </w:tbl>
     <w:p>
-      <w:r>
-        <w:t>Use the evidence to choose reteaching or the next step. A completed page, confidence rating or attractive project does not by itself demonstrate understanding.</w:t>
+      <w:pPr>
+        <w:spacing w:line="336" w:lineRule="auto" w:after="180"/>
+      </w:pPr>
+      <w:r>
+        <w:rPr>
+          <w:b w:val="0"/>
+        </w:rPr>
+        <w:t xml:space="preserve">Use the </w:t>
+      </w:r>
+      <w:r>
+        <w:rPr>
+          <w:b/>
+        </w:rPr>
+        <w:t>evidence</w:t>
+      </w:r>
+      <w:r>
+        <w:rPr>
+          <w:b w:val="0"/>
+        </w:rPr>
+        <w:t xml:space="preserve"> to choose reteaching or the next step. A completed page, confidence rating or attractive project does not by itself demonstrate understanding.</w:t>
       </w:r>
     </w:p>
     <w:p>
@@ -3267,7 +6089,13 @@
       </w:r>
     </w:p>
     <w:p>
-      <w:r>
+      <w:pPr>
+        <w:spacing w:line="336" w:lineRule="auto" w:after="180"/>
+      </w:pPr>
+      <w:r>
+        <w:rPr>
+          <w:b w:val="0"/>
+        </w:rPr>
         <w:t>Retain the Transparent Book Recommender’s schema, constraints, score, tie rule and acceptance table as its build specification.</w:t>
       </w:r>
     </w:p>
@@ -3281,12 +6109,50 @@
     </w:p>
     <w:p>
       <w:r>
+        <w:t>Use this preparation summary alongside the detailed Project Problem and Success Test lesson; it is a checklist rather than a replacement for the full sequence.</w:t>
+      </w:r>
+    </w:p>
+    <w:p>
+      <w:pPr>
+        <w:pStyle w:val="Heading3"/>
+      </w:pPr>
+      <w:r>
+        <w:t>Teaching target</w:t>
+      </w:r>
+    </w:p>
+    <w:p>
+      <w:pPr>
+        <w:spacing w:line="336" w:lineRule="auto" w:after="180"/>
+        <w:shd w:fill="EDF7F3"/>
+      </w:pPr>
+      <w:r>
+        <w:rPr>
+          <w:b w:val="0"/>
+        </w:rPr>
         <w:t>Teaching target: Define a small application purpose</w:t>
       </w:r>
     </w:p>
     <w:p>
-      <w:r>
-        <w:t>Prepare the labelled worked-case picture, the matching workbook, fictional input cards and a place for individual responses. No paid AI account is required for the paper reasoning activities.</w:t>
+      <w:pPr>
+        <w:spacing w:line="336" w:lineRule="auto" w:after="180"/>
+      </w:pPr>
+      <w:r>
+        <w:rPr>
+          <w:b w:val="0"/>
+        </w:rPr>
+        <w:t xml:space="preserve">Prepare the labelled worked-case picture, the matching workbook, fictional </w:t>
+      </w:r>
+      <w:r>
+        <w:rPr>
+          <w:b/>
+        </w:rPr>
+        <w:t>input</w:t>
+      </w:r>
+      <w:r>
+        <w:rPr>
+          <w:b w:val="0"/>
+        </w:rPr>
+        <w:t xml:space="preserve"> cards and a place for individual responses. No paid AI account is required for the paper reasoning activities.</w:t>
       </w:r>
     </w:p>
     <w:tbl>
@@ -3433,37 +6299,219 @@
       </w:tr>
     </w:tbl>
     <w:p>
-      <w:r>
+      <w:pPr>
+        <w:spacing w:line="336" w:lineRule="auto" w:after="180"/>
+      </w:pPr>
+      <w:r>
+        <w:rPr>
+          <w:b w:val="0"/>
+        </w:rPr>
         <w:t>Before class, solve the supported practice: Give a tie case for A and B with score 8 each and valid durations.</w:t>
       </w:r>
     </w:p>
     <w:p>
-      <w:r>
-        <w:t>Reasoned practice answer: With both eligible, choose A alphabetically regardless of input order.</w:t>
-      </w:r>
-    </w:p>
-    <w:p>
-      <w:r>
-        <w:t>Check every learner before discussion: Use the worked case for Planning the application. Proposed explanation: “A successful run proves the conclusion”. Decide whether this explanation is supported. Point to the step or supplied fact that decides; explain your repair if needed.</w:t>
-      </w:r>
-    </w:p>
-    <w:p>
-      <w:r>
-        <w:t>Misconception repair: The scope is a rule-based prototype using fictional ratings. It does not demonstrate personalized learning impact or a trained AI model. A clear non-goal protects students from building an untestable or overly broad project.</w:t>
-      </w:r>
-    </w:p>
-    <w:p>
-      <w:r>
-        <w:t>Support: read the exact case aloud, enlarge the labelled picture, supply input cards and model only the first deciding step. Accept a spoken explanation or drawing; retain the reasoning goal.</w:t>
-      </w:r>
-    </w:p>
-    <w:p>
-      <w:r>
-        <w:t>Extension: Reduce the limit from 8 to 5. Require a prediction and a reason before comparing. Expected result: Return no eligible item. Reason: All three valid rows take more than five minutes.</w:t>
-      </w:r>
-    </w:p>
-    <w:p>
-      <w:r>
+      <w:pPr>
+        <w:pStyle w:val="Heading3"/>
+      </w:pPr>
+      <w:r>
+        <w:t>Supported practice answer</w:t>
+      </w:r>
+    </w:p>
+    <w:p>
+      <w:pPr>
+        <w:spacing w:line="336" w:lineRule="auto" w:after="180"/>
+        <w:shd w:fill="F1F6FC"/>
+      </w:pPr>
+      <w:r>
+        <w:rPr>
+          <w:b w:val="0"/>
+        </w:rPr>
+        <w:t xml:space="preserve">Reasoned practice answer: With both eligible, choose A alphabetically regardless of </w:t>
+      </w:r>
+      <w:r>
+        <w:rPr>
+          <w:b/>
+        </w:rPr>
+        <w:t>input</w:t>
+      </w:r>
+      <w:r>
+        <w:rPr>
+          <w:b w:val="0"/>
+        </w:rPr>
+        <w:t xml:space="preserve"> order.</w:t>
+      </w:r>
+    </w:p>
+    <w:p>
+      <w:pPr>
+        <w:spacing w:line="336" w:lineRule="auto" w:after="180"/>
+      </w:pPr>
+      <w:r>
+        <w:rPr>
+          <w:b w:val="0"/>
+        </w:rPr>
+        <w:t>Check every learner before discussion: Use the worked case for Planning the application. Proposed explanation: “A successful run proves the conclusion”. Decide whether this explanation is supported.</w:t>
+      </w:r>
+    </w:p>
+    <w:p>
+      <w:pPr>
+        <w:spacing w:line="336" w:lineRule="auto" w:after="180"/>
+      </w:pPr>
+      <w:r>
+        <w:rPr>
+          <w:b w:val="0"/>
+        </w:rPr>
+        <w:t>Point to the step or supplied fact that decides; explain your repair if needed.</w:t>
+      </w:r>
+    </w:p>
+    <w:p>
+      <w:pPr>
+        <w:pStyle w:val="Heading3"/>
+      </w:pPr>
+      <w:r>
+        <w:t>Repair the misconception</w:t>
+      </w:r>
+    </w:p>
+    <w:p>
+      <w:pPr>
+        <w:spacing w:line="336" w:lineRule="auto" w:after="180"/>
+        <w:shd w:fill="FFF5E6"/>
+      </w:pPr>
+      <w:r>
+        <w:rPr>
+          <w:b w:val="0"/>
+        </w:rPr>
+        <w:t xml:space="preserve">Misconception repair: The </w:t>
+      </w:r>
+      <w:r>
+        <w:rPr>
+          <w:b/>
+        </w:rPr>
+        <w:t>scope</w:t>
+      </w:r>
+      <w:r>
+        <w:rPr>
+          <w:b w:val="0"/>
+        </w:rPr>
+        <w:t xml:space="preserve"> is a rule-based </w:t>
+      </w:r>
+      <w:r>
+        <w:rPr>
+          <w:b/>
+        </w:rPr>
+        <w:t>prototype</w:t>
+      </w:r>
+      <w:r>
+        <w:rPr>
+          <w:b w:val="0"/>
+        </w:rPr>
+        <w:t xml:space="preserve"> using fictional ratings. It does not demonstrate personalized learning impact or a trained AI model.</w:t>
+      </w:r>
+    </w:p>
+    <w:p>
+      <w:pPr>
+        <w:spacing w:line="336" w:lineRule="auto" w:after="180"/>
+        <w:shd w:fill="FFF5E6"/>
+      </w:pPr>
+      <w:r>
+        <w:rPr>
+          <w:b w:val="0"/>
+        </w:rPr>
+        <w:t xml:space="preserve">A clear </w:t>
+      </w:r>
+      <w:r>
+        <w:rPr>
+          <w:b/>
+        </w:rPr>
+        <w:t>non-goal</w:t>
+      </w:r>
+      <w:r>
+        <w:rPr>
+          <w:b w:val="0"/>
+        </w:rPr>
+        <w:t xml:space="preserve"> protects students from building an untestable or overly broad project.</w:t>
+      </w:r>
+    </w:p>
+    <w:p>
+      <w:pPr>
+        <w:pStyle w:val="Heading3"/>
+      </w:pPr>
+      <w:r>
+        <w:t>Support without giving away the answer</w:t>
+      </w:r>
+    </w:p>
+    <w:p>
+      <w:pPr>
+        <w:spacing w:line="336" w:lineRule="auto" w:after="180"/>
+        <w:shd w:fill="F1F6F8"/>
+      </w:pPr>
+      <w:r>
+        <w:rPr>
+          <w:b w:val="0"/>
+        </w:rPr>
+        <w:t xml:space="preserve">Support: read the exact case aloud, enlarge the labelled picture, supply </w:t>
+      </w:r>
+      <w:r>
+        <w:rPr>
+          <w:b/>
+        </w:rPr>
+        <w:t>input</w:t>
+      </w:r>
+      <w:r>
+        <w:rPr>
+          <w:b w:val="0"/>
+        </w:rPr>
+        <w:t xml:space="preserve"> cards and model only the first deciding step. Accept a spoken explanation or drawing; retain the reasoning goal.</w:t>
+      </w:r>
+    </w:p>
+    <w:p>
+      <w:pPr>
+        <w:pStyle w:val="Heading3"/>
+      </w:pPr>
+      <w:r>
+        <w:t>Extend the reasoning</w:t>
+      </w:r>
+    </w:p>
+    <w:p>
+      <w:pPr>
+        <w:spacing w:line="336" w:lineRule="auto" w:after="180"/>
+        <w:shd w:fill="F5F1FB"/>
+      </w:pPr>
+      <w:r>
+        <w:rPr>
+          <w:b w:val="0"/>
+        </w:rPr>
+        <w:t xml:space="preserve">Extension: Reduce the limit from 8 to 5. Require a </w:t>
+      </w:r>
+      <w:r>
+        <w:rPr>
+          <w:b/>
+        </w:rPr>
+        <w:t>prediction</w:t>
+      </w:r>
+      <w:r>
+        <w:rPr>
+          <w:b w:val="0"/>
+        </w:rPr>
+        <w:t xml:space="preserve"> and a reason before comparing. Expected result: Return no eligible item. Reason: All three valid rows take more than five minutes.</w:t>
+      </w:r>
+    </w:p>
+    <w:p>
+      <w:pPr>
+        <w:pStyle w:val="Heading3"/>
+      </w:pPr>
+      <w:r>
+        <w:t>Protect the independent attempt</w:t>
+      </w:r>
+    </w:p>
+    <w:p>
+      <w:pPr>
+        <w:spacing w:line="336" w:lineRule="auto" w:after="180"/>
+        <w:shd w:fill="FFF5E6"/>
+      </w:pPr>
+      <w:r>
+        <w:rPr>
+          <w:b w:val="0"/>
+        </w:rPr>
         <w:t>Independent assessment: withhold the reserved answer until the learner has attempted the new case. Record support separately from correctness.</w:t>
       </w:r>
     </w:p>
@@ -3652,13 +6700,58 @@
       </w:tr>
     </w:tbl>
     <w:p>
-      <w:r>
-        <w:t>Project checkpoint: Present and defend. Demonstrate the system, explain one failure and justify the next improvement with evidence.</w:t>
-      </w:r>
-    </w:p>
-    <w:p>
-      <w:r>
-        <w:t>Use the weekly teacher answer for topic-specific reasoning. A saved progress tick is an activity record; judge mastery from the learner’s explanation and evidence.</w:t>
+      <w:pPr>
+        <w:pStyle w:val="Heading3"/>
+      </w:pPr>
+      <w:r>
+        <w:t>Project checkpoint</w:t>
+      </w:r>
+    </w:p>
+    <w:p>
+      <w:pPr>
+        <w:spacing w:line="336" w:lineRule="auto" w:after="180"/>
+        <w:shd w:fill="EDF7F3"/>
+      </w:pPr>
+      <w:r>
+        <w:rPr>
+          <w:b w:val="0"/>
+        </w:rPr>
+        <w:t xml:space="preserve">Project checkpoint: Present and defend. Demonstrate the system, explain one failure and justify the next improvement with </w:t>
+      </w:r>
+      <w:r>
+        <w:rPr>
+          <w:b/>
+        </w:rPr>
+        <w:t>evidence</w:t>
+      </w:r>
+      <w:r>
+        <w:rPr>
+          <w:b w:val="0"/>
+        </w:rPr>
+        <w:t>.</w:t>
+      </w:r>
+    </w:p>
+    <w:p>
+      <w:pPr>
+        <w:spacing w:line="336" w:lineRule="auto" w:after="180"/>
+      </w:pPr>
+      <w:r>
+        <w:rPr>
+          <w:b w:val="0"/>
+        </w:rPr>
+        <w:t xml:space="preserve">Use the weekly teacher answer for topic-specific reasoning. A saved progress tick is an activity record; judge mastery from the learner’s explanation and </w:t>
+      </w:r>
+      <w:r>
+        <w:rPr>
+          <w:b/>
+        </w:rPr>
+        <w:t>evidence</w:t>
+      </w:r>
+      <w:r>
+        <w:rPr>
+          <w:b w:val="0"/>
+        </w:rPr>
+        <w:t>.</w:t>
       </w:r>
     </w:p>
     <w:p>
@@ -3671,27 +6764,938 @@
     </w:p>
     <w:p>
       <w:r>
-        <w:t>Use the two formative questions as supported practice, not as independent mastery scores. Discuss the deciding evidence rather than accepting a guessed selection.</w:t>
-      </w:r>
-    </w:p>
-    <w:p>
-      <w:r>
+        <w:t>Use feedback, earlier review and portfolios purposefully. Apply the coding routine only when this lesson has an executable lab.</w:t>
+      </w:r>
+    </w:p>
+    <w:p>
+      <w:pPr>
+        <w:spacing w:line="336" w:lineRule="auto" w:after="180"/>
+      </w:pPr>
+      <w:r>
+        <w:rPr>
+          <w:b w:val="0"/>
+        </w:rPr>
+        <w:t xml:space="preserve">Use the two formative questions as supported practice, not as independent mastery scores. Discuss the deciding </w:t>
+      </w:r>
+      <w:r>
+        <w:rPr>
+          <w:b/>
+        </w:rPr>
+        <w:t>evidence</w:t>
+      </w:r>
+      <w:r>
+        <w:rPr>
+          <w:b w:val="0"/>
+        </w:rPr>
+        <w:t xml:space="preserve"> rather than accepting a guessed selection.</w:t>
+      </w:r>
+    </w:p>
+    <w:p>
+      <w:pPr>
+        <w:spacing w:line="336" w:lineRule="auto" w:after="180"/>
+      </w:pPr>
+      <w:r>
+        <w:rPr>
+          <w:b w:val="0"/>
+        </w:rPr>
         <w:t>The feedback comes from the reviewed public worked case. Do not reveal the separately reserved independent teacher answer until the learner has attempted that case.</w:t>
       </w:r>
     </w:p>
     <w:p>
-      <w:r>
-        <w:t>Ask students to predict before running code. Preserve errors and actual outputs; collect a changed test and an explanation. The branch-boundary and indexing lessons deliberately include failure cases.</w:t>
-      </w:r>
-    </w:p>
-    <w:p>
-      <w:r>
+      <w:pPr>
+        <w:spacing w:line="336" w:lineRule="auto" w:after="180"/>
+      </w:pPr>
+      <w:r>
+        <w:rPr>
+          <w:b w:val="0"/>
+        </w:rPr>
+        <w:t xml:space="preserve">Ask students to predict before running code. Preserve errors and actual </w:t>
+      </w:r>
+      <w:r>
+        <w:rPr>
+          <w:b/>
+        </w:rPr>
+        <w:t>output</w:t>
+      </w:r>
+      <w:r>
+        <w:rPr>
+          <w:b w:val="0"/>
+        </w:rPr>
+        <w:t>s; collect a changed test and an explanation. The branch-boundary and indexing lessons deliberately include failure cases.</w:t>
+      </w:r>
+    </w:p>
+    <w:p>
+      <w:pPr>
+        <w:spacing w:line="336" w:lineRule="auto" w:after="180"/>
+      </w:pPr>
+      <w:r>
+        <w:rPr>
+          <w:b w:val="0"/>
+        </w:rPr>
         <w:t>Use the earlier worked-explanation links to address a specific missing building block, then return to the current question. Adapt this suggestion after observing the learner; it is not an automatic diagnosis.</w:t>
       </w:r>
     </w:p>
     <w:p>
-      <w:r>
-        <w:t>Collect the completed-work portfolio as evidence. Record support separately from correctness, and assess explanation, trace/test and limitations. Progress ticks and quiz selections alone do not establish mastery.</w:t>
+      <w:pPr>
+        <w:spacing w:line="336" w:lineRule="auto" w:after="180"/>
+      </w:pPr>
+      <w:r>
+        <w:rPr>
+          <w:b w:val="0"/>
+        </w:rPr>
+        <w:t xml:space="preserve">Collect the completed-work portfolio as </w:t>
+      </w:r>
+      <w:r>
+        <w:rPr>
+          <w:b/>
+        </w:rPr>
+        <w:t>evidence</w:t>
+      </w:r>
+      <w:r>
+        <w:rPr>
+          <w:b w:val="0"/>
+        </w:rPr>
+        <w:t xml:space="preserve">. Record support separately from correctness, and assess explanation, trace/test and </w:t>
+      </w:r>
+      <w:r>
+        <w:rPr>
+          <w:b/>
+        </w:rPr>
+        <w:t>limitation</w:t>
+      </w:r>
+      <w:r>
+        <w:rPr>
+          <w:b w:val="0"/>
+        </w:rPr>
+        <w:t>s. Progress ticks and quiz selections alone do not establish mastery.</w:t>
+      </w:r>
+    </w:p>
+    <w:p>
+      <w:pPr>
+        <w:pStyle w:val="Heading1"/>
+      </w:pPr>
+      <w:r>
+        <w:t>09. Visual concept journey</w:t>
+      </w:r>
+    </w:p>
+    <w:p>
+      <w:r>
+        <w:t>Show one Project Problem and Success Test graphic at a time, request a prediction and discuss its trace before the independent assessment.</w:t>
+      </w:r>
+    </w:p>
+    <w:p>
+      <w:pPr>
+        <w:spacing w:line="336" w:lineRule="auto" w:after="180"/>
+      </w:pPr>
+      <w:r>
+        <w:rPr>
+          <w:b w:val="0"/>
+        </w:rPr>
+        <w:t xml:space="preserve">Use one picture at a time. Hide a worked result before asking for a </w:t>
+      </w:r>
+      <w:r>
+        <w:rPr>
+          <w:b/>
+        </w:rPr>
+        <w:t>prediction</w:t>
+      </w:r>
+      <w:r>
+        <w:rPr>
+          <w:b w:val="0"/>
+        </w:rPr>
+        <w:t>, then reveal it for feedback. These are supported teaching cases; retain the separate independent assessment for a fresh first attempt.</w:t>
+      </w:r>
+    </w:p>
+    <w:p>
+      <w:pPr>
+        <w:pStyle w:val="Heading3"/>
+      </w:pPr>
+      <w:r>
+        <w:t>01. Project Problem and Success Test: the case</w:t>
+      </w:r>
+    </w:p>
+    <w:p>
+      <w:r>
+        <w:drawing>
+          <wp:inline xmlns:a="http://schemas.openxmlformats.org/drawingml/2006/main" xmlns:pic="http://schemas.openxmlformats.org/drawingml/2006/picture">
+            <wp:extent cx="5486400" cy="3142488"/>
+            <wp:docPr id="2" name="Picture 2" descr="A fictional reading-break chooser needs a transparent contract. Supplied facts: Items have id text, minutes integer 0–30, interest integer 0–5. Request limit is integer 0–30. Eligible if minutes&lt;=limit; score=interest; highest wins; ties choose alphabetically smaller ID; invalid rows excluded and counted."/>
+            <wp:cNvGraphicFramePr>
+              <a:graphicFrameLocks noChangeAspect="1"/>
+            </wp:cNvGraphicFramePr>
+            <a:graphic>
+              <a:graphicData uri="http://schemas.openxmlformats.org/drawingml/2006/picture">
+                <pic:pic>
+                  <pic:nvPicPr>
+                    <pic:cNvPr id="0" name="academy-story-ai-2-32-01.png"/>
+                    <pic:cNvPicPr/>
+                  </pic:nvPicPr>
+                  <pic:blipFill>
+                    <a:blip r:embed="rId10"/>
+                    <a:stretch>
+                      <a:fillRect/>
+                    </a:stretch>
+                  </pic:blipFill>
+                  <pic:spPr>
+                    <a:xfrm>
+                      <a:off x="0" y="0"/>
+                      <a:ext cx="5486400" cy="3142488"/>
+                    </a:xfrm>
+                    <a:prstGeom prst="rect"/>
+                  </pic:spPr>
+                </pic:pic>
+              </a:graphicData>
+            </a:graphic>
+          </wp:inline>
+        </w:drawing>
+      </w:r>
+    </w:p>
+    <w:p>
+      <w:pPr>
+        <w:spacing w:line="336" w:lineRule="auto" w:after="180"/>
+      </w:pPr>
+      <w:r>
+        <w:rPr>
+          <w:b w:val="0"/>
+        </w:rPr>
+        <w:t>A fictional reading-break chooser needs a transparent contract. Supplied facts: Items have id text, minutes integer 0–30, interest integer 0–5. Request limit is integer 0–30.</w:t>
+      </w:r>
+    </w:p>
+    <w:p>
+      <w:pPr>
+        <w:spacing w:line="336" w:lineRule="auto" w:after="180"/>
+      </w:pPr>
+      <w:r>
+        <w:rPr>
+          <w:b w:val="0"/>
+        </w:rPr>
+        <w:t>Eligible if minutes&lt;=limit; score=interest; highest wins; ties choose alphabetically smaller ID; invalid rows excluded and counted.</w:t>
+      </w:r>
+    </w:p>
+    <w:p>
+      <w:pPr>
+        <w:spacing w:line="336" w:lineRule="auto" w:after="180"/>
+        <w:shd w:fill="F5F1FB"/>
+      </w:pPr>
+      <w:r>
+        <w:rPr>
+          <w:b w:val="0"/>
+        </w:rPr>
+        <w:t>Point to the given fact that matters most. Explain why it matters.</w:t>
+      </w:r>
+    </w:p>
+    <w:p>
+      <w:pPr>
+        <w:pStyle w:val="Heading3"/>
+      </w:pPr>
+      <w:r>
+        <w:t>Discuss while showing the picture</w:t>
+      </w:r>
+    </w:p>
+    <w:p>
+      <w:pPr>
+        <w:spacing w:line="336" w:lineRule="auto" w:after="180"/>
+        <w:shd w:fill="F1F6F8"/>
+      </w:pPr>
+      <w:r>
+        <w:rPr>
+          <w:b w:val="0"/>
+        </w:rPr>
+        <w:t>Teacher prompt: Point to the given fact that matters most. Explain why it matters. Ask learners to describe one label or arrow in ordinary words. Use the adjacent transcript if the image is difficult to see.</w:t>
+      </w:r>
+    </w:p>
+    <w:p>
+      <w:pPr>
+        <w:pStyle w:val="Heading3"/>
+      </w:pPr>
+      <w:r>
+        <w:t>02. Follow the deciding steps</w:t>
+      </w:r>
+    </w:p>
+    <w:p>
+      <w:r>
+        <w:drawing>
+          <wp:inline xmlns:a="http://schemas.openxmlformats.org/drawingml/2006/main" xmlns:pic="http://schemas.openxmlformats.org/drawingml/2006/picture">
+            <wp:extent cx="5486400" cy="4005072"/>
+            <wp:docPr id="3" name="Picture 3" descr="Specify inputs: Validate each row and request; keep rejected-row reasons. → Filter and rank: At limit 8: A(time8,interest3), B(9,5), C(6,3). B is ineligible. → Expected output: A beats tied C by ID; report A and its score 3. → Acceptance cases: Also plan invalid request, no eligible item and equal-score cases."/>
+            <wp:cNvGraphicFramePr>
+              <a:graphicFrameLocks noChangeAspect="1"/>
+            </wp:cNvGraphicFramePr>
+            <a:graphic>
+              <a:graphicData uri="http://schemas.openxmlformats.org/drawingml/2006/picture">
+                <pic:pic>
+                  <pic:nvPicPr>
+                    <pic:cNvPr id="0" name="academy-story-ai-2-32-02.png"/>
+                    <pic:cNvPicPr/>
+                  </pic:nvPicPr>
+                  <pic:blipFill>
+                    <a:blip r:embed="rId11"/>
+                    <a:stretch>
+                      <a:fillRect/>
+                    </a:stretch>
+                  </pic:blipFill>
+                  <pic:spPr>
+                    <a:xfrm>
+                      <a:off x="0" y="0"/>
+                      <a:ext cx="5486400" cy="4005072"/>
+                    </a:xfrm>
+                    <a:prstGeom prst="rect"/>
+                  </pic:spPr>
+                </pic:pic>
+              </a:graphicData>
+            </a:graphic>
+          </wp:inline>
+        </w:drawing>
+      </w:r>
+    </w:p>
+    <w:p>
+      <w:pPr>
+        <w:spacing w:line="336" w:lineRule="auto" w:after="180"/>
+      </w:pPr>
+      <w:r>
+        <w:rPr>
+          <w:b w:val="0"/>
+        </w:rPr>
+        <w:t xml:space="preserve">Specify </w:t>
+      </w:r>
+      <w:r>
+        <w:rPr>
+          <w:b/>
+        </w:rPr>
+        <w:t>input</w:t>
+      </w:r>
+      <w:r>
+        <w:rPr>
+          <w:b w:val="0"/>
+        </w:rPr>
+        <w:t>s: Validate each row and request; keep rejected-row reasons. → Filter and rank: At limit 8: A(time8,interest3), B(9,5), C(6,3).</w:t>
+      </w:r>
+    </w:p>
+    <w:p>
+      <w:pPr>
+        <w:spacing w:line="336" w:lineRule="auto" w:after="180"/>
+      </w:pPr>
+      <w:r>
+        <w:rPr>
+          <w:b w:val="0"/>
+        </w:rPr>
+        <w:t xml:space="preserve">B is ineligible. → Expected </w:t>
+      </w:r>
+      <w:r>
+        <w:rPr>
+          <w:b/>
+        </w:rPr>
+        <w:t>output</w:t>
+      </w:r>
+      <w:r>
+        <w:rPr>
+          <w:b w:val="0"/>
+        </w:rPr>
+        <w:t xml:space="preserve">: A beats tied C by ID; report A and its score 3. → </w:t>
+      </w:r>
+      <w:r>
+        <w:rPr>
+          <w:b/>
+        </w:rPr>
+        <w:t>Acceptance case</w:t>
+      </w:r>
+      <w:r>
+        <w:rPr>
+          <w:b w:val="0"/>
+        </w:rPr>
+        <w:t>s: Also plan invalid request, no eligible item and equal-score cases.</w:t>
+      </w:r>
+    </w:p>
+    <w:p>
+      <w:pPr>
+        <w:spacing w:line="336" w:lineRule="auto" w:after="180"/>
+        <w:shd w:fill="F5F1FB"/>
+      </w:pPr>
+      <w:r>
+        <w:rPr>
+          <w:b w:val="0"/>
+        </w:rPr>
+        <w:t xml:space="preserve">Point to each numbered stage and explain which recorded </w:t>
+      </w:r>
+      <w:r>
+        <w:rPr>
+          <w:b/>
+        </w:rPr>
+        <w:t>input</w:t>
+      </w:r>
+      <w:r>
+        <w:rPr>
+          <w:b w:val="0"/>
+        </w:rPr>
+        <w:t xml:space="preserve"> it uses.</w:t>
+      </w:r>
+    </w:p>
+    <w:p>
+      <w:pPr>
+        <w:pStyle w:val="Heading3"/>
+      </w:pPr>
+      <w:r>
+        <w:t>Discuss while showing the picture</w:t>
+      </w:r>
+    </w:p>
+    <w:p>
+      <w:pPr>
+        <w:spacing w:line="336" w:lineRule="auto" w:after="180"/>
+        <w:shd w:fill="F1F6F8"/>
+      </w:pPr>
+      <w:r>
+        <w:rPr>
+          <w:b w:val="0"/>
+        </w:rPr>
+        <w:t xml:space="preserve">Teacher prompt: Point to each numbered stage and explain which recorded </w:t>
+      </w:r>
+      <w:r>
+        <w:rPr>
+          <w:b/>
+        </w:rPr>
+        <w:t>input</w:t>
+      </w:r>
+      <w:r>
+        <w:rPr>
+          <w:b w:val="0"/>
+        </w:rPr>
+        <w:t xml:space="preserve"> it uses. Ask learners to describe one label or arrow in ordinary words. Use the adjacent transcript if the image is difficult to see.</w:t>
+      </w:r>
+    </w:p>
+    <w:p>
+      <w:pPr>
+        <w:pStyle w:val="Heading3"/>
+      </w:pPr>
+      <w:r>
+        <w:t>03. Follow the evidence</w:t>
+      </w:r>
+    </w:p>
+    <w:p>
+      <w:r>
+        <w:drawing>
+          <wp:inline xmlns:a="http://schemas.openxmlformats.org/drawingml/2006/main" xmlns:pic="http://schemas.openxmlformats.org/drawingml/2006/picture">
+            <wp:extent cx="5486400" cy="2834640"/>
+            <wp:docPr id="4" name="Picture 4" descr="Follow the evidence. Input | Local fictional records | Validate schema. Decision | Filter then score then tie rule | Explain selected item. Output | Suggestion or no eligible item | Teacher reviews"/>
+            <wp:cNvGraphicFramePr>
+              <a:graphicFrameLocks noChangeAspect="1"/>
+            </wp:cNvGraphicFramePr>
+            <a:graphic>
+              <a:graphicData uri="http://schemas.openxmlformats.org/drawingml/2006/picture">
+                <pic:pic>
+                  <pic:nvPicPr>
+                    <pic:cNvPr id="0" name="academy-story-ai-2-32-03.png"/>
+                    <pic:cNvPicPr/>
+                  </pic:nvPicPr>
+                  <pic:blipFill>
+                    <a:blip r:embed="rId12"/>
+                    <a:stretch>
+                      <a:fillRect/>
+                    </a:stretch>
+                  </pic:blipFill>
+                  <pic:spPr>
+                    <a:xfrm>
+                      <a:off x="0" y="0"/>
+                      <a:ext cx="5486400" cy="2834640"/>
+                    </a:xfrm>
+                    <a:prstGeom prst="rect"/>
+                  </pic:spPr>
+                </pic:pic>
+              </a:graphicData>
+            </a:graphic>
+          </wp:inline>
+        </w:drawing>
+      </w:r>
+    </w:p>
+    <w:p>
+      <w:pPr>
+        <w:spacing w:line="336" w:lineRule="auto" w:after="180"/>
+      </w:pPr>
+      <w:r>
+        <w:rPr>
+          <w:b w:val="0"/>
+        </w:rPr>
+        <w:t xml:space="preserve">Follow the </w:t>
+      </w:r>
+      <w:r>
+        <w:rPr>
+          <w:b/>
+        </w:rPr>
+        <w:t>evidence</w:t>
+      </w:r>
+      <w:r>
+        <w:rPr>
+          <w:b w:val="0"/>
+        </w:rPr>
+        <w:t xml:space="preserve">. </w:t>
+      </w:r>
+      <w:r>
+        <w:rPr>
+          <w:b/>
+        </w:rPr>
+        <w:t>Input</w:t>
+      </w:r>
+      <w:r>
+        <w:rPr>
+          <w:b w:val="0"/>
+        </w:rPr>
+        <w:t xml:space="preserve"> | Local fictional records | Validate schema. Decision | Filter then score then tie rule | Explain selected item. </w:t>
+      </w:r>
+      <w:r>
+        <w:rPr>
+          <w:b/>
+        </w:rPr>
+        <w:t>Output</w:t>
+      </w:r>
+      <w:r>
+        <w:rPr>
+          <w:b w:val="0"/>
+        </w:rPr>
+        <w:t xml:space="preserve"> | Suggestion or no eligible item | Teacher reviews</w:t>
+      </w:r>
+    </w:p>
+    <w:p>
+      <w:pPr>
+        <w:spacing w:line="336" w:lineRule="auto" w:after="180"/>
+        <w:shd w:fill="F5F1FB"/>
+      </w:pPr>
+      <w:r>
+        <w:rPr>
+          <w:b w:val="0"/>
+        </w:rPr>
+        <w:t>Read the labels and values. Explain the relationship the model shows.</w:t>
+      </w:r>
+    </w:p>
+    <w:p>
+      <w:pPr>
+        <w:pStyle w:val="Heading3"/>
+      </w:pPr>
+      <w:r>
+        <w:t>Discuss while showing the picture</w:t>
+      </w:r>
+    </w:p>
+    <w:p>
+      <w:pPr>
+        <w:spacing w:line="336" w:lineRule="auto" w:after="180"/>
+        <w:shd w:fill="F1F6F8"/>
+      </w:pPr>
+      <w:r>
+        <w:rPr>
+          <w:b w:val="0"/>
+        </w:rPr>
+        <w:t>Teacher prompt: Read the labels and values. Explain the relationship the model shows. Ask learners to describe one label or arrow in ordinary words. Use the adjacent transcript if the image is difficult to see.</w:t>
+      </w:r>
+    </w:p>
+    <w:p>
+      <w:pPr>
+        <w:pStyle w:val="Heading3"/>
+      </w:pPr>
+      <w:r>
+        <w:t>04. Change one thing. Trace what follows.</w:t>
+      </w:r>
+    </w:p>
+    <w:p>
+      <w:r>
+        <w:drawing>
+          <wp:inline xmlns:a="http://schemas.openxmlformats.org/drawingml/2006/main" xmlns:pic="http://schemas.openxmlformats.org/drawingml/2006/picture">
+            <wp:extent cx="5486400" cy="3026664"/>
+            <wp:docPr id="5" name="Picture 5" descr="Original case: Also plan invalid request, no eligible item and equal-score cases. Changed condition: Reduce the limit from 8 to 5. Expected result: Return no eligible item. Reason: All three valid rows take more than five minutes."/>
+            <wp:cNvGraphicFramePr>
+              <a:graphicFrameLocks noChangeAspect="1"/>
+            </wp:cNvGraphicFramePr>
+            <a:graphic>
+              <a:graphicData uri="http://schemas.openxmlformats.org/drawingml/2006/picture">
+                <pic:pic>
+                  <pic:nvPicPr>
+                    <pic:cNvPr id="0" name="academy-story-ai-2-32-04.png"/>
+                    <pic:cNvPicPr/>
+                  </pic:nvPicPr>
+                  <pic:blipFill>
+                    <a:blip r:embed="rId13"/>
+                    <a:stretch>
+                      <a:fillRect/>
+                    </a:stretch>
+                  </pic:blipFill>
+                  <pic:spPr>
+                    <a:xfrm>
+                      <a:off x="0" y="0"/>
+                      <a:ext cx="5486400" cy="3026664"/>
+                    </a:xfrm>
+                    <a:prstGeom prst="rect"/>
+                  </pic:spPr>
+                </pic:pic>
+              </a:graphicData>
+            </a:graphic>
+          </wp:inline>
+        </w:drawing>
+      </w:r>
+    </w:p>
+    <w:p>
+      <w:pPr>
+        <w:spacing w:line="336" w:lineRule="auto" w:after="180"/>
+      </w:pPr>
+      <w:r>
+        <w:rPr>
+          <w:b w:val="0"/>
+        </w:rPr>
+        <w:t>Original case: Also plan invalid request, no eligible item and equal-score cases. Changed condition: Reduce the limit from 8 to 5. Expected result: Return no eligible item.</w:t>
+      </w:r>
+    </w:p>
+    <w:p>
+      <w:pPr>
+        <w:spacing w:line="336" w:lineRule="auto" w:after="180"/>
+      </w:pPr>
+      <w:r>
+        <w:rPr>
+          <w:b w:val="0"/>
+        </w:rPr>
+        <w:t>Reason: All three valid rows take more than five minutes.</w:t>
+      </w:r>
+    </w:p>
+    <w:p>
+      <w:pPr>
+        <w:spacing w:line="336" w:lineRule="auto" w:after="180"/>
+        <w:shd w:fill="F5F1FB"/>
+      </w:pPr>
+      <w:r>
+        <w:rPr>
+          <w:b w:val="0"/>
+        </w:rPr>
+        <w:t>Predict before checking the worked changed-case result. Name what changed and what the supplied facts allow you to conclude.</w:t>
+      </w:r>
+    </w:p>
+    <w:p>
+      <w:pPr>
+        <w:pStyle w:val="Heading3"/>
+      </w:pPr>
+      <w:r>
+        <w:t>Discuss while showing the picture</w:t>
+      </w:r>
+    </w:p>
+    <w:p>
+      <w:pPr>
+        <w:spacing w:line="336" w:lineRule="auto" w:after="180"/>
+        <w:shd w:fill="F1F6F8"/>
+      </w:pPr>
+      <w:r>
+        <w:rPr>
+          <w:b w:val="0"/>
+        </w:rPr>
+        <w:t>Teacher prompt: Predict before checking the worked changed-case result. Name what changed and what the supplied facts allow you to conclude. Ask learners to describe one label or arrow in ordinary words.</w:t>
+      </w:r>
+    </w:p>
+    <w:p>
+      <w:pPr>
+        <w:spacing w:line="336" w:lineRule="auto" w:after="180"/>
+        <w:shd w:fill="F1F6F8"/>
+      </w:pPr>
+      <w:r>
+        <w:rPr>
+          <w:b w:val="0"/>
+        </w:rPr>
+        <w:t>Use the adjacent transcript if the image is difficult to see. Changed-case reasoning: All three valid rows take more than five minutes.</w:t>
+      </w:r>
+    </w:p>
+    <w:p>
+      <w:pPr>
+        <w:pStyle w:val="Heading3"/>
+      </w:pPr>
+      <w:r>
+        <w:t>05. Connect the explanation to its limit</w:t>
+      </w:r>
+    </w:p>
+    <w:p>
+      <w:r>
+        <w:drawing>
+          <wp:inline xmlns:a="http://schemas.openxmlformats.org/drawingml/2006/main" xmlns:pic="http://schemas.openxmlformats.org/drawingml/2006/picture">
+            <wp:extent cx="5486400" cy="2834640"/>
+            <wp:docPr id="6" name="Picture 6" descr="Planning fixes what success means before code returns an answer. The duration boundary is including equality, and the tie policy prevents accidental list-order dependence. A complete output may include why other rows were excluded. Test expectations should come from the contract rather than copying the first program result. Limit: The supplied interest scores are fictional; the specification does not establish genuine learner preferences."/>
+            <wp:cNvGraphicFramePr>
+              <a:graphicFrameLocks noChangeAspect="1"/>
+            </wp:cNvGraphicFramePr>
+            <a:graphic>
+              <a:graphicData uri="http://schemas.openxmlformats.org/drawingml/2006/picture">
+                <pic:pic>
+                  <pic:nvPicPr>
+                    <pic:cNvPr id="0" name="academy-story-ai-2-32-05.png"/>
+                    <pic:cNvPicPr/>
+                  </pic:nvPicPr>
+                  <pic:blipFill>
+                    <a:blip r:embed="rId14"/>
+                    <a:stretch>
+                      <a:fillRect/>
+                    </a:stretch>
+                  </pic:blipFill>
+                  <pic:spPr>
+                    <a:xfrm>
+                      <a:off x="0" y="0"/>
+                      <a:ext cx="5486400" cy="2834640"/>
+                    </a:xfrm>
+                    <a:prstGeom prst="rect"/>
+                  </pic:spPr>
+                </pic:pic>
+              </a:graphicData>
+            </a:graphic>
+          </wp:inline>
+        </w:drawing>
+      </w:r>
+    </w:p>
+    <w:p>
+      <w:pPr>
+        <w:spacing w:line="336" w:lineRule="auto" w:after="180"/>
+      </w:pPr>
+      <w:r>
+        <w:rPr>
+          <w:b w:val="0"/>
+        </w:rPr>
+        <w:t>Planning fixes what success means before code returns an answer. The duration boundary is including equality, and the tie policy prevents accidental list-order dependence.</w:t>
+      </w:r>
+    </w:p>
+    <w:p>
+      <w:pPr>
+        <w:spacing w:line="336" w:lineRule="auto" w:after="180"/>
+      </w:pPr>
+      <w:r>
+        <w:rPr>
+          <w:b w:val="0"/>
+        </w:rPr>
+        <w:t xml:space="preserve">A complete </w:t>
+      </w:r>
+      <w:r>
+        <w:rPr>
+          <w:b/>
+        </w:rPr>
+        <w:t>output</w:t>
+      </w:r>
+      <w:r>
+        <w:rPr>
+          <w:b w:val="0"/>
+        </w:rPr>
+        <w:t xml:space="preserve"> may include why other rows were excluded. Test expectations should come from the contract rather than copying the first program result.</w:t>
+      </w:r>
+    </w:p>
+    <w:p>
+      <w:pPr>
+        <w:spacing w:line="336" w:lineRule="auto" w:after="180"/>
+      </w:pPr>
+      <w:r>
+        <w:rPr>
+          <w:b w:val="0"/>
+        </w:rPr>
+        <w:t>Limit: The supplied interest scores are fictional; the specification does not establish genuine learner preferences.</w:t>
+      </w:r>
+    </w:p>
+    <w:p>
+      <w:pPr>
+        <w:spacing w:line="336" w:lineRule="auto" w:after="180"/>
+        <w:shd w:fill="F5F1FB"/>
+      </w:pPr>
+      <w:r>
+        <w:rPr>
+          <w:b w:val="0"/>
+        </w:rPr>
+        <w:t>Explain the case, then point to a limit on the claim.</w:t>
+      </w:r>
+    </w:p>
+    <w:p>
+      <w:pPr>
+        <w:pStyle w:val="Heading3"/>
+      </w:pPr>
+      <w:r>
+        <w:t>Discuss while showing the picture</w:t>
+      </w:r>
+    </w:p>
+    <w:p>
+      <w:pPr>
+        <w:spacing w:line="336" w:lineRule="auto" w:after="180"/>
+        <w:shd w:fill="F1F6F8"/>
+      </w:pPr>
+      <w:r>
+        <w:rPr>
+          <w:b w:val="0"/>
+        </w:rPr>
+        <w:t>Teacher prompt: Explain the case, then point to a limit on the claim. Ask learners to describe one label or arrow in ordinary words. Use the adjacent transcript if the image is difficult to see.</w:t>
+      </w:r>
+    </w:p>
+    <w:p>
+      <w:pPr>
+        <w:spacing w:line="336" w:lineRule="auto" w:after="180"/>
+        <w:shd w:fill="F1F6F8"/>
+      </w:pPr>
+      <w:r>
+        <w:rPr>
+          <w:b w:val="0"/>
+        </w:rPr>
+        <w:t xml:space="preserve">Keep the stated </w:t>
+      </w:r>
+      <w:r>
+        <w:rPr>
+          <w:b/>
+        </w:rPr>
+        <w:t>scope</w:t>
+      </w:r>
+      <w:r>
+        <w:rPr>
+          <w:b w:val="0"/>
+        </w:rPr>
+        <w:t>: The supplied interest scores are fictional; the specification does not establish genuine learner preferences.</w:t>
+      </w:r>
+    </w:p>
+    <w:p>
+      <w:pPr>
+        <w:pStyle w:val="Heading3"/>
+      </w:pPr>
+      <w:r>
+        <w:t>06. Make the idea visible in your project</w:t>
+      </w:r>
+    </w:p>
+    <w:p>
+      <w:r>
+        <w:drawing>
+          <wp:inline xmlns:a="http://schemas.openxmlformats.org/drawingml/2006/main" xmlns:pic="http://schemas.openxmlformats.org/drawingml/2006/picture">
+            <wp:extent cx="5486400" cy="3380232"/>
+            <wp:docPr id="7" name="Picture 7" descr="Retain the Transparent Book Recommender’s schema, constraints, score, tie rule and acceptance table as its build specification. Draw your input, deciding step, result and limit. Supported question: Write an equality test and explain which requirement it checks."/>
+            <wp:cNvGraphicFramePr>
+              <a:graphicFrameLocks noChangeAspect="1"/>
+            </wp:cNvGraphicFramePr>
+            <a:graphic>
+              <a:graphicData uri="http://schemas.openxmlformats.org/drawingml/2006/picture">
+                <pic:pic>
+                  <pic:nvPicPr>
+                    <pic:cNvPr id="0" name="academy-story-ai-2-32-06.png"/>
+                    <pic:cNvPicPr/>
+                  </pic:nvPicPr>
+                  <pic:blipFill>
+                    <a:blip r:embed="rId15"/>
+                    <a:stretch>
+                      <a:fillRect/>
+                    </a:stretch>
+                  </pic:blipFill>
+                  <pic:spPr>
+                    <a:xfrm>
+                      <a:off x="0" y="0"/>
+                      <a:ext cx="5486400" cy="3380232"/>
+                    </a:xfrm>
+                    <a:prstGeom prst="rect"/>
+                  </pic:spPr>
+                </pic:pic>
+              </a:graphicData>
+            </a:graphic>
+          </wp:inline>
+        </w:drawing>
+      </w:r>
+    </w:p>
+    <w:p>
+      <w:pPr>
+        <w:spacing w:line="336" w:lineRule="auto" w:after="180"/>
+      </w:pPr>
+      <w:r>
+        <w:rPr>
+          <w:b w:val="0"/>
+        </w:rPr>
+        <w:t xml:space="preserve">Retain the Transparent Book Recommender’s schema, constraints, score, tie rule and acceptance table as its build specification. Draw your </w:t>
+      </w:r>
+      <w:r>
+        <w:rPr>
+          <w:b/>
+        </w:rPr>
+        <w:t>input</w:t>
+      </w:r>
+      <w:r>
+        <w:rPr>
+          <w:b w:val="0"/>
+        </w:rPr>
+        <w:t>, deciding step, result and limit.</w:t>
+      </w:r>
+    </w:p>
+    <w:p>
+      <w:pPr>
+        <w:spacing w:line="336" w:lineRule="auto" w:after="180"/>
+      </w:pPr>
+      <w:r>
+        <w:rPr>
+          <w:b w:val="0"/>
+        </w:rPr>
+        <w:t xml:space="preserve">Supported question: Write an equality test and explain which </w:t>
+      </w:r>
+      <w:r>
+        <w:rPr>
+          <w:b/>
+        </w:rPr>
+        <w:t>requirement</w:t>
+      </w:r>
+      <w:r>
+        <w:rPr>
+          <w:b w:val="0"/>
+        </w:rPr>
+        <w:t xml:space="preserve"> it checks.</w:t>
+      </w:r>
+    </w:p>
+    <w:p>
+      <w:pPr>
+        <w:spacing w:line="336" w:lineRule="auto" w:after="180"/>
+        <w:shd w:fill="F5F1FB"/>
+      </w:pPr>
+      <w:r>
+        <w:rPr>
+          <w:b w:val="0"/>
+        </w:rPr>
+        <w:t xml:space="preserve">Draw your project trace and justify the deciding step using </w:t>
+      </w:r>
+      <w:r>
+        <w:rPr>
+          <w:b/>
+        </w:rPr>
+        <w:t>evidence</w:t>
+      </w:r>
+      <w:r>
+        <w:rPr>
+          <w:b w:val="0"/>
+        </w:rPr>
+        <w:t>.</w:t>
+      </w:r>
+    </w:p>
+    <w:p>
+      <w:pPr>
+        <w:pStyle w:val="Heading3"/>
+      </w:pPr>
+      <w:r>
+        <w:t>Discuss while showing the picture</w:t>
+      </w:r>
+    </w:p>
+    <w:p>
+      <w:pPr>
+        <w:spacing w:line="336" w:lineRule="auto" w:after="180"/>
+        <w:shd w:fill="F1F6F8"/>
+      </w:pPr>
+      <w:r>
+        <w:rPr>
+          <w:b w:val="0"/>
+        </w:rPr>
+        <w:t xml:space="preserve">Teacher prompt: Draw your project trace and justify the deciding step using </w:t>
+      </w:r>
+      <w:r>
+        <w:rPr>
+          <w:b/>
+        </w:rPr>
+        <w:t>evidence</w:t>
+      </w:r>
+      <w:r>
+        <w:rPr>
+          <w:b w:val="0"/>
+        </w:rPr>
+        <w:t>. Ask learners to describe one label or arrow in ordinary words. Use the adjacent transcript if the image is difficult to see.</w:t>
+      </w:r>
+    </w:p>
+    <w:p>
+      <w:pPr>
+        <w:spacing w:line="336" w:lineRule="auto" w:after="180"/>
+        <w:shd w:fill="F1F6F8"/>
+      </w:pPr>
+      <w:r>
+        <w:rPr>
+          <w:b w:val="0"/>
+        </w:rPr>
+        <w:t>Supported practice key: Limit 8 with A taking 8 must include A; it checks that time eligibility uses &lt;= rather than &lt;.</w:t>
       </w:r>
     </w:p>
     <w:sectPr>

--- a/downloads/teacher/ai-2-week-32.docx
+++ b/downloads/teacher/ai-2-week-32.docx
@@ -125,7 +125,7 @@
           </w:tcPr>
           <w:p>
             <w:r>
-              <w:t>Sections 1–6; record the brief recall in the workbook.</w:t>
+              <w:t>Use Your mission, Notice the evidence, See how it works, Compare the cases, Words that unlock the idea and Follow a worked example; record the brief recall in the workbook.</w:t>
             </w:r>
           </w:p>
         </w:tc>
@@ -157,7 +157,7 @@
           </w:tcPr>
           <w:p>
             <w:r>
-              <w:t>Sections 7–10; use the matching workbook W2 and misconception check.</w:t>
+              <w:t>Use Find and repair a mistake, Practise together, Run the investigation and Build your understanding; use the matching workbook W2 and misconception check.</w:t>
             </w:r>
           </w:p>
         </w:tc>
@@ -189,7 +189,7 @@
           </w:tcPr>
           <w:p>
             <w:r>
-              <w:t>Sections 9 and 11–14. Give extra time to finish the full task set; use Section 15 when the week includes a coding lab.</w:t>
+              <w:t>Use Run the investigation, Connect your project, Show what you know, Study a complete case and Try a new case independently. Allow extra time for the full task set. Use a coding lab only when this week actually provides one; Your lesson route is the planning section.</w:t>
             </w:r>
           </w:p>
         </w:tc>
@@ -2165,7 +2165,7 @@
         <w:rPr>
           <w:b w:val="0"/>
         </w:rPr>
-        <w:t>Planning fixes what success means before code returns an answer. The duration boundary is including equality, and the tie policy prevents accidental list-order dependence.</w:t>
+        <w:t>Planning fixes what success means before code returns an answer. The duration boundary includes equality, and the tie policy prevents accidental list-order dependence.</w:t>
       </w:r>
     </w:p>
     <w:p>
@@ -6228,7 +6228,7 @@
           </w:tcPr>
           <w:p>
             <w:r>
-              <w:t>Sections 1–6; record the brief recall in the workbook.</w:t>
+              <w:t>Use Your mission, Notice the evidence, See how it works, Compare the cases, Words that unlock the idea and Follow a worked example; record the brief recall in the workbook.</w:t>
             </w:r>
           </w:p>
         </w:tc>
@@ -6260,7 +6260,7 @@
           </w:tcPr>
           <w:p>
             <w:r>
-              <w:t>Sections 7–10; use the matching workbook W2 and misconception check.</w:t>
+              <w:t>Use Find and repair a mistake, Practise together, Run the investigation and Build your understanding; use the matching workbook W2 and misconception check.</w:t>
             </w:r>
           </w:p>
         </w:tc>
@@ -6292,7 +6292,7 @@
           </w:tcPr>
           <w:p>
             <w:r>
-              <w:t>Sections 9 and 11–14. Give extra time to finish the full task set; use Section 15 when the week includes a coding lab.</w:t>
+              <w:t>Use Run the investigation, Connect your project, Show what you know, Study a complete case and Try a new case independently. Allow extra time for the full task set. Use a coding lab only when this week actually provides one; Your lesson route is the planning section.</w:t>
             </w:r>
           </w:p>
         </w:tc>
@@ -7408,7 +7408,7 @@
         <w:drawing>
           <wp:inline xmlns:a="http://schemas.openxmlformats.org/drawingml/2006/main" xmlns:pic="http://schemas.openxmlformats.org/drawingml/2006/picture">
             <wp:extent cx="5486400" cy="2834640"/>
-            <wp:docPr id="6" name="Picture 6" descr="Planning fixes what success means before code returns an answer. The duration boundary is including equality, and the tie policy prevents accidental list-order dependence. A complete output may include why other rows were excluded. Test expectations should come from the contract rather than copying the first program result. Limit: The supplied interest scores are fictional; the specification does not establish genuine learner preferences."/>
+            <wp:docPr id="6" name="Picture 6" descr="Planning fixes what success means before code returns an answer. The duration boundary includes equality, and the tie policy prevents accidental list-order dependence. A complete output may include why other rows were excluded. Test expectations should come from the contract rather than copying the first program result. Limit: The supplied interest scores are fictional; the specification does not establish genuine learner preferences."/>
             <wp:cNvGraphicFramePr>
               <a:graphicFrameLocks noChangeAspect="1"/>
             </wp:cNvGraphicFramePr>
@@ -7447,7 +7447,7 @@
         <w:rPr>
           <w:b w:val="0"/>
         </w:rPr>
-        <w:t>Planning fixes what success means before code returns an answer. The duration boundary is including equality, and the tie policy prevents accidental list-order dependence.</w:t>
+        <w:t>Planning fixes what success means before code returns an answer. The duration boundary includes equality, and the tie policy prevents accidental list-order dependence.</w:t>
       </w:r>
     </w:p>
     <w:p>

--- a/downloads/teacher/ai-2-week-32.docx
+++ b/downloads/teacher/ai-2-week-32.docx
@@ -25,20 +25,38 @@
         <w:pStyle w:val="Heading1"/>
       </w:pPr>
       <w:r>
-        <w:t>01. Project Problem and Success Test</w:t>
-      </w:r>
-    </w:p>
-    <w:p>
-      <w:r>
-        <w:t>Prepare Project Problem and Success Test: check the target, prerequisites, resources and adaptable teaching schedule.</w:t>
-      </w:r>
-    </w:p>
-    <w:p>
-      <w:pPr>
-        <w:pStyle w:val="Heading3"/>
-      </w:pPr>
-      <w:r>
-        <w:t>Teach the learning cycle</w:t>
+        <w:t>Teach checkable success before code output.</w:t>
+      </w:r>
+    </w:p>
+    <w:p>
+      <w:r>
+        <w:t>Supply complete records, model concrete expected cases and preserve the separate duration extension.</w:t>
+      </w:r>
+    </w:p>
+    <w:p>
+      <w:r>
+        <w:t>Ask whether another learner can reproduce the expected output from the written plan alone.</w:t>
+      </w:r>
+    </w:p>
+    <w:p>
+      <w:pPr>
+        <w:pStyle w:val="Heading1"/>
+      </w:pPr>
+      <w:r>
+        <w:t>01. Prepare the main lesson and its retained extension</w:t>
+      </w:r>
+    </w:p>
+    <w:p>
+      <w:r>
+        <w:t>Use fictional records and schedule separate extension time.</w:t>
+      </w:r>
+    </w:p>
+    <w:p>
+      <w:pPr>
+        <w:pStyle w:val="Heading2"/>
+      </w:pPr>
+      <w:r>
+        <w:t>Goal and preparation</w:t>
       </w:r>
     </w:p>
     <w:p>
@@ -50,6 +68,93 @@
           <w:b w:val="0"/>
         </w:rPr>
         <w:t>Primary target: Define a small application purpose</w:t>
+      </w:r>
+    </w:p>
+    <w:p>
+      <w:pPr>
+        <w:spacing w:line="336" w:lineRule="auto" w:after="180"/>
+      </w:pPr>
+      <w:r>
+        <w:rPr>
+          <w:b w:val="0"/>
+        </w:rPr>
+        <w:t xml:space="preserve">Teach Week 31 as a two-session </w:t>
+      </w:r>
+      <w:r>
+        <w:rPr>
+          <w:b/>
+        </w:rPr>
+        <w:t>investigation</w:t>
+      </w:r>
+      <w:r>
+        <w:rPr>
+          <w:b w:val="0"/>
+        </w:rPr>
+        <w:t xml:space="preserve"> using fictional data. Plan a fictional activity chooser for a teacher-supervised 20-minute session.</w:t>
+      </w:r>
+    </w:p>
+    <w:p>
+      <w:pPr>
+        <w:spacing w:line="336" w:lineRule="auto" w:after="180"/>
+      </w:pPr>
+      <w:r>
+        <w:rPr>
+          <w:b w:val="0"/>
+        </w:rPr>
+        <w:t>It will validate a small local dataset, exclude over-limit items, rank eligible items using 2 * fun + learning and break ties alphabetically. It will explain the result for human review.</w:t>
+      </w:r>
+    </w:p>
+    <w:p>
+      <w:pPr>
+        <w:spacing w:line="336" w:lineRule="auto" w:after="180"/>
+      </w:pPr>
+      <w:r>
+        <w:rPr>
+          <w:b w:val="0"/>
+        </w:rPr>
+        <w:t>It will not book, message or collect personal student profiles. Assess the three stated outcomes through the independent task, not by copying the worked result.</w:t>
+      </w:r>
+    </w:p>
+    <w:p>
+      <w:pPr>
+        <w:spacing w:line="336" w:lineRule="auto" w:after="180"/>
+      </w:pPr>
+      <w:r>
+        <w:rPr>
+          <w:b w:val="0"/>
+        </w:rPr>
+        <w:t xml:space="preserve">By the end, I can plan a recommender with </w:t>
+      </w:r>
+      <w:r>
+        <w:rPr>
+          <w:b/>
+        </w:rPr>
+        <w:t>acceptance test</w:t>
+      </w:r>
+      <w:r>
+        <w:rPr>
+          <w:b w:val="0"/>
+        </w:rPr>
+        <w:t>s before writing its selection code.</w:t>
+      </w:r>
+    </w:p>
+    <w:p>
+      <w:pPr>
+        <w:spacing w:line="336" w:lineRule="auto" w:after="180"/>
+      </w:pPr>
+      <w:r>
+        <w:rPr>
+          <w:b w:val="0"/>
+        </w:rPr>
+        <w:t>Use the supplied scenario, student illustrations and blank paper. For numeric work, offer counters or a calculator after learners show the setup. Fictional records are supplied; personal data and paid accounts are unnecessary.</w:t>
+      </w:r>
+    </w:p>
+    <w:p>
+      <w:pPr>
+        <w:pStyle w:val="Heading2"/>
+      </w:pPr>
+      <w:r>
+        <w:t>Main plan</w:t>
       </w:r>
     </w:p>
     <w:tbl>
@@ -243,9 +348,496 @@
     </w:p>
     <w:p>
       <w:pPr>
+        <w:pStyle w:val="Heading2"/>
+      </w:pPr>
+      <w:r>
+        <w:t>Retrieval and readiness</w:t>
+      </w:r>
+    </w:p>
+    <w:p>
+      <w:pPr>
+        <w:spacing w:line="336" w:lineRule="auto" w:after="180"/>
+      </w:pPr>
+      <w:r>
+        <w:rPr>
+          <w:b w:val="0"/>
+        </w:rPr>
+        <w:t>Without opening the old lesson, explain one key idea from Permissions and Human Review. Give an example and a mistake that the idea helps you avoid.</w:t>
+      </w:r>
+    </w:p>
+    <w:p>
+      <w:pPr>
+        <w:spacing w:line="336" w:lineRule="auto" w:after="180"/>
+      </w:pPr>
+      <w:r>
+        <w:rPr>
+          <w:b w:val="0"/>
+        </w:rPr>
+        <w:t xml:space="preserve">Look for: Explain the </w:t>
+      </w:r>
+      <w:r>
+        <w:rPr>
+          <w:b/>
+        </w:rPr>
+        <w:t>mechanism</w:t>
+      </w:r>
+      <w:r>
+        <w:rPr>
+          <w:b w:val="0"/>
+        </w:rPr>
+        <w:t xml:space="preserve"> and terminology of least privilege and tool </w:t>
+      </w:r>
+      <w:r>
+        <w:rPr>
+          <w:b/>
+        </w:rPr>
+        <w:t>scope</w:t>
+      </w:r>
+      <w:r>
+        <w:rPr>
+          <w:b w:val="0"/>
+        </w:rPr>
+        <w:t>s</w:t>
+      </w:r>
+    </w:p>
+    <w:p>
+      <w:pPr>
+        <w:spacing w:line="336" w:lineRule="auto" w:after="180"/>
+      </w:pPr>
+      <w:r>
+        <w:rPr>
+          <w:b w:val="0"/>
+        </w:rPr>
+        <w:t xml:space="preserve">Reference example, not the only acceptable wording: Teacher explanation: Least privilege grants only capabilities required by the task. Tool access should include resource and operation </w:t>
+      </w:r>
+      <w:r>
+        <w:rPr>
+          <w:b/>
+        </w:rPr>
+        <w:t>scope</w:t>
+      </w:r>
+      <w:r>
+        <w:rPr>
+          <w:b w:val="0"/>
+        </w:rPr>
+        <w:t>, not merely a broad tool name.</w:t>
+      </w:r>
+    </w:p>
+    <w:p>
+      <w:pPr>
+        <w:spacing w:line="336" w:lineRule="auto" w:after="180"/>
+      </w:pPr>
+      <w:r>
+        <w:rPr>
+          <w:b w:val="0"/>
+        </w:rPr>
+        <w:t>A reporting assistant may lookup public rooms but may not write records, send messages or read teacher notes. Check actor, operation and resource before executing a proposed call.</w:t>
+      </w:r>
+    </w:p>
+    <w:p>
+      <w:pPr>
+        <w:spacing w:line="336" w:lineRule="auto" w:after="180"/>
+      </w:pPr>
+      <w:r>
+        <w:rPr>
+          <w:b w:val="0"/>
+        </w:rPr>
+        <w:t xml:space="preserve">Without opening the old lesson, explain one key idea from </w:t>
+      </w:r>
+      <w:r>
+        <w:rPr>
+          <w:b/>
+        </w:rPr>
+        <w:t>Evidence</w:t>
+      </w:r>
+      <w:r>
+        <w:rPr>
+          <w:b w:val="0"/>
+        </w:rPr>
+        <w:t xml:space="preserve"> and Sources. Give an example and a mistake that the idea helps you avoid.</w:t>
+      </w:r>
+    </w:p>
+    <w:p>
+      <w:pPr>
+        <w:spacing w:line="336" w:lineRule="auto" w:after="180"/>
+      </w:pPr>
+      <w:r>
+        <w:rPr>
+          <w:b w:val="0"/>
+        </w:rPr>
+        <w:t xml:space="preserve">Look for: Explain the </w:t>
+      </w:r>
+      <w:r>
+        <w:rPr>
+          <w:b/>
+        </w:rPr>
+        <w:t>mechanism</w:t>
+      </w:r>
+      <w:r>
+        <w:rPr>
+          <w:b w:val="0"/>
+        </w:rPr>
+        <w:t xml:space="preserve"> and terminology of claim support and citation evaluation</w:t>
+      </w:r>
+    </w:p>
+    <w:p>
+      <w:pPr>
+        <w:spacing w:line="336" w:lineRule="auto" w:after="180"/>
+      </w:pPr>
+      <w:r>
+        <w:rPr>
+          <w:b w:val="0"/>
+        </w:rPr>
+        <w:t>Reference example, not the only acceptable wording: Teacher explanation: Citation evaluation checks source existence, exact passage support and coverage of answer claims. A real citation can still be irrelevant.</w:t>
+      </w:r>
+    </w:p>
+    <w:p>
+      <w:pPr>
+        <w:spacing w:line="336" w:lineRule="auto" w:after="180"/>
+      </w:pPr>
+      <w:r>
+        <w:rPr>
+          <w:b w:val="0"/>
+        </w:rPr>
+        <w:t>For this classroom rubric count a claim as supported only when its cited passage entails it. Separately count correct citation links. Use the number of factual claims as the support denominator.</w:t>
+      </w:r>
+    </w:p>
+    <w:p>
+      <w:pPr>
+        <w:spacing w:line="336" w:lineRule="auto" w:after="180"/>
+      </w:pPr>
+      <w:r>
+        <w:rPr>
+          <w:b w:val="0"/>
+        </w:rPr>
+        <w:t xml:space="preserve">Without opening the old lesson, explain one key idea from Image and Voice </w:t>
+      </w:r>
+      <w:r>
+        <w:rPr>
+          <w:b/>
+        </w:rPr>
+        <w:t>Pipeline</w:t>
+      </w:r>
+      <w:r>
+        <w:rPr>
+          <w:b w:val="0"/>
+        </w:rPr>
+        <w:t>s. Give an example and a mistake that the idea helps you avoid.</w:t>
+      </w:r>
+    </w:p>
+    <w:p>
+      <w:pPr>
+        <w:spacing w:line="336" w:lineRule="auto" w:after="180"/>
+      </w:pPr>
+      <w:r>
+        <w:rPr>
+          <w:b w:val="0"/>
+        </w:rPr>
+        <w:t xml:space="preserve">Look for: Explain the </w:t>
+      </w:r>
+      <w:r>
+        <w:rPr>
+          <w:b/>
+        </w:rPr>
+        <w:t>mechanism</w:t>
+      </w:r>
+      <w:r>
+        <w:rPr>
+          <w:b w:val="0"/>
+        </w:rPr>
+        <w:t xml:space="preserve"> and terminology of speech </w:t>
+      </w:r>
+      <w:r>
+        <w:rPr>
+          <w:b/>
+        </w:rPr>
+        <w:t>pipeline</w:t>
+      </w:r>
+      <w:r>
+        <w:rPr>
+          <w:b w:val="0"/>
+        </w:rPr>
+        <w:t xml:space="preserve">s and multimodal </w:t>
+      </w:r>
+      <w:r>
+        <w:rPr>
+          <w:b/>
+        </w:rPr>
+        <w:t>evidence</w:t>
+      </w:r>
+    </w:p>
+    <w:p>
+      <w:pPr>
+        <w:spacing w:line="336" w:lineRule="auto" w:after="180"/>
+      </w:pPr>
+      <w:r>
+        <w:rPr>
+          <w:b w:val="0"/>
+        </w:rPr>
+        <w:t xml:space="preserve">Reference example, not the only acceptable wording: Teacher explanation: A multimodal </w:t>
+      </w:r>
+      <w:r>
+        <w:rPr>
+          <w:b/>
+        </w:rPr>
+        <w:t>pipeline</w:t>
+      </w:r>
+      <w:r>
+        <w:rPr>
+          <w:b w:val="0"/>
+        </w:rPr>
+        <w:t xml:space="preserve"> may transcribe speech, inspect an image and generate a response.</w:t>
+      </w:r>
+    </w:p>
+    <w:p>
+      <w:pPr>
+        <w:spacing w:line="336" w:lineRule="auto" w:after="180"/>
+      </w:pPr>
+      <w:r>
+        <w:rPr>
+          <w:b w:val="0"/>
+        </w:rPr>
+        <w:t>Errors at one stage can propagate even when later stages run correctly. Track source modality, segment/time references, transcription, interpretation and final claims separately.</w:t>
+      </w:r>
+    </w:p>
+    <w:p>
+      <w:pPr>
+        <w:spacing w:line="336" w:lineRule="auto" w:after="180"/>
+      </w:pPr>
+      <w:r>
+        <w:rPr>
+          <w:b w:val="0"/>
+        </w:rPr>
+        <w:t xml:space="preserve">Compare conflicting </w:t>
+      </w:r>
+      <w:r>
+        <w:rPr>
+          <w:b/>
+        </w:rPr>
+        <w:t>evidence</w:t>
+      </w:r>
+      <w:r>
+        <w:rPr>
+          <w:b w:val="0"/>
+        </w:rPr>
+        <w:t xml:space="preserve"> without assuming one modality always wins. Ask for clarification when the task needs unresolved information.</w:t>
+      </w:r>
+    </w:p>
+    <w:p>
+      <w:pPr>
+        <w:spacing w:line="336" w:lineRule="auto" w:after="180"/>
+      </w:pPr>
+      <w:r>
+        <w:rPr>
+          <w:b w:val="0"/>
+        </w:rPr>
+        <w:t xml:space="preserve">Otherwise it would silently violate the stated </w:t>
+      </w:r>
+      <w:r>
+        <w:rPr>
+          <w:b/>
+        </w:rPr>
+        <w:t>requirement</w:t>
+      </w:r>
+      <w:r>
+        <w:rPr>
+          <w:b w:val="0"/>
+        </w:rPr>
+        <w:t>.</w:t>
+      </w:r>
+    </w:p>
+    <w:p>
+      <w:pPr>
+        <w:pStyle w:val="Heading2"/>
+      </w:pPr>
+      <w:r>
+        <w:t>Materials and extension planning · reference / check after trying</w:t>
+      </w:r>
+    </w:p>
+    <w:p>
+      <w:pPr>
+        <w:spacing w:line="336" w:lineRule="auto" w:after="180"/>
+      </w:pPr>
+      <w:r>
+        <w:rPr>
+          <w:b w:val="0"/>
+        </w:rPr>
+        <w:t>Python 3 editor with a fresh local practice file</w:t>
+      </w:r>
+    </w:p>
+    <w:p>
+      <w:pPr>
+        <w:spacing w:line="336" w:lineRule="auto" w:after="180"/>
+      </w:pPr>
+      <w:r>
+        <w:rPr>
+          <w:b w:val="0"/>
+        </w:rPr>
+        <w:t>Paper trace table and the student workbook</w:t>
+      </w:r>
+    </w:p>
+    <w:p>
+      <w:pPr>
+        <w:spacing w:line="336" w:lineRule="auto" w:after="180"/>
+      </w:pPr>
+      <w:r>
+        <w:rPr>
+          <w:b w:val="0"/>
+        </w:rPr>
+        <w:t xml:space="preserve">Fictional </w:t>
+      </w:r>
+      <w:r>
+        <w:rPr>
+          <w:b/>
+        </w:rPr>
+        <w:t>input</w:t>
+      </w:r>
+      <w:r>
+        <w:rPr>
+          <w:b w:val="0"/>
+        </w:rPr>
+        <w:t xml:space="preserve"> records from this lesson; no real student identifiers</w:t>
+      </w:r>
+    </w:p>
+    <w:p>
+      <w:pPr>
         <w:pStyle w:val="Heading3"/>
       </w:pPr>
       <w:r>
+        <w:t>Apply the connected idea: A reproducible data investigation</w:t>
+      </w:r>
+    </w:p>
+    <w:p>
+      <w:pPr>
+        <w:spacing w:line="336" w:lineRule="auto" w:after="180"/>
+      </w:pPr>
+      <w:r>
+        <w:rPr>
+          <w:b w:val="0"/>
+        </w:rPr>
+        <w:t xml:space="preserve">Teach Week 30 as a two-session </w:t>
+      </w:r>
+      <w:r>
+        <w:rPr>
+          <w:b/>
+        </w:rPr>
+        <w:t>investigation</w:t>
+      </w:r>
+      <w:r>
+        <w:rPr>
+          <w:b w:val="0"/>
+        </w:rPr>
+        <w:t xml:space="preserve"> using fictional data. Investigate the fictional question: among supplied sessions with valid duration records, what is the mean duration? </w:t>
+      </w:r>
+      <w:r>
+        <w:rPr>
+          <w:b/>
+        </w:rPr>
+        <w:t>Input</w:t>
+      </w:r>
+      <w:r>
+        <w:rPr>
+          <w:b w:val="0"/>
+        </w:rPr>
+        <w:t>s are 10, 0, 20, None and -2 minutes.</w:t>
+      </w:r>
+    </w:p>
+    <w:p>
+      <w:pPr>
+        <w:spacing w:line="336" w:lineRule="auto" w:after="180"/>
+      </w:pPr>
+      <w:r>
+        <w:rPr>
+          <w:b w:val="0"/>
+        </w:rPr>
+        <w:t>Our schema accepts exact integers 0 through 60. The wording deliberately limits the answer to accepted records. Assess the three stated outcomes through the independent task, not by copying the worked result.</w:t>
+      </w:r>
+    </w:p>
+    <w:p>
+      <w:pPr>
+        <w:pStyle w:val="Heading3"/>
+      </w:pPr>
+      <w:r>
+        <w:t>Readiness answer</w:t>
+      </w:r>
+    </w:p>
+    <w:p>
+      <w:pPr>
+        <w:spacing w:line="336" w:lineRule="auto" w:after="180"/>
+      </w:pPr>
+      <w:r>
+        <w:rPr>
+          <w:b w:val="0"/>
+        </w:rPr>
+        <w:t>Record the rejection and reason; preserve the raw value for authorized review.</w:t>
+      </w:r>
+    </w:p>
+    <w:p>
+      <w:pPr>
+        <w:spacing w:line="336" w:lineRule="auto" w:after="180"/>
+      </w:pPr>
+      <w:r>
+        <w:rPr>
+          <w:b w:val="0"/>
+        </w:rPr>
+        <w:t>Python 3 editor with a fresh local practice file</w:t>
+      </w:r>
+    </w:p>
+    <w:p>
+      <w:pPr>
+        <w:spacing w:line="336" w:lineRule="auto" w:after="180"/>
+      </w:pPr>
+      <w:r>
+        <w:rPr>
+          <w:b w:val="0"/>
+        </w:rPr>
+        <w:t>Paper trace table and the student workbook</w:t>
+      </w:r>
+    </w:p>
+    <w:p>
+      <w:pPr>
+        <w:spacing w:line="336" w:lineRule="auto" w:after="180"/>
+      </w:pPr>
+      <w:r>
+        <w:rPr>
+          <w:b w:val="0"/>
+        </w:rPr>
+        <w:t xml:space="preserve">Fictional </w:t>
+      </w:r>
+      <w:r>
+        <w:rPr>
+          <w:b/>
+        </w:rPr>
+        <w:t>input</w:t>
+      </w:r>
+      <w:r>
+        <w:rPr>
+          <w:b w:val="0"/>
+        </w:rPr>
+        <w:t xml:space="preserve"> records from this lesson; no real student identifiers</w:t>
+      </w:r>
+    </w:p>
+    <w:p>
+      <w:pPr>
+        <w:pStyle w:val="Heading2"/>
+      </w:pPr>
+      <w:r>
+        <w:t>Earlier wording, alternatives and picture transcripts · reference / check after trying</w:t>
+      </w:r>
+    </w:p>
+    <w:p>
+      <w:pPr>
+        <w:pStyle w:val="Heading3"/>
+      </w:pPr>
+      <w:r>
+        <w:t>Teach the learning cycle</w:t>
+      </w:r>
+    </w:p>
+    <w:p>
+      <w:pPr>
+        <w:pStyle w:val="Heading3"/>
+      </w:pPr>
+      <w:r>
         <w:t>Retrieval answer guidance</w:t>
       </w:r>
     </w:p>
@@ -259,86 +851,6 @@
     </w:p>
     <w:p>
       <w:pPr>
-        <w:spacing w:line="336" w:lineRule="auto" w:after="180"/>
-      </w:pPr>
-      <w:r>
-        <w:rPr>
-          <w:b w:val="0"/>
-        </w:rPr>
-        <w:t>Without opening the old lesson, explain one key idea from Permissions and Human Review. Give an example and a mistake that the idea helps you avoid.</w:t>
-      </w:r>
-    </w:p>
-    <w:p>
-      <w:pPr>
-        <w:spacing w:line="336" w:lineRule="auto" w:after="180"/>
-      </w:pPr>
-      <w:r>
-        <w:rPr>
-          <w:b w:val="0"/>
-        </w:rPr>
-        <w:t xml:space="preserve">Look for: Explain the </w:t>
-      </w:r>
-      <w:r>
-        <w:rPr>
-          <w:b/>
-        </w:rPr>
-        <w:t>mechanism</w:t>
-      </w:r>
-      <w:r>
-        <w:rPr>
-          <w:b w:val="0"/>
-        </w:rPr>
-        <w:t xml:space="preserve"> and terminology of least privilege and tool </w:t>
-      </w:r>
-      <w:r>
-        <w:rPr>
-          <w:b/>
-        </w:rPr>
-        <w:t>scope</w:t>
-      </w:r>
-      <w:r>
-        <w:rPr>
-          <w:b w:val="0"/>
-        </w:rPr>
-        <w:t>s</w:t>
-      </w:r>
-    </w:p>
-    <w:p>
-      <w:pPr>
-        <w:spacing w:line="336" w:lineRule="auto" w:after="180"/>
-      </w:pPr>
-      <w:r>
-        <w:rPr>
-          <w:b w:val="0"/>
-        </w:rPr>
-        <w:t xml:space="preserve">Reference example, not the only acceptable wording: Teacher explanation: Least privilege grants only capabilities required by the task. Tool access should include resource and operation </w:t>
-      </w:r>
-      <w:r>
-        <w:rPr>
-          <w:b/>
-        </w:rPr>
-        <w:t>scope</w:t>
-      </w:r>
-      <w:r>
-        <w:rPr>
-          <w:b w:val="0"/>
-        </w:rPr>
-        <w:t>, not merely a broad tool name.</w:t>
-      </w:r>
-    </w:p>
-    <w:p>
-      <w:pPr>
-        <w:spacing w:line="336" w:lineRule="auto" w:after="180"/>
-      </w:pPr>
-      <w:r>
-        <w:rPr>
-          <w:b w:val="0"/>
-        </w:rPr>
-        <w:t>A reporting assistant may lookup public rooms but may not write records, send messages or read teacher notes. Check actor, operation and resource before executing a proposed call.</w:t>
-      </w:r>
-    </w:p>
-    <w:p>
-      <w:pPr>
         <w:pStyle w:val="Heading3"/>
       </w:pPr>
       <w:r>
@@ -347,199 +859,10 @@
     </w:p>
     <w:p>
       <w:pPr>
-        <w:spacing w:line="336" w:lineRule="auto" w:after="180"/>
-      </w:pPr>
-      <w:r>
-        <w:rPr>
-          <w:b w:val="0"/>
-        </w:rPr>
-        <w:t xml:space="preserve">Without opening the old lesson, explain one key idea from </w:t>
-      </w:r>
-      <w:r>
-        <w:rPr>
-          <w:b/>
-        </w:rPr>
-        <w:t>Evidence</w:t>
-      </w:r>
-      <w:r>
-        <w:rPr>
-          <w:b w:val="0"/>
-        </w:rPr>
-        <w:t xml:space="preserve"> and Sources. Give an example and a mistake that the idea helps you avoid.</w:t>
-      </w:r>
-    </w:p>
-    <w:p>
-      <w:pPr>
-        <w:spacing w:line="336" w:lineRule="auto" w:after="180"/>
-      </w:pPr>
-      <w:r>
-        <w:rPr>
-          <w:b w:val="0"/>
-        </w:rPr>
-        <w:t xml:space="preserve">Look for: Explain the </w:t>
-      </w:r>
-      <w:r>
-        <w:rPr>
-          <w:b/>
-        </w:rPr>
-        <w:t>mechanism</w:t>
-      </w:r>
-      <w:r>
-        <w:rPr>
-          <w:b w:val="0"/>
-        </w:rPr>
-        <w:t xml:space="preserve"> and terminology of claim support and citation evaluation</w:t>
-      </w:r>
-    </w:p>
-    <w:p>
-      <w:pPr>
-        <w:spacing w:line="336" w:lineRule="auto" w:after="180"/>
-      </w:pPr>
-      <w:r>
-        <w:rPr>
-          <w:b w:val="0"/>
-        </w:rPr>
-        <w:t>Reference example, not the only acceptable wording: Teacher explanation: Citation evaluation checks source existence, exact passage support and coverage of answer claims. A real citation can still be irrelevant.</w:t>
-      </w:r>
-    </w:p>
-    <w:p>
-      <w:pPr>
-        <w:spacing w:line="336" w:lineRule="auto" w:after="180"/>
-      </w:pPr>
-      <w:r>
-        <w:rPr>
-          <w:b w:val="0"/>
-        </w:rPr>
-        <w:t>For this classroom rubric count a claim as supported only when its cited passage entails it. Separately count correct citation links. Use the number of factual claims as the support denominator.</w:t>
-      </w:r>
-    </w:p>
-    <w:p>
-      <w:pPr>
         <w:pStyle w:val="Heading3"/>
       </w:pPr>
       <w:r>
         <w:t>Image and Voice Pipelines</w:t>
-      </w:r>
-    </w:p>
-    <w:p>
-      <w:pPr>
-        <w:spacing w:line="336" w:lineRule="auto" w:after="180"/>
-      </w:pPr>
-      <w:r>
-        <w:rPr>
-          <w:b w:val="0"/>
-        </w:rPr>
-        <w:t xml:space="preserve">Without opening the old lesson, explain one key idea from Image and Voice </w:t>
-      </w:r>
-      <w:r>
-        <w:rPr>
-          <w:b/>
-        </w:rPr>
-        <w:t>Pipeline</w:t>
-      </w:r>
-      <w:r>
-        <w:rPr>
-          <w:b w:val="0"/>
-        </w:rPr>
-        <w:t>s. Give an example and a mistake that the idea helps you avoid.</w:t>
-      </w:r>
-    </w:p>
-    <w:p>
-      <w:pPr>
-        <w:spacing w:line="336" w:lineRule="auto" w:after="180"/>
-      </w:pPr>
-      <w:r>
-        <w:rPr>
-          <w:b w:val="0"/>
-        </w:rPr>
-        <w:t xml:space="preserve">Look for: Explain the </w:t>
-      </w:r>
-      <w:r>
-        <w:rPr>
-          <w:b/>
-        </w:rPr>
-        <w:t>mechanism</w:t>
-      </w:r>
-      <w:r>
-        <w:rPr>
-          <w:b w:val="0"/>
-        </w:rPr>
-        <w:t xml:space="preserve"> and terminology of speech </w:t>
-      </w:r>
-      <w:r>
-        <w:rPr>
-          <w:b/>
-        </w:rPr>
-        <w:t>pipeline</w:t>
-      </w:r>
-      <w:r>
-        <w:rPr>
-          <w:b w:val="0"/>
-        </w:rPr>
-        <w:t xml:space="preserve">s and multimodal </w:t>
-      </w:r>
-      <w:r>
-        <w:rPr>
-          <w:b/>
-        </w:rPr>
-        <w:t>evidence</w:t>
-      </w:r>
-    </w:p>
-    <w:p>
-      <w:pPr>
-        <w:spacing w:line="336" w:lineRule="auto" w:after="180"/>
-      </w:pPr>
-      <w:r>
-        <w:rPr>
-          <w:b w:val="0"/>
-        </w:rPr>
-        <w:t xml:space="preserve">Reference example, not the only acceptable wording: Teacher explanation: A multimodal </w:t>
-      </w:r>
-      <w:r>
-        <w:rPr>
-          <w:b/>
-        </w:rPr>
-        <w:t>pipeline</w:t>
-      </w:r>
-      <w:r>
-        <w:rPr>
-          <w:b w:val="0"/>
-        </w:rPr>
-        <w:t xml:space="preserve"> may transcribe speech, inspect an image and generate a response.</w:t>
-      </w:r>
-    </w:p>
-    <w:p>
-      <w:pPr>
-        <w:spacing w:line="336" w:lineRule="auto" w:after="180"/>
-      </w:pPr>
-      <w:r>
-        <w:rPr>
-          <w:b w:val="0"/>
-        </w:rPr>
-        <w:t>Errors at one stage can propagate even when later stages run correctly. Track source modality, segment/time references, transcription, interpretation and final claims separately.</w:t>
-      </w:r>
-    </w:p>
-    <w:p>
-      <w:pPr>
-        <w:spacing w:line="336" w:lineRule="auto" w:after="180"/>
-      </w:pPr>
-      <w:r>
-        <w:rPr>
-          <w:b w:val="0"/>
-        </w:rPr>
-        <w:t xml:space="preserve">Compare conflicting </w:t>
-      </w:r>
-      <w:r>
-        <w:rPr>
-          <w:b/>
-        </w:rPr>
-        <w:t>evidence</w:t>
-      </w:r>
-      <w:r>
-        <w:rPr>
-          <w:b w:val="0"/>
-        </w:rPr>
-        <w:t xml:space="preserve"> without assuming one modality always wins. Ask for clarification when the task needs unresolved information.</w:t>
       </w:r>
     </w:p>
     <w:p>
@@ -736,6 +1059,11 @@
       </w:r>
     </w:p>
     <w:p>
+      <w:r>
+        <w:t>This compact option is not the full-week schedule. Use the main teaching cycle and allow extra sessions for the investigation, independent work and project.</w:t>
+      </w:r>
+    </w:p>
+    <w:p>
       <w:pPr>
         <w:spacing w:line="336" w:lineRule="auto" w:after="180"/>
       </w:pPr>
@@ -743,7 +1071,7 @@
         <w:rPr>
           <w:b w:val="0"/>
         </w:rPr>
-        <w:t>Use the supplied scenario, student illustrations and blank paper. For numeric work, offer counters or a calculator after learners show the setup. Fictional records are supplied; personal data and paid accounts are unnecessary.</w:t>
+        <w:t>Allow 80 minutes: recall 8; explanation 12; worked demonstration 15; guided practice 20; independent assessment 15; project and reflection 10. Extend the lab into a second session when needed.</w:t>
       </w:r>
     </w:p>
     <w:p>
@@ -751,32 +1079,357 @@
         <w:pStyle w:val="Heading3"/>
       </w:pPr>
       <w:r>
-        <w:t>Alternative compact allocation</w:t>
-      </w:r>
-    </w:p>
-    <w:p>
-      <w:r>
-        <w:t>This compact option is not the full-week schedule. Use the main teaching cycle and allow extra sessions for the investigation, independent work and project.</w:t>
+        <w:t>Preparation for the connected explanation</w:t>
+      </w:r>
+    </w:p>
+    <w:p>
+      <w:pPr>
+        <w:pStyle w:val="Heading3"/>
+      </w:pPr>
+      <w:r>
+        <w:t>Readiness answer</w:t>
+      </w:r>
+    </w:p>
+    <w:p>
+      <w:pPr>
+        <w:pStyle w:val="Heading3"/>
+      </w:pPr>
+      <w:r>
+        <w:t>End goal for the pictorial case</w:t>
       </w:r>
     </w:p>
     <w:p>
       <w:pPr>
         <w:spacing w:line="336" w:lineRule="auto" w:after="180"/>
-        <w:shd w:fill="F1F6F8"/>
-      </w:pPr>
-      <w:r>
-        <w:rPr>
-          <w:b w:val="0"/>
-        </w:rPr>
-        <w:t>Allow 80 minutes: recall 8; explanation 12; worked demonstration 15; guided practice 20; independent assessment 15; project and reflection 10. Extend the lab into a second session when needed.</w:t>
-      </w:r>
-    </w:p>
+      </w:pPr>
+      <w:r>
+        <w:rPr>
+          <w:b w:val="0"/>
+        </w:rPr>
+        <w:t>This added worked case illustrates the week’s main idea. Retain all original and connected topics; schedule its practice within the teaching cycle.</w:t>
+      </w:r>
+    </w:p>
+    <w:p>
+      <w:pPr>
+        <w:pStyle w:val="Heading1"/>
+      </w:pPr>
+      <w:r>
+        <w:t>02. Model specification before implementation</w:t>
+      </w:r>
+    </w:p>
+    <w:p>
+      <w:r>
+        <w:t>Distinguish the main weighted chooser, pictured interest chooser and duration summary.</w:t>
+      </w:r>
+    </w:p>
+    <w:p>
+      <w:pPr>
+        <w:pStyle w:val="Heading2"/>
+      </w:pPr>
+      <w:r>
+        <w:t>State the main purpose and schema</w:t>
+      </w:r>
+    </w:p>
+    <w:p>
+      <w:pPr>
+        <w:spacing w:line="336" w:lineRule="auto" w:after="180"/>
+      </w:pPr>
+      <w:r>
+        <w:rPr>
+          <w:b w:val="0"/>
+        </w:rPr>
+        <w:t>Plan a fictional activity chooser for a teacher-supervised 20-minute session. It will validate a small local dataset, exclude over-limit items, rank eligible items using 2 * fun + learning and break ties alphabetically.</w:t>
+      </w:r>
+    </w:p>
+    <w:p>
+      <w:pPr>
+        <w:spacing w:line="336" w:lineRule="auto" w:after="180"/>
+      </w:pPr>
+      <w:r>
+        <w:rPr>
+          <w:b w:val="0"/>
+        </w:rPr>
+        <w:t>It will explain the result for human review. It will not book, message or collect personal student profiles.</w:t>
+      </w:r>
+    </w:p>
+    <w:p>
+      <w:pPr>
+        <w:spacing w:line="336" w:lineRule="auto" w:after="180"/>
+      </w:pPr>
+      <w:r>
+        <w:rPr>
+          <w:b w:val="0"/>
+        </w:rPr>
+        <w:t>Define fields name, minutes, fun and learning. Require a nonempty text name, integer minutes 0 through 60 and integer ratings 0 through 5. Reject duplicate names because the tie rule uses names as identifiers.</w:t>
+      </w:r>
+    </w:p>
+    <w:p>
+      <w:pPr>
+        <w:spacing w:line="336" w:lineRule="auto" w:after="180"/>
+      </w:pPr>
+      <w:r>
+        <w:rPr>
+          <w:b w:val="0"/>
+        </w:rPr>
+        <w:t xml:space="preserve">Write cases before implementing so </w:t>
+      </w:r>
+      <w:r>
+        <w:rPr>
+          <w:b/>
+        </w:rPr>
+        <w:t>requirement</w:t>
+      </w:r>
+      <w:r>
+        <w:rPr>
+          <w:b w:val="0"/>
+        </w:rPr>
+        <w:t xml:space="preserve">s do not drift to fit </w:t>
+      </w:r>
+      <w:r>
+        <w:rPr>
+          <w:b/>
+        </w:rPr>
+        <w:t>output</w:t>
+      </w:r>
+      <w:r>
+        <w:rPr>
+          <w:b w:val="0"/>
+        </w:rPr>
+        <w:t>s.</w:t>
+      </w:r>
+    </w:p>
+    <w:p>
+      <w:pPr>
+        <w:spacing w:line="336" w:lineRule="auto" w:after="180"/>
+      </w:pPr>
+      <w:r>
+        <w:rPr>
+          <w:b w:val="0"/>
+        </w:rPr>
+        <w:t>For this planning contract, integer means an exact integer, excluding Boolean values. Names are unique, case-sensitive identifiers; use simple uppercase A/B/C in supplied tests and ordinary ascending string order. Reject invalid rows with reasons; reject every occurrence of a duplicated name before ranking so input order cannot select a different duplicate. An invalid request is a request error, distinct from a valid request with no eligible items. Record these choices before implementing; a different policy needs its own version and expectations.</w:t>
+      </w:r>
+    </w:p>
+    <w:p>
+      <w:pPr>
+        <w:pStyle w:val="Heading2"/>
+      </w:pPr>
+      <w:r>
+        <w:t>Run the configuration example and name its limit</w:t>
+      </w:r>
+    </w:p>
+    <w:p>
+      <w:r>
+        <w:rPr>
+          <w:rFonts w:ascii="Courier New" w:hAnsi="Courier New"/>
+          <w:sz w:val="18"/>
+        </w:rPr>
+        <w:t>requirements = {"limit": 20, "fun_weight": 2,</w:t>
+        <w:br/>
+        <w:t xml:space="preserve">                "learning_weight": 1, "tie": "name ascending"}</w:t>
+        <w:br/>
+        <w:t>print(requirements["limit"])</w:t>
+        <w:br/>
+        <w:t>print(requirements["tie"])</w:t>
+      </w:r>
+    </w:p>
+    <w:p>
+      <w:pPr>
+        <w:pStyle w:val="Heading2"/>
+      </w:pPr>
+      <w:r>
+        <w:t>Model complete acceptance cases</w:t>
+      </w:r>
+    </w:p>
+    <w:tbl>
+      <w:tblPr>
+        <w:tblStyle w:val="LightShading-Accent1"/>
+        <w:tblW w:type="auto" w:w="0"/>
+        <w:tblLook w:firstColumn="1" w:firstRow="1" w:lastColumn="0" w:lastRow="0" w:noHBand="0" w:noVBand="1" w:val="04A0"/>
+      </w:tblPr>
+      <w:tblGrid>
+        <w:gridCol w:w="5112"/>
+        <w:gridCol w:w="5112"/>
+      </w:tblGrid>
+      <w:tr>
+        <w:trPr>
+          <w:tblHeader/>
+        </w:trPr>
+        <w:tc>
+          <w:tcPr>
+            <w:tcW w:type="dxa" w:w="5112"/>
+          </w:tcPr>
+          <w:p>
+            <w:r>
+              <w:t>Main20-minute chooser: acceptance input</w:t>
+            </w:r>
+          </w:p>
+        </w:tc>
+        <w:tc>
+          <w:tcPr>
+            <w:tcW w:type="dxa" w:w="5112"/>
+          </w:tcPr>
+          <w:p>
+            <w:r>
+              <w:t>Expected behavior from the contract</w:t>
+            </w:r>
+          </w:p>
+        </w:tc>
+      </w:tr>
+      <w:tr>
+        <w:tc>
+          <w:tcPr>
+            <w:tcW w:type="dxa" w:w="5112"/>
+          </w:tcPr>
+          <w:p>
+            <w:r>
+              <w:t>A: minutes20,fun3,learning2; B:21,5,5</w:t>
+            </w:r>
+          </w:p>
+        </w:tc>
+        <w:tc>
+          <w:tcPr>
+            <w:tcW w:type="dxa" w:w="5112"/>
+          </w:tcPr>
+          <w:p>
+            <w:r>
+              <w:t>A eligible score8; B excluded despite score15</w:t>
+            </w:r>
+          </w:p>
+        </w:tc>
+      </w:tr>
+      <w:tr>
+        <w:tc>
+          <w:tcPr>
+            <w:tcW w:type="dxa" w:w="5112"/>
+          </w:tcPr>
+          <w:p>
+            <w:r>
+              <w:t>A:10,3,2; B:12,2,4; reverse row order too</w:t>
+            </w:r>
+          </w:p>
+        </w:tc>
+        <w:tc>
+          <w:tcPr>
+            <w:tcW w:type="dxa" w:w="5112"/>
+          </w:tcPr>
+          <w:p>
+            <w:r>
+              <w:t>Both score8; A selected in either order</w:t>
+            </w:r>
+          </w:p>
+        </w:tc>
+      </w:tr>
+      <w:tr>
+        <w:tc>
+          <w:tcPr>
+            <w:tcW w:type="dxa" w:w="5112"/>
+          </w:tcPr>
+          <w:p>
+            <w:r>
+              <w:t>A:21,3,2 only</w:t>
+            </w:r>
+          </w:p>
+        </w:tc>
+        <w:tc>
+          <w:tcPr>
+            <w:tcW w:type="dxa" w:w="5112"/>
+          </w:tcPr>
+          <w:p>
+            <w:r>
+              <w:t>No eligible option; do not silently relax the limit</w:t>
+            </w:r>
+          </w:p>
+        </w:tc>
+      </w:tr>
+      <w:tr>
+        <w:tc>
+          <w:tcPr>
+            <w:tcW w:type="dxa" w:w="5112"/>
+          </w:tcPr>
+          <w:p>
+            <w:r>
+              <w:t>Request limit True</w:t>
+            </w:r>
+          </w:p>
+        </w:tc>
+        <w:tc>
+          <w:tcPr>
+            <w:tcW w:type="dxa" w:w="5112"/>
+          </w:tcPr>
+          <w:p>
+            <w:r>
+              <w:t>Reject invalid request; do not treat True as1</w:t>
+            </w:r>
+          </w:p>
+        </w:tc>
+      </w:tr>
+      <w:tr>
+        <w:tc>
+          <w:tcPr>
+            <w:tcW w:type="dxa" w:w="5112"/>
+          </w:tcPr>
+          <w:p>
+            <w:r>
+              <w:t>Two rows both named A</w:t>
+            </w:r>
+          </w:p>
+        </w:tc>
+        <w:tc>
+          <w:tcPr>
+            <w:tcW w:type="dxa" w:w="5112"/>
+          </w:tcPr>
+          <w:p>
+            <w:r>
+              <w:t>Reject both duplicate-name rows with reasons</w:t>
+            </w:r>
+          </w:p>
+        </w:tc>
+      </w:tr>
+    </w:tbl>
     <w:p>
       <w:pPr>
         <w:pStyle w:val="Heading3"/>
       </w:pPr>
       <w:r>
-        <w:t>Preparation for the connected explanation</w:t>
+        <w:t>Write an acceptance case for the duration boundary and one for no eligible option.</w:t>
+      </w:r>
+    </w:p>
+    <w:p>
+      <w:r>
+        <w:t>________________________________________________________________</w:t>
+      </w:r>
+    </w:p>
+    <w:p>
+      <w:r>
+        <w:t>________________________________________________________________</w:t>
+      </w:r>
+    </w:p>
+    <w:p>
+      <w:r>
+        <w:t>________________________________________________________________</w:t>
+      </w:r>
+    </w:p>
+    <w:p>
+      <w:r>
+        <w:t>________________________________________________________________</w:t>
+      </w:r>
+    </w:p>
+    <w:p>
+      <w:r>
+        <w:t>________________________________________________________________</w:t>
+      </w:r>
+    </w:p>
+    <w:p>
+      <w:r>
+        <w:t>________________________________________________________________</w:t>
+      </w:r>
+    </w:p>
+    <w:p>
+      <w:pPr>
+        <w:pStyle w:val="Heading2"/>
+      </w:pPr>
+      <w:r>
+        <w:t>Read the separate pictured contract</w:t>
       </w:r>
     </w:p>
     <w:p>
@@ -787,19 +1440,252 @@
         <w:rPr>
           <w:b w:val="0"/>
         </w:rPr>
-        <w:t xml:space="preserve">Teach Week 31 as a two-session </w:t>
+        <w:t>A fictional reading-break chooser needs a transparent contract.</w:t>
+      </w:r>
+    </w:p>
+    <w:p>
+      <w:pPr>
+        <w:spacing w:line="336" w:lineRule="auto" w:after="180"/>
+      </w:pPr>
+      <w:r>
+        <w:rPr>
+          <w:b w:val="0"/>
+        </w:rPr>
+        <w:t>Items have id text, minutes integer 0–30, interest integer 0–5. Request limit is integer 0–30.</w:t>
+      </w:r>
+    </w:p>
+    <w:p>
+      <w:pPr>
+        <w:spacing w:line="336" w:lineRule="auto" w:after="180"/>
+      </w:pPr>
+      <w:r>
+        <w:rPr>
+          <w:b w:val="0"/>
+        </w:rPr>
+        <w:t>Eligible if minutes&lt;=limit; score=interest; highest wins; ties choose alphabetically smaller ID; invalid rows excluded and counted.</w:t>
+      </w:r>
+    </w:p>
+    <w:p>
+      <w:pPr>
+        <w:pStyle w:val="Heading2"/>
+      </w:pPr>
+      <w:r>
+        <w:t>Trace its equality and tie behavior</w:t>
+      </w:r>
+    </w:p>
+    <w:p>
+      <w:r>
+        <w:drawing>
+          <wp:inline xmlns:a="http://schemas.openxmlformats.org/drawingml/2006/main" xmlns:pic="http://schemas.openxmlformats.org/drawingml/2006/picture">
+            <wp:extent cx="5486400" cy="4005072"/>
+            <wp:docPr id="1" name="Picture 1" descr="Specify inputs: Validate each row and request; keep rejected-row reasons. → Filter and rank: At limit 8: A(time8,interest3), B(9,5), C(6,3). B is ineligible. → Expected output: A beats tied C by ID; report A and its score 3. → Acceptance cases: Also plan invalid request, no eligible item and equal-score cases."/>
+            <wp:cNvGraphicFramePr>
+              <a:graphicFrameLocks noChangeAspect="1"/>
+            </wp:cNvGraphicFramePr>
+            <a:graphic>
+              <a:graphicData uri="http://schemas.openxmlformats.org/drawingml/2006/picture">
+                <pic:pic>
+                  <pic:nvPicPr>
+                    <pic:cNvPr id="0" name="academy-story-ai-2-32-02.png"/>
+                    <pic:cNvPicPr/>
+                  </pic:nvPicPr>
+                  <pic:blipFill>
+                    <a:blip r:embed="rId9"/>
+                    <a:stretch>
+                      <a:fillRect/>
+                    </a:stretch>
+                  </pic:blipFill>
+                  <pic:spPr>
+                    <a:xfrm>
+                      <a:off x="0" y="0"/>
+                      <a:ext cx="5486400" cy="4005072"/>
+                    </a:xfrm>
+                    <a:prstGeom prst="rect"/>
+                  </pic:spPr>
+                </pic:pic>
+              </a:graphicData>
+            </a:graphic>
+          </wp:inline>
+        </w:drawing>
+      </w:r>
+    </w:p>
+    <w:p>
+      <w:pPr>
+        <w:pStyle w:val="Heading3"/>
+      </w:pPr>
+      <w:r>
+        <w:t>Read the picture one step at a time</w:t>
+      </w:r>
+    </w:p>
+    <w:tbl>
+      <w:tblPr>
+        <w:tblStyle w:val="LightShading-Accent1"/>
+        <w:tblW w:type="auto" w:w="0"/>
+        <w:tblLook w:firstColumn="1" w:firstRow="1" w:lastColumn="0" w:lastRow="0" w:noHBand="0" w:noVBand="1" w:val="04A0"/>
+      </w:tblPr>
+      <w:tblGrid>
+        <w:gridCol w:w="5112"/>
+        <w:gridCol w:w="5112"/>
+      </w:tblGrid>
+      <w:tr>
+        <w:trPr>
+          <w:tblHeader/>
+        </w:trPr>
+        <w:tc>
+          <w:tcPr>
+            <w:tcW w:type="dxa" w:w="5112"/>
+          </w:tcPr>
+          <w:p>
+            <w:r>
+              <w:t>Step</w:t>
+            </w:r>
+          </w:p>
+        </w:tc>
+        <w:tc>
+          <w:tcPr>
+            <w:tcW w:type="dxa" w:w="5112"/>
+          </w:tcPr>
+          <w:p>
+            <w:r>
+              <w:t>What happens and why</w:t>
+            </w:r>
+          </w:p>
+        </w:tc>
+      </w:tr>
+      <w:tr>
+        <w:tc>
+          <w:tcPr>
+            <w:tcW w:type="dxa" w:w="5112"/>
+          </w:tcPr>
+          <w:p>
+            <w:r>
+              <w:t>1. Specify inputs</w:t>
+            </w:r>
+          </w:p>
+        </w:tc>
+        <w:tc>
+          <w:tcPr>
+            <w:tcW w:type="dxa" w:w="5112"/>
+          </w:tcPr>
+          <w:p>
+            <w:r>
+              <w:t>Validate each row and request; keep rejected-row reasons.</w:t>
+            </w:r>
+          </w:p>
+        </w:tc>
+      </w:tr>
+      <w:tr>
+        <w:tc>
+          <w:tcPr>
+            <w:tcW w:type="dxa" w:w="5112"/>
+          </w:tcPr>
+          <w:p>
+            <w:r>
+              <w:t>2. Filter and rank</w:t>
+            </w:r>
+          </w:p>
+        </w:tc>
+        <w:tc>
+          <w:tcPr>
+            <w:tcW w:type="dxa" w:w="5112"/>
+          </w:tcPr>
+          <w:p>
+            <w:r>
+              <w:t>At limit 8: A(time8,interest3), B(9,5), C(6,3). B is ineligible.</w:t>
+            </w:r>
+          </w:p>
+        </w:tc>
+      </w:tr>
+      <w:tr>
+        <w:tc>
+          <w:tcPr>
+            <w:tcW w:type="dxa" w:w="5112"/>
+          </w:tcPr>
+          <w:p>
+            <w:r>
+              <w:t>3. Expected output</w:t>
+            </w:r>
+          </w:p>
+        </w:tc>
+        <w:tc>
+          <w:tcPr>
+            <w:tcW w:type="dxa" w:w="5112"/>
+          </w:tcPr>
+          <w:p>
+            <w:r>
+              <w:t>A beats tied C by ID; report A and its score 3.</w:t>
+            </w:r>
+          </w:p>
+        </w:tc>
+      </w:tr>
+      <w:tr>
+        <w:tc>
+          <w:tcPr>
+            <w:tcW w:type="dxa" w:w="5112"/>
+          </w:tcPr>
+          <w:p>
+            <w:r>
+              <w:t>4. Acceptance cases</w:t>
+            </w:r>
+          </w:p>
+        </w:tc>
+        <w:tc>
+          <w:tcPr>
+            <w:tcW w:type="dxa" w:w="5112"/>
+          </w:tcPr>
+          <w:p>
+            <w:r>
+              <w:t>Also plan invalid request, no eligible item and equal-score cases.</w:t>
+            </w:r>
+          </w:p>
+        </w:tc>
+      </w:tr>
+    </w:tbl>
+    <w:p>
+      <w:r>
+        <w:t>Match each pictured step to the supplied facts. This is a worked teaching case, not an independent assessment.</w:t>
+      </w:r>
+    </w:p>
+    <w:p>
+      <w:pPr>
+        <w:spacing w:line="336" w:lineRule="auto" w:after="180"/>
+      </w:pPr>
+      <w:r>
+        <w:rPr>
+          <w:b w:val="0"/>
+        </w:rPr>
+        <w:t>Planning fixes what success means before code returns an answer. The duration boundary includes equality, and the tie policy prevents accidental list-order dependence.</w:t>
+      </w:r>
+    </w:p>
+    <w:p>
+      <w:pPr>
+        <w:spacing w:line="336" w:lineRule="auto" w:after="180"/>
+      </w:pPr>
+      <w:r>
+        <w:rPr>
+          <w:b w:val="0"/>
+        </w:rPr>
+        <w:t xml:space="preserve">A complete </w:t>
       </w:r>
       <w:r>
         <w:rPr>
           <w:b/>
         </w:rPr>
-        <w:t>investigation</w:t>
-      </w:r>
-      <w:r>
-        <w:rPr>
-          <w:b w:val="0"/>
-        </w:rPr>
-        <w:t xml:space="preserve"> using fictional data. Plan a fictional activity chooser for a teacher-supervised 20-minute session.</w:t>
+        <w:t>output</w:t>
+      </w:r>
+      <w:r>
+        <w:rPr>
+          <w:b w:val="0"/>
+        </w:rPr>
+        <w:t xml:space="preserve"> may include why other rows were excluded. Test expectations should come from the contract rather than copying the first program result.</w:t>
+      </w:r>
+    </w:p>
+    <w:p>
+      <w:pPr>
+        <w:pStyle w:val="Heading2"/>
+      </w:pPr>
+      <w:r>
+        <w:t>Predict a lower limit</w:t>
       </w:r>
     </w:p>
     <w:p>
@@ -810,7 +1696,7 @@
         <w:rPr>
           <w:b w:val="0"/>
         </w:rPr>
-        <w:t>It will validate a small local dataset, exclude over-limit items, rank eligible items using 2 * fun + learning and break ties alphabetically. It will explain the result for human review.</w:t>
+        <w:t>Change: Reduce the limit from 8 to 5.</w:t>
       </w:r>
     </w:p>
     <w:p>
@@ -819,9 +1705,460 @@
       </w:pPr>
       <w:r>
         <w:rPr>
-          <w:b w:val="0"/>
-        </w:rPr>
-        <w:t>It will not book, message or collect personal student profiles. Assess the three stated outcomes through the independent task, not by copying the worked result.</w:t>
+          <w:b/>
+        </w:rPr>
+        <w:t>Prediction</w:t>
+      </w:r>
+      <w:r>
+        <w:rPr>
+          <w:b w:val="0"/>
+        </w:rPr>
+        <w:t>: Return no eligible item.</w:t>
+      </w:r>
+    </w:p>
+    <w:p>
+      <w:pPr>
+        <w:spacing w:line="336" w:lineRule="auto" w:after="180"/>
+      </w:pPr>
+      <w:r>
+        <w:rPr>
+          <w:b w:val="0"/>
+        </w:rPr>
+        <w:t>Reason: All three valid rows take more than five minutes.</w:t>
+      </w:r>
+    </w:p>
+    <w:p>
+      <w:pPr>
+        <w:pStyle w:val="Heading2"/>
+      </w:pPr>
+      <w:r>
+        <w:t>Keep the pictured evidence boundary</w:t>
+      </w:r>
+    </w:p>
+    <w:p>
+      <w:pPr>
+        <w:spacing w:line="336" w:lineRule="auto" w:after="180"/>
+      </w:pPr>
+      <w:r>
+        <w:rPr>
+          <w:b w:val="0"/>
+        </w:rPr>
+        <w:t>The supplied interest scores are fictional; the specification does not establish genuine learner preferences.</w:t>
+      </w:r>
+    </w:p>
+    <w:p>
+      <w:pPr>
+        <w:spacing w:line="336" w:lineRule="auto" w:after="180"/>
+      </w:pPr>
+      <w:r>
+        <w:rPr>
+          <w:b w:val="0"/>
+        </w:rPr>
+        <w:t xml:space="preserve">Cover the result. Ask learners to name the </w:t>
+      </w:r>
+      <w:r>
+        <w:rPr>
+          <w:b/>
+        </w:rPr>
+        <w:t>input</w:t>
+      </w:r>
+      <w:r>
+        <w:rPr>
+          <w:b w:val="0"/>
+        </w:rPr>
+        <w:t xml:space="preserve">s and predict the next step. Uncover one step, connect the icon to the actual procedure, and explain its </w:t>
+      </w:r>
+      <w:r>
+        <w:rPr>
+          <w:b/>
+        </w:rPr>
+        <w:t>evidence</w:t>
+      </w:r>
+      <w:r>
+        <w:rPr>
+          <w:b w:val="0"/>
+        </w:rPr>
+        <w:t>. Then change the supplied condition and compare.</w:t>
+      </w:r>
+    </w:p>
+    <w:p>
+      <w:pPr>
+        <w:spacing w:line="336" w:lineRule="auto" w:after="180"/>
+      </w:pPr>
+      <w:r>
+        <w:rPr>
+          <w:b w:val="0"/>
+        </w:rPr>
+        <w:t>The picture is a representation; it does not document execution of a real AI model.</w:t>
+      </w:r>
+    </w:p>
+    <w:p>
+      <w:pPr>
+        <w:pStyle w:val="Heading2"/>
+      </w:pPr>
+      <w:r>
+        <w:t>Data extension · Complete summary script and denominator · reference / check after trying</w:t>
+      </w:r>
+    </w:p>
+    <w:p>
+      <w:pPr>
+        <w:spacing w:line="336" w:lineRule="auto" w:after="180"/>
+      </w:pPr>
+      <w:r>
+        <w:rPr>
+          <w:b w:val="0"/>
+        </w:rPr>
+        <w:t xml:space="preserve">Investigate the fictional question: among supplied sessions with valid duration records, what is the mean duration? </w:t>
+      </w:r>
+      <w:r>
+        <w:rPr>
+          <w:b/>
+        </w:rPr>
+        <w:t>Input</w:t>
+      </w:r>
+      <w:r>
+        <w:rPr>
+          <w:b w:val="0"/>
+        </w:rPr>
+        <w:t>s are 10, 0, 20, None and -2 minutes. Our schema accepts exact integers 0 through 60.</w:t>
+      </w:r>
+    </w:p>
+    <w:p>
+      <w:pPr>
+        <w:spacing w:line="336" w:lineRule="auto" w:after="180"/>
+      </w:pPr>
+      <w:r>
+        <w:rPr>
+          <w:b w:val="0"/>
+        </w:rPr>
+        <w:t>The wording deliberately limits the answer to accepted records.</w:t>
+      </w:r>
+    </w:p>
+    <w:p>
+      <w:r>
+        <w:rPr>
+          <w:rFonts w:ascii="Courier New" w:hAnsi="Courier New"/>
+          <w:sz w:val="18"/>
+        </w:rPr>
+        <w:t>raw = [10, 0, 20, None, -2]</w:t>
+        <w:br/>
+        <w:t>valid = []</w:t>
+        <w:br/>
+        <w:t>rejected = 0</w:t>
+        <w:br/>
+        <w:t>for value in raw:</w:t>
+        <w:br/>
+        <w:t xml:space="preserve">    if type(value) is int and 0 &lt;= value &lt;= 60:</w:t>
+        <w:br/>
+        <w:t xml:space="preserve">        valid.append(value)</w:t>
+        <w:br/>
+        <w:t xml:space="preserve">    else:</w:t>
+        <w:br/>
+        <w:t xml:space="preserve">        rejected = rejected + 1</w:t>
+        <w:br/>
+        <w:t>print(len(valid), rejected)</w:t>
+        <w:br/>
+        <w:t>if len(valid) &gt; 0:</w:t>
+        <w:br/>
+        <w:t xml:space="preserve">    print(sum(valid) / len(valid))</w:t>
+        <w:br/>
+        <w:t>else:</w:t>
+        <w:br/>
+        <w:t xml:space="preserve">    print("No valid observations")</w:t>
+      </w:r>
+    </w:p>
+    <w:p>
+      <w:pPr>
+        <w:spacing w:line="336" w:lineRule="auto" w:after="180"/>
+      </w:pPr>
+      <w:r>
+        <w:rPr>
+          <w:b w:val="0"/>
+        </w:rPr>
+        <w:t xml:space="preserve">The result is 3 accepted, 2 rejected, and mean 10.0 minutes. A reproducible report states the question, raw </w:t>
+      </w:r>
+      <w:r>
+        <w:rPr>
+          <w:b/>
+        </w:rPr>
+        <w:t>input</w:t>
+      </w:r>
+      <w:r>
+        <w:rPr>
+          <w:b w:val="0"/>
+        </w:rPr>
+        <w:t xml:space="preserve"> version, schema, exclusion reasons, calculation and </w:t>
+      </w:r>
+      <w:r>
+        <w:rPr>
+          <w:b/>
+        </w:rPr>
+        <w:t>scope</w:t>
+      </w:r>
+      <w:r>
+        <w:rPr>
+          <w:b w:val="0"/>
+        </w:rPr>
+        <w:t>.</w:t>
+      </w:r>
+    </w:p>
+    <w:p>
+      <w:pPr>
+        <w:spacing w:line="336" w:lineRule="auto" w:after="180"/>
+      </w:pPr>
+      <w:r>
+        <w:rPr>
+          <w:b w:val="0"/>
+        </w:rPr>
+        <w:t xml:space="preserve">Someone else should obtain the same result from the same </w:t>
+      </w:r>
+      <w:r>
+        <w:rPr>
+          <w:b/>
+        </w:rPr>
+        <w:t>input</w:t>
+      </w:r>
+      <w:r>
+        <w:rPr>
+          <w:b w:val="0"/>
+        </w:rPr>
+        <w:t>s and rules.</w:t>
+      </w:r>
+    </w:p>
+    <w:p>
+      <w:pPr>
+        <w:spacing w:line="336" w:lineRule="auto" w:after="180"/>
+      </w:pPr>
+      <w:r>
+        <w:rPr>
+          <w:b w:val="0"/>
+        </w:rPr>
+        <w:t xml:space="preserve">Four accepted values total 60, so mean 15 minutes; still two rejected. Exit: </w:t>
+      </w:r>
+      <w:r>
+        <w:rPr>
+          <w:b/>
+        </w:rPr>
+        <w:t>Input</w:t>
+      </w:r>
+      <w:r>
+        <w:rPr>
+          <w:b w:val="0"/>
+        </w:rPr>
+        <w:t xml:space="preserve"> records/version, schema, excluded rows and reasons, accepted count, calculation and code/configuration version.</w:t>
+      </w:r>
+    </w:p>
+    <w:p>
+      <w:pPr>
+        <w:pStyle w:val="Heading2"/>
+      </w:pPr>
+      <w:r>
+        <w:t>Earlier wording, alternatives and picture transcripts · reference / check after trying</w:t>
+      </w:r>
+    </w:p>
+    <w:p>
+      <w:pPr>
+        <w:spacing w:line="336" w:lineRule="auto" w:after="180"/>
+      </w:pPr>
+      <w:r>
+        <w:rPr>
+          <w:b w:val="0"/>
+        </w:rPr>
+        <w:t>Explain the mechanism</w:t>
+      </w:r>
+    </w:p>
+    <w:p>
+      <w:pPr>
+        <w:spacing w:line="336" w:lineRule="auto" w:after="180"/>
+      </w:pPr>
+      <w:r>
+        <w:rPr>
+          <w:b/>
+        </w:rPr>
+        <w:t>Input</w:t>
+      </w:r>
+      <w:r>
+        <w:rPr>
+          <w:b w:val="0"/>
+        </w:rPr>
+        <w:t xml:space="preserve"> → </w:t>
+      </w:r>
+      <w:r>
+        <w:rPr>
+          <w:b/>
+        </w:rPr>
+        <w:t>Process</w:t>
+      </w:r>
+      <w:r>
+        <w:rPr>
+          <w:b w:val="0"/>
+        </w:rPr>
+        <w:t xml:space="preserve"> → </w:t>
+      </w:r>
+      <w:r>
+        <w:rPr>
+          <w:b/>
+        </w:rPr>
+        <w:t>Output</w:t>
+      </w:r>
+    </w:p>
+    <w:p>
+      <w:pPr>
+        <w:spacing w:line="336" w:lineRule="auto" w:after="180"/>
+      </w:pPr>
+      <w:r>
+        <w:rPr>
+          <w:b w:val="0"/>
+        </w:rPr>
+        <w:t>Trace the information. At each stage, ask what changed and how you could test it.</w:t>
+      </w:r>
+    </w:p>
+    <w:p>
+      <w:pPr>
+        <w:spacing w:line="336" w:lineRule="auto" w:after="180"/>
+      </w:pPr>
+      <w:r>
+        <w:rPr>
+          <w:b w:val="0"/>
+        </w:rPr>
+        <w:t>Which stage could fail even when the other two are correct? Explain:</w:t>
+      </w:r>
+    </w:p>
+    <w:p>
+      <w:pPr>
+        <w:spacing w:line="336" w:lineRule="auto" w:after="180"/>
+      </w:pPr>
+      <w:r>
+        <w:rPr>
+          <w:b w:val="0"/>
+        </w:rPr>
+        <w:t xml:space="preserve">Predict first. Then check each step. A correct answer without visible reasoning is incomplete </w:t>
+      </w:r>
+      <w:r>
+        <w:rPr>
+          <w:b/>
+        </w:rPr>
+        <w:t>evidence</w:t>
+      </w:r>
+      <w:r>
+        <w:rPr>
+          <w:b w:val="0"/>
+        </w:rPr>
+        <w:t>.</w:t>
+      </w:r>
+    </w:p>
+    <w:p>
+      <w:pPr>
+        <w:spacing w:line="336" w:lineRule="auto" w:after="180"/>
+      </w:pPr>
+      <w:r>
+        <w:rPr>
+          <w:b w:val="0"/>
+        </w:rPr>
+        <w:t>1. Need: help a reader choose from 12 classroom books.</w:t>
+      </w:r>
+    </w:p>
+    <w:p>
+      <w:pPr>
+        <w:spacing w:line="336" w:lineRule="auto" w:after="180"/>
+      </w:pPr>
+      <w:r>
+        <w:rPr>
+          <w:b w:val="0"/>
+        </w:rPr>
+        <w:t xml:space="preserve">2. </w:t>
+      </w:r>
+      <w:r>
+        <w:rPr>
+          <w:b/>
+        </w:rPr>
+        <w:t>Requirement</w:t>
+      </w:r>
+      <w:r>
+        <w:rPr>
+          <w:b w:val="0"/>
+        </w:rPr>
+        <w:t>s: use stated preferences; show score; protect privacy.</w:t>
+      </w:r>
+    </w:p>
+    <w:p>
+      <w:pPr>
+        <w:spacing w:line="336" w:lineRule="auto" w:after="180"/>
+      </w:pPr>
+      <w:r>
+        <w:rPr>
+          <w:b w:val="0"/>
+        </w:rPr>
+        <w:t xml:space="preserve">3. Tests: correct arithmetic; unsuitable hard constraint removed; explanation names </w:t>
+      </w:r>
+      <w:r>
+        <w:rPr>
+          <w:b/>
+        </w:rPr>
+        <w:t>evidence</w:t>
+      </w:r>
+      <w:r>
+        <w:rPr>
+          <w:b w:val="0"/>
+        </w:rPr>
+        <w:t>.</w:t>
+      </w:r>
+    </w:p>
+    <w:p>
+      <w:pPr>
+        <w:spacing w:line="336" w:lineRule="auto" w:after="180"/>
+      </w:pPr>
+      <w:r>
+        <w:rPr>
+          <w:b w:val="0"/>
+        </w:rPr>
+        <w:t xml:space="preserve">4. Out of </w:t>
+      </w:r>
+      <w:r>
+        <w:rPr>
+          <w:b/>
+        </w:rPr>
+        <w:t>scope</w:t>
+      </w:r>
+      <w:r>
+        <w:rPr>
+          <w:b w:val="0"/>
+        </w:rPr>
+        <w:t>: claiming the objectively ‘best’ book or storing private history.</w:t>
+      </w:r>
+    </w:p>
+    <w:p>
+      <w:pPr>
+        <w:spacing w:line="336" w:lineRule="auto" w:after="180"/>
+      </w:pPr>
+      <w:r>
+        <w:rPr>
+          <w:b w:val="0"/>
+        </w:rPr>
+        <w:t>Recalculate, retrace, or restate the reasoning in your own representation:</w:t>
+      </w:r>
+    </w:p>
+    <w:p>
+      <w:pPr>
+        <w:spacing w:line="336" w:lineRule="auto" w:after="180"/>
+      </w:pPr>
+      <w:r>
+        <w:rPr>
+          <w:b w:val="0"/>
+        </w:rPr>
+        <w:t xml:space="preserve">CHECK Did the </w:t>
+      </w:r>
+      <w:r>
+        <w:rPr>
+          <w:b/>
+        </w:rPr>
+        <w:t>evidence</w:t>
+      </w:r>
+      <w:r>
+        <w:rPr>
+          <w:b w:val="0"/>
+        </w:rPr>
+        <w:t xml:space="preserve"> answer the exact question? Did the total, path, or source record stay consistent?</w:t>
       </w:r>
     </w:p>
     <w:p>
@@ -829,7 +2166,7 @@
         <w:pStyle w:val="Heading3"/>
       </w:pPr>
       <w:r>
-        <w:t>Readiness answer</w:t>
+        <w:t>Concrete teaching case</w:t>
       </w:r>
     </w:p>
     <w:p>
@@ -840,19 +2177,38 @@
         <w:rPr>
           <w:b w:val="0"/>
         </w:rPr>
-        <w:t xml:space="preserve">Otherwise it would silently violate the stated </w:t>
+        <w:t>A project recommends from ten approved books using genre and length.</w:t>
+      </w:r>
+    </w:p>
+    <w:p>
+      <w:pPr>
+        <w:spacing w:line="336" w:lineRule="auto" w:after="180"/>
+      </w:pPr>
+      <w:r>
+        <w:rPr>
+          <w:b w:val="0"/>
+        </w:rPr>
+        <w:t xml:space="preserve">Define </w:t>
       </w:r>
       <w:r>
         <w:rPr>
           <w:b/>
         </w:rPr>
-        <w:t>requirement</w:t>
-      </w:r>
-      <w:r>
-        <w:rPr>
-          <w:b w:val="0"/>
-        </w:rPr>
-        <w:t>.</w:t>
+        <w:t>acceptance test</w:t>
+      </w:r>
+      <w:r>
+        <w:rPr>
+          <w:b w:val="0"/>
+        </w:rPr>
+        <w:t>s.</w:t>
+      </w:r>
+    </w:p>
+    <w:p>
+      <w:pPr>
+        <w:pStyle w:val="Heading3"/>
+      </w:pPr>
+      <w:r>
+        <w:t>Exact explanation to model</w:t>
       </w:r>
     </w:p>
     <w:p>
@@ -863,41 +2219,7 @@
         <w:rPr>
           <w:b w:val="0"/>
         </w:rPr>
-        <w:t>Python 3 editor with a fresh local practice file</w:t>
-      </w:r>
-    </w:p>
-    <w:p>
-      <w:pPr>
-        <w:spacing w:line="336" w:lineRule="auto" w:after="180"/>
-      </w:pPr>
-      <w:r>
-        <w:rPr>
-          <w:b w:val="0"/>
-        </w:rPr>
-        <w:t>Paper trace table and the student workbook</w:t>
-      </w:r>
-    </w:p>
-    <w:p>
-      <w:pPr>
-        <w:spacing w:line="336" w:lineRule="auto" w:after="180"/>
-      </w:pPr>
-      <w:r>
-        <w:rPr>
-          <w:b w:val="0"/>
-        </w:rPr>
-        <w:t xml:space="preserve">Fictional </w:t>
-      </w:r>
-      <w:r>
-        <w:rPr>
-          <w:b/>
-        </w:rPr>
-        <w:t>input</w:t>
-      </w:r>
-      <w:r>
-        <w:rPr>
-          <w:b w:val="0"/>
-        </w:rPr>
-        <w:t xml:space="preserve"> records from this lesson; no real student identifiers</w:t>
+        <w:t>Verify book existence, hard constraints, correct scoring explanations, tie handling and no-match behaviour on predefined requests.</w:t>
       </w:r>
     </w:p>
     <w:p>
@@ -905,551 +2227,7 @@
         <w:pStyle w:val="Heading3"/>
       </w:pPr>
       <w:r>
-        <w:t>Apply the connected idea: A reproducible data investigation</w:t>
-      </w:r>
-    </w:p>
-    <w:p>
-      <w:pPr>
-        <w:spacing w:line="336" w:lineRule="auto" w:after="180"/>
-      </w:pPr>
-      <w:r>
-        <w:rPr>
-          <w:b w:val="0"/>
-        </w:rPr>
-        <w:t xml:space="preserve">Teach Week 30 as a two-session </w:t>
-      </w:r>
-      <w:r>
-        <w:rPr>
-          <w:b/>
-        </w:rPr>
-        <w:t>investigation</w:t>
-      </w:r>
-      <w:r>
-        <w:rPr>
-          <w:b w:val="0"/>
-        </w:rPr>
-        <w:t xml:space="preserve"> using fictional data. Investigate the fictional question: among supplied sessions with valid duration records, what is the mean duration? </w:t>
-      </w:r>
-      <w:r>
-        <w:rPr>
-          <w:b/>
-        </w:rPr>
-        <w:t>Input</w:t>
-      </w:r>
-      <w:r>
-        <w:rPr>
-          <w:b w:val="0"/>
-        </w:rPr>
-        <w:t>s are 10, 0, 20, None and -2 minutes.</w:t>
-      </w:r>
-    </w:p>
-    <w:p>
-      <w:pPr>
-        <w:spacing w:line="336" w:lineRule="auto" w:after="180"/>
-      </w:pPr>
-      <w:r>
-        <w:rPr>
-          <w:b w:val="0"/>
-        </w:rPr>
-        <w:t>Our schema accepts exact integers 0 through 60. The wording deliberately limits the answer to accepted records. Assess the three stated outcomes through the independent task, not by copying the worked result.</w:t>
-      </w:r>
-    </w:p>
-    <w:p>
-      <w:pPr>
-        <w:pStyle w:val="Heading3"/>
-      </w:pPr>
-      <w:r>
-        <w:t>Readiness answer</w:t>
-      </w:r>
-    </w:p>
-    <w:p>
-      <w:pPr>
-        <w:spacing w:line="336" w:lineRule="auto" w:after="180"/>
-      </w:pPr>
-      <w:r>
-        <w:rPr>
-          <w:b w:val="0"/>
-        </w:rPr>
-        <w:t>Record the rejection and reason; preserve the raw value for authorized review.</w:t>
-      </w:r>
-    </w:p>
-    <w:p>
-      <w:pPr>
-        <w:spacing w:line="336" w:lineRule="auto" w:after="180"/>
-      </w:pPr>
-      <w:r>
-        <w:rPr>
-          <w:b w:val="0"/>
-        </w:rPr>
-        <w:t>Python 3 editor with a fresh local practice file</w:t>
-      </w:r>
-    </w:p>
-    <w:p>
-      <w:pPr>
-        <w:spacing w:line="336" w:lineRule="auto" w:after="180"/>
-      </w:pPr>
-      <w:r>
-        <w:rPr>
-          <w:b w:val="0"/>
-        </w:rPr>
-        <w:t>Paper trace table and the student workbook</w:t>
-      </w:r>
-    </w:p>
-    <w:p>
-      <w:pPr>
-        <w:spacing w:line="336" w:lineRule="auto" w:after="180"/>
-      </w:pPr>
-      <w:r>
-        <w:rPr>
-          <w:b w:val="0"/>
-        </w:rPr>
-        <w:t xml:space="preserve">Fictional </w:t>
-      </w:r>
-      <w:r>
-        <w:rPr>
-          <w:b/>
-        </w:rPr>
-        <w:t>input</w:t>
-      </w:r>
-      <w:r>
-        <w:rPr>
-          <w:b w:val="0"/>
-        </w:rPr>
-        <w:t xml:space="preserve"> records from this lesson; no real student identifiers</w:t>
-      </w:r>
-    </w:p>
-    <w:p>
-      <w:pPr>
-        <w:pStyle w:val="Heading3"/>
-      </w:pPr>
-      <w:r>
-        <w:t>End goal for the pictorial case</w:t>
-      </w:r>
-    </w:p>
-    <w:p>
-      <w:pPr>
-        <w:spacing w:line="336" w:lineRule="auto" w:after="180"/>
-      </w:pPr>
-      <w:r>
-        <w:rPr>
-          <w:b w:val="0"/>
-        </w:rPr>
-        <w:t xml:space="preserve">By the end, I can plan a recommender with </w:t>
-      </w:r>
-      <w:r>
-        <w:rPr>
-          <w:b/>
-        </w:rPr>
-        <w:t>acceptance test</w:t>
-      </w:r>
-      <w:r>
-        <w:rPr>
-          <w:b w:val="0"/>
-        </w:rPr>
-        <w:t>s before writing its selection code.</w:t>
-      </w:r>
-    </w:p>
-    <w:p>
-      <w:pPr>
-        <w:spacing w:line="336" w:lineRule="auto" w:after="180"/>
-      </w:pPr>
-      <w:r>
-        <w:rPr>
-          <w:b w:val="0"/>
-        </w:rPr>
-        <w:t>This added worked case illustrates the week’s main idea. Retain all original and connected topics; schedule its practice within the teaching cycle.</w:t>
-      </w:r>
-    </w:p>
-    <w:p>
-      <w:pPr>
-        <w:pStyle w:val="Heading1"/>
-      </w:pPr>
-      <w:r>
-        <w:t>02. Explain the mechanism</w:t>
-      </w:r>
-    </w:p>
-    <w:p>
-      <w:r>
-        <w:t>Model Project Problem and Success Test using the supplied case, labelled mechanism and reasoning. Make the scope of each conclusion explicit.</w:t>
-      </w:r>
-    </w:p>
-    <w:p>
-      <w:pPr>
-        <w:spacing w:line="336" w:lineRule="auto" w:after="180"/>
-      </w:pPr>
-      <w:r>
-        <w:rPr>
-          <w:b/>
-        </w:rPr>
-        <w:t>Input</w:t>
-      </w:r>
-      <w:r>
-        <w:rPr>
-          <w:b w:val="0"/>
-        </w:rPr>
-        <w:t xml:space="preserve"> → </w:t>
-      </w:r>
-      <w:r>
-        <w:rPr>
-          <w:b/>
-        </w:rPr>
-        <w:t>Process</w:t>
-      </w:r>
-      <w:r>
-        <w:rPr>
-          <w:b w:val="0"/>
-        </w:rPr>
-        <w:t xml:space="preserve"> → </w:t>
-      </w:r>
-      <w:r>
-        <w:rPr>
-          <w:b/>
-        </w:rPr>
-        <w:t>Output</w:t>
-      </w:r>
-    </w:p>
-    <w:p>
-      <w:pPr>
-        <w:spacing w:line="336" w:lineRule="auto" w:after="180"/>
-      </w:pPr>
-      <w:r>
-        <w:rPr>
-          <w:b w:val="0"/>
-        </w:rPr>
-        <w:t>Trace the information. At each stage, ask what changed and how you could test it.</w:t>
-      </w:r>
-    </w:p>
-    <w:p>
-      <w:pPr>
-        <w:spacing w:line="336" w:lineRule="auto" w:after="180"/>
-      </w:pPr>
-      <w:r>
-        <w:rPr>
-          <w:b w:val="0"/>
-        </w:rPr>
-        <w:t>Which stage could fail even when the other two are correct? Explain:</w:t>
-      </w:r>
-    </w:p>
-    <w:p>
-      <w:pPr>
-        <w:spacing w:line="336" w:lineRule="auto" w:after="180"/>
-      </w:pPr>
-      <w:r>
-        <w:rPr>
-          <w:b w:val="0"/>
-        </w:rPr>
-        <w:t xml:space="preserve">Predict first. Then check each step. A correct answer without visible reasoning is incomplete </w:t>
-      </w:r>
-      <w:r>
-        <w:rPr>
-          <w:b/>
-        </w:rPr>
-        <w:t>evidence</w:t>
-      </w:r>
-      <w:r>
-        <w:rPr>
-          <w:b w:val="0"/>
-        </w:rPr>
-        <w:t>.</w:t>
-      </w:r>
-    </w:p>
-    <w:p>
-      <w:pPr>
-        <w:spacing w:line="336" w:lineRule="auto" w:after="180"/>
-        <w:shd w:fill="F4F9FC"/>
-      </w:pPr>
-      <w:r>
-        <w:rPr>
-          <w:b w:val="0"/>
-        </w:rPr>
-        <w:t>1. Need: help a reader choose from 12 classroom books.</w:t>
-      </w:r>
-    </w:p>
-    <w:p>
-      <w:pPr>
-        <w:spacing w:line="336" w:lineRule="auto" w:after="180"/>
-        <w:shd w:fill="F4F9FC"/>
-      </w:pPr>
-      <w:r>
-        <w:rPr>
-          <w:b w:val="0"/>
-        </w:rPr>
-        <w:t xml:space="preserve">2. </w:t>
-      </w:r>
-      <w:r>
-        <w:rPr>
-          <w:b/>
-        </w:rPr>
-        <w:t>Requirement</w:t>
-      </w:r>
-      <w:r>
-        <w:rPr>
-          <w:b w:val="0"/>
-        </w:rPr>
-        <w:t>s: use stated preferences; show score; protect privacy.</w:t>
-      </w:r>
-    </w:p>
-    <w:p>
-      <w:pPr>
-        <w:spacing w:line="336" w:lineRule="auto" w:after="180"/>
-        <w:shd w:fill="F4F9FC"/>
-      </w:pPr>
-      <w:r>
-        <w:rPr>
-          <w:b w:val="0"/>
-        </w:rPr>
-        <w:t xml:space="preserve">3. Tests: correct arithmetic; unsuitable hard constraint removed; explanation names </w:t>
-      </w:r>
-      <w:r>
-        <w:rPr>
-          <w:b/>
-        </w:rPr>
-        <w:t>evidence</w:t>
-      </w:r>
-      <w:r>
-        <w:rPr>
-          <w:b w:val="0"/>
-        </w:rPr>
-        <w:t>.</w:t>
-      </w:r>
-    </w:p>
-    <w:p>
-      <w:pPr>
-        <w:spacing w:line="336" w:lineRule="auto" w:after="180"/>
-        <w:shd w:fill="F4F9FC"/>
-      </w:pPr>
-      <w:r>
-        <w:rPr>
-          <w:b w:val="0"/>
-        </w:rPr>
-        <w:t xml:space="preserve">4. Out of </w:t>
-      </w:r>
-      <w:r>
-        <w:rPr>
-          <w:b/>
-        </w:rPr>
-        <w:t>scope</w:t>
-      </w:r>
-      <w:r>
-        <w:rPr>
-          <w:b w:val="0"/>
-        </w:rPr>
-        <w:t>: claiming the objectively ‘best’ book or storing private history.</w:t>
-      </w:r>
-    </w:p>
-    <w:p>
-      <w:pPr>
-        <w:spacing w:line="336" w:lineRule="auto" w:after="180"/>
-      </w:pPr>
-      <w:r>
-        <w:rPr>
-          <w:b w:val="0"/>
-        </w:rPr>
-        <w:t>Recalculate, retrace, or restate the reasoning in your own representation:</w:t>
-      </w:r>
-    </w:p>
-    <w:p>
-      <w:pPr>
-        <w:spacing w:line="336" w:lineRule="auto" w:after="180"/>
-        <w:shd w:fill="F5F1FB"/>
-      </w:pPr>
-      <w:r>
-        <w:rPr>
-          <w:b w:val="0"/>
-        </w:rPr>
-        <w:t xml:space="preserve">CHECK Did the </w:t>
-      </w:r>
-      <w:r>
-        <w:rPr>
-          <w:b/>
-        </w:rPr>
-        <w:t>evidence</w:t>
-      </w:r>
-      <w:r>
-        <w:rPr>
-          <w:b w:val="0"/>
-        </w:rPr>
-        <w:t xml:space="preserve"> answer the exact question? Did the total, path, or source record stay consistent?</w:t>
-      </w:r>
-    </w:p>
-    <w:p>
-      <w:pPr>
-        <w:pStyle w:val="Heading3"/>
-      </w:pPr>
-      <w:r>
-        <w:t>Concrete teaching case</w:t>
-      </w:r>
-    </w:p>
-    <w:p>
-      <w:pPr>
-        <w:pStyle w:val="Heading3"/>
-      </w:pPr>
-      <w:r>
-        <w:t>The teaching case</w:t>
-      </w:r>
-    </w:p>
-    <w:p>
-      <w:pPr>
-        <w:spacing w:line="336" w:lineRule="auto" w:after="180"/>
-        <w:shd w:fill="F1F6FC"/>
-      </w:pPr>
-      <w:r>
-        <w:rPr>
-          <w:b w:val="0"/>
-        </w:rPr>
-        <w:t>A project recommends from ten approved books using genre and length.</w:t>
-      </w:r>
-    </w:p>
-    <w:p>
-      <w:pPr>
-        <w:pStyle w:val="Heading3"/>
-      </w:pPr>
-      <w:r>
-        <w:t>The teaching case</w:t>
-      </w:r>
-    </w:p>
-    <w:p>
-      <w:pPr>
-        <w:spacing w:line="336" w:lineRule="auto" w:after="180"/>
-        <w:shd w:fill="F1F6FC"/>
-      </w:pPr>
-      <w:r>
-        <w:rPr>
-          <w:b w:val="0"/>
-        </w:rPr>
-        <w:t xml:space="preserve">Define </w:t>
-      </w:r>
-      <w:r>
-        <w:rPr>
-          <w:b/>
-        </w:rPr>
-        <w:t>acceptance test</w:t>
-      </w:r>
-      <w:r>
-        <w:rPr>
-          <w:b w:val="0"/>
-        </w:rPr>
-        <w:t>s.</w:t>
-      </w:r>
-    </w:p>
-    <w:p>
-      <w:pPr>
-        <w:pStyle w:val="Heading3"/>
-      </w:pPr>
-      <w:r>
-        <w:t>Exact explanation to model</w:t>
-      </w:r>
-    </w:p>
-    <w:p>
-      <w:pPr>
-        <w:pStyle w:val="Heading3"/>
-      </w:pPr>
-      <w:r>
-        <w:t>Why the result follows</w:t>
-      </w:r>
-    </w:p>
-    <w:p>
-      <w:pPr>
-        <w:spacing w:line="336" w:lineRule="auto" w:after="180"/>
-        <w:shd w:fill="F1F6FC"/>
-      </w:pPr>
-      <w:r>
-        <w:rPr>
-          <w:b w:val="0"/>
-        </w:rPr>
-        <w:t>Verify book existence, hard constraints, correct scoring explanations, tie handling and no-match behaviour on predefined requests.</w:t>
-      </w:r>
-    </w:p>
-    <w:p>
-      <w:pPr>
-        <w:pStyle w:val="Heading3"/>
-      </w:pPr>
-      <w:r>
         <w:t>Explain the added worked example</w:t>
-      </w:r>
-    </w:p>
-    <w:p>
-      <w:pPr>
-        <w:pStyle w:val="Heading3"/>
-      </w:pPr>
-      <w:r>
-        <w:t>Explain the added worked example · 1</w:t>
-      </w:r>
-    </w:p>
-    <w:p>
-      <w:pPr>
-        <w:spacing w:line="336" w:lineRule="auto" w:after="180"/>
-      </w:pPr>
-      <w:r>
-        <w:rPr>
-          <w:b w:val="0"/>
-        </w:rPr>
-        <w:t>Plan a fictional activity chooser for a teacher-supervised 20-minute session. It will validate a small local dataset, exclude over-limit items, rank eligible items using 2 * fun + learning and break ties alphabetically.</w:t>
-      </w:r>
-    </w:p>
-    <w:p>
-      <w:pPr>
-        <w:spacing w:line="336" w:lineRule="auto" w:after="180"/>
-      </w:pPr>
-      <w:r>
-        <w:rPr>
-          <w:b w:val="0"/>
-        </w:rPr>
-        <w:t>It will explain the result for human review. It will not book, message or collect personal student profiles.</w:t>
-      </w:r>
-    </w:p>
-    <w:p>
-      <w:pPr>
-        <w:pStyle w:val="Heading3"/>
-      </w:pPr>
-      <w:r>
-        <w:t>Explain the added worked example · 2</w:t>
-      </w:r>
-    </w:p>
-    <w:p>
-      <w:pPr>
-        <w:spacing w:line="336" w:lineRule="auto" w:after="180"/>
-      </w:pPr>
-      <w:r>
-        <w:rPr>
-          <w:b w:val="0"/>
-        </w:rPr>
-        <w:t>Define fields name, minutes, fun and learning. Require a nonempty text name, integer minutes 0 through 60 and integer ratings 0 through 5. Reject duplicate names because the tie rule uses names as identifiers.</w:t>
-      </w:r>
-    </w:p>
-    <w:p>
-      <w:pPr>
-        <w:spacing w:line="336" w:lineRule="auto" w:after="180"/>
-      </w:pPr>
-      <w:r>
-        <w:rPr>
-          <w:b w:val="0"/>
-        </w:rPr>
-        <w:t xml:space="preserve">Write cases before implementing so </w:t>
-      </w:r>
-      <w:r>
-        <w:rPr>
-          <w:b/>
-        </w:rPr>
-        <w:t>requirement</w:t>
-      </w:r>
-      <w:r>
-        <w:rPr>
-          <w:b w:val="0"/>
-        </w:rPr>
-        <w:t xml:space="preserve">s do not drift to fit </w:t>
-      </w:r>
-      <w:r>
-        <w:rPr>
-          <w:b/>
-        </w:rPr>
-        <w:t>output</w:t>
-      </w:r>
-      <w:r>
-        <w:rPr>
-          <w:b w:val="0"/>
-        </w:rPr>
-        <w:t>s.</w:t>
       </w:r>
     </w:p>
     <w:p>
@@ -1594,25 +2372,33 @@
     </w:p>
     <w:p>
       <w:pPr>
+        <w:pStyle w:val="Heading3"/>
+      </w:pPr>
+      <w:r>
+        <w:t>Model the reasoning aloud</w:t>
+      </w:r>
+    </w:p>
+    <w:p>
+      <w:pPr>
         <w:spacing w:line="336" w:lineRule="auto" w:after="180"/>
       </w:pPr>
       <w:r>
         <w:rPr>
           <w:b w:val="0"/>
         </w:rPr>
-        <w:t xml:space="preserve">Investigate the fictional question: among supplied sessions with valid duration records, what is the mean duration? </w:t>
+        <w:t xml:space="preserve">Use the complete worked example below before asking learners to complete W2. Reveal a small part, invite a </w:t>
       </w:r>
       <w:r>
         <w:rPr>
           <w:b/>
         </w:rPr>
-        <w:t>Input</w:t>
-      </w:r>
-      <w:r>
-        <w:rPr>
-          <w:b w:val="0"/>
-        </w:rPr>
-        <w:t>s are 10, 0, 20, None and -2 minutes. Our schema accepts exact integers 0 through 60.</w:t>
+        <w:t>prediction</w:t>
+      </w:r>
+      <w:r>
+        <w:rPr>
+          <w:b w:val="0"/>
+        </w:rPr>
+        <w:t>, then explain the deciding step.</w:t>
       </w:r>
     </w:p>
     <w:p>
@@ -1623,168 +2409,7 @@
         <w:rPr>
           <w:b w:val="0"/>
         </w:rPr>
-        <w:t>The wording deliberately limits the answer to accepted records.</w:t>
-      </w:r>
-    </w:p>
-    <w:p>
-      <w:pPr>
-        <w:spacing w:line="336" w:lineRule="auto" w:after="180"/>
-      </w:pPr>
-      <w:r>
-        <w:rPr>
-          <w:b w:val="0"/>
-        </w:rPr>
-        <w:t xml:space="preserve">The result is 3 accepted, 2 rejected, and mean 10.0 minutes. A reproducible report states the question, raw </w:t>
-      </w:r>
-      <w:r>
-        <w:rPr>
-          <w:b/>
-        </w:rPr>
-        <w:t>input</w:t>
-      </w:r>
-      <w:r>
-        <w:rPr>
-          <w:b w:val="0"/>
-        </w:rPr>
-        <w:t xml:space="preserve"> version, schema, exclusion reasons, calculation and </w:t>
-      </w:r>
-      <w:r>
-        <w:rPr>
-          <w:b/>
-        </w:rPr>
-        <w:t>scope</w:t>
-      </w:r>
-      <w:r>
-        <w:rPr>
-          <w:b w:val="0"/>
-        </w:rPr>
-        <w:t>.</w:t>
-      </w:r>
-    </w:p>
-    <w:p>
-      <w:pPr>
-        <w:spacing w:line="336" w:lineRule="auto" w:after="180"/>
-      </w:pPr>
-      <w:r>
-        <w:rPr>
-          <w:b w:val="0"/>
-        </w:rPr>
-        <w:t xml:space="preserve">Someone else should obtain the same result from the same </w:t>
-      </w:r>
-      <w:r>
-        <w:rPr>
-          <w:b/>
-        </w:rPr>
-        <w:t>input</w:t>
-      </w:r>
-      <w:r>
-        <w:rPr>
-          <w:b w:val="0"/>
-        </w:rPr>
-        <w:t>s and rules.</w:t>
-      </w:r>
-    </w:p>
-    <w:p>
-      <w:pPr>
-        <w:spacing w:line="336" w:lineRule="auto" w:after="180"/>
-      </w:pPr>
-      <w:r>
-        <w:rPr>
-          <w:b w:val="0"/>
-        </w:rPr>
-        <w:t xml:space="preserve">Four accepted values total 60, so mean 15 minutes; still two rejected. Exit: </w:t>
-      </w:r>
-      <w:r>
-        <w:rPr>
-          <w:b/>
-        </w:rPr>
-        <w:t>Input</w:t>
-      </w:r>
-      <w:r>
-        <w:rPr>
-          <w:b w:val="0"/>
-        </w:rPr>
-        <w:t xml:space="preserve"> records/version, schema, excluded rows and reasons, accepted count, calculation and code/configuration version.</w:t>
-      </w:r>
-    </w:p>
-    <w:p>
-      <w:pPr>
-        <w:pStyle w:val="Heading3"/>
-      </w:pPr>
-      <w:r>
-        <w:t>Model the reasoning aloud</w:t>
-      </w:r>
-    </w:p>
-    <w:p>
-      <w:pPr>
-        <w:spacing w:line="336" w:lineRule="auto" w:after="180"/>
-      </w:pPr>
-      <w:r>
-        <w:rPr>
-          <w:b w:val="0"/>
-        </w:rPr>
-        <w:t xml:space="preserve">Use the complete worked example below before asking learners to complete W2. Reveal a small part, invite a </w:t>
-      </w:r>
-      <w:r>
-        <w:rPr>
-          <w:b/>
-        </w:rPr>
-        <w:t>prediction</w:t>
-      </w:r>
-      <w:r>
-        <w:rPr>
-          <w:b w:val="0"/>
-        </w:rPr>
-        <w:t>, then explain the deciding step.</w:t>
-      </w:r>
-    </w:p>
-    <w:p>
-      <w:pPr>
-        <w:spacing w:line="336" w:lineRule="auto" w:after="180"/>
-      </w:pPr>
-      <w:r>
-        <w:rPr>
-          <w:b w:val="0"/>
-        </w:rPr>
         <w:t>These teacher notes contain solutions; do not reveal the independent case answer during modelling.</w:t>
-      </w:r>
-    </w:p>
-    <w:p>
-      <w:pPr>
-        <w:pStyle w:val="Heading3"/>
-      </w:pPr>
-      <w:r>
-        <w:t>Write an acceptance case for the duration boundary and one for no eligible option.</w:t>
-      </w:r>
-    </w:p>
-    <w:p>
-      <w:r>
-        <w:t>________________________________________________________________</w:t>
-      </w:r>
-    </w:p>
-    <w:p>
-      <w:r>
-        <w:t>________________________________________________________________</w:t>
-      </w:r>
-    </w:p>
-    <w:p>
-      <w:r>
-        <w:t>________________________________________________________________</w:t>
-      </w:r>
-    </w:p>
-    <w:p>
-      <w:r>
-        <w:t>________________________________________________________________</w:t>
-      </w:r>
-    </w:p>
-    <w:p>
-      <w:r>
-        <w:t>________________________________________________________________</w:t>
-      </w:r>
-    </w:p>
-    <w:p>
-      <w:r>
-        <w:t>________________________________________________________________</w:t>
       </w:r>
     </w:p>
     <w:tbl>
@@ -1910,61 +2535,10 @@
     </w:p>
     <w:p>
       <w:pPr>
-        <w:spacing w:line="336" w:lineRule="auto" w:after="180"/>
-      </w:pPr>
-      <w:r>
-        <w:rPr>
-          <w:b w:val="0"/>
-        </w:rPr>
-        <w:t>A fictional reading-break chooser needs a transparent contract.</w:t>
-      </w:r>
-    </w:p>
-    <w:p>
-      <w:pPr>
         <w:pStyle w:val="Heading3"/>
       </w:pPr>
       <w:r>
         <w:t>The facts we will use</w:t>
-      </w:r>
-    </w:p>
-    <w:p>
-      <w:pPr>
-        <w:pStyle w:val="Heading3"/>
-      </w:pPr>
-      <w:r>
-        <w:t>Supplied facts</w:t>
-      </w:r>
-    </w:p>
-    <w:p>
-      <w:pPr>
-        <w:spacing w:line="336" w:lineRule="auto" w:after="180"/>
-        <w:shd w:fill="F1F6FC"/>
-      </w:pPr>
-      <w:r>
-        <w:rPr>
-          <w:b w:val="0"/>
-        </w:rPr>
-        <w:t>Items have id text, minutes integer 0–30, interest integer 0–5. Request limit is integer 0–30.</w:t>
-      </w:r>
-    </w:p>
-    <w:p>
-      <w:pPr>
-        <w:pStyle w:val="Heading3"/>
-      </w:pPr>
-      <w:r>
-        <w:t>Supplied facts</w:t>
-      </w:r>
-    </w:p>
-    <w:p>
-      <w:pPr>
-        <w:spacing w:line="336" w:lineRule="auto" w:after="180"/>
-        <w:shd w:fill="F1F6FC"/>
-      </w:pPr>
-      <w:r>
-        <w:rPr>
-          <w:b w:val="0"/>
-        </w:rPr>
-        <w:t>Eligible if minutes&lt;=limit; score=interest; highest wins; ties choose alphabetically smaller ID; invalid rows excluded and counted.</w:t>
       </w:r>
     </w:p>
     <w:p>
@@ -1972,7 +2546,7 @@
         <w:drawing>
           <wp:inline xmlns:a="http://schemas.openxmlformats.org/drawingml/2006/main" xmlns:pic="http://schemas.openxmlformats.org/drawingml/2006/picture">
             <wp:extent cx="5311302" cy="5943600"/>
-            <wp:docPr id="1" name="Picture 1" descr="Project Problem and Success Test. Specify inputs: Validate each row and request; keep rejected-row reasons.. Filter and rank: At limit 8: A(time8,interest3), B(9,5), C(6,3). B is ineligible.. Expected output: A beats tied C by ID; report A and its score 3.. Acceptance cases: Also plan invalid request, no eligible item and equal-score cases."/>
+            <wp:docPr id="2" name="Picture 2" descr="Project Problem and Success Test. Specify inputs: Validate each row and request; keep rejected-row reasons.. Filter and rank: At limit 8: A(time8,interest3), B(9,5), C(6,3). B is ineligible.. Expected output: A beats tied C by ID; report A and its score 3.. Acceptance cases: Also plan invalid request, no eligible item and equal-score cases."/>
             <wp:cNvGraphicFramePr>
               <a:graphicFrameLocks noChangeAspect="1"/>
             </wp:cNvGraphicFramePr>
@@ -1984,7 +2558,7 @@
                     <pic:cNvPicPr/>
                   </pic:nvPicPr>
                   <pic:blipFill>
-                    <a:blip r:embed="rId9"/>
+                    <a:blip r:embed="rId10"/>
                     <a:stretch>
                       <a:fillRect/>
                     </a:stretch>
@@ -2008,136 +2582,7 @@
         <w:pStyle w:val="Heading3"/>
       </w:pPr>
       <w:r>
-        <w:t>Read the picture one step at a time</w:t>
-      </w:r>
-    </w:p>
-    <w:tbl>
-      <w:tblPr>
-        <w:tblStyle w:val="LightShading-Accent1"/>
-        <w:tblW w:type="auto" w:w="0"/>
-        <w:tblLook w:firstColumn="1" w:firstRow="1" w:lastColumn="0" w:lastRow="0" w:noHBand="0" w:noVBand="1" w:val="04A0"/>
-      </w:tblPr>
-      <w:tblGrid>
-        <w:gridCol w:w="5112"/>
-        <w:gridCol w:w="5112"/>
-      </w:tblGrid>
-      <w:tr>
-        <w:trPr>
-          <w:tblHeader/>
-        </w:trPr>
-        <w:tc>
-          <w:tcPr>
-            <w:tcW w:type="dxa" w:w="5112"/>
-          </w:tcPr>
-          <w:p>
-            <w:r>
-              <w:t>Step</w:t>
-            </w:r>
-          </w:p>
-        </w:tc>
-        <w:tc>
-          <w:tcPr>
-            <w:tcW w:type="dxa" w:w="5112"/>
-          </w:tcPr>
-          <w:p>
-            <w:r>
-              <w:t>What happens and why</w:t>
-            </w:r>
-          </w:p>
-        </w:tc>
-      </w:tr>
-      <w:tr>
-        <w:tc>
-          <w:tcPr>
-            <w:tcW w:type="dxa" w:w="5112"/>
-          </w:tcPr>
-          <w:p>
-            <w:r>
-              <w:t>1. Specify inputs</w:t>
-            </w:r>
-          </w:p>
-        </w:tc>
-        <w:tc>
-          <w:tcPr>
-            <w:tcW w:type="dxa" w:w="5112"/>
-          </w:tcPr>
-          <w:p>
-            <w:r>
-              <w:t>Validate each row and request; keep rejected-row reasons.</w:t>
-            </w:r>
-          </w:p>
-        </w:tc>
-      </w:tr>
-      <w:tr>
-        <w:tc>
-          <w:tcPr>
-            <w:tcW w:type="dxa" w:w="5112"/>
-          </w:tcPr>
-          <w:p>
-            <w:r>
-              <w:t>2. Filter and rank</w:t>
-            </w:r>
-          </w:p>
-        </w:tc>
-        <w:tc>
-          <w:tcPr>
-            <w:tcW w:type="dxa" w:w="5112"/>
-          </w:tcPr>
-          <w:p>
-            <w:r>
-              <w:t>At limit 8: A(time8,interest3), B(9,5), C(6,3). B is ineligible.</w:t>
-            </w:r>
-          </w:p>
-        </w:tc>
-      </w:tr>
-      <w:tr>
-        <w:tc>
-          <w:tcPr>
-            <w:tcW w:type="dxa" w:w="5112"/>
-          </w:tcPr>
-          <w:p>
-            <w:r>
-              <w:t>3. Expected output</w:t>
-            </w:r>
-          </w:p>
-        </w:tc>
-        <w:tc>
-          <w:tcPr>
-            <w:tcW w:type="dxa" w:w="5112"/>
-          </w:tcPr>
-          <w:p>
-            <w:r>
-              <w:t>A beats tied C by ID; report A and its score 3.</w:t>
-            </w:r>
-          </w:p>
-        </w:tc>
-      </w:tr>
-      <w:tr>
-        <w:tc>
-          <w:tcPr>
-            <w:tcW w:type="dxa" w:w="5112"/>
-          </w:tcPr>
-          <w:p>
-            <w:r>
-              <w:t>4. Acceptance cases</w:t>
-            </w:r>
-          </w:p>
-        </w:tc>
-        <w:tc>
-          <w:tcPr>
-            <w:tcW w:type="dxa" w:w="5112"/>
-          </w:tcPr>
-          <w:p>
-            <w:r>
-              <w:t>Also plan invalid request, no eligible item and equal-score cases.</w:t>
-            </w:r>
-          </w:p>
-        </w:tc>
-      </w:tr>
-    </w:tbl>
-    <w:p>
-      <w:r>
-        <w:t>Match each pictured step to the supplied facts. This is a worked teaching case, not an independent assessment.</w:t>
+        <w:t>Why this result follows</w:t>
       </w:r>
     </w:p>
     <w:p>
@@ -2145,7 +2590,7 @@
         <w:pStyle w:val="Heading3"/>
       </w:pPr>
       <w:r>
-        <w:t>Why this result follows</w:t>
+        <w:t>What this example does not establish</w:t>
       </w:r>
     </w:p>
     <w:p>
@@ -2153,43 +2598,483 @@
         <w:pStyle w:val="Heading3"/>
       </w:pPr>
       <w:r>
-        <w:t>Why the result follows</w:t>
+        <w:t>Change one thing in the pictured case</w:t>
+      </w:r>
+    </w:p>
+    <w:p>
+      <w:pPr>
+        <w:pStyle w:val="Heading3"/>
+      </w:pPr>
+      <w:r>
+        <w:t>Ask while showing the picture</w:t>
+      </w:r>
+    </w:p>
+    <w:p>
+      <w:pPr>
+        <w:pStyle w:val="Heading1"/>
+      </w:pPr>
+      <w:r>
+        <w:t>03. Guide the main explanation, then fade support</w:t>
+      </w:r>
+    </w:p>
+    <w:p>
+      <w:r>
+        <w:t>Collect each learner’s reasoning before revealing a key.</w:t>
+      </w:r>
+    </w:p>
+    <w:p>
+      <w:pPr>
+        <w:pStyle w:val="Heading2"/>
+      </w:pPr>
+      <w:r>
+        <w:t>Main completion question and key</w:t>
       </w:r>
     </w:p>
     <w:p>
       <w:pPr>
         <w:spacing w:line="336" w:lineRule="auto" w:after="180"/>
-        <w:shd w:fill="F1F6FC"/>
-      </w:pPr>
-      <w:r>
-        <w:rPr>
-          <w:b w:val="0"/>
-        </w:rPr>
-        <w:t>Planning fixes what success means before code returns an answer. The duration boundary includes equality, and the tie policy prevents accidental list-order dependence.</w:t>
+      </w:pPr>
+      <w:r>
+        <w:rPr>
+          <w:b w:val="0"/>
+        </w:rPr>
+        <w:t>Completion task: Give a tie case for A and B with score 8 each and valid durations.</w:t>
       </w:r>
     </w:p>
     <w:p>
       <w:pPr>
         <w:spacing w:line="336" w:lineRule="auto" w:after="180"/>
-        <w:shd w:fill="F1F6FC"/>
-      </w:pPr>
-      <w:r>
-        <w:rPr>
-          <w:b w:val="0"/>
-        </w:rPr>
-        <w:t xml:space="preserve">A complete </w:t>
+      </w:pPr>
+      <w:r>
+        <w:rPr>
+          <w:b w:val="0"/>
+        </w:rPr>
+        <w:t xml:space="preserve">Teacher check: With both eligible, choose A alphabetically regardless of </w:t>
       </w:r>
       <w:r>
         <w:rPr>
           <w:b/>
         </w:rPr>
-        <w:t>output</w:t>
-      </w:r>
-      <w:r>
-        <w:rPr>
-          <w:b w:val="0"/>
-        </w:rPr>
-        <w:t xml:space="preserve"> may include why other rows were excluded. Test expectations should come from the contract rather than copying the first program result.</w:t>
+        <w:t>input</w:t>
+      </w:r>
+      <w:r>
+        <w:rPr>
+          <w:b w:val="0"/>
+        </w:rPr>
+        <w:t xml:space="preserve"> order.</w:t>
+      </w:r>
+    </w:p>
+    <w:p>
+      <w:pPr>
+        <w:spacing w:line="336" w:lineRule="auto" w:after="180"/>
+      </w:pPr>
+      <w:r>
+        <w:rPr>
+          <w:b w:val="0"/>
+        </w:rPr>
+        <w:t xml:space="preserve">Start by identifying the given </w:t>
+      </w:r>
+      <w:r>
+        <w:rPr>
+          <w:b/>
+        </w:rPr>
+        <w:t>input</w:t>
+      </w:r>
+      <w:r>
+        <w:rPr>
+          <w:b w:val="0"/>
+        </w:rPr>
+        <w:t>s together. Leave the intermediate steps blank. If needed, model one step, then withdraw that help on the next step. Move to a full trace only when the partial trace is understood.</w:t>
+      </w:r>
+    </w:p>
+    <w:p>
+      <w:pPr>
+        <w:spacing w:line="336" w:lineRule="auto" w:after="180"/>
+      </w:pPr>
+      <w:r>
+        <w:rPr>
+          <w:b w:val="0"/>
+        </w:rPr>
+        <w:t>For partners, alternate explainer and checker; collect a response from every learner before discussion.</w:t>
+      </w:r>
+    </w:p>
+    <w:p>
+      <w:pPr>
+        <w:pStyle w:val="Heading2"/>
+      </w:pPr>
+      <w:r>
+        <w:t>Main individual check</w:t>
+      </w:r>
+    </w:p>
+    <w:p>
+      <w:pPr>
+        <w:spacing w:line="336" w:lineRule="auto" w:after="180"/>
+      </w:pPr>
+      <w:r>
+        <w:rPr>
+          <w:b w:val="0"/>
+        </w:rPr>
+        <w:t>Use the worked case for Planning the application. Proposed explanation: “A successful run proves the conclusion”. Decide whether this explanation is supported.</w:t>
+      </w:r>
+    </w:p>
+    <w:p>
+      <w:pPr>
+        <w:spacing w:line="336" w:lineRule="auto" w:after="180"/>
+      </w:pPr>
+      <w:r>
+        <w:rPr>
+          <w:b w:val="0"/>
+        </w:rPr>
+        <w:t>Point to the step or supplied fact that decides; explain your repair if needed.</w:t>
+      </w:r>
+    </w:p>
+    <w:p>
+      <w:pPr>
+        <w:spacing w:line="336" w:lineRule="auto" w:after="180"/>
+      </w:pPr>
+      <w:r>
+        <w:rPr>
+          <w:b w:val="0"/>
+        </w:rPr>
+        <w:t xml:space="preserve">Expected correction: The </w:t>
+      </w:r>
+      <w:r>
+        <w:rPr>
+          <w:b/>
+        </w:rPr>
+        <w:t>scope</w:t>
+      </w:r>
+      <w:r>
+        <w:rPr>
+          <w:b w:val="0"/>
+        </w:rPr>
+        <w:t xml:space="preserve"> is a rule-based </w:t>
+      </w:r>
+      <w:r>
+        <w:rPr>
+          <w:b/>
+        </w:rPr>
+        <w:t>prototype</w:t>
+      </w:r>
+      <w:r>
+        <w:rPr>
+          <w:b w:val="0"/>
+        </w:rPr>
+        <w:t xml:space="preserve"> using fictional ratings. It does not demonstrate personalized learning impact or a trained AI model.</w:t>
+      </w:r>
+    </w:p>
+    <w:p>
+      <w:pPr>
+        <w:spacing w:line="336" w:lineRule="auto" w:after="180"/>
+      </w:pPr>
+      <w:r>
+        <w:rPr>
+          <w:b w:val="0"/>
+        </w:rPr>
+        <w:t xml:space="preserve">A clear </w:t>
+      </w:r>
+      <w:r>
+        <w:rPr>
+          <w:b/>
+        </w:rPr>
+        <w:t>non-goal</w:t>
+      </w:r>
+      <w:r>
+        <w:rPr>
+          <w:b w:val="0"/>
+        </w:rPr>
+        <w:t xml:space="preserve"> protects students from building an untestable or overly broad project.</w:t>
+      </w:r>
+    </w:p>
+    <w:p>
+      <w:pPr>
+        <w:spacing w:line="336" w:lineRule="auto" w:after="180"/>
+      </w:pPr>
+      <w:r>
+        <w:rPr>
+          <w:b w:val="0"/>
+        </w:rPr>
+        <w:t>Collect explanations, not only yes/no votes. If a misunderstanding is common, re-model the relevant step for the class.</w:t>
+      </w:r>
+    </w:p>
+    <w:p>
+      <w:pPr>
+        <w:spacing w:line="336" w:lineRule="auto" w:after="180"/>
+      </w:pPr>
+      <w:r>
+        <w:rPr>
+          <w:b w:val="0"/>
+        </w:rPr>
+        <w:t>If it affects a few learners, give a short targeted group explanation while others solve a more demanding variation.</w:t>
+      </w:r>
+    </w:p>
+    <w:p>
+      <w:pPr>
+        <w:pStyle w:val="Heading2"/>
+      </w:pPr>
+      <w:r>
+        <w:t>Pictorial question and changed case</w:t>
+      </w:r>
+    </w:p>
+    <w:p>
+      <w:pPr>
+        <w:spacing w:line="336" w:lineRule="auto" w:after="180"/>
+      </w:pPr>
+      <w:r>
+        <w:rPr>
+          <w:b w:val="0"/>
+        </w:rPr>
+        <w:t xml:space="preserve">Write an equality test and explain which </w:t>
+      </w:r>
+      <w:r>
+        <w:rPr>
+          <w:b/>
+        </w:rPr>
+        <w:t>requirement</w:t>
+      </w:r>
+      <w:r>
+        <w:rPr>
+          <w:b w:val="0"/>
+        </w:rPr>
+        <w:t xml:space="preserve"> it checks.</w:t>
+      </w:r>
+    </w:p>
+    <w:p>
+      <w:pPr>
+        <w:spacing w:line="336" w:lineRule="auto" w:after="180"/>
+      </w:pPr>
+      <w:r>
+        <w:rPr>
+          <w:b w:val="0"/>
+        </w:rPr>
+        <w:t>Limit 8 with A taking 8 must include A; it checks that time eligibility uses &lt;= rather than &lt;.</w:t>
+      </w:r>
+    </w:p>
+    <w:p>
+      <w:pPr>
+        <w:spacing w:line="336" w:lineRule="auto" w:after="180"/>
+      </w:pPr>
+      <w:r>
+        <w:rPr>
+          <w:b w:val="0"/>
+        </w:rPr>
+        <w:t>Changed-case reasoning: Return no eligible item. All three valid rows take more than five minutes.</w:t>
+      </w:r>
+    </w:p>
+    <w:p>
+      <w:pPr>
+        <w:spacing w:line="336" w:lineRule="auto" w:after="180"/>
+      </w:pPr>
+      <w:r>
+        <w:rPr>
+          <w:b w:val="0"/>
+        </w:rPr>
+        <w:t xml:space="preserve">Collect each learner’s explanation before discussion. Use the first missing connection between </w:t>
+      </w:r>
+      <w:r>
+        <w:rPr>
+          <w:b/>
+        </w:rPr>
+        <w:t>input</w:t>
+      </w:r>
+      <w:r>
+        <w:rPr>
+          <w:b w:val="0"/>
+        </w:rPr>
+        <w:t xml:space="preserve">, deciding step and result to choose support. This question is worked-case practice, not fresh mastery </w:t>
+      </w:r>
+      <w:r>
+        <w:rPr>
+          <w:b/>
+        </w:rPr>
+        <w:t>evidence</w:t>
+      </w:r>
+      <w:r>
+        <w:rPr>
+          <w:b w:val="0"/>
+        </w:rPr>
+        <w:t>.</w:t>
+      </w:r>
+    </w:p>
+    <w:p>
+      <w:pPr>
+        <w:pStyle w:val="Heading2"/>
+      </w:pPr>
+      <w:r>
+        <w:t>Keep learners explaining</w:t>
+      </w:r>
+    </w:p>
+    <w:p>
+      <w:pPr>
+        <w:spacing w:line="336" w:lineRule="auto" w:after="180"/>
+      </w:pPr>
+      <w:r>
+        <w:rPr>
+          <w:b w:val="0"/>
+        </w:rPr>
+        <w:t>Ask: Which facts are given, and which would we have to assume? Learners mark relevant details before discussing answers.</w:t>
+      </w:r>
+    </w:p>
+    <w:p>
+      <w:pPr>
+        <w:spacing w:line="336" w:lineRule="auto" w:after="180"/>
+      </w:pPr>
+      <w:r>
+        <w:rPr>
+          <w:b w:val="0"/>
+        </w:rPr>
+        <w:t>Say: Predict first. Show the rule, information path or calculation that would produce the result. A correct guess is not yet an explanation.</w:t>
+      </w:r>
+    </w:p>
+    <w:p>
+      <w:pPr>
+        <w:spacing w:line="336" w:lineRule="auto" w:after="180"/>
+      </w:pPr>
+      <w:r>
+        <w:rPr>
+          <w:b w:val="0"/>
+        </w:rPr>
+        <w:t xml:space="preserve">In pairs, one learner solves while the other checks </w:t>
+      </w:r>
+      <w:r>
+        <w:rPr>
+          <w:b/>
+        </w:rPr>
+        <w:t>evidence</w:t>
+      </w:r>
+      <w:r>
+        <w:rPr>
+          <w:b w:val="0"/>
+        </w:rPr>
+        <w:t>; exchange roles. Remove the worked answer before independent assessment.</w:t>
+      </w:r>
+    </w:p>
+    <w:p>
+      <w:pPr>
+        <w:pStyle w:val="Heading2"/>
+      </w:pPr>
+      <w:r>
+        <w:t>Extension teaching cycle · reference / check after trying</w:t>
+      </w:r>
+    </w:p>
+    <w:p>
+      <w:pPr>
+        <w:spacing w:line="336" w:lineRule="auto" w:after="180"/>
+      </w:pPr>
+      <w:r>
+        <w:rPr>
+          <w:b w:val="0"/>
+        </w:rPr>
+        <w:t>Target: Write a reproducible data question</w:t>
+      </w:r>
+    </w:p>
+    <w:p>
+      <w:pPr>
+        <w:spacing w:line="336" w:lineRule="auto" w:after="180"/>
+      </w:pPr>
+      <w:r>
+        <w:rPr>
+          <w:b w:val="0"/>
+        </w:rPr>
+        <w:t>Reserve further sessions for this topic; the 135-minute primary plan does not absorb all added content.</w:t>
+      </w:r>
+    </w:p>
+    <w:p>
+      <w:pPr>
+        <w:spacing w:line="336" w:lineRule="auto" w:after="180"/>
+      </w:pPr>
+      <w:r>
+        <w:rPr>
+          <w:b w:val="0"/>
+        </w:rPr>
+        <w:t>Completion practice: Classify 0, None, -2 and 60 under the schema.</w:t>
+      </w:r>
+    </w:p>
+    <w:p>
+      <w:pPr>
+        <w:spacing w:line="336" w:lineRule="auto" w:after="180"/>
+      </w:pPr>
+      <w:r>
+        <w:rPr>
+          <w:b w:val="0"/>
+        </w:rPr>
+        <w:t>Teacher check: 0 and 60 accepted; None missing/unknown and -2 out of range are rejected.</w:t>
+      </w:r>
+    </w:p>
+    <w:p>
+      <w:pPr>
+        <w:spacing w:line="336" w:lineRule="auto" w:after="180"/>
+      </w:pPr>
+      <w:r>
+        <w:rPr>
+          <w:b w:val="0"/>
+        </w:rPr>
+        <w:t xml:space="preserve">Individual check: For A reproducible data </w:t>
+      </w:r>
+      <w:r>
+        <w:rPr>
+          <w:b/>
+        </w:rPr>
+        <w:t>investigation</w:t>
+      </w:r>
+      <w:r>
+        <w:rPr>
+          <w:b w:val="0"/>
+        </w:rPr>
+        <w:t>, use its worked case to evaluate this proposed explanation: “A successful run proves the conclusion”. Explain the deciding step.</w:t>
+      </w:r>
+    </w:p>
+    <w:p>
+      <w:pPr>
+        <w:spacing w:line="336" w:lineRule="auto" w:after="180"/>
+      </w:pPr>
+      <w:r>
+        <w:rPr>
+          <w:b w:val="0"/>
+        </w:rPr>
+        <w:t xml:space="preserve">Expected correction: Missing or invalid durations might belong to unusually long sessions. The accepted mean may therefore differ from the full group's mean. Do not make a causal claim from this descriptive </w:t>
+      </w:r>
+      <w:r>
+        <w:rPr>
+          <w:b/>
+        </w:rPr>
+        <w:t>investigation</w:t>
+      </w:r>
+      <w:r>
+        <w:rPr>
+          <w:b w:val="0"/>
+        </w:rPr>
+        <w:t>.</w:t>
+      </w:r>
+    </w:p>
+    <w:p>
+      <w:pPr>
+        <w:spacing w:line="336" w:lineRule="auto" w:after="180"/>
+      </w:pPr>
+      <w:r>
+        <w:rPr>
+          <w:b w:val="0"/>
+        </w:rPr>
+        <w:t>Apply the same support, independent transfer and delayed-review decisions to the named connected-topic workbook tasks.</w:t>
+      </w:r>
+    </w:p>
+    <w:p>
+      <w:pPr>
+        <w:pStyle w:val="Heading2"/>
+      </w:pPr>
+      <w:r>
+        <w:t>Earlier wording, alternatives and picture transcripts · reference / check after trying</w:t>
+      </w:r>
+    </w:p>
+    <w:p>
+      <w:pPr>
+        <w:spacing w:line="336" w:lineRule="auto" w:after="180"/>
+      </w:pPr>
+      <w:r>
+        <w:rPr>
+          <w:b w:val="0"/>
+        </w:rPr>
+        <w:t>Demonstrate and guide practice</w:t>
       </w:r>
     </w:p>
     <w:p>
@@ -2197,7 +3082,75 @@
         <w:pStyle w:val="Heading3"/>
       </w:pPr>
       <w:r>
-        <w:t>What this example does not establish</w:t>
+        <w:t>Board sequence</w:t>
+      </w:r>
+    </w:p>
+    <w:p>
+      <w:pPr>
+        <w:spacing w:line="336" w:lineRule="auto" w:after="180"/>
+      </w:pPr>
+      <w:r>
+        <w:rPr>
+          <w:b w:val="0"/>
+        </w:rPr>
+        <w:t>Write the given facts: A project recommends from ten approved books using genre and length.</w:t>
+      </w:r>
+    </w:p>
+    <w:p>
+      <w:pPr>
+        <w:spacing w:line="336" w:lineRule="auto" w:after="180"/>
+      </w:pPr>
+      <w:r>
+        <w:rPr>
+          <w:b w:val="0"/>
+        </w:rPr>
+        <w:t xml:space="preserve">Write the question to explain: Define </w:t>
+      </w:r>
+      <w:r>
+        <w:rPr>
+          <w:b/>
+        </w:rPr>
+        <w:t>acceptance test</w:t>
+      </w:r>
+      <w:r>
+        <w:rPr>
+          <w:b w:val="0"/>
+        </w:rPr>
+        <w:t>s.</w:t>
+      </w:r>
+    </w:p>
+    <w:p>
+      <w:pPr>
+        <w:spacing w:line="336" w:lineRule="auto" w:after="180"/>
+      </w:pPr>
+      <w:r>
+        <w:rPr>
+          <w:b w:val="0"/>
+        </w:rPr>
+        <w:t xml:space="preserve">Reveal after </w:t>
+      </w:r>
+      <w:r>
+        <w:rPr>
+          <w:b/>
+        </w:rPr>
+        <w:t>prediction</w:t>
+      </w:r>
+      <w:r>
+        <w:rPr>
+          <w:b w:val="0"/>
+        </w:rPr>
+        <w:t>s: Verify book existence, hard constraints, correct scoring explanations, tie handling and no-match behaviour on predefined requests.</w:t>
+      </w:r>
+    </w:p>
+    <w:p>
+      <w:pPr>
+        <w:spacing w:line="336" w:lineRule="auto" w:after="180"/>
+      </w:pPr>
+      <w:r>
+        <w:rPr>
+          <w:b w:val="0"/>
+        </w:rPr>
+        <w:t>Use the earlier transfer question as optional practice. Reserve Plan a new chooser independently for the first independent attempt before hints or feedback.</w:t>
       </w:r>
     </w:p>
     <w:p>
@@ -2205,362 +3158,18 @@
         <w:pStyle w:val="Heading3"/>
       </w:pPr>
       <w:r>
-        <w:t>Keep the stated limit</w:t>
+        <w:t>Classroom dialogue</w:t>
       </w:r>
     </w:p>
     <w:p>
       <w:pPr>
         <w:spacing w:line="336" w:lineRule="auto" w:after="180"/>
-        <w:shd w:fill="FFF5E6"/>
-      </w:pPr>
-      <w:r>
-        <w:rPr>
-          <w:b w:val="0"/>
-        </w:rPr>
-        <w:t>The supplied interest scores are fictional; the specification does not establish genuine learner preferences.</w:t>
-      </w:r>
-    </w:p>
-    <w:p>
-      <w:pPr>
-        <w:pStyle w:val="Heading3"/>
-      </w:pPr>
-      <w:r>
-        <w:t>Change one thing in the pictured case</w:t>
-      </w:r>
-    </w:p>
-    <w:p>
-      <w:pPr>
-        <w:pStyle w:val="Heading3"/>
-      </w:pPr>
-      <w:r>
-        <w:t>Change one thing</w:t>
-      </w:r>
-    </w:p>
-    <w:p>
-      <w:pPr>
-        <w:spacing w:line="336" w:lineRule="auto" w:after="180"/>
-        <w:shd w:fill="F5F1FB"/>
-      </w:pPr>
-      <w:r>
-        <w:rPr>
-          <w:b w:val="0"/>
-        </w:rPr>
-        <w:t>Change: Reduce the limit from 8 to 5.</w:t>
-      </w:r>
-    </w:p>
-    <w:p>
-      <w:pPr>
-        <w:pStyle w:val="Heading3"/>
-      </w:pPr>
-      <w:r>
-        <w:t>Predicted result</w:t>
-      </w:r>
-    </w:p>
-    <w:p>
-      <w:pPr>
-        <w:spacing w:line="336" w:lineRule="auto" w:after="180"/>
-        <w:shd w:fill="F1F6FC"/>
-      </w:pPr>
-      <w:r>
-        <w:rPr>
-          <w:b/>
-        </w:rPr>
-        <w:t>Prediction</w:t>
-      </w:r>
-      <w:r>
-        <w:rPr>
-          <w:b w:val="0"/>
-        </w:rPr>
-        <w:t>: Return no eligible item.</w:t>
-      </w:r>
-    </w:p>
-    <w:p>
-      <w:pPr>
-        <w:pStyle w:val="Heading3"/>
-      </w:pPr>
-      <w:r>
-        <w:t>Why the result follows</w:t>
-      </w:r>
-    </w:p>
-    <w:p>
-      <w:pPr>
-        <w:spacing w:line="336" w:lineRule="auto" w:after="180"/>
-        <w:shd w:fill="F1F6FC"/>
-      </w:pPr>
-      <w:r>
-        <w:rPr>
-          <w:b w:val="0"/>
-        </w:rPr>
-        <w:t>Reason: All three valid rows take more than five minutes.</w:t>
-      </w:r>
-    </w:p>
-    <w:p>
-      <w:pPr>
-        <w:pStyle w:val="Heading3"/>
-      </w:pPr>
-      <w:r>
-        <w:t>Ask while showing the picture</w:t>
-      </w:r>
-    </w:p>
-    <w:p>
-      <w:pPr>
-        <w:pStyle w:val="Heading3"/>
-      </w:pPr>
-      <w:r>
-        <w:t>Ask while showing the picture · 3</w:t>
-      </w:r>
-    </w:p>
-    <w:p>
-      <w:pPr>
-        <w:spacing w:line="336" w:lineRule="auto" w:after="180"/>
-      </w:pPr>
-      <w:r>
-        <w:rPr>
-          <w:b w:val="0"/>
-        </w:rPr>
-        <w:t xml:space="preserve">Cover the result. Ask learners to name the </w:t>
-      </w:r>
-      <w:r>
-        <w:rPr>
-          <w:b/>
-        </w:rPr>
-        <w:t>input</w:t>
-      </w:r>
-      <w:r>
-        <w:rPr>
-          <w:b w:val="0"/>
-        </w:rPr>
-        <w:t xml:space="preserve">s and predict the next step. Uncover one step, connect the icon to the actual procedure, and explain its </w:t>
-      </w:r>
-      <w:r>
-        <w:rPr>
-          <w:b/>
-        </w:rPr>
-        <w:t>evidence</w:t>
-      </w:r>
-      <w:r>
-        <w:rPr>
-          <w:b w:val="0"/>
-        </w:rPr>
-        <w:t>. Then change the supplied condition and compare.</w:t>
-      </w:r>
-    </w:p>
-    <w:p>
-      <w:pPr>
-        <w:spacing w:line="336" w:lineRule="auto" w:after="180"/>
-      </w:pPr>
-      <w:r>
-        <w:rPr>
-          <w:b w:val="0"/>
-        </w:rPr>
-        <w:t>The picture is a representation; it does not document execution of a real AI model.</w:t>
-      </w:r>
-    </w:p>
-    <w:p>
-      <w:pPr>
-        <w:pStyle w:val="Heading1"/>
-      </w:pPr>
-      <w:r>
-        <w:t>03. Demonstrate and guide practice</w:t>
-      </w:r>
-    </w:p>
-    <w:p>
-      <w:r>
-        <w:t>Demonstrate Project Problem and Success Test, reduce support deliberately and check individual reasoning before discussing answers.</w:t>
-      </w:r>
-    </w:p>
-    <w:p>
-      <w:pPr>
-        <w:pStyle w:val="Heading3"/>
-      </w:pPr>
-      <w:r>
-        <w:t>Board sequence</w:t>
-      </w:r>
-    </w:p>
-    <w:p>
-      <w:pPr>
-        <w:pStyle w:val="Heading3"/>
-      </w:pPr>
-      <w:r>
-        <w:t>1. Put the facts on the board</w:t>
-      </w:r>
-    </w:p>
-    <w:p>
-      <w:pPr>
-        <w:spacing w:line="336" w:lineRule="auto" w:after="180"/>
-        <w:shd w:fill="F4F9FC"/>
-      </w:pPr>
-      <w:r>
-        <w:rPr>
-          <w:b w:val="0"/>
-        </w:rPr>
-        <w:t>Write the given facts: A project recommends from ten approved books using genre and length.</w:t>
-      </w:r>
-    </w:p>
-    <w:p>
-      <w:pPr>
-        <w:pStyle w:val="Heading3"/>
-      </w:pPr>
-      <w:r>
-        <w:t>2. State the decision to explain</w:t>
-      </w:r>
-    </w:p>
-    <w:p>
-      <w:pPr>
-        <w:spacing w:line="336" w:lineRule="auto" w:after="180"/>
-        <w:shd w:fill="F4F9FC"/>
-      </w:pPr>
-      <w:r>
-        <w:rPr>
-          <w:b w:val="0"/>
-        </w:rPr>
-        <w:t xml:space="preserve">Write the question to explain: Define </w:t>
-      </w:r>
-      <w:r>
-        <w:rPr>
-          <w:b/>
-        </w:rPr>
-        <w:t>acceptance test</w:t>
-      </w:r>
-      <w:r>
-        <w:rPr>
-          <w:b w:val="0"/>
-        </w:rPr>
-        <w:t>s.</w:t>
-      </w:r>
-    </w:p>
-    <w:p>
-      <w:pPr>
-        <w:pStyle w:val="Heading3"/>
-      </w:pPr>
-      <w:r>
-        <w:t>3. Reveal the worked reasoning</w:t>
-      </w:r>
-    </w:p>
-    <w:p>
-      <w:pPr>
-        <w:spacing w:line="336" w:lineRule="auto" w:after="180"/>
-        <w:shd w:fill="F1F6FC"/>
-      </w:pPr>
-      <w:r>
-        <w:rPr>
-          <w:b w:val="0"/>
-        </w:rPr>
-        <w:t xml:space="preserve">Reveal after </w:t>
-      </w:r>
-      <w:r>
-        <w:rPr>
-          <w:b/>
-        </w:rPr>
-        <w:t>prediction</w:t>
-      </w:r>
-      <w:r>
-        <w:rPr>
-          <w:b w:val="0"/>
-        </w:rPr>
-        <w:t>s: Verify book existence, hard constraints, correct scoring explanations, tie handling and no-match behaviour on predefined requests.</w:t>
-      </w:r>
-    </w:p>
-    <w:p>
-      <w:pPr>
-        <w:pStyle w:val="Heading3"/>
-      </w:pPr>
-      <w:r>
-        <w:t>Hold back the independent task</w:t>
-      </w:r>
-    </w:p>
-    <w:p>
-      <w:pPr>
-        <w:spacing w:line="336" w:lineRule="auto" w:after="180"/>
-        <w:shd w:fill="FFF5E6"/>
-      </w:pPr>
-      <w:r>
-        <w:rPr>
-          <w:b w:val="0"/>
-        </w:rPr>
-        <w:t>Keep for an independent attempt: Define a testable goal for a book recommender serving readers who want short space books. Include a concrete success condition.</w:t>
-      </w:r>
-    </w:p>
-    <w:p>
-      <w:pPr>
-        <w:pStyle w:val="Heading3"/>
-      </w:pPr>
-      <w:r>
-        <w:t>Classroom dialogue</w:t>
-      </w:r>
-    </w:p>
-    <w:p>
-      <w:pPr>
-        <w:pStyle w:val="Heading3"/>
-      </w:pPr>
-      <w:r>
-        <w:t>Ask the class</w:t>
-      </w:r>
-    </w:p>
-    <w:p>
-      <w:pPr>
-        <w:spacing w:line="336" w:lineRule="auto" w:after="180"/>
-        <w:shd w:fill="F5F1FB"/>
-      </w:pPr>
-      <w:r>
-        <w:rPr>
-          <w:b w:val="0"/>
-        </w:rPr>
-        <w:t>Ask: Which facts are given, and which would we have to assume? Learners mark relevant details before discussing answers.</w:t>
-      </w:r>
-    </w:p>
-    <w:p>
-      <w:pPr>
-        <w:pStyle w:val="Heading3"/>
-      </w:pPr>
-      <w:r>
-        <w:t>Language to model</w:t>
-      </w:r>
-    </w:p>
-    <w:p>
-      <w:pPr>
-        <w:spacing w:line="336" w:lineRule="auto" w:after="180"/>
-        <w:shd w:fill="F1F6F8"/>
-      </w:pPr>
-      <w:r>
-        <w:rPr>
-          <w:b w:val="0"/>
-        </w:rPr>
-        <w:t>Say: Predict first. Show the rule, information path or calculation that would produce the result. A correct guess is not yet an explanation.</w:t>
-      </w:r>
-    </w:p>
-    <w:p>
-      <w:pPr>
-        <w:spacing w:line="336" w:lineRule="auto" w:after="180"/>
       </w:pPr>
       <w:r>
         <w:rPr>
           <w:b w:val="0"/>
         </w:rPr>
         <w:t>Reveal reasoning one step at a time. Explain why a tempting alternative fails. Write units and denominators for arithmetic, trace conditions for decisions, and identify supporting sources for claims.</w:t>
-      </w:r>
-    </w:p>
-    <w:p>
-      <w:pPr>
-        <w:spacing w:line="336" w:lineRule="auto" w:after="180"/>
-      </w:pPr>
-      <w:r>
-        <w:rPr>
-          <w:b w:val="0"/>
-        </w:rPr>
-        <w:t xml:space="preserve">In pairs, one learner solves while the other checks </w:t>
-      </w:r>
-      <w:r>
-        <w:rPr>
-          <w:b/>
-        </w:rPr>
-        <w:t>evidence</w:t>
-      </w:r>
-      <w:r>
-        <w:rPr>
-          <w:b w:val="0"/>
-        </w:rPr>
-        <w:t>; exchange roles. Remove the worked answer before independent assessment.</w:t>
       </w:r>
     </w:p>
     <w:p>
@@ -3070,550 +3679,122 @@
         <w:pStyle w:val="Heading3"/>
       </w:pPr>
       <w:r>
-        <w:t>Completion practice</w:t>
+        <w:t>Individual reasoning check</w:t>
+      </w:r>
+    </w:p>
+    <w:p>
+      <w:pPr>
+        <w:pStyle w:val="Heading3"/>
+      </w:pPr>
+      <w:r>
+        <w:t>Connected teaching cycle: A reproducible data investigation</w:t>
+      </w:r>
+    </w:p>
+    <w:p>
+      <w:pPr>
+        <w:pStyle w:val="Heading3"/>
+      </w:pPr>
+      <w:r>
+        <w:t>Pictorial practice question</w:t>
+      </w:r>
+    </w:p>
+    <w:p>
+      <w:pPr>
+        <w:pStyle w:val="Heading3"/>
+      </w:pPr>
+      <w:r>
+        <w:t>Reasoned teacher answer</w:t>
+      </w:r>
+    </w:p>
+    <w:p>
+      <w:pPr>
+        <w:pStyle w:val="Heading1"/>
+      </w:pPr>
+      <w:r>
+        <w:t>04. Run the supplied main investigation</w:t>
+      </w:r>
+    </w:p>
+    <w:p>
+      <w:r>
+        <w:t>Keep the selected independent task out of shared practice.</w:t>
+      </w:r>
+    </w:p>
+    <w:p>
+      <w:pPr>
+        <w:pStyle w:val="Heading2"/>
+      </w:pPr>
+      <w:r>
+        <w:t>Supplied records and answer guidance</w:t>
       </w:r>
     </w:p>
     <w:p>
       <w:pPr>
         <w:spacing w:line="336" w:lineRule="auto" w:after="180"/>
-        <w:shd w:fill="F5F1FB"/>
-      </w:pPr>
-      <w:r>
-        <w:rPr>
-          <w:b w:val="0"/>
-        </w:rPr>
-        <w:t>Completion task: Give a tie case for A and B with score 8 each and valid durations.</w:t>
-      </w:r>
-    </w:p>
-    <w:p>
-      <w:pPr>
-        <w:pStyle w:val="Heading3"/>
-      </w:pPr>
-      <w:r>
-        <w:t>Reasoning to listen for</w:t>
+      </w:pPr>
+      <w:r>
+        <w:rPr>
+          <w:b w:val="0"/>
+        </w:rPr>
+        <w:t>Main lab: A scores 8 and meets the 20-minute limit. B scores 15 but takes 21 minutes and is ineligible. C scores 8 and qualifies; A wins the name tie. Test order reversal, equality, no match, duplicate-name rejection, Boolean rejection and invalid requests. In the separate picture, limit 8 selects A by ID; limit 5 returns no eligible item.</w:t>
       </w:r>
     </w:p>
     <w:p>
       <w:pPr>
         <w:spacing w:line="336" w:lineRule="auto" w:after="180"/>
-        <w:shd w:fill="F1F6FC"/>
-      </w:pPr>
-      <w:r>
-        <w:rPr>
-          <w:b w:val="0"/>
-        </w:rPr>
-        <w:t xml:space="preserve">Teacher check: With both eligible, choose A alphabetically regardless of </w:t>
-      </w:r>
-      <w:r>
-        <w:rPr>
-          <w:b/>
-        </w:rPr>
-        <w:t>input</w:t>
-      </w:r>
-      <w:r>
-        <w:rPr>
-          <w:b w:val="0"/>
-        </w:rPr>
-        <w:t xml:space="preserve"> order.</w:t>
-      </w:r>
-    </w:p>
-    <w:p>
-      <w:pPr>
-        <w:spacing w:line="336" w:lineRule="auto" w:after="180"/>
-      </w:pPr>
-      <w:r>
-        <w:rPr>
-          <w:b w:val="0"/>
-        </w:rPr>
-        <w:t xml:space="preserve">Start by identifying the given </w:t>
-      </w:r>
-      <w:r>
-        <w:rPr>
-          <w:b/>
-        </w:rPr>
-        <w:t>input</w:t>
-      </w:r>
-      <w:r>
-        <w:rPr>
-          <w:b w:val="0"/>
-        </w:rPr>
-        <w:t>s together. Leave the intermediate steps blank. If needed, model one step, then withdraw that help on the next step. Move to a full trace only when the partial trace is understood.</w:t>
-      </w:r>
-    </w:p>
-    <w:p>
-      <w:pPr>
-        <w:spacing w:line="336" w:lineRule="auto" w:after="180"/>
-      </w:pPr>
-      <w:r>
-        <w:rPr>
-          <w:b w:val="0"/>
-        </w:rPr>
-        <w:t>For partners, alternate explainer and checker; collect a response from every learner before discussion.</w:t>
-      </w:r>
-    </w:p>
-    <w:p>
-      <w:pPr>
-        <w:pStyle w:val="Heading3"/>
-      </w:pPr>
-      <w:r>
-        <w:t>Individual reasoning check</w:t>
-      </w:r>
-    </w:p>
-    <w:p>
-      <w:pPr>
-        <w:spacing w:line="336" w:lineRule="auto" w:after="180"/>
-      </w:pPr>
-      <w:r>
-        <w:rPr>
-          <w:b w:val="0"/>
-        </w:rPr>
-        <w:t>Use the worked case for Planning the application. Proposed explanation: “A successful run proves the conclusion”. Decide whether this explanation is supported.</w:t>
-      </w:r>
-    </w:p>
-    <w:p>
-      <w:pPr>
-        <w:spacing w:line="336" w:lineRule="auto" w:after="180"/>
-      </w:pPr>
-      <w:r>
-        <w:rPr>
-          <w:b w:val="0"/>
-        </w:rPr>
-        <w:t>Point to the step or supplied fact that decides; explain your repair if needed.</w:t>
-      </w:r>
-    </w:p>
-    <w:p>
-      <w:pPr>
-        <w:pStyle w:val="Heading3"/>
-      </w:pPr>
-      <w:r>
-        <w:t>Expected repair</w:t>
-      </w:r>
-    </w:p>
-    <w:p>
-      <w:pPr>
-        <w:spacing w:line="336" w:lineRule="auto" w:after="180"/>
-        <w:shd w:fill="F1F6FC"/>
-      </w:pPr>
-      <w:r>
-        <w:rPr>
-          <w:b w:val="0"/>
-        </w:rPr>
-        <w:t xml:space="preserve">Expected correction: The </w:t>
-      </w:r>
-      <w:r>
-        <w:rPr>
-          <w:b/>
-        </w:rPr>
-        <w:t>scope</w:t>
-      </w:r>
-      <w:r>
-        <w:rPr>
-          <w:b w:val="0"/>
-        </w:rPr>
-        <w:t xml:space="preserve"> is a rule-based </w:t>
-      </w:r>
-      <w:r>
-        <w:rPr>
-          <w:b/>
-        </w:rPr>
-        <w:t>prototype</w:t>
-      </w:r>
-      <w:r>
-        <w:rPr>
-          <w:b w:val="0"/>
-        </w:rPr>
-        <w:t xml:space="preserve"> using fictional ratings. It does not demonstrate personalized learning impact or a trained AI model.</w:t>
-      </w:r>
-    </w:p>
-    <w:p>
-      <w:pPr>
-        <w:spacing w:line="336" w:lineRule="auto" w:after="180"/>
-        <w:shd w:fill="F1F6FC"/>
-      </w:pPr>
-      <w:r>
-        <w:rPr>
-          <w:b w:val="0"/>
-        </w:rPr>
-        <w:t xml:space="preserve">A clear </w:t>
-      </w:r>
-      <w:r>
-        <w:rPr>
-          <w:b/>
-        </w:rPr>
-        <w:t>non-goal</w:t>
-      </w:r>
-      <w:r>
-        <w:rPr>
-          <w:b w:val="0"/>
-        </w:rPr>
-        <w:t xml:space="preserve"> protects students from building an untestable or overly broad project.</w:t>
-      </w:r>
-    </w:p>
-    <w:p>
-      <w:pPr>
-        <w:spacing w:line="336" w:lineRule="auto" w:after="180"/>
-      </w:pPr>
-      <w:r>
-        <w:rPr>
-          <w:b w:val="0"/>
-        </w:rPr>
-        <w:t>Collect explanations, not only yes/no votes. If a misunderstanding is common, re-model the relevant step for the class.</w:t>
-      </w:r>
-    </w:p>
-    <w:p>
-      <w:pPr>
-        <w:spacing w:line="336" w:lineRule="auto" w:after="180"/>
-      </w:pPr>
-      <w:r>
-        <w:rPr>
-          <w:b w:val="0"/>
-        </w:rPr>
-        <w:t>If it affects a few learners, give a short targeted group explanation while others solve a more demanding variation.</w:t>
-      </w:r>
-    </w:p>
-    <w:p>
-      <w:pPr>
-        <w:pStyle w:val="Heading3"/>
-      </w:pPr>
-      <w:r>
-        <w:t>Connected teaching cycle: A reproducible data investigation</w:t>
-      </w:r>
-    </w:p>
-    <w:p>
-      <w:pPr>
-        <w:spacing w:line="336" w:lineRule="auto" w:after="180"/>
-      </w:pPr>
-      <w:r>
-        <w:rPr>
-          <w:b w:val="0"/>
-        </w:rPr>
-        <w:t>Target: Write a reproducible data question</w:t>
-      </w:r>
-    </w:p>
-    <w:p>
-      <w:pPr>
-        <w:spacing w:line="336" w:lineRule="auto" w:after="180"/>
-      </w:pPr>
-      <w:r>
-        <w:rPr>
-          <w:b w:val="0"/>
-        </w:rPr>
-        <w:t>Reserve further sessions for this topic; the 135-minute primary plan does not absorb all added content.</w:t>
-      </w:r>
-    </w:p>
-    <w:p>
-      <w:pPr>
-        <w:spacing w:line="336" w:lineRule="auto" w:after="180"/>
-      </w:pPr>
-      <w:r>
-        <w:rPr>
-          <w:b w:val="0"/>
-        </w:rPr>
-        <w:t>Completion practice: Classify 0, None, -2 and 60 under the schema.</w:t>
-      </w:r>
-    </w:p>
-    <w:p>
-      <w:pPr>
-        <w:pStyle w:val="Heading3"/>
-      </w:pPr>
-      <w:r>
-        <w:t>Reasoning to listen for</w:t>
-      </w:r>
-    </w:p>
-    <w:p>
-      <w:pPr>
-        <w:spacing w:line="336" w:lineRule="auto" w:after="180"/>
-        <w:shd w:fill="F1F6FC"/>
-      </w:pPr>
-      <w:r>
-        <w:rPr>
-          <w:b w:val="0"/>
-        </w:rPr>
-        <w:t>Teacher check: 0 and 60 accepted; None missing/unknown and -2 out of range are rejected.</w:t>
-      </w:r>
-    </w:p>
-    <w:p>
-      <w:pPr>
-        <w:spacing w:line="336" w:lineRule="auto" w:after="180"/>
-      </w:pPr>
-      <w:r>
-        <w:rPr>
-          <w:b w:val="0"/>
-        </w:rPr>
-        <w:t xml:space="preserve">Individual check: For A reproducible data </w:t>
-      </w:r>
-      <w:r>
-        <w:rPr>
-          <w:b/>
-        </w:rPr>
-        <w:t>investigation</w:t>
-      </w:r>
-      <w:r>
-        <w:rPr>
-          <w:b w:val="0"/>
-        </w:rPr>
-        <w:t>, use its worked case to evaluate this proposed explanation: “A successful run proves the conclusion”. Explain the deciding step.</w:t>
-      </w:r>
-    </w:p>
-    <w:p>
-      <w:pPr>
-        <w:pStyle w:val="Heading3"/>
-      </w:pPr>
-      <w:r>
-        <w:t>Expected repair</w:t>
-      </w:r>
-    </w:p>
-    <w:p>
-      <w:pPr>
-        <w:spacing w:line="336" w:lineRule="auto" w:after="180"/>
-        <w:shd w:fill="F1F6FC"/>
-      </w:pPr>
-      <w:r>
-        <w:rPr>
-          <w:b w:val="0"/>
-        </w:rPr>
-        <w:t xml:space="preserve">Expected correction: Missing or invalid durations might belong to unusually long sessions. The accepted mean may therefore differ from the full group's mean. Do not make a causal claim from this descriptive </w:t>
-      </w:r>
-      <w:r>
-        <w:rPr>
-          <w:b/>
-        </w:rPr>
-        <w:t>investigation</w:t>
-      </w:r>
-      <w:r>
-        <w:rPr>
-          <w:b w:val="0"/>
-        </w:rPr>
-        <w:t>.</w:t>
-      </w:r>
-    </w:p>
-    <w:p>
-      <w:pPr>
-        <w:spacing w:line="336" w:lineRule="auto" w:after="180"/>
-      </w:pPr>
-      <w:r>
-        <w:rPr>
-          <w:b w:val="0"/>
-        </w:rPr>
-        <w:t>Apply the same support, independent transfer and delayed-review decisions to the named connected-topic workbook tasks.</w:t>
-      </w:r>
-    </w:p>
-    <w:p>
-      <w:pPr>
-        <w:pStyle w:val="Heading3"/>
-      </w:pPr>
-      <w:r>
-        <w:t>Pictorial practice question</w:t>
-      </w:r>
-    </w:p>
-    <w:p>
-      <w:pPr>
-        <w:spacing w:line="336" w:lineRule="auto" w:after="180"/>
-      </w:pPr>
-      <w:r>
-        <w:rPr>
-          <w:b w:val="0"/>
-        </w:rPr>
-        <w:t xml:space="preserve">Write an equality test and explain which </w:t>
-      </w:r>
-      <w:r>
-        <w:rPr>
-          <w:b/>
-        </w:rPr>
-        <w:t>requirement</w:t>
-      </w:r>
-      <w:r>
-        <w:rPr>
-          <w:b w:val="0"/>
-        </w:rPr>
-        <w:t xml:space="preserve"> it checks.</w:t>
-      </w:r>
-    </w:p>
-    <w:p>
-      <w:pPr>
-        <w:pStyle w:val="Heading3"/>
-      </w:pPr>
-      <w:r>
-        <w:t>Reasoned teacher answer</w:t>
-      </w:r>
-    </w:p>
-    <w:p>
-      <w:pPr>
-        <w:spacing w:line="336" w:lineRule="auto" w:after="180"/>
-      </w:pPr>
-      <w:r>
-        <w:rPr>
-          <w:b w:val="0"/>
-        </w:rPr>
-        <w:t>Limit 8 with A taking 8 must include A; it checks that time eligibility uses &lt;= rather than &lt;.</w:t>
-      </w:r>
-    </w:p>
-    <w:p>
-      <w:pPr>
-        <w:spacing w:line="336" w:lineRule="auto" w:after="180"/>
-      </w:pPr>
-      <w:r>
-        <w:rPr>
-          <w:b w:val="0"/>
-        </w:rPr>
-        <w:t>Changed-case reasoning: Return no eligible item. All three valid rows take more than five minutes.</w:t>
-      </w:r>
-    </w:p>
-    <w:p>
-      <w:pPr>
-        <w:spacing w:line="336" w:lineRule="auto" w:after="180"/>
-      </w:pPr>
-      <w:r>
-        <w:rPr>
-          <w:b w:val="0"/>
-        </w:rPr>
-        <w:t xml:space="preserve">Collect each learner’s explanation before discussion. Use the first missing connection between </w:t>
-      </w:r>
-      <w:r>
-        <w:rPr>
-          <w:b/>
-        </w:rPr>
-        <w:t>input</w:t>
-      </w:r>
-      <w:r>
-        <w:rPr>
-          <w:b w:val="0"/>
-        </w:rPr>
-        <w:t xml:space="preserve">, deciding step and result to choose support. This question is worked-case practice, not fresh mastery </w:t>
-      </w:r>
-      <w:r>
-        <w:rPr>
-          <w:b/>
-        </w:rPr>
-        <w:t>evidence</w:t>
-      </w:r>
-      <w:r>
-        <w:rPr>
-          <w:b w:val="0"/>
-        </w:rPr>
-        <w:t>.</w:t>
-      </w:r>
-    </w:p>
-    <w:p>
-      <w:pPr>
-        <w:pStyle w:val="Heading1"/>
-      </w:pPr>
-      <w:r>
-        <w:t>04. Run the weekly evidence lab</w:t>
-      </w:r>
-    </w:p>
-    <w:p>
-      <w:r>
-        <w:t>Run the Project Problem and Success Test investigation and use the first unsupported step to choose a teaching response.</w:t>
-      </w:r>
-    </w:p>
-    <w:p>
-      <w:pPr>
-        <w:spacing w:line="336" w:lineRule="auto" w:after="180"/>
-      </w:pPr>
-      <w:r>
-        <w:rPr>
-          <w:b w:val="0"/>
-        </w:rPr>
-        <w:t>Words You Can Use to Reason</w:t>
-      </w:r>
-    </w:p>
-    <w:p>
-      <w:pPr>
-        <w:spacing w:line="336" w:lineRule="auto" w:after="180"/>
-      </w:pPr>
-      <w:r>
-        <w:rPr>
-          <w:b w:val="0"/>
-        </w:rPr>
-        <w:t>A definition matters when you can recognize the idea, use it, and contrast it with a near-miss.</w:t>
-      </w:r>
-    </w:p>
-    <w:p>
-      <w:pPr>
-        <w:spacing w:line="336" w:lineRule="auto" w:after="180"/>
-      </w:pPr>
-      <w:r>
-        <w:rPr>
-          <w:b w:val="0"/>
-        </w:rPr>
+      </w:pPr>
+      <w:r>
+        <w:rPr>
+          <w:b w:val="0"/>
+        </w:rPr>
+        <w:t>Duration extension accepts 10, 0, 20: count 3, sum 30, mean 10. Adding 30 gives count 4, sum 60, mean 15. Reserve the 15-minute independent plan.</w:t>
+      </w:r>
+    </w:p>
+    <w:p>
+      <w:pPr>
+        <w:pStyle w:val="Heading2"/>
+      </w:pPr>
+      <w:r>
+        <w:t>Predict, investigate and record</w:t>
+      </w:r>
+    </w:p>
+    <w:p>
+      <w:pPr>
+        <w:pStyle w:val="ListNumber"/>
+      </w:pPr>
+      <w:r>
         <w:t>Predict → Test → Record → Explain</w:t>
       </w:r>
     </w:p>
     <w:p>
       <w:pPr>
-        <w:spacing w:line="336" w:lineRule="auto" w:after="180"/>
-      </w:pPr>
-      <w:r>
-        <w:rPr>
-          <w:b w:val="0"/>
-        </w:rPr>
+        <w:pStyle w:val="ListNumber"/>
+      </w:pPr>
+      <w:r>
         <w:t>Keep expected and actual results separate. Surprises are useful data when recorded honestly.</w:t>
       </w:r>
     </w:p>
     <w:p>
       <w:pPr>
-        <w:spacing w:line="336" w:lineRule="auto" w:after="180"/>
-      </w:pPr>
-      <w:r>
-        <w:rPr>
-          <w:b w:val="0"/>
-        </w:rPr>
-        <w:t>Interview a reader, write one need statement, define three measurable tests and two out-of-</w:t>
-      </w:r>
-      <w:r>
-        <w:rPr>
-          <w:b/>
-        </w:rPr>
-        <w:t>scope</w:t>
-      </w:r>
-      <w:r>
-        <w:rPr>
-          <w:b w:val="0"/>
-        </w:rPr>
-        <w:t xml:space="preserve"> items, then peer-review for testability.</w:t>
-      </w:r>
-    </w:p>
-    <w:p>
-      <w:pPr>
-        <w:spacing w:line="336" w:lineRule="auto" w:after="180"/>
-        <w:shd w:fill="F5F1FB"/>
-      </w:pPr>
-      <w:r>
-        <w:rPr>
-          <w:b w:val="0"/>
-        </w:rPr>
+        <w:pStyle w:val="ListNumber"/>
+      </w:pPr>
+      <w:r>
+        <w:t>Use the supplied fictional teacher/session card and records. Write measurable requirements, concrete acceptance inputs and expected outcomes before implementation. Peer-review the plan without interviewing or collecting personal reader data.</w:t>
+      </w:r>
+    </w:p>
+    <w:p>
+      <w:pPr>
+        <w:pStyle w:val="ListNumber"/>
+      </w:pPr>
+      <w:r>
         <w:t>What did the hardest test teach you that the normal test did not?</w:t>
       </w:r>
     </w:p>
     <w:p>
       <w:pPr>
-        <w:pStyle w:val="Heading3"/>
-      </w:pPr>
-      <w:r>
-        <w:t>Make the lab runnable</w:t>
-      </w:r>
-    </w:p>
-    <w:p>
-      <w:pPr>
-        <w:spacing w:line="336" w:lineRule="auto" w:after="180"/>
-      </w:pPr>
-      <w:r>
-        <w:rPr>
-          <w:b w:val="0"/>
-        </w:rPr>
-        <w:t>Use the concrete case as the shared normal case and the independent question as a second case. Each pair creates a boundary or missing-information case and predicts its result before testing.</w:t>
-      </w:r>
-    </w:p>
-    <w:p>
-      <w:pPr>
-        <w:spacing w:line="336" w:lineRule="auto" w:after="180"/>
-      </w:pPr>
-      <w:r>
-        <w:rPr>
-          <w:b w:val="0"/>
-        </w:rPr>
-        <w:t>Keep the expected result separate from an observed mistake.</w:t>
+        <w:pStyle w:val="Heading2"/>
+      </w:pPr>
+      <w:r>
+        <w:t>Keep the evidence</w:t>
       </w:r>
     </w:p>
     <w:tbl>
@@ -3764,10 +3945,10 @@
     </w:tbl>
     <w:p>
       <w:pPr>
-        <w:pStyle w:val="Heading3"/>
-      </w:pPr>
-      <w:r>
-        <w:t>Diagnose and reteach</w:t>
+        <w:pStyle w:val="Heading2"/>
+      </w:pPr>
+      <w:r>
+        <w:t>Main misconceptions</w:t>
       </w:r>
     </w:p>
     <w:p>
@@ -3778,7 +3959,31 @@
         <w:rPr>
           <w:b w:val="0"/>
         </w:rPr>
-        <w:t>For guessing, return to given facts and request a trace. For vocabulary without application, use one example and one non-example. For arithmetic errors, check the setup before the calculation.</w:t>
+        <w:t xml:space="preserve">A successful run proves the conclusion: The </w:t>
+      </w:r>
+      <w:r>
+        <w:rPr>
+          <w:b/>
+        </w:rPr>
+        <w:t>scope</w:t>
+      </w:r>
+      <w:r>
+        <w:rPr>
+          <w:b w:val="0"/>
+        </w:rPr>
+        <w:t xml:space="preserve"> is a rule-based </w:t>
+      </w:r>
+      <w:r>
+        <w:rPr>
+          <w:b/>
+        </w:rPr>
+        <w:t>prototype</w:t>
+      </w:r>
+      <w:r>
+        <w:rPr>
+          <w:b w:val="0"/>
+        </w:rPr>
+        <w:t xml:space="preserve"> using fictional ratings. It does not demonstrate personalized learning impact or a trained AI model.</w:t>
       </w:r>
     </w:p>
     <w:p>
@@ -3789,15 +3994,19 @@
         <w:rPr>
           <w:b w:val="0"/>
         </w:rPr>
-        <w:t>Finish with a different uncoached case before recording mastery.</w:t>
-      </w:r>
-    </w:p>
-    <w:p>
-      <w:pPr>
-        <w:pStyle w:val="Heading3"/>
-      </w:pPr>
-      <w:r>
-        <w:t>Address these additional misconceptions</w:t>
+        <w:t xml:space="preserve">A clear </w:t>
+      </w:r>
+      <w:r>
+        <w:rPr>
+          <w:b/>
+        </w:rPr>
+        <w:t>non-goal</w:t>
+      </w:r>
+      <w:r>
+        <w:rPr>
+          <w:b w:val="0"/>
+        </w:rPr>
+        <w:t xml:space="preserve"> protects students from building an untestable or overly broad project.</w:t>
       </w:r>
     </w:p>
     <w:p>
@@ -3808,31 +4017,31 @@
         <w:rPr>
           <w:b w:val="0"/>
         </w:rPr>
-        <w:t xml:space="preserve">A successful run proves the conclusion: The </w:t>
+        <w:t xml:space="preserve">Matching the example is enough: Require the new W4 case, explicit </w:t>
       </w:r>
       <w:r>
         <w:rPr>
           <w:b/>
         </w:rPr>
-        <w:t>scope</w:t>
-      </w:r>
-      <w:r>
-        <w:rPr>
-          <w:b w:val="0"/>
-        </w:rPr>
-        <w:t xml:space="preserve"> is a rule-based </w:t>
+        <w:t>prediction</w:t>
+      </w:r>
+      <w:r>
+        <w:rPr>
+          <w:b w:val="0"/>
+        </w:rPr>
+        <w:t>s and an explanation. Fresh retry: plan a 10-minute chooser with boundary 10/11, duplicate-name rejection and an empty-</w:t>
       </w:r>
       <w:r>
         <w:rPr>
           <w:b/>
         </w:rPr>
-        <w:t>prototype</w:t>
-      </w:r>
-      <w:r>
-        <w:rPr>
-          <w:b w:val="0"/>
-        </w:rPr>
-        <w:t xml:space="preserve"> using fictional ratings. It does not demonstrate personalized learning impact or a trained AI model.</w:t>
+        <w:t>input</w:t>
+      </w:r>
+      <w:r>
+        <w:rPr>
+          <w:b w:val="0"/>
+        </w:rPr>
+        <w:t xml:space="preserve"> case.</w:t>
       </w:r>
     </w:p>
     <w:p>
@@ -3843,19 +4052,42 @@
         <w:rPr>
           <w:b w:val="0"/>
         </w:rPr>
-        <w:t xml:space="preserve">A clear </w:t>
+        <w:t>Collect the plan before implementation.</w:t>
+      </w:r>
+    </w:p>
+    <w:p>
+      <w:pPr>
+        <w:spacing w:line="336" w:lineRule="auto" w:after="180"/>
+      </w:pPr>
+      <w:r>
+        <w:rPr>
+          <w:b w:val="0"/>
+        </w:rPr>
+        <w:t xml:space="preserve">A convenient shortcut preserves meaning: A </w:t>
       </w:r>
       <w:r>
         <w:rPr>
           <w:b/>
         </w:rPr>
-        <w:t>non-goal</w:t>
-      </w:r>
-      <w:r>
-        <w:rPr>
-          <w:b w:val="0"/>
-        </w:rPr>
-        <w:t xml:space="preserve"> protects students from building an untestable or overly broad project.</w:t>
+        <w:t>requirement</w:t>
+      </w:r>
+      <w:r>
+        <w:rPr>
+          <w:b w:val="0"/>
+        </w:rPr>
+        <w:t xml:space="preserve"> such as make a smart choice cannot be tested precisely. Replace it with a stated score, limit, tie rule and </w:t>
+      </w:r>
+      <w:r>
+        <w:rPr>
+          <w:b/>
+        </w:rPr>
+        <w:t>output</w:t>
+      </w:r>
+      <w:r>
+        <w:rPr>
+          <w:b w:val="0"/>
+        </w:rPr>
+        <w:t xml:space="preserve"> explanation.</w:t>
       </w:r>
     </w:p>
     <w:p>
@@ -3866,93 +4098,12 @@
         <w:rPr>
           <w:b w:val="0"/>
         </w:rPr>
-        <w:t xml:space="preserve">Matching the example is enough: Require the new W4 case, explicit </w:t>
+        <w:t xml:space="preserve">If real feedback later changes the policy, record a versioned change rather than rewriting previous </w:t>
       </w:r>
       <w:r>
         <w:rPr>
           <w:b/>
         </w:rPr>
-        <w:t>prediction</w:t>
-      </w:r>
-      <w:r>
-        <w:rPr>
-          <w:b w:val="0"/>
-        </w:rPr>
-        <w:t>s and an explanation. Fresh retry: plan a 10-minute chooser with boundary 10/11, duplicate-name rejection and an empty-</w:t>
-      </w:r>
-      <w:r>
-        <w:rPr>
-          <w:b/>
-        </w:rPr>
-        <w:t>input</w:t>
-      </w:r>
-      <w:r>
-        <w:rPr>
-          <w:b w:val="0"/>
-        </w:rPr>
-        <w:t xml:space="preserve"> case.</w:t>
-      </w:r>
-    </w:p>
-    <w:p>
-      <w:pPr>
-        <w:spacing w:line="336" w:lineRule="auto" w:after="180"/>
-      </w:pPr>
-      <w:r>
-        <w:rPr>
-          <w:b w:val="0"/>
-        </w:rPr>
-        <w:t>Collect the plan before implementation.</w:t>
-      </w:r>
-    </w:p>
-    <w:p>
-      <w:pPr>
-        <w:spacing w:line="336" w:lineRule="auto" w:after="180"/>
-      </w:pPr>
-      <w:r>
-        <w:rPr>
-          <w:b w:val="0"/>
-        </w:rPr>
-        <w:t xml:space="preserve">A convenient shortcut preserves meaning: A </w:t>
-      </w:r>
-      <w:r>
-        <w:rPr>
-          <w:b/>
-        </w:rPr>
-        <w:t>requirement</w:t>
-      </w:r>
-      <w:r>
-        <w:rPr>
-          <w:b w:val="0"/>
-        </w:rPr>
-        <w:t xml:space="preserve"> such as make a smart choice cannot be tested precisely. Replace it with a stated score, limit, tie rule and </w:t>
-      </w:r>
-      <w:r>
-        <w:rPr>
-          <w:b/>
-        </w:rPr>
-        <w:t>output</w:t>
-      </w:r>
-      <w:r>
-        <w:rPr>
-          <w:b w:val="0"/>
-        </w:rPr>
-        <w:t xml:space="preserve"> explanation.</w:t>
-      </w:r>
-    </w:p>
-    <w:p>
-      <w:pPr>
-        <w:spacing w:line="336" w:lineRule="auto" w:after="180"/>
-      </w:pPr>
-      <w:r>
-        <w:rPr>
-          <w:b w:val="0"/>
-        </w:rPr>
-        <w:t xml:space="preserve">If real feedback later changes the policy, record a versioned change rather than rewriting previous </w:t>
-      </w:r>
-      <w:r>
-        <w:rPr>
-          <w:b/>
-        </w:rPr>
         <w:t>evidence</w:t>
       </w:r>
       <w:r>
@@ -3964,97 +4115,10 @@
     </w:p>
     <w:p>
       <w:pPr>
-        <w:pStyle w:val="Heading3"/>
-      </w:pPr>
-      <w:r>
-        <w:t>Check these misconceptions</w:t>
-      </w:r>
-    </w:p>
-    <w:p>
-      <w:pPr>
-        <w:spacing w:line="336" w:lineRule="auto" w:after="180"/>
-      </w:pPr>
-      <w:r>
-        <w:rPr>
-          <w:b w:val="0"/>
-        </w:rPr>
-        <w:t>A successful run proves the conclusion: Missing or invalid durations might belong to unusually long sessions. The accepted mean may therefore differ from the full group's mean.</w:t>
-      </w:r>
-    </w:p>
-    <w:p>
-      <w:pPr>
-        <w:spacing w:line="336" w:lineRule="auto" w:after="180"/>
-      </w:pPr>
-      <w:r>
-        <w:rPr>
-          <w:b w:val="0"/>
-        </w:rPr>
-        <w:t xml:space="preserve">Do not make a causal claim from this descriptive </w:t>
-      </w:r>
-      <w:r>
-        <w:rPr>
-          <w:b/>
-        </w:rPr>
-        <w:t>investigation</w:t>
-      </w:r>
-      <w:r>
-        <w:rPr>
-          <w:b w:val="0"/>
-        </w:rPr>
-        <w:t>.</w:t>
-      </w:r>
-    </w:p>
-    <w:p>
-      <w:pPr>
-        <w:spacing w:line="336" w:lineRule="auto" w:after="180"/>
-      </w:pPr>
-      <w:r>
-        <w:rPr>
-          <w:b w:val="0"/>
-        </w:rPr>
-        <w:t xml:space="preserve">Matching the example is enough: Require the new W4 case, explicit </w:t>
-      </w:r>
-      <w:r>
-        <w:rPr>
-          <w:b/>
-        </w:rPr>
-        <w:t>prediction</w:t>
-      </w:r>
-      <w:r>
-        <w:rPr>
-          <w:b w:val="0"/>
-        </w:rPr>
-        <w:t>s and an explanation. Fresh retry: [5, None, 15, -1, 10] gives accepted [5,15,10], 2 rejected and mean 10, with coverage 3 of 5.</w:t>
-      </w:r>
-    </w:p>
-    <w:p>
-      <w:pPr>
-        <w:spacing w:line="336" w:lineRule="auto" w:after="180"/>
-      </w:pPr>
-      <w:r>
-        <w:rPr>
-          <w:b w:val="0"/>
-        </w:rPr>
-        <w:t>A convenient shortcut preserves meaning: Dividing the accepted total 30 by all five records gives 6 and answers no clear observed-duration question.</w:t>
-      </w:r>
-    </w:p>
-    <w:p>
-      <w:pPr>
-        <w:spacing w:line="336" w:lineRule="auto" w:after="180"/>
-      </w:pPr>
-      <w:r>
-        <w:rPr>
-          <w:b w:val="0"/>
-        </w:rPr>
-        <w:t>Use the accepted count for this mean, disclose exclusions, and never describe it as the average for every supplied session.</w:t>
-      </w:r>
-    </w:p>
-    <w:p>
-      <w:pPr>
-        <w:pStyle w:val="Heading3"/>
-      </w:pPr>
-      <w:r>
-        <w:t>Match the support to the first error</w:t>
+        <w:pStyle w:val="Heading2"/>
+      </w:pPr>
+      <w:r>
+        <w:t>Choose support</w:t>
       </w:r>
     </w:p>
     <w:tbl>
@@ -4227,15 +4291,654 @@
     </w:p>
     <w:p>
       <w:pPr>
+        <w:pStyle w:val="Heading2"/>
+      </w:pPr>
+      <w:r>
+        <w:t>Extension misconceptions · reference / check after trying</w:t>
+      </w:r>
+    </w:p>
+    <w:p>
+      <w:pPr>
+        <w:spacing w:line="336" w:lineRule="auto" w:after="180"/>
+      </w:pPr>
+      <w:r>
+        <w:rPr>
+          <w:b w:val="0"/>
+        </w:rPr>
+        <w:t>A successful run proves the conclusion: Missing or invalid durations might belong to unusually long sessions. The accepted mean may therefore differ from the full group's mean.</w:t>
+      </w:r>
+    </w:p>
+    <w:p>
+      <w:pPr>
+        <w:spacing w:line="336" w:lineRule="auto" w:after="180"/>
+      </w:pPr>
+      <w:r>
+        <w:rPr>
+          <w:b w:val="0"/>
+        </w:rPr>
+        <w:t xml:space="preserve">Do not make a causal claim from this descriptive </w:t>
+      </w:r>
+      <w:r>
+        <w:rPr>
+          <w:b/>
+        </w:rPr>
+        <w:t>investigation</w:t>
+      </w:r>
+      <w:r>
+        <w:rPr>
+          <w:b w:val="0"/>
+        </w:rPr>
+        <w:t>.</w:t>
+      </w:r>
+    </w:p>
+    <w:p>
+      <w:pPr>
+        <w:spacing w:line="336" w:lineRule="auto" w:after="180"/>
+      </w:pPr>
+      <w:r>
+        <w:rPr>
+          <w:b w:val="0"/>
+        </w:rPr>
+        <w:t xml:space="preserve">Matching the example is enough: Require the new W4 case, explicit </w:t>
+      </w:r>
+      <w:r>
+        <w:rPr>
+          <w:b/>
+        </w:rPr>
+        <w:t>prediction</w:t>
+      </w:r>
+      <w:r>
+        <w:rPr>
+          <w:b w:val="0"/>
+        </w:rPr>
+        <w:t>s and an explanation. Fresh retry: [5, None, 15, -1, 10] gives accepted [5,15,10], 2 rejected and mean 10, with coverage 3 of 5.</w:t>
+      </w:r>
+    </w:p>
+    <w:p>
+      <w:pPr>
+        <w:spacing w:line="336" w:lineRule="auto" w:after="180"/>
+      </w:pPr>
+      <w:r>
+        <w:rPr>
+          <w:b w:val="0"/>
+        </w:rPr>
+        <w:t>A convenient shortcut preserves meaning: Dividing the accepted total 30 by all five records gives 6 and answers no clear observed-duration question.</w:t>
+      </w:r>
+    </w:p>
+    <w:p>
+      <w:pPr>
+        <w:spacing w:line="336" w:lineRule="auto" w:after="180"/>
+      </w:pPr>
+      <w:r>
+        <w:rPr>
+          <w:b w:val="0"/>
+        </w:rPr>
+        <w:t>Use the accepted count for this mean, disclose exclusions, and never describe it as the average for every supplied session.</w:t>
+      </w:r>
+    </w:p>
+    <w:p>
+      <w:pPr>
+        <w:pStyle w:val="Heading2"/>
+      </w:pPr>
+      <w:r>
+        <w:t>Earlier wording, alternatives and picture transcripts · reference / check after trying</w:t>
+      </w:r>
+    </w:p>
+    <w:p>
+      <w:pPr>
+        <w:spacing w:line="336" w:lineRule="auto" w:after="180"/>
+      </w:pPr>
+      <w:r>
+        <w:rPr>
+          <w:b w:val="0"/>
+        </w:rPr>
+        <w:t>Run the weekly evidence lab</w:t>
+      </w:r>
+    </w:p>
+    <w:p>
+      <w:pPr>
+        <w:spacing w:line="336" w:lineRule="auto" w:after="180"/>
+      </w:pPr>
+      <w:r>
+        <w:rPr>
+          <w:b w:val="0"/>
+        </w:rPr>
+        <w:t>Words You Can Use to Reason</w:t>
+      </w:r>
+    </w:p>
+    <w:p>
+      <w:pPr>
+        <w:spacing w:line="336" w:lineRule="auto" w:after="180"/>
+      </w:pPr>
+      <w:r>
+        <w:rPr>
+          <w:b w:val="0"/>
+        </w:rPr>
+        <w:t>A definition matters when you can recognize the idea, use it, and contrast it with a near-miss.</w:t>
+      </w:r>
+    </w:p>
+    <w:p>
+      <w:pPr>
+        <w:pStyle w:val="Heading3"/>
+      </w:pPr>
+      <w:r>
+        <w:t>Make the lab runnable</w:t>
+      </w:r>
+    </w:p>
+    <w:p>
+      <w:pPr>
+        <w:spacing w:line="336" w:lineRule="auto" w:after="180"/>
+      </w:pPr>
+      <w:r>
+        <w:rPr>
+          <w:b w:val="0"/>
+        </w:rPr>
+        <w:t>Use the supplied main investigation for shared practice. Reserve Plan a new chooser independently for the individual first attempt. The named extension has separate tasks and feedback.</w:t>
+      </w:r>
+    </w:p>
+    <w:p>
+      <w:pPr>
+        <w:pStyle w:val="Heading3"/>
+      </w:pPr>
+      <w:r>
+        <w:t>Diagnose and reteach</w:t>
+      </w:r>
+    </w:p>
+    <w:p>
+      <w:pPr>
+        <w:spacing w:line="336" w:lineRule="auto" w:after="180"/>
+      </w:pPr>
+      <w:r>
+        <w:rPr>
+          <w:b w:val="0"/>
+        </w:rPr>
+        <w:t>For guessing, return to given facts and request a trace. For vocabulary without application, use one example and one non-example. For arithmetic errors, check the setup before the calculation.</w:t>
+      </w:r>
+    </w:p>
+    <w:p>
+      <w:pPr>
+        <w:spacing w:line="336" w:lineRule="auto" w:after="180"/>
+      </w:pPr>
+      <w:r>
+        <w:rPr>
+          <w:b w:val="0"/>
+        </w:rPr>
+        <w:t>Finish with a different uncoached case before recording mastery.</w:t>
+      </w:r>
+    </w:p>
+    <w:p>
+      <w:pPr>
+        <w:pStyle w:val="Heading3"/>
+      </w:pPr>
+      <w:r>
+        <w:t>Address these additional misconceptions</w:t>
+      </w:r>
+    </w:p>
+    <w:p>
+      <w:pPr>
+        <w:pStyle w:val="Heading3"/>
+      </w:pPr>
+      <w:r>
+        <w:t>Check these misconceptions</w:t>
+      </w:r>
+    </w:p>
+    <w:p>
+      <w:pPr>
+        <w:pStyle w:val="Heading3"/>
+      </w:pPr>
+      <w:r>
+        <w:t>Match the support to the first error</w:t>
+      </w:r>
+    </w:p>
+    <w:p>
+      <w:pPr>
         <w:pStyle w:val="Heading1"/>
       </w:pPr>
       <w:r>
-        <w:t>05. Assess and explain the answers</w:t>
-      </w:r>
-    </w:p>
-    <w:p>
-      <w:r>
-        <w:t>Use the Project Problem and Success Test questions, teacher keys and criteria after the relevant attempts. Previously discussed cases are practice; protect the separately selected independent task.</w:t>
+        <w:t>05. Assess the selected main independent task</w:t>
+      </w:r>
+    </w:p>
+    <w:p>
+      <w:r>
+        <w:t>Reveal its key after the first attempt; extension tasks have their own keys.</w:t>
+      </w:r>
+    </w:p>
+    <w:p>
+      <w:pPr>
+        <w:pStyle w:val="Heading2"/>
+      </w:pPr>
+      <w:r>
+        <w:t>Selected independent question and key</w:t>
+      </w:r>
+    </w:p>
+    <w:p>
+      <w:pPr>
+        <w:spacing w:line="336" w:lineRule="auto" w:after="180"/>
+      </w:pPr>
+      <w:r>
+        <w:rPr>
+          <w:b w:val="0"/>
+        </w:rPr>
+        <w:t xml:space="preserve">Selected case: Plan a 15-minute fictional club chooser. Specify schema, score, duration limit, tie rule, invalid-data behavior, </w:t>
+      </w:r>
+      <w:r>
+        <w:rPr>
+          <w:b/>
+        </w:rPr>
+        <w:t>output</w:t>
+      </w:r>
+      <w:r>
+        <w:rPr>
+          <w:b w:val="0"/>
+        </w:rPr>
+        <w:t xml:space="preserve"> and three </w:t>
+      </w:r>
+      <w:r>
+        <w:rPr>
+          <w:b/>
+        </w:rPr>
+        <w:t>acceptance case</w:t>
+      </w:r>
+      <w:r>
+        <w:rPr>
+          <w:b w:val="0"/>
+        </w:rPr>
+        <w:t>s.</w:t>
+      </w:r>
+    </w:p>
+    <w:p>
+      <w:pPr>
+        <w:spacing w:line="336" w:lineRule="auto" w:after="180"/>
+      </w:pPr>
+      <w:r>
+        <w:rPr>
+          <w:b w:val="0"/>
+        </w:rPr>
+        <w:t>Retain the stated schema and scoring or justify an explicit alternative. Require boundary 15/16, tie/order and no-match cases with expected results, rejection reasons and human review.</w:t>
+      </w:r>
+    </w:p>
+    <w:p>
+      <w:pPr>
+        <w:pStyle w:val="Heading2"/>
+      </w:pPr>
+      <w:r>
+        <w:t>Judge reasoning and limits</w:t>
+      </w:r>
+    </w:p>
+    <w:tbl>
+      <w:tblPr>
+        <w:tblStyle w:val="LightShading-Accent1"/>
+        <w:tblW w:type="auto" w:w="0"/>
+        <w:tblLook w:firstColumn="1" w:firstRow="1" w:lastColumn="0" w:lastRow="0" w:noHBand="0" w:noVBand="1" w:val="04A0"/>
+      </w:tblPr>
+      <w:tblGrid>
+        <w:gridCol w:w="5112"/>
+        <w:gridCol w:w="5112"/>
+      </w:tblGrid>
+      <w:tr>
+        <w:trPr>
+          <w:tblHeader/>
+        </w:trPr>
+        <w:tc>
+          <w:tcPr>
+            <w:tcW w:type="dxa" w:w="5112"/>
+          </w:tcPr>
+          <w:p>
+            <w:r>
+              <w:t>Dimension</w:t>
+            </w:r>
+          </w:p>
+        </w:tc>
+        <w:tc>
+          <w:tcPr>
+            <w:tcW w:type="dxa" w:w="5112"/>
+          </w:tcPr>
+          <w:p>
+            <w:r>
+              <w:t>Evidence required</w:t>
+            </w:r>
+          </w:p>
+        </w:tc>
+      </w:tr>
+      <w:tr>
+        <w:tc>
+          <w:tcPr>
+            <w:tcW w:type="dxa" w:w="5112"/>
+          </w:tcPr>
+          <w:p>
+            <w:r>
+              <w:t>Explanation</w:t>
+            </w:r>
+          </w:p>
+        </w:tc>
+        <w:tc>
+          <w:tcPr>
+            <w:tcW w:type="dxa" w:w="5112"/>
+          </w:tcPr>
+          <w:p>
+            <w:r>
+              <w:t>Names the applicable idea or procedure and ties it to the supplied facts.</w:t>
+            </w:r>
+          </w:p>
+        </w:tc>
+      </w:tr>
+      <w:tr>
+        <w:tc>
+          <w:tcPr>
+            <w:tcW w:type="dxa" w:w="5112"/>
+          </w:tcPr>
+          <w:p>
+            <w:r>
+              <w:t>Trace and result</w:t>
+            </w:r>
+          </w:p>
+        </w:tc>
+        <w:tc>
+          <w:tcPr>
+            <w:tcW w:type="dxa" w:w="5112"/>
+          </w:tcPr>
+          <w:p>
+            <w:r>
+              <w:t>Preserves the given inputs and shows the relevant intermediate steps; distinguishes a prediction from an observed execution.</w:t>
+            </w:r>
+          </w:p>
+        </w:tc>
+      </w:tr>
+      <w:tr>
+        <w:tc>
+          <w:tcPr>
+            <w:tcW w:type="dxa" w:w="5112"/>
+          </w:tcPr>
+          <w:p>
+            <w:r>
+              <w:t>Limits</w:t>
+            </w:r>
+          </w:p>
+        </w:tc>
+        <w:tc>
+          <w:tcPr>
+            <w:tcW w:type="dxa" w:w="5112"/>
+          </w:tcPr>
+          <w:p>
+            <w:r>
+              <w:t>States the assumptions, missing evidence or conditions under which the result would change.</w:t>
+            </w:r>
+          </w:p>
+        </w:tc>
+      </w:tr>
+    </w:tbl>
+    <w:p>
+      <w:pPr>
+        <w:spacing w:line="336" w:lineRule="auto" w:after="180"/>
+      </w:pPr>
+      <w:r>
+        <w:rPr>
+          <w:b w:val="0"/>
+        </w:rPr>
+        <w:t>Record each dimension as not yet, with support, or independent. Accept a valid alternative procedure with a defensible trace.</w:t>
+      </w:r>
+    </w:p>
+    <w:p>
+      <w:pPr>
+        <w:spacing w:line="336" w:lineRule="auto" w:after="180"/>
+      </w:pPr>
+      <w:r>
+        <w:rPr>
+          <w:b w:val="0"/>
+        </w:rPr>
+        <w:t xml:space="preserve">Do not penalise an honestly recorded model failure if the learner correctly explains its </w:t>
+      </w:r>
+      <w:r>
+        <w:rPr>
+          <w:b/>
+        </w:rPr>
+        <w:t>evidence</w:t>
+      </w:r>
+      <w:r>
+        <w:rPr>
+          <w:b w:val="0"/>
+        </w:rPr>
+        <w:t xml:space="preserve"> and limits.</w:t>
+      </w:r>
+    </w:p>
+    <w:p>
+      <w:pPr>
+        <w:pStyle w:val="Heading2"/>
+      </w:pPr>
+      <w:r>
+        <w:t>Give one repair action</w:t>
+      </w:r>
+    </w:p>
+    <w:p>
+      <w:pPr>
+        <w:spacing w:line="336" w:lineRule="auto" w:after="180"/>
+      </w:pPr>
+      <w:r>
+        <w:rPr>
+          <w:b w:val="0"/>
+        </w:rPr>
+        <w:t>Name the earliest unsupported step and give one action to repair it. Have the learner make that repair now and explain why. Then assess the relevant skill on a fresh, fully specified case.</w:t>
+      </w:r>
+    </w:p>
+    <w:p>
+      <w:pPr>
+        <w:spacing w:line="336" w:lineRule="auto" w:after="180"/>
+      </w:pPr>
+      <w:r>
+        <w:rPr>
+          <w:b w:val="0"/>
+        </w:rPr>
+        <w:t>Confirm it was not previously practised with feedback; solve and check the new case before assigning it. A follow-up design prompt is a starting brief, not automatically an equivalent test.</w:t>
+      </w:r>
+    </w:p>
+    <w:p>
+      <w:pPr>
+        <w:pStyle w:val="Heading2"/>
+      </w:pPr>
+      <w:r>
+        <w:t>W1 Name the user need</w:t>
+      </w:r>
+    </w:p>
+    <w:p>
+      <w:pPr>
+        <w:spacing w:line="336" w:lineRule="auto" w:after="180"/>
+      </w:pPr>
+      <w:r>
+        <w:rPr>
+          <w:b w:val="0"/>
+        </w:rPr>
+        <w:t>State the purpose and decision owner of the worked chooser.</w:t>
+      </w:r>
+    </w:p>
+    <w:p>
+      <w:pPr>
+        <w:spacing w:line="336" w:lineRule="auto" w:after="180"/>
+      </w:pPr>
+      <w:r>
+        <w:rPr>
+          <w:b w:val="0"/>
+        </w:rPr>
+        <w:t>Suggest a suitable eligible activity for a teacher-supervised session; the teacher reviews and decides.</w:t>
+      </w:r>
+    </w:p>
+    <w:p>
+      <w:pPr>
+        <w:pStyle w:val="Heading2"/>
+      </w:pPr>
+      <w:r>
+        <w:t>W2 Write an acceptance case</w:t>
+      </w:r>
+    </w:p>
+    <w:p>
+      <w:pPr>
+        <w:spacing w:line="336" w:lineRule="auto" w:after="180"/>
+      </w:pPr>
+      <w:r>
+        <w:rPr>
+          <w:b w:val="0"/>
+        </w:rPr>
+        <w:t>Give a tie case for A and B with score 8 each and valid durations.</w:t>
+      </w:r>
+    </w:p>
+    <w:p>
+      <w:pPr>
+        <w:spacing w:line="336" w:lineRule="auto" w:after="180"/>
+      </w:pPr>
+      <w:r>
+        <w:rPr>
+          <w:b w:val="0"/>
+        </w:rPr>
+        <w:t xml:space="preserve">With both eligible, choose A alphabetically regardless of </w:t>
+      </w:r>
+      <w:r>
+        <w:rPr>
+          <w:b/>
+        </w:rPr>
+        <w:t>input</w:t>
+      </w:r>
+      <w:r>
+        <w:rPr>
+          <w:b w:val="0"/>
+        </w:rPr>
+        <w:t xml:space="preserve"> order.</w:t>
+      </w:r>
+    </w:p>
+    <w:p>
+      <w:pPr>
+        <w:spacing w:line="336" w:lineRule="auto" w:after="180"/>
+      </w:pPr>
+      <w:r>
+        <w:rPr>
+          <w:b w:val="0"/>
+        </w:rPr>
+        <w:t>Choose two individually valid records with unique names A and B, scores 8 each and durations within the limit. Both survive validation and filtering, then tie on score. The name rule selects A in either order.</w:t>
+      </w:r>
+    </w:p>
+    <w:p>
+      <w:pPr>
+        <w:spacing w:line="336" w:lineRule="auto" w:after="180"/>
+      </w:pPr>
+      <w:r>
+        <w:rPr>
+          <w:b w:val="0"/>
+        </w:rPr>
+        <w:t>Require actual record fields so the proposed test can be reproduced, rather than accepting an unexplained winner name.</w:t>
+      </w:r>
+    </w:p>
+    <w:p>
+      <w:pPr>
+        <w:pStyle w:val="Heading2"/>
+      </w:pPr>
+      <w:r>
+        <w:t>W3 Repair vague scope</w:t>
+      </w:r>
+    </w:p>
+    <w:p>
+      <w:pPr>
+        <w:spacing w:line="336" w:lineRule="auto" w:after="180"/>
+      </w:pPr>
+      <w:r>
+        <w:rPr>
+          <w:b w:val="0"/>
+        </w:rPr>
+        <w:t xml:space="preserve">Replace the </w:t>
+      </w:r>
+      <w:r>
+        <w:rPr>
+          <w:b/>
+        </w:rPr>
+        <w:t>requirement</w:t>
+      </w:r>
+      <w:r>
+        <w:rPr>
+          <w:b w:val="0"/>
+        </w:rPr>
+        <w:t xml:space="preserve"> always choose the best activity with a checkable one.</w:t>
+      </w:r>
+    </w:p>
+    <w:p>
+      <w:pPr>
+        <w:spacing w:line="336" w:lineRule="auto" w:after="180"/>
+      </w:pPr>
+      <w:r>
+        <w:rPr>
+          <w:b w:val="0"/>
+        </w:rPr>
+        <w:t>Choose the highest 2 * fun + learning score among valid items within the limit, using alphabetical ties; return no eligible option if none qualify.</w:t>
+      </w:r>
+    </w:p>
+    <w:p>
+      <w:pPr>
+        <w:pStyle w:val="Heading2"/>
+      </w:pPr>
+      <w:r>
+        <w:t>W5 State non-goals</w:t>
+      </w:r>
+    </w:p>
+    <w:p>
+      <w:pPr>
+        <w:spacing w:line="336" w:lineRule="auto" w:after="180"/>
+      </w:pPr>
+      <w:r>
+        <w:rPr>
+          <w:b w:val="0"/>
+        </w:rPr>
+        <w:t xml:space="preserve">Name two capabilities excluded from this </w:t>
+      </w:r>
+      <w:r>
+        <w:rPr>
+          <w:b/>
+        </w:rPr>
+        <w:t>prototype</w:t>
+      </w:r>
+      <w:r>
+        <w:rPr>
+          <w:b w:val="0"/>
+        </w:rPr>
+        <w:t xml:space="preserve"> and explain why.</w:t>
+      </w:r>
+    </w:p>
+    <w:p>
+      <w:pPr>
+        <w:spacing w:line="336" w:lineRule="auto" w:after="180"/>
+      </w:pPr>
+      <w:r>
+        <w:rPr>
+          <w:b w:val="0"/>
+        </w:rPr>
+        <w:t xml:space="preserve">Examples: real student profiling, automatic booking or claims of proven learning benefit. They need separate </w:t>
+      </w:r>
+      <w:r>
+        <w:rPr>
+          <w:b/>
+        </w:rPr>
+        <w:t>evidence</w:t>
+      </w:r>
+      <w:r>
+        <w:rPr>
+          <w:b w:val="0"/>
+        </w:rPr>
+        <w:t xml:space="preserve">, permissions and </w:t>
+      </w:r>
+      <w:r>
+        <w:rPr>
+          <w:b/>
+        </w:rPr>
+        <w:t>scope</w:t>
+      </w:r>
+      <w:r>
+        <w:rPr>
+          <w:b w:val="0"/>
+        </w:rPr>
+        <w:t>.</w:t>
+      </w:r>
+    </w:p>
+    <w:p>
+      <w:pPr>
+        <w:pStyle w:val="Heading2"/>
+      </w:pPr>
+      <w:r>
+        <w:t>Extension questions and keys · reference / check after trying</w:t>
       </w:r>
     </w:p>
     <w:p>
@@ -4243,27 +4946,248 @@
         <w:pStyle w:val="Heading3"/>
       </w:pPr>
       <w:r>
+        <w:t>A reproducible data investigation — W1 State the question</w:t>
+      </w:r>
+    </w:p>
+    <w:p>
+      <w:pPr>
+        <w:spacing w:line="336" w:lineRule="auto" w:after="180"/>
+      </w:pPr>
+      <w:r>
+        <w:rPr>
+          <w:b w:val="0"/>
+        </w:rPr>
+        <w:t xml:space="preserve">Write the worked </w:t>
+      </w:r>
+      <w:r>
+        <w:rPr>
+          <w:b/>
+        </w:rPr>
+        <w:t>investigation</w:t>
+      </w:r>
+      <w:r>
+        <w:rPr>
+          <w:b w:val="0"/>
+        </w:rPr>
+        <w:t xml:space="preserve"> question so its population of records is clear.</w:t>
+      </w:r>
+    </w:p>
+    <w:p>
+      <w:pPr>
+        <w:spacing w:line="336" w:lineRule="auto" w:after="180"/>
+      </w:pPr>
+      <w:r>
+        <w:rPr>
+          <w:b w:val="0"/>
+        </w:rPr>
+        <w:t>What is the mean duration among supplied sessions with valid integer minutes from 0 through 60?</w:t>
+      </w:r>
+    </w:p>
+    <w:p>
+      <w:pPr>
+        <w:pStyle w:val="Heading3"/>
+      </w:pPr>
+      <w:r>
+        <w:t>A reproducible data investigation — W2 Trace exclusions</w:t>
+      </w:r>
+    </w:p>
+    <w:p>
+      <w:pPr>
+        <w:spacing w:line="336" w:lineRule="auto" w:after="180"/>
+      </w:pPr>
+      <w:r>
+        <w:rPr>
+          <w:b w:val="0"/>
+        </w:rPr>
+        <w:t>Classify 0, None, -2 and 60 under the schema.</w:t>
+      </w:r>
+    </w:p>
+    <w:p>
+      <w:pPr>
+        <w:spacing w:line="336" w:lineRule="auto" w:after="180"/>
+      </w:pPr>
+      <w:r>
+        <w:rPr>
+          <w:b w:val="0"/>
+        </w:rPr>
+        <w:t>0 and 60 accepted; None missing/unknown and -2 out of range are rejected.</w:t>
+      </w:r>
+    </w:p>
+    <w:p>
+      <w:pPr>
+        <w:pStyle w:val="Heading3"/>
+      </w:pPr>
+      <w:r>
+        <w:t>A reproducible data investigation — W3 Repair a denominator</w:t>
+      </w:r>
+    </w:p>
+    <w:p>
+      <w:pPr>
+        <w:spacing w:line="336" w:lineRule="auto" w:after="180"/>
+      </w:pPr>
+      <w:r>
+        <w:rPr>
+          <w:b w:val="0"/>
+        </w:rPr>
+        <w:t>A report divides a valid total of 24 by six supplied rows, though only three are valid. Correct the valid-record mean.</w:t>
+      </w:r>
+    </w:p>
+    <w:p>
+      <w:pPr>
+        <w:spacing w:line="336" w:lineRule="auto" w:after="180"/>
+      </w:pPr>
+      <w:r>
+        <w:rPr>
+          <w:b w:val="0"/>
+        </w:rPr>
+        <w:t>24/3 = 8. Report 3 accepted and 3 rejected; do not use all six as the valid-record denominator.</w:t>
+      </w:r>
+    </w:p>
+    <w:p>
+      <w:pPr>
+        <w:pStyle w:val="Heading3"/>
+      </w:pPr>
+      <w:r>
+        <w:t>A reproducible data investigation — W4 Investigate independently</w:t>
+      </w:r>
+    </w:p>
+    <w:p>
+      <w:pPr>
+        <w:spacing w:line="336" w:lineRule="auto" w:after="180"/>
+      </w:pPr>
+      <w:r>
+        <w:rPr>
+          <w:b w:val="0"/>
+        </w:rPr>
+        <w:t xml:space="preserve">Analyze raw durations [6, 12, None, 0, 70, 18] with the same schema. Report question, accepted list, rejections, mean and one </w:t>
+      </w:r>
+      <w:r>
+        <w:rPr>
+          <w:b/>
+        </w:rPr>
+        <w:t>limitation</w:t>
+      </w:r>
+      <w:r>
+        <w:rPr>
+          <w:b w:val="0"/>
+        </w:rPr>
+        <w:t>.</w:t>
+      </w:r>
+    </w:p>
+    <w:p>
+      <w:pPr>
+        <w:spacing w:line="336" w:lineRule="auto" w:after="180"/>
+      </w:pPr>
+      <w:r>
+        <w:rPr>
+          <w:b w:val="0"/>
+        </w:rPr>
+        <w:t>Accepted [6, 12, 0, 18], 2 rejected, total 36, mean 9. State 4 of 6 accepted; missing/invalid records may differ. Preserve the raw list and rules.</w:t>
+      </w:r>
+    </w:p>
+    <w:p>
+      <w:pPr>
+        <w:pStyle w:val="Heading3"/>
+      </w:pPr>
+      <w:r>
+        <w:t>A reproducible data investigation — W5 Support reproduction</w:t>
+      </w:r>
+    </w:p>
+    <w:p>
+      <w:pPr>
+        <w:spacing w:line="336" w:lineRule="auto" w:after="180"/>
+      </w:pPr>
+      <w:r>
+        <w:rPr>
+          <w:b w:val="0"/>
+        </w:rPr>
+        <w:t xml:space="preserve">A report gives only mean 9. What additional </w:t>
+      </w:r>
+      <w:r>
+        <w:rPr>
+          <w:b/>
+        </w:rPr>
+        <w:t>evidence</w:t>
+      </w:r>
+      <w:r>
+        <w:rPr>
+          <w:b w:val="0"/>
+        </w:rPr>
+        <w:t xml:space="preserve"> lets a peer reproduce it?</w:t>
+      </w:r>
+    </w:p>
+    <w:p>
+      <w:pPr>
+        <w:spacing w:line="336" w:lineRule="auto" w:after="180"/>
+      </w:pPr>
+      <w:r>
+        <w:rPr>
+          <w:b/>
+        </w:rPr>
+        <w:t>Input</w:t>
+      </w:r>
+      <w:r>
+        <w:rPr>
+          <w:b w:val="0"/>
+        </w:rPr>
+        <w:t xml:space="preserve"> records/version, schema, excluded rows and reasons, accepted count, calculation and code/configuration version.</w:t>
+      </w:r>
+    </w:p>
+    <w:p>
+      <w:pPr>
+        <w:pStyle w:val="Heading2"/>
+      </w:pPr>
+      <w:r>
+        <w:t>Earlier wording, alternatives and picture transcripts · reference / check after trying</w:t>
+      </w:r>
+    </w:p>
+    <w:p>
+      <w:pPr>
+        <w:spacing w:line="336" w:lineRule="auto" w:after="180"/>
+      </w:pPr>
+      <w:r>
+        <w:rPr>
+          <w:b w:val="0"/>
+        </w:rPr>
+        <w:t>Assess and explain the answers</w:t>
+      </w:r>
+    </w:p>
+    <w:p>
+      <w:pPr>
+        <w:pStyle w:val="Heading3"/>
+      </w:pPr>
+      <w:r>
         <w:t>Worked case answer</w:t>
       </w:r>
     </w:p>
     <w:p>
       <w:pPr>
+        <w:spacing w:line="336" w:lineRule="auto" w:after="180"/>
+      </w:pPr>
+      <w:r>
+        <w:rPr>
+          <w:b w:val="0"/>
+        </w:rPr>
+        <w:t>Verify book existence, hard constraints, correct scoring explanations, tie handling and no-match behaviour on predefined requests.</w:t>
+      </w:r>
+    </w:p>
+    <w:p>
+      <w:pPr>
         <w:pStyle w:val="Heading3"/>
       </w:pPr>
       <w:r>
-        <w:t>Teacher key · Worked case answer</w:t>
+        <w:t>Additional transfer practice</w:t>
       </w:r>
     </w:p>
     <w:p>
       <w:pPr>
         <w:spacing w:line="336" w:lineRule="auto" w:after="180"/>
-        <w:shd w:fill="F1F6FC"/>
-      </w:pPr>
-      <w:r>
-        <w:rPr>
-          <w:b w:val="0"/>
-        </w:rPr>
-        <w:t>Verify book existence, hard constraints, correct scoring explanations, tie handling and no-match behaviour on predefined requests.</w:t>
+      </w:pPr>
+      <w:r>
+        <w:rPr>
+          <w:b w:val="0"/>
+        </w:rPr>
+        <w:t>Define a testable goal for a book recommender serving readers who want short space books. Include a concrete success condition.</w:t>
       </w:r>
     </w:p>
     <w:p>
@@ -4271,49 +5195,12 @@
         <w:pStyle w:val="Heading3"/>
       </w:pPr>
       <w:r>
-        <w:t>Independent question</w:t>
-      </w:r>
-    </w:p>
-    <w:p>
-      <w:pPr>
-        <w:pStyle w:val="Heading3"/>
-      </w:pPr>
-      <w:r>
-        <w:t>Independent question · withhold the key</w:t>
+        <w:t>Reasoned practice answer</w:t>
       </w:r>
     </w:p>
     <w:p>
       <w:pPr>
         <w:spacing w:line="336" w:lineRule="auto" w:after="180"/>
-        <w:shd w:fill="F5F1FB"/>
-      </w:pPr>
-      <w:r>
-        <w:rPr>
-          <w:b w:val="0"/>
-        </w:rPr>
-        <w:t>Define a testable goal for a book recommender serving readers who want short space books. Include a concrete success condition.</w:t>
-      </w:r>
-    </w:p>
-    <w:p>
-      <w:pPr>
-        <w:pStyle w:val="Heading3"/>
-      </w:pPr>
-      <w:r>
-        <w:t>Expected independent answer</w:t>
-      </w:r>
-    </w:p>
-    <w:p>
-      <w:pPr>
-        <w:pStyle w:val="Heading3"/>
-      </w:pPr>
-      <w:r>
-        <w:t>Teacher key · Expected independent answer</w:t>
-      </w:r>
-    </w:p>
-    <w:p>
-      <w:pPr>
-        <w:spacing w:line="336" w:lineRule="auto" w:after="180"/>
-        <w:shd w:fill="F1F6FC"/>
       </w:pPr>
       <w:r>
         <w:rPr>
@@ -4619,34 +5506,110 @@
     </w:p>
     <w:p>
       <w:pPr>
+        <w:spacing w:line="336" w:lineRule="auto" w:after="180"/>
+      </w:pPr>
+      <w:r>
+        <w:rPr>
+          <w:b w:val="0"/>
+        </w:rPr>
+        <w:t>For a normal request, return an existing eligible highest-scoring book with traceable score; for a tie, apply the declared tie policy; for no match, state none found without inventing a title.</w:t>
+      </w:r>
+    </w:p>
+    <w:p>
+      <w:pPr>
+        <w:spacing w:line="336" w:lineRule="auto" w:after="180"/>
+      </w:pPr>
+      <w:r>
+        <w:rPr>
+          <w:b w:val="0"/>
+        </w:rPr>
+        <w:t>Exact fictional catalogue rows and requests must accompany each test.</w:t>
+      </w:r>
+    </w:p>
+    <w:p>
+      <w:pPr>
         <w:pStyle w:val="Heading3"/>
       </w:pPr>
       <w:r>
-        <w:t>Teacher key · Original transfer answer</w:t>
+        <w:t>Explanations for the additional workbook examples</w:t>
+      </w:r>
+    </w:p>
+    <w:p>
+      <w:pPr>
+        <w:pStyle w:val="Heading3"/>
+      </w:pPr>
+      <w:r>
+        <w:t>W1 Name the user need</w:t>
+      </w:r>
+    </w:p>
+    <w:p>
+      <w:pPr>
+        <w:pStyle w:val="Heading3"/>
+      </w:pPr>
+      <w:r>
+        <w:t>W2 Write an acceptance case</w:t>
+      </w:r>
+    </w:p>
+    <w:p>
+      <w:pPr>
+        <w:pStyle w:val="Heading3"/>
+      </w:pPr>
+      <w:r>
+        <w:t>W3 Repair vague scope</w:t>
+      </w:r>
+    </w:p>
+    <w:p>
+      <w:pPr>
+        <w:pStyle w:val="Heading3"/>
+      </w:pPr>
+      <w:r>
+        <w:t>W4 Plan independently</w:t>
       </w:r>
     </w:p>
     <w:p>
       <w:pPr>
         <w:spacing w:line="336" w:lineRule="auto" w:after="180"/>
-        <w:shd w:fill="F1F6FC"/>
-      </w:pPr>
-      <w:r>
-        <w:rPr>
-          <w:b w:val="0"/>
-        </w:rPr>
-        <w:t>For a normal request, return an existing eligible highest-scoring book with traceable score; for a tie, apply the declared tie policy; for no match, state none found without inventing a title.</w:t>
+      </w:pPr>
+      <w:r>
+        <w:rPr>
+          <w:b w:val="0"/>
+        </w:rPr>
+        <w:t xml:space="preserve">Plan a 15-minute fictional club chooser. Specify schema, score, duration limit, tie rule, invalid-data behavior, </w:t>
+      </w:r>
+      <w:r>
+        <w:rPr>
+          <w:b/>
+        </w:rPr>
+        <w:t>output</w:t>
+      </w:r>
+      <w:r>
+        <w:rPr>
+          <w:b w:val="0"/>
+        </w:rPr>
+        <w:t xml:space="preserve"> and three </w:t>
+      </w:r>
+      <w:r>
+        <w:rPr>
+          <w:b/>
+        </w:rPr>
+        <w:t>acceptance case</w:t>
+      </w:r>
+      <w:r>
+        <w:rPr>
+          <w:b w:val="0"/>
+        </w:rPr>
+        <w:t>s.</w:t>
       </w:r>
     </w:p>
     <w:p>
       <w:pPr>
         <w:spacing w:line="336" w:lineRule="auto" w:after="180"/>
-        <w:shd w:fill="F1F6FC"/>
-      </w:pPr>
-      <w:r>
-        <w:rPr>
-          <w:b w:val="0"/>
-        </w:rPr>
-        <w:t>Exact fictional catalogue rows and requests must accompany each test.</w:t>
+      </w:pPr>
+      <w:r>
+        <w:rPr>
+          <w:b w:val="0"/>
+        </w:rPr>
+        <w:t>Retain the stated schema and scoring or justify an explicit alternative. Require boundary 15/16, tie/order and no-match cases with expected results, rejection reasons and human review.</w:t>
       </w:r>
     </w:p>
     <w:p>
@@ -4654,7 +5617,7 @@
         <w:pStyle w:val="Heading3"/>
       </w:pPr>
       <w:r>
-        <w:t>Explanations for the additional workbook examples</w:t>
+        <w:t>W5 State non-goals</w:t>
       </w:r>
     </w:p>
     <w:p>
@@ -4662,7 +5625,7 @@
         <w:pStyle w:val="Heading3"/>
       </w:pPr>
       <w:r>
-        <w:t>W1 Name the user need</w:t>
+        <w:t>Assess independent transfer</w:t>
       </w:r>
     </w:p>
     <w:p>
@@ -4670,1202 +5633,215 @@
         <w:pStyle w:val="Heading3"/>
       </w:pPr>
       <w:r>
-        <w:t>Workbook question · W1</w:t>
+        <w:t>Selected case answer</w:t>
+      </w:r>
+    </w:p>
+    <w:p>
+      <w:pPr>
+        <w:pStyle w:val="Heading3"/>
+      </w:pPr>
+      <w:r>
+        <w:t>Feedback that the learner uses</w:t>
+      </w:r>
+    </w:p>
+    <w:p>
+      <w:pPr>
+        <w:pStyle w:val="Heading1"/>
+      </w:pPr>
+      <w:r>
+        <w:t>06. Connect, support and return</w:t>
+      </w:r>
+    </w:p>
+    <w:p>
+      <w:r>
+        <w:t>Keep main and extension assessment evidence distinguishable.</w:t>
+      </w:r>
+    </w:p>
+    <w:p>
+      <w:pPr>
+        <w:pStyle w:val="Heading2"/>
+      </w:pPr>
+      <w:r>
+        <w:t>Project record</w:t>
       </w:r>
     </w:p>
     <w:p>
       <w:pPr>
         <w:spacing w:line="336" w:lineRule="auto" w:after="180"/>
-        <w:shd w:fill="F5F1FB"/>
-      </w:pPr>
-      <w:r>
-        <w:rPr>
-          <w:b w:val="0"/>
-        </w:rPr>
-        <w:t>State the purpose and decision owner of the worked chooser.</w:t>
-      </w:r>
-    </w:p>
-    <w:p>
-      <w:pPr>
-        <w:pStyle w:val="Heading3"/>
-      </w:pPr>
-      <w:r>
-        <w:t>Teacher reasoning · W1</w:t>
+      </w:pPr>
+      <w:r>
+        <w:rPr>
+          <w:b w:val="0"/>
+        </w:rPr>
+        <w:t xml:space="preserve">Keep the decision, </w:t>
+      </w:r>
+      <w:r>
+        <w:rPr>
+          <w:b/>
+        </w:rPr>
+        <w:t>input</w:t>
+      </w:r>
+      <w:r>
+        <w:rPr>
+          <w:b w:val="0"/>
+        </w:rPr>
+        <w:t xml:space="preserve">, result, explanation and remaining </w:t>
+      </w:r>
+      <w:r>
+        <w:rPr>
+          <w:b/>
+        </w:rPr>
+        <w:t>limitation</w:t>
+      </w:r>
+      <w:r>
+        <w:rPr>
+          <w:b w:val="0"/>
+        </w:rPr>
+        <w:t xml:space="preserve"> in the project </w:t>
+      </w:r>
+      <w:r>
+        <w:rPr>
+          <w:b/>
+        </w:rPr>
+        <w:t>evidence</w:t>
+      </w:r>
+      <w:r>
+        <w:rPr>
+          <w:b w:val="0"/>
+        </w:rPr>
+        <w:t xml:space="preserve"> record. Retrieve this record next week rather than restarting the project.</w:t>
       </w:r>
     </w:p>
     <w:p>
       <w:pPr>
         <w:spacing w:line="336" w:lineRule="auto" w:after="180"/>
-        <w:shd w:fill="F1F6FC"/>
-      </w:pPr>
-      <w:r>
-        <w:rPr>
-          <w:b w:val="0"/>
-        </w:rPr>
-        <w:t>Suggest a suitable eligible activity for a teacher-supervised session; the teacher reviews and decides.</w:t>
-      </w:r>
-    </w:p>
-    <w:p>
-      <w:pPr>
-        <w:pStyle w:val="Heading3"/>
-      </w:pPr>
-      <w:r>
-        <w:t>W2 Write an acceptance case</w:t>
-      </w:r>
-    </w:p>
-    <w:p>
-      <w:pPr>
-        <w:pStyle w:val="Heading3"/>
-      </w:pPr>
-      <w:r>
-        <w:t>Workbook question · W2</w:t>
+      </w:pPr>
+      <w:r>
+        <w:rPr>
+          <w:b w:val="0"/>
+        </w:rPr>
+        <w:t>Retain the Transparent Book Recommender’s schema, constraints, score, tie rule and acceptance table as its build specification.</w:t>
+      </w:r>
+    </w:p>
+    <w:p>
+      <w:pPr>
+        <w:pStyle w:val="Heading2"/>
+      </w:pPr>
+      <w:r>
+        <w:t>Main support and fresh assessment</w:t>
       </w:r>
     </w:p>
     <w:p>
       <w:pPr>
         <w:spacing w:line="336" w:lineRule="auto" w:after="180"/>
-        <w:shd w:fill="F5F1FB"/>
-      </w:pPr>
-      <w:r>
-        <w:rPr>
-          <w:b w:val="0"/>
-        </w:rPr>
-        <w:t>Give a tie case for A and B with score 8 each and valid durations.</w:t>
-      </w:r>
-    </w:p>
-    <w:p>
-      <w:pPr>
-        <w:pStyle w:val="Heading3"/>
-      </w:pPr>
-      <w:r>
-        <w:t>Teacher reasoning · W2</w:t>
+      </w:pPr>
+      <w:r>
+        <w:rPr>
+          <w:b w:val="0"/>
+        </w:rPr>
+        <w:t xml:space="preserve">Use a one-page </w:t>
+      </w:r>
+      <w:r>
+        <w:rPr>
+          <w:b/>
+        </w:rPr>
+        <w:t>requirement</w:t>
+      </w:r>
+      <w:r>
+        <w:rPr>
+          <w:b w:val="0"/>
+        </w:rPr>
+        <w:t xml:space="preserve">s card. Extension: trace each </w:t>
+      </w:r>
+      <w:r>
+        <w:rPr>
+          <w:b/>
+        </w:rPr>
+        <w:t>requirement</w:t>
+      </w:r>
+      <w:r>
+        <w:rPr>
+          <w:b w:val="0"/>
+        </w:rPr>
+        <w:t xml:space="preserve"> to a specific </w:t>
+      </w:r>
+      <w:r>
+        <w:rPr>
+          <w:b/>
+        </w:rPr>
+        <w:t>acceptance case</w:t>
+      </w:r>
+      <w:r>
+        <w:rPr>
+          <w:b w:val="0"/>
+        </w:rPr>
+        <w:t xml:space="preserve"> and identify uncovered </w:t>
+      </w:r>
+      <w:r>
+        <w:rPr>
+          <w:b/>
+        </w:rPr>
+        <w:t>requirement</w:t>
+      </w:r>
+      <w:r>
+        <w:rPr>
+          <w:b w:val="0"/>
+        </w:rPr>
+        <w:t>s.</w:t>
       </w:r>
     </w:p>
     <w:p>
       <w:pPr>
         <w:spacing w:line="336" w:lineRule="auto" w:after="180"/>
-        <w:shd w:fill="F1F6FC"/>
-      </w:pPr>
-      <w:r>
-        <w:rPr>
-          <w:b w:val="0"/>
-        </w:rPr>
-        <w:t xml:space="preserve">With both eligible, choose A alphabetically regardless of </w:t>
+      </w:pPr>
+      <w:r>
+        <w:rPr>
+          <w:b w:val="0"/>
+        </w:rPr>
+        <w:t xml:space="preserve">Independent W4 </w:t>
       </w:r>
       <w:r>
         <w:rPr>
           <w:b/>
         </w:rPr>
+        <w:t>evidence</w:t>
+      </w:r>
+      <w:r>
+        <w:rPr>
+          <w:b w:val="0"/>
+        </w:rPr>
+        <w:t>: Retain the stated schema and scoring or justify an explicit alternative. Require boundary 15/16, tie/order and no-match cases with expected results, rejection reasons and human review.</w:t>
+      </w:r>
+    </w:p>
+    <w:p>
+      <w:pPr>
+        <w:spacing w:line="336" w:lineRule="auto" w:after="180"/>
+      </w:pPr>
+      <w:r>
+        <w:rPr>
+          <w:b w:val="0"/>
+        </w:rPr>
+        <w:t>Record whether the learner needed no help, a hint or explanation. Fresh retry: plan a 10-minute chooser with boundary 10/11, duplicate-name rejection and an empty-</w:t>
+      </w:r>
+      <w:r>
+        <w:rPr>
+          <w:b/>
+        </w:rPr>
         <w:t>input</w:t>
       </w:r>
       <w:r>
         <w:rPr>
           <w:b w:val="0"/>
         </w:rPr>
-        <w:t xml:space="preserve"> order.</w:t>
-      </w:r>
-    </w:p>
-    <w:p>
-      <w:pPr>
-        <w:pStyle w:val="Heading3"/>
-      </w:pPr>
-      <w:r>
-        <w:t>Teacher reasoning · W2</w:t>
-      </w:r>
-    </w:p>
-    <w:p>
-      <w:pPr>
-        <w:spacing w:line="336" w:lineRule="auto" w:after="180"/>
-        <w:shd w:fill="F1F6FC"/>
-      </w:pPr>
-      <w:r>
-        <w:rPr>
-          <w:b w:val="0"/>
-        </w:rPr>
-        <w:t>Choose two individually valid records with unique names A and B, scores 8 each and durations within the limit. Both survive validation and filtering, then tie on score. The name rule selects A in either order.</w:t>
-      </w:r>
-    </w:p>
-    <w:p>
-      <w:pPr>
-        <w:spacing w:line="336" w:lineRule="auto" w:after="180"/>
-        <w:shd w:fill="F1F6FC"/>
-      </w:pPr>
-      <w:r>
-        <w:rPr>
-          <w:b w:val="0"/>
-        </w:rPr>
-        <w:t>Require actual record fields so the proposed test can be reproduced, rather than accepting an unexplained winner name.</w:t>
-      </w:r>
-    </w:p>
-    <w:p>
-      <w:pPr>
-        <w:pStyle w:val="Heading3"/>
-      </w:pPr>
-      <w:r>
-        <w:t>W3 Repair vague scope</w:t>
-      </w:r>
-    </w:p>
-    <w:p>
-      <w:pPr>
-        <w:pStyle w:val="Heading3"/>
-      </w:pPr>
-      <w:r>
-        <w:t>Workbook question · W3</w:t>
-      </w:r>
-    </w:p>
-    <w:p>
-      <w:pPr>
-        <w:spacing w:line="336" w:lineRule="auto" w:after="180"/>
-        <w:shd w:fill="F5F1FB"/>
-      </w:pPr>
-      <w:r>
-        <w:rPr>
-          <w:b w:val="0"/>
-        </w:rPr>
-        <w:t xml:space="preserve">Replace the </w:t>
-      </w:r>
-      <w:r>
-        <w:rPr>
-          <w:b/>
-        </w:rPr>
-        <w:t>requirement</w:t>
-      </w:r>
-      <w:r>
-        <w:rPr>
-          <w:b w:val="0"/>
-        </w:rPr>
-        <w:t xml:space="preserve"> always choose the best activity with a checkable one.</w:t>
-      </w:r>
-    </w:p>
-    <w:p>
-      <w:pPr>
-        <w:pStyle w:val="Heading3"/>
-      </w:pPr>
-      <w:r>
-        <w:t>Teacher reasoning · W3</w:t>
-      </w:r>
-    </w:p>
-    <w:p>
-      <w:pPr>
-        <w:spacing w:line="336" w:lineRule="auto" w:after="180"/>
-        <w:shd w:fill="F1F6FC"/>
-      </w:pPr>
-      <w:r>
-        <w:rPr>
-          <w:b w:val="0"/>
-        </w:rPr>
-        <w:t>Choose the highest 2 * fun + learning score among valid items within the limit, using alphabetical ties; return no eligible option if none qualify.</w:t>
-      </w:r>
-    </w:p>
-    <w:p>
-      <w:pPr>
-        <w:pStyle w:val="Heading3"/>
-      </w:pPr>
-      <w:r>
-        <w:t>W4 Plan independently</w:t>
-      </w:r>
-    </w:p>
-    <w:p>
-      <w:pPr>
-        <w:pStyle w:val="Heading3"/>
-      </w:pPr>
-      <w:r>
-        <w:t>Workbook question · W4</w:t>
-      </w:r>
-    </w:p>
-    <w:p>
-      <w:pPr>
-        <w:spacing w:line="336" w:lineRule="auto" w:after="180"/>
-        <w:shd w:fill="F5F1FB"/>
-      </w:pPr>
-      <w:r>
-        <w:rPr>
-          <w:b w:val="0"/>
-        </w:rPr>
-        <w:t xml:space="preserve">Plan a 15-minute fictional club chooser. Specify schema, score, duration limit, tie rule, invalid-data behavior, </w:t>
-      </w:r>
-      <w:r>
-        <w:rPr>
-          <w:b/>
-        </w:rPr>
-        <w:t>output</w:t>
-      </w:r>
-      <w:r>
-        <w:rPr>
-          <w:b w:val="0"/>
-        </w:rPr>
-        <w:t xml:space="preserve"> and three </w:t>
-      </w:r>
-      <w:r>
-        <w:rPr>
-          <w:b/>
-        </w:rPr>
-        <w:t>acceptance case</w:t>
-      </w:r>
-      <w:r>
-        <w:rPr>
-          <w:b w:val="0"/>
-        </w:rPr>
-        <w:t>s.</w:t>
-      </w:r>
-    </w:p>
-    <w:p>
-      <w:pPr>
-        <w:pStyle w:val="Heading3"/>
-      </w:pPr>
-      <w:r>
-        <w:t>Teacher reasoning · W4</w:t>
-      </w:r>
-    </w:p>
-    <w:p>
-      <w:pPr>
-        <w:spacing w:line="336" w:lineRule="auto" w:after="180"/>
-        <w:shd w:fill="F1F6FC"/>
-      </w:pPr>
-      <w:r>
-        <w:rPr>
-          <w:b w:val="0"/>
-        </w:rPr>
-        <w:t>Retain the stated schema and scoring or justify an explicit alternative. Require boundary 15/16, tie/order and no-match cases with expected results, rejection reasons and human review.</w:t>
-      </w:r>
-    </w:p>
-    <w:p>
-      <w:pPr>
-        <w:pStyle w:val="Heading3"/>
-      </w:pPr>
-      <w:r>
-        <w:t>W5 State non-goals</w:t>
-      </w:r>
-    </w:p>
-    <w:p>
-      <w:pPr>
-        <w:pStyle w:val="Heading3"/>
-      </w:pPr>
-      <w:r>
-        <w:t>Workbook question · W5</w:t>
-      </w:r>
-    </w:p>
-    <w:p>
-      <w:pPr>
-        <w:spacing w:line="336" w:lineRule="auto" w:after="180"/>
-        <w:shd w:fill="F5F1FB"/>
-      </w:pPr>
-      <w:r>
-        <w:rPr>
-          <w:b w:val="0"/>
-        </w:rPr>
-        <w:t xml:space="preserve">Name two capabilities excluded from this </w:t>
-      </w:r>
-      <w:r>
-        <w:rPr>
-          <w:b/>
-        </w:rPr>
-        <w:t>prototype</w:t>
-      </w:r>
-      <w:r>
-        <w:rPr>
-          <w:b w:val="0"/>
-        </w:rPr>
-        <w:t xml:space="preserve"> and explain why.</w:t>
-      </w:r>
-    </w:p>
-    <w:p>
-      <w:pPr>
-        <w:pStyle w:val="Heading3"/>
-      </w:pPr>
-      <w:r>
-        <w:t>Teacher reasoning · W5</w:t>
-      </w:r>
-    </w:p>
-    <w:p>
-      <w:pPr>
-        <w:spacing w:line="336" w:lineRule="auto" w:after="180"/>
-        <w:shd w:fill="F1F6FC"/>
-      </w:pPr>
-      <w:r>
-        <w:rPr>
-          <w:b w:val="0"/>
-        </w:rPr>
-        <w:t xml:space="preserve">Examples: real student profiling, automatic booking or claims of proven learning benefit. They need separate </w:t>
-      </w:r>
-      <w:r>
-        <w:rPr>
-          <w:b/>
-        </w:rPr>
-        <w:t>evidence</w:t>
-      </w:r>
-      <w:r>
-        <w:rPr>
-          <w:b w:val="0"/>
-        </w:rPr>
-        <w:t xml:space="preserve">, permissions and </w:t>
-      </w:r>
-      <w:r>
-        <w:rPr>
-          <w:b/>
-        </w:rPr>
-        <w:t>scope</w:t>
-      </w:r>
-      <w:r>
-        <w:rPr>
-          <w:b w:val="0"/>
-        </w:rPr>
-        <w:t>.</w:t>
-      </w:r>
-    </w:p>
-    <w:p>
-      <w:pPr>
-        <w:pStyle w:val="Heading3"/>
-      </w:pPr>
-      <w:r>
-        <w:t>A reproducible data investigation — W1 State the question</w:t>
-      </w:r>
-    </w:p>
-    <w:p>
-      <w:pPr>
-        <w:spacing w:line="336" w:lineRule="auto" w:after="180"/>
-      </w:pPr>
-      <w:r>
-        <w:rPr>
-          <w:b w:val="0"/>
-        </w:rPr>
-        <w:t xml:space="preserve">Write the worked </w:t>
-      </w:r>
-      <w:r>
-        <w:rPr>
-          <w:b/>
-        </w:rPr>
-        <w:t>investigation</w:t>
-      </w:r>
-      <w:r>
-        <w:rPr>
-          <w:b w:val="0"/>
-        </w:rPr>
-        <w:t xml:space="preserve"> question so its population of records is clear.</w:t>
-      </w:r>
-    </w:p>
-    <w:p>
-      <w:pPr>
-        <w:spacing w:line="336" w:lineRule="auto" w:after="180"/>
-        <w:shd w:fill="F5F1FB"/>
-      </w:pPr>
-      <w:r>
-        <w:rPr>
-          <w:b w:val="0"/>
-        </w:rPr>
-        <w:t>What is the mean duration among supplied sessions with valid integer minutes from 0 through 60?</w:t>
-      </w:r>
-    </w:p>
-    <w:p>
-      <w:pPr>
-        <w:pStyle w:val="Heading3"/>
-      </w:pPr>
-      <w:r>
-        <w:t>A reproducible data investigation — W2 Trace exclusions</w:t>
-      </w:r>
-    </w:p>
-    <w:p>
-      <w:pPr>
-        <w:spacing w:line="336" w:lineRule="auto" w:after="180"/>
-      </w:pPr>
-      <w:r>
-        <w:rPr>
-          <w:b w:val="0"/>
-        </w:rPr>
-        <w:t>Classify 0, None, -2 and 60 under the schema.</w:t>
-      </w:r>
-    </w:p>
-    <w:p>
-      <w:pPr>
-        <w:spacing w:line="336" w:lineRule="auto" w:after="180"/>
-      </w:pPr>
-      <w:r>
-        <w:rPr>
-          <w:b w:val="0"/>
-        </w:rPr>
-        <w:t>0 and 60 accepted; None missing/unknown and -2 out of range are rejected.</w:t>
-      </w:r>
-    </w:p>
-    <w:p>
-      <w:pPr>
-        <w:pStyle w:val="Heading3"/>
-      </w:pPr>
-      <w:r>
-        <w:t>A reproducible data investigation — W3 Repair a denominator</w:t>
-      </w:r>
-    </w:p>
-    <w:p>
-      <w:pPr>
-        <w:spacing w:line="336" w:lineRule="auto" w:after="180"/>
-      </w:pPr>
-      <w:r>
-        <w:rPr>
-          <w:b w:val="0"/>
-        </w:rPr>
-        <w:t>A report divides a valid total of 24 by six supplied rows, though only three are valid. Correct the valid-record mean.</w:t>
-      </w:r>
-    </w:p>
-    <w:p>
-      <w:pPr>
-        <w:spacing w:line="336" w:lineRule="auto" w:after="180"/>
-      </w:pPr>
-      <w:r>
-        <w:rPr>
-          <w:b w:val="0"/>
-        </w:rPr>
-        <w:t>24/3 = 8. Report 3 accepted and 3 rejected; do not use all six as the valid-record denominator.</w:t>
-      </w:r>
-    </w:p>
-    <w:p>
-      <w:pPr>
-        <w:pStyle w:val="Heading3"/>
-      </w:pPr>
-      <w:r>
-        <w:t>A reproducible data investigation — W4 Investigate independently</w:t>
-      </w:r>
-    </w:p>
-    <w:p>
-      <w:pPr>
-        <w:spacing w:line="336" w:lineRule="auto" w:after="180"/>
-      </w:pPr>
-      <w:r>
-        <w:rPr>
-          <w:b w:val="0"/>
-        </w:rPr>
-        <w:t xml:space="preserve">Analyze raw durations [6, 12, None, 0, 70, 18] with the same schema. Report question, accepted list, rejections, mean and one </w:t>
-      </w:r>
-      <w:r>
-        <w:rPr>
-          <w:b/>
-        </w:rPr>
-        <w:t>limitation</w:t>
-      </w:r>
-      <w:r>
-        <w:rPr>
-          <w:b w:val="0"/>
-        </w:rPr>
-        <w:t>.</w:t>
-      </w:r>
-    </w:p>
-    <w:p>
-      <w:pPr>
-        <w:spacing w:line="336" w:lineRule="auto" w:after="180"/>
-      </w:pPr>
-      <w:r>
-        <w:rPr>
-          <w:b w:val="0"/>
-        </w:rPr>
-        <w:t>Accepted [6, 12, 0, 18], 2 rejected, total 36, mean 9. State 4 of 6 accepted; missing/invalid records may differ. Preserve the raw list and rules.</w:t>
-      </w:r>
-    </w:p>
-    <w:p>
-      <w:pPr>
-        <w:pStyle w:val="Heading3"/>
-      </w:pPr>
-      <w:r>
-        <w:t>A reproducible data investigation — W5 Support reproduction</w:t>
-      </w:r>
-    </w:p>
-    <w:p>
-      <w:pPr>
-        <w:spacing w:line="336" w:lineRule="auto" w:after="180"/>
-        <w:shd w:fill="F5F1FB"/>
-      </w:pPr>
-      <w:r>
-        <w:rPr>
-          <w:b w:val="0"/>
-        </w:rPr>
-        <w:t xml:space="preserve">A report gives only mean 9. What additional </w:t>
-      </w:r>
-      <w:r>
-        <w:rPr>
-          <w:b/>
-        </w:rPr>
-        <w:t>evidence</w:t>
-      </w:r>
-      <w:r>
-        <w:rPr>
-          <w:b w:val="0"/>
-        </w:rPr>
-        <w:t xml:space="preserve"> lets a peer reproduce it?</w:t>
-      </w:r>
-    </w:p>
-    <w:p>
-      <w:pPr>
-        <w:spacing w:line="336" w:lineRule="auto" w:after="180"/>
-      </w:pPr>
-      <w:r>
-        <w:rPr>
-          <w:b/>
-        </w:rPr>
-        <w:t>Input</w:t>
-      </w:r>
-      <w:r>
-        <w:rPr>
-          <w:b w:val="0"/>
-        </w:rPr>
-        <w:t xml:space="preserve"> records/version, schema, excluded rows and reasons, accepted count, calculation and code/configuration version.</w:t>
-      </w:r>
-    </w:p>
-    <w:p>
-      <w:pPr>
-        <w:pStyle w:val="Heading3"/>
-      </w:pPr>
-      <w:r>
-        <w:t>Assess independent transfer</w:t>
-      </w:r>
-    </w:p>
-    <w:p>
-      <w:pPr>
-        <w:pStyle w:val="Heading3"/>
-      </w:pPr>
-      <w:r>
-        <w:t>Independent question · withhold the key</w:t>
-      </w:r>
-    </w:p>
-    <w:p>
-      <w:pPr>
-        <w:spacing w:line="336" w:lineRule="auto" w:after="180"/>
-        <w:shd w:fill="F5F1FB"/>
-      </w:pPr>
-      <w:r>
-        <w:rPr>
-          <w:b w:val="0"/>
-        </w:rPr>
-        <w:t xml:space="preserve">Selected case: Plan a 15-minute fictional club chooser. Specify schema, score, duration limit, tie rule, invalid-data behavior, </w:t>
-      </w:r>
-      <w:r>
-        <w:rPr>
-          <w:b/>
-        </w:rPr>
-        <w:t>output</w:t>
-      </w:r>
-      <w:r>
-        <w:rPr>
-          <w:b w:val="0"/>
-        </w:rPr>
-        <w:t xml:space="preserve"> and three </w:t>
-      </w:r>
-      <w:r>
-        <w:rPr>
-          <w:b/>
-        </w:rPr>
-        <w:t>acceptance case</w:t>
-      </w:r>
-      <w:r>
-        <w:rPr>
-          <w:b w:val="0"/>
-        </w:rPr>
-        <w:t>s.</w:t>
-      </w:r>
-    </w:p>
-    <w:p>
-      <w:pPr>
-        <w:pStyle w:val="Heading3"/>
-      </w:pPr>
-      <w:r>
-        <w:t>Selected case answer</w:t>
-      </w:r>
-    </w:p>
-    <w:p>
-      <w:pPr>
-        <w:pStyle w:val="Heading3"/>
-      </w:pPr>
-      <w:r>
-        <w:t>Teacher key · Selected case answer</w:t>
-      </w:r>
-    </w:p>
-    <w:p>
-      <w:pPr>
-        <w:spacing w:line="336" w:lineRule="auto" w:after="180"/>
-        <w:shd w:fill="F1F6FC"/>
-      </w:pPr>
-      <w:r>
-        <w:rPr>
-          <w:b w:val="0"/>
-        </w:rPr>
-        <w:t>Retain the stated schema and scoring or justify an explicit alternative. Require boundary 15/16, tie/order and no-match cases with expected results, rejection reasons and human review.</w:t>
-      </w:r>
-    </w:p>
-    <w:tbl>
-      <w:tblPr>
-        <w:tblStyle w:val="LightShading-Accent1"/>
-        <w:tblW w:type="auto" w:w="0"/>
-        <w:tblLook w:firstColumn="1" w:firstRow="1" w:lastColumn="0" w:lastRow="0" w:noHBand="0" w:noVBand="1" w:val="04A0"/>
-      </w:tblPr>
-      <w:tblGrid>
-        <w:gridCol w:w="5112"/>
-        <w:gridCol w:w="5112"/>
-      </w:tblGrid>
-      <w:tr>
-        <w:trPr>
-          <w:tblHeader/>
-        </w:trPr>
-        <w:tc>
-          <w:tcPr>
-            <w:tcW w:type="dxa" w:w="5112"/>
-          </w:tcPr>
-          <w:p>
-            <w:r>
-              <w:t>Dimension</w:t>
-            </w:r>
-          </w:p>
-        </w:tc>
-        <w:tc>
-          <w:tcPr>
-            <w:tcW w:type="dxa" w:w="5112"/>
-          </w:tcPr>
-          <w:p>
-            <w:r>
-              <w:t>Evidence required</w:t>
-            </w:r>
-          </w:p>
-        </w:tc>
-      </w:tr>
-      <w:tr>
-        <w:tc>
-          <w:tcPr>
-            <w:tcW w:type="dxa" w:w="5112"/>
-          </w:tcPr>
-          <w:p>
-            <w:r>
-              <w:t>Explanation</w:t>
-            </w:r>
-          </w:p>
-        </w:tc>
-        <w:tc>
-          <w:tcPr>
-            <w:tcW w:type="dxa" w:w="5112"/>
-          </w:tcPr>
-          <w:p>
-            <w:r>
-              <w:t>Names the applicable idea or procedure and ties it to the supplied facts.</w:t>
-            </w:r>
-          </w:p>
-        </w:tc>
-      </w:tr>
-      <w:tr>
-        <w:tc>
-          <w:tcPr>
-            <w:tcW w:type="dxa" w:w="5112"/>
-          </w:tcPr>
-          <w:p>
-            <w:r>
-              <w:t>Trace and result</w:t>
-            </w:r>
-          </w:p>
-        </w:tc>
-        <w:tc>
-          <w:tcPr>
-            <w:tcW w:type="dxa" w:w="5112"/>
-          </w:tcPr>
-          <w:p>
-            <w:r>
-              <w:t>Preserves the given inputs and shows the relevant intermediate steps; distinguishes a prediction from an observed execution.</w:t>
-            </w:r>
-          </w:p>
-        </w:tc>
-      </w:tr>
-      <w:tr>
-        <w:tc>
-          <w:tcPr>
-            <w:tcW w:type="dxa" w:w="5112"/>
-          </w:tcPr>
-          <w:p>
-            <w:r>
-              <w:t>Limits</w:t>
-            </w:r>
-          </w:p>
-        </w:tc>
-        <w:tc>
-          <w:tcPr>
-            <w:tcW w:type="dxa" w:w="5112"/>
-          </w:tcPr>
-          <w:p>
-            <w:r>
-              <w:t>States the assumptions, missing evidence or conditions under which the result would change.</w:t>
-            </w:r>
-          </w:p>
-        </w:tc>
-      </w:tr>
-    </w:tbl>
-    <w:p>
-      <w:pPr>
-        <w:pStyle w:val="Heading3"/>
-      </w:pPr>
-      <w:r>
-        <w:t>Teacher key · Selected case answer</w:t>
-      </w:r>
-    </w:p>
-    <w:p>
-      <w:pPr>
-        <w:spacing w:line="336" w:lineRule="auto" w:after="180"/>
-        <w:shd w:fill="F1F6FC"/>
-      </w:pPr>
-      <w:r>
-        <w:rPr>
-          <w:b w:val="0"/>
-        </w:rPr>
-        <w:t>Record each dimension as not yet, with support, or independent. Accept a valid alternative procedure with a defensible trace.</w:t>
-      </w:r>
-    </w:p>
-    <w:p>
-      <w:pPr>
-        <w:spacing w:line="336" w:lineRule="auto" w:after="180"/>
-        <w:shd w:fill="F1F6FC"/>
-      </w:pPr>
-      <w:r>
-        <w:rPr>
-          <w:b w:val="0"/>
-        </w:rPr>
-        <w:t xml:space="preserve">Do not penalise an honestly recorded model failure if the learner correctly explains its </w:t>
-      </w:r>
-      <w:r>
-        <w:rPr>
-          <w:b/>
-        </w:rPr>
-        <w:t>evidence</w:t>
-      </w:r>
-      <w:r>
-        <w:rPr>
-          <w:b w:val="0"/>
-        </w:rPr>
-        <w:t xml:space="preserve"> and limits.</w:t>
-      </w:r>
-    </w:p>
-    <w:p>
-      <w:pPr>
-        <w:pStyle w:val="Heading3"/>
-      </w:pPr>
-      <w:r>
-        <w:t>Feedback that the learner uses</w:t>
-      </w:r>
-    </w:p>
-    <w:p>
-      <w:pPr>
-        <w:spacing w:line="336" w:lineRule="auto" w:after="180"/>
-      </w:pPr>
-      <w:r>
-        <w:rPr>
-          <w:b w:val="0"/>
-        </w:rPr>
-        <w:t>Name the earliest unsupported step and give one action to repair it. Have the learner make that repair now and explain why. Then assess the relevant skill on a fresh, fully specified case.</w:t>
-      </w:r>
-    </w:p>
-    <w:p>
-      <w:pPr>
-        <w:spacing w:line="336" w:lineRule="auto" w:after="180"/>
-      </w:pPr>
-      <w:r>
-        <w:rPr>
-          <w:b w:val="0"/>
-        </w:rPr>
-        <w:t>Confirm it was not previously practised with feedback; solve and check the new case before assigning it. A follow-up design prompt is a starting brief, not automatically an equivalent test.</w:t>
-      </w:r>
-    </w:p>
-    <w:p>
-      <w:pPr>
-        <w:pStyle w:val="Heading1"/>
-      </w:pPr>
-      <w:r>
-        <w:t>06. Connect and extend learning</w:t>
-      </w:r>
-    </w:p>
-    <w:p>
-      <w:r>
-        <w:t>Connect Project Problem and Success Test to Transparent Book Recommender, adapt support and plan a later changed-case check.</w:t>
-      </w:r>
-    </w:p>
-    <w:p>
-      <w:pPr>
-        <w:pStyle w:val="Heading3"/>
-      </w:pPr>
-      <w:r>
-        <w:t>Transparent Book Recommender</w:t>
-      </w:r>
-    </w:p>
-    <w:p>
-      <w:pPr>
-        <w:spacing w:line="336" w:lineRule="auto" w:after="180"/>
-      </w:pPr>
-      <w:r>
-        <w:rPr>
-          <w:b w:val="0"/>
-        </w:rPr>
-        <w:t xml:space="preserve">Freeze the brief before building so later choices can be traced to </w:t>
-      </w:r>
-      <w:r>
-        <w:rPr>
-          <w:b/>
-        </w:rPr>
-        <w:t>requirement</w:t>
-      </w:r>
-      <w:r>
-        <w:rPr>
-          <w:b w:val="0"/>
-        </w:rPr>
-        <w:t>s.</w:t>
-      </w:r>
-    </w:p>
-    <w:p>
-      <w:pPr>
-        <w:spacing w:line="336" w:lineRule="auto" w:after="180"/>
-      </w:pPr>
-      <w:r>
-        <w:rPr>
-          <w:b w:val="0"/>
-        </w:rPr>
-        <w:t xml:space="preserve">Keep the decision, </w:t>
-      </w:r>
-      <w:r>
-        <w:rPr>
-          <w:b/>
-        </w:rPr>
-        <w:t>input</w:t>
-      </w:r>
-      <w:r>
-        <w:rPr>
-          <w:b w:val="0"/>
-        </w:rPr>
-        <w:t xml:space="preserve">, result, explanation and remaining </w:t>
-      </w:r>
-      <w:r>
-        <w:rPr>
-          <w:b/>
-        </w:rPr>
-        <w:t>limitation</w:t>
-      </w:r>
-      <w:r>
-        <w:rPr>
-          <w:b w:val="0"/>
-        </w:rPr>
-        <w:t xml:space="preserve"> in the project </w:t>
-      </w:r>
-      <w:r>
-        <w:rPr>
-          <w:b/>
-        </w:rPr>
-        <w:t>evidence</w:t>
-      </w:r>
-      <w:r>
-        <w:rPr>
-          <w:b w:val="0"/>
-        </w:rPr>
-        <w:t xml:space="preserve"> record. Retrieve this record next week rather than restarting the project.</w:t>
-      </w:r>
-    </w:p>
-    <w:p>
-      <w:pPr>
-        <w:pStyle w:val="Heading3"/>
-      </w:pPr>
-      <w:r>
-        <w:t>Support and stretch</w:t>
-      </w:r>
-    </w:p>
-    <w:p>
-      <w:pPr>
-        <w:spacing w:line="336" w:lineRule="auto" w:after="180"/>
-      </w:pPr>
-      <w:r>
-        <w:rPr>
-          <w:b w:val="0"/>
-        </w:rPr>
-        <w:t>Trace one record or condition at a time with counters and labelled columns. Stretch: introduce a tie, boundary or missing field and declare its handling policy before rerunning.</w:t>
-      </w:r>
-    </w:p>
-    <w:p>
-      <w:pPr>
-        <w:pStyle w:val="Heading3"/>
-      </w:pPr>
-      <w:r>
-        <w:t>Exit reflection</w:t>
-      </w:r>
-    </w:p>
-    <w:p>
-      <w:pPr>
-        <w:spacing w:line="336" w:lineRule="auto" w:after="180"/>
-      </w:pPr>
-      <w:r>
-        <w:rPr>
-          <w:b w:val="0"/>
-        </w:rPr>
-        <w:t xml:space="preserve">Ask for one decision the learner can now justify and one situation requiring more </w:t>
-      </w:r>
-      <w:r>
-        <w:rPr>
-          <w:b/>
-        </w:rPr>
-        <w:t>evidence</w:t>
-      </w:r>
-      <w:r>
-        <w:rPr>
-          <w:b w:val="0"/>
-        </w:rPr>
-        <w:t xml:space="preserve"> or human review. Confidence ratings are separate from correct independent performance.</w:t>
-      </w:r>
-    </w:p>
-    <w:p>
-      <w:pPr>
-        <w:pStyle w:val="Heading3"/>
-      </w:pPr>
-      <w:r>
-        <w:t>Bridge to the next week</w:t>
-      </w:r>
-    </w:p>
-    <w:p>
-      <w:pPr>
-        <w:spacing w:line="336" w:lineRule="auto" w:after="180"/>
-      </w:pPr>
-      <w:r>
-        <w:rPr>
-          <w:b w:val="0"/>
-        </w:rPr>
-        <w:t xml:space="preserve">Next: Week 33: Build the Recommender. Retrieve today’s </w:t>
-      </w:r>
-      <w:r>
-        <w:rPr>
-          <w:b/>
-        </w:rPr>
-        <w:t>evidence</w:t>
-      </w:r>
-      <w:r>
-        <w:rPr>
-          <w:b w:val="0"/>
-        </w:rPr>
-        <w:t xml:space="preserve"> and identify what carries forward and what is new.</w:t>
-      </w:r>
-    </w:p>
-    <w:p>
-      <w:pPr>
-        <w:pStyle w:val="Heading3"/>
-      </w:pPr>
-      <w:r>
-        <w:t>Support and fresh reassessment</w:t>
-      </w:r>
-    </w:p>
-    <w:p>
-      <w:pPr>
-        <w:spacing w:line="336" w:lineRule="auto" w:after="180"/>
-      </w:pPr>
-      <w:r>
-        <w:rPr>
-          <w:b w:val="0"/>
-        </w:rPr>
-        <w:t xml:space="preserve">Use a one-page </w:t>
-      </w:r>
-      <w:r>
-        <w:rPr>
-          <w:b/>
-        </w:rPr>
-        <w:t>requirement</w:t>
-      </w:r>
-      <w:r>
-        <w:rPr>
-          <w:b w:val="0"/>
-        </w:rPr>
-        <w:t xml:space="preserve">s card. Extension: trace each </w:t>
-      </w:r>
-      <w:r>
-        <w:rPr>
-          <w:b/>
-        </w:rPr>
-        <w:t>requirement</w:t>
-      </w:r>
-      <w:r>
-        <w:rPr>
-          <w:b w:val="0"/>
-        </w:rPr>
-        <w:t xml:space="preserve"> to a specific </w:t>
-      </w:r>
-      <w:r>
-        <w:rPr>
-          <w:b/>
-        </w:rPr>
-        <w:t>acceptance case</w:t>
-      </w:r>
-      <w:r>
-        <w:rPr>
-          <w:b w:val="0"/>
-        </w:rPr>
-        <w:t xml:space="preserve"> and identify uncovered </w:t>
-      </w:r>
-      <w:r>
-        <w:rPr>
-          <w:b/>
-        </w:rPr>
-        <w:t>requirement</w:t>
-      </w:r>
-      <w:r>
-        <w:rPr>
-          <w:b w:val="0"/>
-        </w:rPr>
-        <w:t>s.</w:t>
-      </w:r>
-    </w:p>
-    <w:p>
-      <w:pPr>
-        <w:spacing w:line="336" w:lineRule="auto" w:after="180"/>
-      </w:pPr>
-      <w:r>
-        <w:rPr>
-          <w:b w:val="0"/>
-        </w:rPr>
-        <w:t xml:space="preserve">Independent W4 </w:t>
-      </w:r>
-      <w:r>
-        <w:rPr>
-          <w:b/>
-        </w:rPr>
-        <w:t>evidence</w:t>
-      </w:r>
-      <w:r>
-        <w:rPr>
-          <w:b w:val="0"/>
-        </w:rPr>
-        <w:t>: Retain the stated schema and scoring or justify an explicit alternative. Require boundary 15/16, tie/order and no-match cases with expected results, rejection reasons and human review.</w:t>
-      </w:r>
-    </w:p>
-    <w:p>
-      <w:pPr>
-        <w:spacing w:line="336" w:lineRule="auto" w:after="180"/>
-      </w:pPr>
-      <w:r>
-        <w:rPr>
-          <w:b w:val="0"/>
-        </w:rPr>
-        <w:t>Record whether the learner needed no help, a hint or explanation. Fresh retry: plan a 10-minute chooser with boundary 10/11, duplicate-name rejection and an empty-</w:t>
-      </w:r>
-      <w:r>
-        <w:rPr>
-          <w:b/>
-        </w:rPr>
-        <w:t>input</w:t>
-      </w:r>
-      <w:r>
-        <w:rPr>
-          <w:b w:val="0"/>
-        </w:rPr>
         <w:t xml:space="preserve"> case. Collect the plan before implementation.</w:t>
       </w:r>
     </w:p>
     <w:p>
       <w:pPr>
-        <w:spacing w:line="336" w:lineRule="auto" w:after="180"/>
-      </w:pPr>
-      <w:r>
-        <w:rPr>
-          <w:b w:val="0"/>
-        </w:rPr>
-        <w:t xml:space="preserve">Next week: Building the data </w:t>
-      </w:r>
-      <w:r>
-        <w:rPr>
-          <w:b/>
-        </w:rPr>
-        <w:t>pipeline</w:t>
-      </w:r>
-      <w:r>
-        <w:rPr>
-          <w:b w:val="0"/>
-        </w:rPr>
-        <w:t xml:space="preserve">. Reuse this week's explicit contracts and </w:t>
-      </w:r>
-      <w:r>
-        <w:rPr>
-          <w:b/>
-        </w:rPr>
-        <w:t>evidence</w:t>
-      </w:r>
-      <w:r>
-        <w:rPr>
-          <w:b w:val="0"/>
-        </w:rPr>
-        <w:t>.</w:t>
-      </w:r>
-    </w:p>
-    <w:p>
-      <w:pPr>
-        <w:pStyle w:val="Heading3"/>
-      </w:pPr>
-      <w:r>
-        <w:t>Readiness and reassessment for A reproducible data investigation</w:t>
-      </w:r>
-    </w:p>
-    <w:p>
-      <w:pPr>
-        <w:spacing w:line="336" w:lineRule="auto" w:after="180"/>
-      </w:pPr>
-      <w:r>
-        <w:rPr>
-          <w:b w:val="0"/>
-        </w:rPr>
-        <w:t xml:space="preserve">Provide an </w:t>
-      </w:r>
-      <w:r>
-        <w:rPr>
-          <w:b/>
-        </w:rPr>
-        <w:t>investigation</w:t>
-      </w:r>
-      <w:r>
-        <w:rPr>
-          <w:b w:val="0"/>
-        </w:rPr>
-        <w:t xml:space="preserve"> checklist with blank </w:t>
-      </w:r>
-      <w:r>
-        <w:rPr>
-          <w:b/>
-        </w:rPr>
-        <w:t>evidence</w:t>
-      </w:r>
-      <w:r>
-        <w:rPr>
-          <w:b w:val="0"/>
-        </w:rPr>
-        <w:t xml:space="preserve"> fields. Extension: compare median and mean of accepted values and explain what each hides.</w:t>
-      </w:r>
-    </w:p>
-    <w:p>
-      <w:pPr>
-        <w:spacing w:line="336" w:lineRule="auto" w:after="180"/>
-      </w:pPr>
-      <w:r>
-        <w:rPr>
-          <w:b w:val="0"/>
-        </w:rPr>
-        <w:t xml:space="preserve">Independent W4 </w:t>
-      </w:r>
-      <w:r>
-        <w:rPr>
-          <w:b/>
-        </w:rPr>
-        <w:t>evidence</w:t>
-      </w:r>
-      <w:r>
-        <w:rPr>
-          <w:b w:val="0"/>
-        </w:rPr>
-        <w:t>: Accepted [6, 12, 0, 18], 2 rejected, total 36, mean 9. State 4 of 6 accepted; missing/invalid records may differ. Preserve the raw list and rules.</w:t>
-      </w:r>
-    </w:p>
-    <w:p>
-      <w:pPr>
-        <w:spacing w:line="336" w:lineRule="auto" w:after="180"/>
-      </w:pPr>
-      <w:r>
-        <w:rPr>
-          <w:b w:val="0"/>
-        </w:rPr>
-        <w:t>Record whether the learner needed no help, a hint or explanation. Fresh retry: [5, None, 15, -1, 10] gives accepted [5,15,10], 2 rejected and mean 10, with coverage 3 of 5.</w:t>
-      </w:r>
-    </w:p>
-    <w:p>
-      <w:pPr>
-        <w:pStyle w:val="Heading3"/>
-      </w:pPr>
-      <w:r>
-        <w:t>Plan the delayed return</w:t>
+        <w:pStyle w:val="Heading2"/>
+      </w:pPr>
+      <w:r>
+        <w:t>Delayed return</w:t>
       </w:r>
     </w:p>
     <w:p>
@@ -6082,48 +6058,295 @@
     </w:p>
     <w:p>
       <w:pPr>
+        <w:pStyle w:val="Heading2"/>
+      </w:pPr>
+      <w:r>
+        <w:t>Bridge to next week</w:t>
+      </w:r>
+    </w:p>
+    <w:p>
+      <w:pPr>
+        <w:spacing w:line="336" w:lineRule="auto" w:after="180"/>
+      </w:pPr>
+      <w:r>
+        <w:rPr>
+          <w:b w:val="0"/>
+        </w:rPr>
+        <w:t xml:space="preserve">Ask for one decision the learner can now justify and one situation requiring more </w:t>
+      </w:r>
+      <w:r>
+        <w:rPr>
+          <w:b/>
+        </w:rPr>
+        <w:t>evidence</w:t>
+      </w:r>
+      <w:r>
+        <w:rPr>
+          <w:b w:val="0"/>
+        </w:rPr>
+        <w:t xml:space="preserve"> or human review. Confidence ratings are separate from correct independent performance.</w:t>
+      </w:r>
+    </w:p>
+    <w:p>
+      <w:pPr>
+        <w:spacing w:line="336" w:lineRule="auto" w:after="180"/>
+      </w:pPr>
+      <w:r>
+        <w:rPr>
+          <w:b w:val="0"/>
+        </w:rPr>
+        <w:t xml:space="preserve">Next: Week 33: Build the Recommender. Retrieve today’s </w:t>
+      </w:r>
+      <w:r>
+        <w:rPr>
+          <w:b/>
+        </w:rPr>
+        <w:t>evidence</w:t>
+      </w:r>
+      <w:r>
+        <w:rPr>
+          <w:b w:val="0"/>
+        </w:rPr>
+        <w:t xml:space="preserve"> and identify what carries forward and what is new.</w:t>
+      </w:r>
+    </w:p>
+    <w:p>
+      <w:pPr>
+        <w:spacing w:line="336" w:lineRule="auto" w:after="180"/>
+      </w:pPr>
+      <w:r>
+        <w:rPr>
+          <w:b w:val="0"/>
+        </w:rPr>
+        <w:t>Next is Week33: Build the Recommender. Reuse the frozen schema, validation policy, score, tie rule and acceptance cases; compare implementation output with independently derived expectations.</w:t>
+      </w:r>
+    </w:p>
+    <w:p>
+      <w:pPr>
+        <w:pStyle w:val="Heading2"/>
+      </w:pPr>
+      <w:r>
+        <w:t>Extension support and reassessment · reference / check after trying</w:t>
+      </w:r>
+    </w:p>
+    <w:p>
+      <w:pPr>
+        <w:spacing w:line="336" w:lineRule="auto" w:after="180"/>
+      </w:pPr>
+      <w:r>
+        <w:rPr>
+          <w:b w:val="0"/>
+        </w:rPr>
+        <w:t xml:space="preserve">Provide an </w:t>
+      </w:r>
+      <w:r>
+        <w:rPr>
+          <w:b/>
+        </w:rPr>
+        <w:t>investigation</w:t>
+      </w:r>
+      <w:r>
+        <w:rPr>
+          <w:b w:val="0"/>
+        </w:rPr>
+        <w:t xml:space="preserve"> checklist with blank </w:t>
+      </w:r>
+      <w:r>
+        <w:rPr>
+          <w:b/>
+        </w:rPr>
+        <w:t>evidence</w:t>
+      </w:r>
+      <w:r>
+        <w:rPr>
+          <w:b w:val="0"/>
+        </w:rPr>
+        <w:t xml:space="preserve"> fields. Extension: compare median and mean of accepted values and explain what each hides.</w:t>
+      </w:r>
+    </w:p>
+    <w:p>
+      <w:pPr>
+        <w:spacing w:line="336" w:lineRule="auto" w:after="180"/>
+      </w:pPr>
+      <w:r>
+        <w:rPr>
+          <w:b w:val="0"/>
+        </w:rPr>
+        <w:t xml:space="preserve">Independent W4 </w:t>
+      </w:r>
+      <w:r>
+        <w:rPr>
+          <w:b/>
+        </w:rPr>
+        <w:t>evidence</w:t>
+      </w:r>
+      <w:r>
+        <w:rPr>
+          <w:b w:val="0"/>
+        </w:rPr>
+        <w:t>: Accepted [6, 12, 0, 18], 2 rejected, total 36, mean 9. State 4 of 6 accepted; missing/invalid records may differ. Preserve the raw list and rules.</w:t>
+      </w:r>
+    </w:p>
+    <w:p>
+      <w:pPr>
+        <w:spacing w:line="336" w:lineRule="auto" w:after="180"/>
+      </w:pPr>
+      <w:r>
+        <w:rPr>
+          <w:b w:val="0"/>
+        </w:rPr>
+        <w:t>Record whether the learner needed no help, a hint or explanation. Fresh retry: [5, None, 15, -1, 10] gives accepted [5,15,10], 2 rejected and mean 10, with coverage 3 of 5.</w:t>
+      </w:r>
+    </w:p>
+    <w:p>
+      <w:pPr>
+        <w:pStyle w:val="Heading2"/>
+      </w:pPr>
+      <w:r>
+        <w:t>Earlier wording, alternatives and picture transcripts · reference / check after trying</w:t>
+      </w:r>
+    </w:p>
+    <w:p>
+      <w:pPr>
+        <w:spacing w:line="336" w:lineRule="auto" w:after="180"/>
+      </w:pPr>
+      <w:r>
+        <w:rPr>
+          <w:b w:val="0"/>
+        </w:rPr>
+        <w:t>Connect and extend learning</w:t>
+      </w:r>
+    </w:p>
+    <w:p>
+      <w:pPr>
         <w:pStyle w:val="Heading3"/>
       </w:pPr>
       <w:r>
+        <w:t>Transparent Book Recommender</w:t>
+      </w:r>
+    </w:p>
+    <w:p>
+      <w:pPr>
+        <w:spacing w:line="336" w:lineRule="auto" w:after="180"/>
+      </w:pPr>
+      <w:r>
+        <w:rPr>
+          <w:b w:val="0"/>
+        </w:rPr>
+        <w:t xml:space="preserve">Freeze the brief before building so later choices can be traced to </w:t>
+      </w:r>
+      <w:r>
+        <w:rPr>
+          <w:b/>
+        </w:rPr>
+        <w:t>requirement</w:t>
+      </w:r>
+      <w:r>
+        <w:rPr>
+          <w:b w:val="0"/>
+        </w:rPr>
+        <w:t>s.</w:t>
+      </w:r>
+    </w:p>
+    <w:p>
+      <w:pPr>
+        <w:pStyle w:val="Heading3"/>
+      </w:pPr>
+      <w:r>
+        <w:t>Support and stretch</w:t>
+      </w:r>
+    </w:p>
+    <w:p>
+      <w:pPr>
+        <w:spacing w:line="336" w:lineRule="auto" w:after="180"/>
+      </w:pPr>
+      <w:r>
+        <w:rPr>
+          <w:b w:val="0"/>
+        </w:rPr>
+        <w:t>Trace one record or condition at a time with counters and labelled columns. Stretch: introduce a tie, boundary or missing field and declare its handling policy before rerunning.</w:t>
+      </w:r>
+    </w:p>
+    <w:p>
+      <w:pPr>
+        <w:pStyle w:val="Heading3"/>
+      </w:pPr>
+      <w:r>
+        <w:t>Exit reflection</w:t>
+      </w:r>
+    </w:p>
+    <w:p>
+      <w:pPr>
+        <w:pStyle w:val="Heading3"/>
+      </w:pPr>
+      <w:r>
+        <w:t>Bridge to the next week</w:t>
+      </w:r>
+    </w:p>
+    <w:p>
+      <w:pPr>
+        <w:pStyle w:val="Heading3"/>
+      </w:pPr>
+      <w:r>
+        <w:t>Support and fresh reassessment</w:t>
+      </w:r>
+    </w:p>
+    <w:p>
+      <w:pPr>
+        <w:pStyle w:val="Heading3"/>
+      </w:pPr>
+      <w:r>
+        <w:t>Readiness and reassessment for A reproducible data investigation</w:t>
+      </w:r>
+    </w:p>
+    <w:p>
+      <w:pPr>
+        <w:pStyle w:val="Heading3"/>
+      </w:pPr>
+      <w:r>
+        <w:t>Plan the delayed return</w:t>
+      </w:r>
+    </w:p>
+    <w:p>
+      <w:pPr>
+        <w:pStyle w:val="Heading3"/>
+      </w:pPr>
+      <w:r>
         <w:t>Project evidence from this case</w:t>
       </w:r>
     </w:p>
     <w:p>
       <w:pPr>
+        <w:pStyle w:val="Heading1"/>
+      </w:pPr>
+      <w:r>
+        <w:t>Reference bank and extra practice</w:t>
+      </w:r>
+    </w:p>
+    <w:p>
+      <w:pPr>
+        <w:pStyle w:val="Heading1"/>
+      </w:pPr>
+      <w:r>
+        <w:t>07. Reference · Alternative teaching checklist</w:t>
+      </w:r>
+    </w:p>
+    <w:p>
+      <w:r>
+        <w:t>Use as a reminder alongside the main route.</w:t>
+      </w:r>
+    </w:p>
+    <w:p>
+      <w:pPr>
+        <w:pStyle w:val="Heading2"/>
+      </w:pPr>
+      <w:r>
+        <w:t>Planning reference</w:t>
+      </w:r>
+    </w:p>
+    <w:p>
+      <w:pPr>
         <w:spacing w:line="336" w:lineRule="auto" w:after="180"/>
-      </w:pPr>
-      <w:r>
-        <w:rPr>
-          <w:b w:val="0"/>
-        </w:rPr>
-        <w:t>Retain the Transparent Book Recommender’s schema, constraints, score, tie rule and acceptance table as its build specification.</w:t>
-      </w:r>
-    </w:p>
-    <w:p>
-      <w:pPr>
-        <w:pStyle w:val="Heading1"/>
-      </w:pPr>
-      <w:r>
-        <w:t>07. Prepare, teach and assess</w:t>
-      </w:r>
-    </w:p>
-    <w:p>
-      <w:r>
-        <w:t>Use this preparation summary alongside the detailed Project Problem and Success Test lesson; it is a checklist rather than a replacement for the full sequence.</w:t>
-      </w:r>
-    </w:p>
-    <w:p>
-      <w:pPr>
-        <w:pStyle w:val="Heading3"/>
-      </w:pPr>
-      <w:r>
-        <w:t>Teaching target</w:t>
-      </w:r>
-    </w:p>
-    <w:p>
-      <w:pPr>
-        <w:spacing w:line="336" w:lineRule="auto" w:after="180"/>
-        <w:shd w:fill="EDF7F3"/>
       </w:pPr>
       <w:r>
         <w:rPr>
@@ -6311,16 +6534,7 @@
     </w:p>
     <w:p>
       <w:pPr>
-        <w:pStyle w:val="Heading3"/>
-      </w:pPr>
-      <w:r>
-        <w:t>Supported practice answer</w:t>
-      </w:r>
-    </w:p>
-    <w:p>
-      <w:pPr>
         <w:spacing w:line="336" w:lineRule="auto" w:after="180"/>
-        <w:shd w:fill="F1F6FC"/>
       </w:pPr>
       <w:r>
         <w:rPr>
@@ -6365,16 +6579,7 @@
     </w:p>
     <w:p>
       <w:pPr>
-        <w:pStyle w:val="Heading3"/>
-      </w:pPr>
-      <w:r>
-        <w:t>Repair the misconception</w:t>
-      </w:r>
-    </w:p>
-    <w:p>
-      <w:pPr>
         <w:spacing w:line="336" w:lineRule="auto" w:after="180"/>
-        <w:shd w:fill="FFF5E6"/>
       </w:pPr>
       <w:r>
         <w:rPr>
@@ -6410,7 +6615,6 @@
     <w:p>
       <w:pPr>
         <w:spacing w:line="336" w:lineRule="auto" w:after="180"/>
-        <w:shd w:fill="FFF5E6"/>
       </w:pPr>
       <w:r>
         <w:rPr>
@@ -6433,16 +6637,7 @@
     </w:p>
     <w:p>
       <w:pPr>
-        <w:pStyle w:val="Heading3"/>
-      </w:pPr>
-      <w:r>
-        <w:t>Support without giving away the answer</w:t>
-      </w:r>
-    </w:p>
-    <w:p>
-      <w:pPr>
         <w:spacing w:line="336" w:lineRule="auto" w:after="180"/>
-        <w:shd w:fill="F1F6F8"/>
       </w:pPr>
       <w:r>
         <w:rPr>
@@ -6465,16 +6660,7 @@
     </w:p>
     <w:p>
       <w:pPr>
-        <w:pStyle w:val="Heading3"/>
-      </w:pPr>
-      <w:r>
-        <w:t>Extend the reasoning</w:t>
-      </w:r>
-    </w:p>
-    <w:p>
-      <w:pPr>
         <w:spacing w:line="336" w:lineRule="auto" w:after="180"/>
-        <w:shd w:fill="F5F1FB"/>
       </w:pPr>
       <w:r>
         <w:rPr>
@@ -6497,16 +6683,7 @@
     </w:p>
     <w:p>
       <w:pPr>
-        <w:pStyle w:val="Heading3"/>
-      </w:pPr>
-      <w:r>
-        <w:t>Protect the independent attempt</w:t>
-      </w:r>
-    </w:p>
-    <w:p>
-      <w:pPr>
         <w:spacing w:line="336" w:lineRule="auto" w:after="180"/>
-        <w:shd w:fill="FFF5E6"/>
       </w:pPr>
       <w:r>
         <w:rPr>
@@ -6701,16 +6878,7 @@
     </w:tbl>
     <w:p>
       <w:pPr>
-        <w:pStyle w:val="Heading3"/>
-      </w:pPr>
-      <w:r>
-        <w:t>Project checkpoint</w:t>
-      </w:r>
-    </w:p>
-    <w:p>
-      <w:pPr>
         <w:spacing w:line="336" w:lineRule="auto" w:after="180"/>
-        <w:shd w:fill="EDF7F3"/>
       </w:pPr>
       <w:r>
         <w:rPr>
@@ -6759,12 +6927,20 @@
         <w:pStyle w:val="Heading1"/>
       </w:pPr>
       <w:r>
-        <w:t>08. Use feedback, labs and repair paths</w:t>
-      </w:r>
-    </w:p>
-    <w:p>
-      <w:r>
-        <w:t>Use feedback, earlier review and portfolios purposefully. Apply the coding routine only when this lesson has an executable lab.</w:t>
+        <w:t>08. Reference · Feedback and retained evidence</w:t>
+      </w:r>
+    </w:p>
+    <w:p>
+      <w:r>
+        <w:t>Keep supported practice separate from independent evidence.</w:t>
+      </w:r>
+    </w:p>
+    <w:p>
+      <w:pPr>
+        <w:pStyle w:val="Heading2"/>
+      </w:pPr>
+      <w:r>
+        <w:t>Record and repair</w:t>
       </w:r>
     </w:p>
     <w:p>
@@ -6809,6 +6985,60 @@
         <w:rPr>
           <w:b w:val="0"/>
         </w:rPr>
+        <w:t>Use the earlier worked-explanation links to address a specific missing building block, then return to the current question. Adapt this suggestion after observing the learner; it is not an automatic diagnosis.</w:t>
+      </w:r>
+    </w:p>
+    <w:p>
+      <w:pPr>
+        <w:spacing w:line="336" w:lineRule="auto" w:after="180"/>
+      </w:pPr>
+      <w:r>
+        <w:rPr>
+          <w:b w:val="0"/>
+        </w:rPr>
+        <w:t xml:space="preserve">Collect the completed-work portfolio as </w:t>
+      </w:r>
+      <w:r>
+        <w:rPr>
+          <w:b/>
+        </w:rPr>
+        <w:t>evidence</w:t>
+      </w:r>
+      <w:r>
+        <w:rPr>
+          <w:b w:val="0"/>
+        </w:rPr>
+        <w:t xml:space="preserve">. Record support separately from correctness, and assess explanation, trace/test and </w:t>
+      </w:r>
+      <w:r>
+        <w:rPr>
+          <w:b/>
+        </w:rPr>
+        <w:t>limitation</w:t>
+      </w:r>
+      <w:r>
+        <w:rPr>
+          <w:b w:val="0"/>
+        </w:rPr>
+        <w:t>s. Progress ticks and quiz selections alone do not establish mastery.</w:t>
+      </w:r>
+    </w:p>
+    <w:p>
+      <w:pPr>
+        <w:pStyle w:val="Heading2"/>
+      </w:pPr>
+      <w:r>
+        <w:t>Earlier wording, alternatives and picture transcripts · reference / check after trying</w:t>
+      </w:r>
+    </w:p>
+    <w:p>
+      <w:pPr>
+        <w:spacing w:line="336" w:lineRule="auto" w:after="180"/>
+      </w:pPr>
+      <w:r>
+        <w:rPr>
+          <w:b w:val="0"/>
+        </w:rPr>
         <w:t xml:space="preserve">Ask students to predict before running code. Preserve errors and actual </w:t>
       </w:r>
       <w:r>
@@ -6826,89 +7056,20 @@
     </w:p>
     <w:p>
       <w:pPr>
-        <w:spacing w:line="336" w:lineRule="auto" w:after="180"/>
-      </w:pPr>
-      <w:r>
-        <w:rPr>
-          <w:b w:val="0"/>
-        </w:rPr>
-        <w:t>Use the earlier worked-explanation links to address a specific missing building block, then return to the current question. Adapt this suggestion after observing the learner; it is not an automatic diagnosis.</w:t>
-      </w:r>
-    </w:p>
-    <w:p>
-      <w:pPr>
-        <w:spacing w:line="336" w:lineRule="auto" w:after="180"/>
-      </w:pPr>
-      <w:r>
-        <w:rPr>
-          <w:b w:val="0"/>
-        </w:rPr>
-        <w:t xml:space="preserve">Collect the completed-work portfolio as </w:t>
-      </w:r>
-      <w:r>
-        <w:rPr>
-          <w:b/>
-        </w:rPr>
-        <w:t>evidence</w:t>
-      </w:r>
-      <w:r>
-        <w:rPr>
-          <w:b w:val="0"/>
-        </w:rPr>
-        <w:t xml:space="preserve">. Record support separately from correctness, and assess explanation, trace/test and </w:t>
-      </w:r>
-      <w:r>
-        <w:rPr>
-          <w:b/>
-        </w:rPr>
-        <w:t>limitation</w:t>
-      </w:r>
-      <w:r>
-        <w:rPr>
-          <w:b w:val="0"/>
-        </w:rPr>
-        <w:t>s. Progress ticks and quiz selections alone do not establish mastery.</w:t>
-      </w:r>
-    </w:p>
-    <w:p>
-      <w:pPr>
         <w:pStyle w:val="Heading1"/>
       </w:pPr>
       <w:r>
-        <w:t>09. Visual concept journey</w:t>
-      </w:r>
-    </w:p>
-    <w:p>
-      <w:r>
-        <w:t>Show one Project Problem and Success Test graphic at a time, request a prediction and discuss its trace before the independent assessment.</w:t>
-      </w:r>
-    </w:p>
-    <w:p>
-      <w:pPr>
-        <w:spacing w:line="336" w:lineRule="auto" w:after="180"/>
-      </w:pPr>
-      <w:r>
-        <w:rPr>
-          <w:b w:val="0"/>
-        </w:rPr>
-        <w:t xml:space="preserve">Use one picture at a time. Hide a worked result before asking for a </w:t>
-      </w:r>
-      <w:r>
-        <w:rPr>
-          <w:b/>
-        </w:rPr>
-        <w:t>prediction</w:t>
-      </w:r>
-      <w:r>
-        <w:rPr>
-          <w:b w:val="0"/>
-        </w:rPr>
-        <w:t>, then reveal it for feedback. These are supported teaching cases; retain the separate independent assessment for a fresh first attempt.</w:t>
-      </w:r>
-    </w:p>
-    <w:p>
-      <w:pPr>
-        <w:pStyle w:val="Heading3"/>
+        <w:t>09. Reference · Teach with the six pictures</w:t>
+      </w:r>
+    </w:p>
+    <w:p>
+      <w:r>
+        <w:t>Choose a picture for a specific explanation.</w:t>
+      </w:r>
+    </w:p>
+    <w:p>
+      <w:pPr>
+        <w:pStyle w:val="Heading2"/>
       </w:pPr>
       <w:r>
         <w:t>01. Project Problem and Success Test: the case</w:t>
@@ -6919,7 +7080,7 @@
         <w:drawing>
           <wp:inline xmlns:a="http://schemas.openxmlformats.org/drawingml/2006/main" xmlns:pic="http://schemas.openxmlformats.org/drawingml/2006/picture">
             <wp:extent cx="5486400" cy="3142488"/>
-            <wp:docPr id="2" name="Picture 2" descr="A fictional reading-break chooser needs a transparent contract. Supplied facts: Items have id text, minutes integer 0–30, interest integer 0–5. Request limit is integer 0–30. Eligible if minutes&lt;=limit; score=interest; highest wins; ties choose alphabetically smaller ID; invalid rows excluded and counted."/>
+            <wp:docPr id="3" name="Picture 3" descr="A fictional reading-break chooser needs a transparent contract. Supplied facts: Items have id text, minutes integer 0–30, interest integer 0–5. Request limit is integer 0–30. Eligible if minutes&lt;=limit; score=interest; highest wins; ties choose alphabetically smaller ID; invalid rows excluded and counted."/>
             <wp:cNvGraphicFramePr>
               <a:graphicFrameLocks noChangeAspect="1"/>
             </wp:cNvGraphicFramePr>
@@ -6931,7 +7092,7 @@
                     <pic:cNvPicPr/>
                   </pic:nvPicPr>
                   <pic:blipFill>
-                    <a:blip r:embed="rId10"/>
+                    <a:blip r:embed="rId11"/>
                     <a:stretch>
                       <a:fillRect/>
                     </a:stretch>
@@ -6975,7 +7136,6 @@
     <w:p>
       <w:pPr>
         <w:spacing w:line="336" w:lineRule="auto" w:after="180"/>
-        <w:shd w:fill="F5F1FB"/>
       </w:pPr>
       <w:r>
         <w:rPr>
@@ -6986,16 +7146,7 @@
     </w:p>
     <w:p>
       <w:pPr>
-        <w:pStyle w:val="Heading3"/>
-      </w:pPr>
-      <w:r>
-        <w:t>Discuss while showing the picture</w:t>
-      </w:r>
-    </w:p>
-    <w:p>
-      <w:pPr>
         <w:spacing w:line="336" w:lineRule="auto" w:after="180"/>
-        <w:shd w:fill="F1F6F8"/>
       </w:pPr>
       <w:r>
         <w:rPr>
@@ -7006,7 +7157,7 @@
     </w:p>
     <w:p>
       <w:pPr>
-        <w:pStyle w:val="Heading3"/>
+        <w:pStyle w:val="Heading2"/>
       </w:pPr>
       <w:r>
         <w:t>02. Follow the deciding steps</w:t>
@@ -7017,7 +7168,7 @@
         <w:drawing>
           <wp:inline xmlns:a="http://schemas.openxmlformats.org/drawingml/2006/main" xmlns:pic="http://schemas.openxmlformats.org/drawingml/2006/picture">
             <wp:extent cx="5486400" cy="4005072"/>
-            <wp:docPr id="3" name="Picture 3" descr="Specify inputs: Validate each row and request; keep rejected-row reasons. → Filter and rank: At limit 8: A(time8,interest3), B(9,5), C(6,3). B is ineligible. → Expected output: A beats tied C by ID; report A and its score 3. → Acceptance cases: Also plan invalid request, no eligible item and equal-score cases."/>
+            <wp:docPr id="4" name="Picture 4" descr="Specify inputs: Validate each row and request; keep rejected-row reasons. → Filter and rank: At limit 8: A(time8,interest3), B(9,5), C(6,3). B is ineligible. → Expected output: A beats tied C by ID; report A and its score 3. → Acceptance cases: Also plan invalid request, no eligible item and equal-score cases."/>
             <wp:cNvGraphicFramePr>
               <a:graphicFrameLocks noChangeAspect="1"/>
             </wp:cNvGraphicFramePr>
@@ -7029,7 +7180,7 @@
                     <pic:cNvPicPr/>
                   </pic:nvPicPr>
                   <pic:blipFill>
-                    <a:blip r:embed="rId11"/>
+                    <a:blip r:embed="rId9"/>
                     <a:stretch>
                       <a:fillRect/>
                     </a:stretch>
@@ -7109,7 +7260,6 @@
     <w:p>
       <w:pPr>
         <w:spacing w:line="336" w:lineRule="auto" w:after="180"/>
-        <w:shd w:fill="F5F1FB"/>
       </w:pPr>
       <w:r>
         <w:rPr>
@@ -7132,16 +7282,7 @@
     </w:p>
     <w:p>
       <w:pPr>
-        <w:pStyle w:val="Heading3"/>
-      </w:pPr>
-      <w:r>
-        <w:t>Discuss while showing the picture</w:t>
-      </w:r>
-    </w:p>
-    <w:p>
-      <w:pPr>
         <w:spacing w:line="336" w:lineRule="auto" w:after="180"/>
-        <w:shd w:fill="F1F6F8"/>
       </w:pPr>
       <w:r>
         <w:rPr>
@@ -7164,7 +7305,7 @@
     </w:p>
     <w:p>
       <w:pPr>
-        <w:pStyle w:val="Heading3"/>
+        <w:pStyle w:val="Heading2"/>
       </w:pPr>
       <w:r>
         <w:t>03. Follow the evidence</w:t>
@@ -7175,7 +7316,7 @@
         <w:drawing>
           <wp:inline xmlns:a="http://schemas.openxmlformats.org/drawingml/2006/main" xmlns:pic="http://schemas.openxmlformats.org/drawingml/2006/picture">
             <wp:extent cx="5486400" cy="2834640"/>
-            <wp:docPr id="4" name="Picture 4" descr="Follow the evidence. Input | Local fictional records | Validate schema. Decision | Filter then score then tie rule | Explain selected item. Output | Suggestion or no eligible item | Teacher reviews"/>
+            <wp:docPr id="5" name="Picture 5" descr="Follow the evidence. Input | Local fictional records | Validate schema. Decision | Filter then score then tie rule | Explain selected item. Output | Suggestion or no eligible item | Teacher reviews"/>
             <wp:cNvGraphicFramePr>
               <a:graphicFrameLocks noChangeAspect="1"/>
             </wp:cNvGraphicFramePr>
@@ -7256,7 +7397,6 @@
     <w:p>
       <w:pPr>
         <w:spacing w:line="336" w:lineRule="auto" w:after="180"/>
-        <w:shd w:fill="F5F1FB"/>
       </w:pPr>
       <w:r>
         <w:rPr>
@@ -7267,16 +7407,7 @@
     </w:p>
     <w:p>
       <w:pPr>
-        <w:pStyle w:val="Heading3"/>
-      </w:pPr>
-      <w:r>
-        <w:t>Discuss while showing the picture</w:t>
-      </w:r>
-    </w:p>
-    <w:p>
-      <w:pPr>
         <w:spacing w:line="336" w:lineRule="auto" w:after="180"/>
-        <w:shd w:fill="F1F6F8"/>
       </w:pPr>
       <w:r>
         <w:rPr>
@@ -7287,7 +7418,7 @@
     </w:p>
     <w:p>
       <w:pPr>
-        <w:pStyle w:val="Heading3"/>
+        <w:pStyle w:val="Heading2"/>
       </w:pPr>
       <w:r>
         <w:t>04. Change one thing. Trace what follows.</w:t>
@@ -7298,7 +7429,7 @@
         <w:drawing>
           <wp:inline xmlns:a="http://schemas.openxmlformats.org/drawingml/2006/main" xmlns:pic="http://schemas.openxmlformats.org/drawingml/2006/picture">
             <wp:extent cx="5486400" cy="3026664"/>
-            <wp:docPr id="5" name="Picture 5" descr="Original case: Also plan invalid request, no eligible item and equal-score cases. Changed condition: Reduce the limit from 8 to 5. Expected result: Return no eligible item. Reason: All three valid rows take more than five minutes."/>
+            <wp:docPr id="6" name="Picture 6" descr="Original case: Also plan invalid request, no eligible item and equal-score cases. Changed condition: Reduce the limit from 8 to 5. Expected result: Return no eligible item. Reason: All three valid rows take more than five minutes."/>
             <wp:cNvGraphicFramePr>
               <a:graphicFrameLocks noChangeAspect="1"/>
             </wp:cNvGraphicFramePr>
@@ -7354,7 +7485,6 @@
     <w:p>
       <w:pPr>
         <w:spacing w:line="336" w:lineRule="auto" w:after="180"/>
-        <w:shd w:fill="F5F1FB"/>
       </w:pPr>
       <w:r>
         <w:rPr>
@@ -7365,16 +7495,7 @@
     </w:p>
     <w:p>
       <w:pPr>
-        <w:pStyle w:val="Heading3"/>
-      </w:pPr>
-      <w:r>
-        <w:t>Discuss while showing the picture</w:t>
-      </w:r>
-    </w:p>
-    <w:p>
-      <w:pPr>
         <w:spacing w:line="336" w:lineRule="auto" w:after="180"/>
-        <w:shd w:fill="F1F6F8"/>
       </w:pPr>
       <w:r>
         <w:rPr>
@@ -7386,7 +7507,6 @@
     <w:p>
       <w:pPr>
         <w:spacing w:line="336" w:lineRule="auto" w:after="180"/>
-        <w:shd w:fill="F1F6F8"/>
       </w:pPr>
       <w:r>
         <w:rPr>
@@ -7397,7 +7517,7 @@
     </w:p>
     <w:p>
       <w:pPr>
-        <w:pStyle w:val="Heading3"/>
+        <w:pStyle w:val="Heading2"/>
       </w:pPr>
       <w:r>
         <w:t>05. Connect the explanation to its limit</w:t>
@@ -7408,7 +7528,7 @@
         <w:drawing>
           <wp:inline xmlns:a="http://schemas.openxmlformats.org/drawingml/2006/main" xmlns:pic="http://schemas.openxmlformats.org/drawingml/2006/picture">
             <wp:extent cx="5486400" cy="2834640"/>
-            <wp:docPr id="6" name="Picture 6" descr="Planning fixes what success means before code returns an answer. The duration boundary includes equality, and the tie policy prevents accidental list-order dependence. A complete output may include why other rows were excluded. Test expectations should come from the contract rather than copying the first program result. Limit: The supplied interest scores are fictional; the specification does not establish genuine learner preferences."/>
+            <wp:docPr id="7" name="Picture 7" descr="Planning fixes what success means before code returns an answer. The duration boundary includes equality, and the tie policy prevents accidental list-order dependence. A complete output may include why other rows were excluded. Test expectations should come from the contract rather than copying the first program result. Limit: The supplied interest scores are fictional; the specification does not establish genuine learner preferences."/>
             <wp:cNvGraphicFramePr>
               <a:graphicFrameLocks noChangeAspect="1"/>
             </wp:cNvGraphicFramePr>
@@ -7487,7 +7607,6 @@
     <w:p>
       <w:pPr>
         <w:spacing w:line="336" w:lineRule="auto" w:after="180"/>
-        <w:shd w:fill="F5F1FB"/>
       </w:pPr>
       <w:r>
         <w:rPr>
@@ -7498,16 +7617,7 @@
     </w:p>
     <w:p>
       <w:pPr>
-        <w:pStyle w:val="Heading3"/>
-      </w:pPr>
-      <w:r>
-        <w:t>Discuss while showing the picture</w:t>
-      </w:r>
-    </w:p>
-    <w:p>
-      <w:pPr>
         <w:spacing w:line="336" w:lineRule="auto" w:after="180"/>
-        <w:shd w:fill="F1F6F8"/>
       </w:pPr>
       <w:r>
         <w:rPr>
@@ -7519,7 +7629,6 @@
     <w:p>
       <w:pPr>
         <w:spacing w:line="336" w:lineRule="auto" w:after="180"/>
-        <w:shd w:fill="F1F6F8"/>
       </w:pPr>
       <w:r>
         <w:rPr>
@@ -7542,7 +7651,7 @@
     </w:p>
     <w:p>
       <w:pPr>
-        <w:pStyle w:val="Heading3"/>
+        <w:pStyle w:val="Heading2"/>
       </w:pPr>
       <w:r>
         <w:t>06. Make the idea visible in your project</w:t>
@@ -7553,7 +7662,7 @@
         <w:drawing>
           <wp:inline xmlns:a="http://schemas.openxmlformats.org/drawingml/2006/main" xmlns:pic="http://schemas.openxmlformats.org/drawingml/2006/picture">
             <wp:extent cx="5486400" cy="3380232"/>
-            <wp:docPr id="7" name="Picture 7" descr="Retain the Transparent Book Recommender’s schema, constraints, score, tie rule and acceptance table as its build specification. Draw your input, deciding step, result and limit. Supported question: Write an equality test and explain which requirement it checks."/>
+            <wp:docPr id="8" name="Picture 8" descr="Retain the Transparent Book Recommender’s schema, constraints, score, tie rule and acceptance table as its build specification. Draw your input, deciding step, result and limit. Supported question: Write an equality test and explain which requirement it checks."/>
             <wp:cNvGraphicFramePr>
               <a:graphicFrameLocks noChangeAspect="1"/>
             </wp:cNvGraphicFramePr>
@@ -7633,7 +7742,6 @@
     <w:p>
       <w:pPr>
         <w:spacing w:line="336" w:lineRule="auto" w:after="180"/>
-        <w:shd w:fill="F5F1FB"/>
       </w:pPr>
       <w:r>
         <w:rPr>
@@ -7656,46 +7764,115 @@
     </w:p>
     <w:p>
       <w:pPr>
+        <w:spacing w:line="336" w:lineRule="auto" w:after="180"/>
+      </w:pPr>
+      <w:r>
+        <w:rPr>
+          <w:b w:val="0"/>
+        </w:rPr>
+        <w:t xml:space="preserve">Teacher prompt: Draw your project trace and justify the deciding step using </w:t>
+      </w:r>
+      <w:r>
+        <w:rPr>
+          <w:b/>
+        </w:rPr>
+        <w:t>evidence</w:t>
+      </w:r>
+      <w:r>
+        <w:rPr>
+          <w:b w:val="0"/>
+        </w:rPr>
+        <w:t>. Ask learners to describe one label or arrow in ordinary words. Use the adjacent transcript if the image is difficult to see.</w:t>
+      </w:r>
+    </w:p>
+    <w:p>
+      <w:pPr>
+        <w:spacing w:line="336" w:lineRule="auto" w:after="180"/>
+      </w:pPr>
+      <w:r>
+        <w:rPr>
+          <w:b w:val="0"/>
+        </w:rPr>
+        <w:t>Supported practice key: Limit 8 with A taking 8 must include A; it checks that time eligibility uses &lt;= rather than &lt;.</w:t>
+      </w:r>
+    </w:p>
+    <w:p>
+      <w:pPr>
+        <w:pStyle w:val="Heading2"/>
+      </w:pPr>
+      <w:r>
+        <w:t>Earlier wording, alternatives and picture transcripts · reference / check after trying</w:t>
+      </w:r>
+    </w:p>
+    <w:p>
+      <w:pPr>
+        <w:spacing w:line="336" w:lineRule="auto" w:after="180"/>
+      </w:pPr>
+      <w:r>
+        <w:rPr>
+          <w:b w:val="0"/>
+        </w:rPr>
+        <w:t xml:space="preserve">Use one picture at a time. Hide a worked result before asking for a </w:t>
+      </w:r>
+      <w:r>
+        <w:rPr>
+          <w:b/>
+        </w:rPr>
+        <w:t>prediction</w:t>
+      </w:r>
+      <w:r>
+        <w:rPr>
+          <w:b w:val="0"/>
+        </w:rPr>
+        <w:t>, then reveal it for feedback. These are supported teaching cases; retain the separate independent assessment for a fresh first attempt.</w:t>
+      </w:r>
+    </w:p>
+    <w:p>
+      <w:pPr>
         <w:pStyle w:val="Heading3"/>
       </w:pPr>
       <w:r>
-        <w:t>Discuss while showing the picture</w:t>
-      </w:r>
-    </w:p>
-    <w:p>
-      <w:pPr>
-        <w:spacing w:line="336" w:lineRule="auto" w:after="180"/>
-        <w:shd w:fill="F1F6F8"/>
-      </w:pPr>
-      <w:r>
-        <w:rPr>
-          <w:b w:val="0"/>
-        </w:rPr>
-        <w:t xml:space="preserve">Teacher prompt: Draw your project trace and justify the deciding step using </w:t>
-      </w:r>
-      <w:r>
-        <w:rPr>
-          <w:b/>
-        </w:rPr>
-        <w:t>evidence</w:t>
-      </w:r>
-      <w:r>
-        <w:rPr>
-          <w:b w:val="0"/>
-        </w:rPr>
-        <w:t>. Ask learners to describe one label or arrow in ordinary words. Use the adjacent transcript if the image is difficult to see.</w:t>
-      </w:r>
-    </w:p>
-    <w:p>
-      <w:pPr>
-        <w:spacing w:line="336" w:lineRule="auto" w:after="180"/>
-        <w:shd w:fill="F1F6F8"/>
-      </w:pPr>
-      <w:r>
-        <w:rPr>
-          <w:b w:val="0"/>
-        </w:rPr>
-        <w:t>Supported practice key: Limit 8 with A taking 8 must include A; it checks that time eligibility uses &lt;= rather than &lt;.</w:t>
+        <w:t>01. Project Problem and Success Test: the case</w:t>
+      </w:r>
+    </w:p>
+    <w:p>
+      <w:pPr>
+        <w:pStyle w:val="Heading3"/>
+      </w:pPr>
+      <w:r>
+        <w:t>02. Follow the deciding steps</w:t>
+      </w:r>
+    </w:p>
+    <w:p>
+      <w:pPr>
+        <w:pStyle w:val="Heading3"/>
+      </w:pPr>
+      <w:r>
+        <w:t>03. Follow the evidence</w:t>
+      </w:r>
+    </w:p>
+    <w:p>
+      <w:pPr>
+        <w:pStyle w:val="Heading3"/>
+      </w:pPr>
+      <w:r>
+        <w:t>04. Change one thing. Trace what follows.</w:t>
+      </w:r>
+    </w:p>
+    <w:p>
+      <w:pPr>
+        <w:pStyle w:val="Heading3"/>
+      </w:pPr>
+      <w:r>
+        <w:t>05. Connect the explanation to its limit</w:t>
+      </w:r>
+    </w:p>
+    <w:p>
+      <w:pPr>
+        <w:pStyle w:val="Heading3"/>
+      </w:pPr>
+      <w:r>
+        <w:t>06. Make the idea visible in your project</w:t>
       </w:r>
     </w:p>
     <w:sectPr>
